--- a/docs/report/COT4400_Report.docx
+++ b/docs/report/COT4400_Report.docx
@@ -100,31 +100,20 @@
         <w:spacing w:after="80"/>
         <w:jc w:val="center"/>
       </w:pPr>
-      <w:proofErr w:type="spellStart"/>
       <w:r>
         <w:rPr>
           <w:sz w:val="24"/>
           <w:szCs w:val="24"/>
         </w:rPr>
-        <w:t>Seyoung</w:t>
-      </w:r>
-      <w:proofErr w:type="spellEnd"/>
+        <w:t xml:space="preserve">Seyoung </w:t>
+      </w:r>
       <w:r>
         <w:rPr>
           <w:sz w:val="24"/>
           <w:szCs w:val="24"/>
         </w:rPr>
-        <w:t xml:space="preserve"> </w:t>
-      </w:r>
-      <w:proofErr w:type="gramStart"/>
-      <w:r>
-        <w:rPr>
-          <w:sz w:val="24"/>
-          <w:szCs w:val="24"/>
-        </w:rPr>
-        <w:t>Kan  –</w:t>
-      </w:r>
-      <w:proofErr w:type="gramEnd"/>
+        <w:t>Kan –</w:t>
+      </w:r>
       <w:r>
         <w:rPr>
           <w:sz w:val="24"/>
@@ -145,15 +134,13 @@
         </w:rPr>
         <w:t xml:space="preserve">Kaushik </w:t>
       </w:r>
-      <w:proofErr w:type="gramStart"/>
       <w:r>
         <w:rPr>
           <w:sz w:val="24"/>
           <w:szCs w:val="24"/>
         </w:rPr>
-        <w:t>Selvakumar  –</w:t>
-      </w:r>
-      <w:proofErr w:type="gramEnd"/>
+        <w:t>Selvakumar –</w:t>
+      </w:r>
       <w:r>
         <w:rPr>
           <w:sz w:val="24"/>
@@ -344,21 +331,12 @@
             </w:tcMar>
           </w:tcPr>
           <w:p>
-            <w:proofErr w:type="spellStart"/>
-            <w:r>
-              <w:rPr>
-                <w:sz w:val="20"/>
-                <w:szCs w:val="20"/>
-              </w:rPr>
-              <w:t>Seyoung</w:t>
-            </w:r>
-            <w:proofErr w:type="spellEnd"/>
-            <w:r>
-              <w:rPr>
-                <w:sz w:val="20"/>
-                <w:szCs w:val="20"/>
-              </w:rPr>
-              <w:t xml:space="preserve"> Kan</w:t>
+            <w:r>
+              <w:rPr>
+                <w:sz w:val="20"/>
+                <w:szCs w:val="20"/>
+              </w:rPr>
+              <w:t>Seyoung Kan</w:t>
             </w:r>
           </w:p>
         </w:tc>
@@ -527,35 +505,21 @@
       </w:r>
     </w:p>
     <w:p>
-      <w:pPr>
-        <w:spacing w:after="120"/>
-      </w:pPr>
-      <w:r>
-        <w:t>The internet is one of humanity's most complex engineering feats — a global network of interconnected routers that must route billions of packets per second to their correct destinations. At the heart of this system lies a fundamental algorithmic problem: given a network of routers with variable link latencies, how do we find the most efficient path from any source to any destination?</w:t>
-      </w:r>
-    </w:p>
-    <w:p>
-      <w:pPr>
-        <w:spacing w:after="120"/>
-      </w:pPr>
-    </w:p>
-    <w:p>
-      <w:pPr>
-        <w:spacing w:after="120"/>
-      </w:pPr>
-      <w:r>
-        <w:t xml:space="preserve">This project models an internet router network as a directed, weighted graph and applies five core graph algorithms to analyze network efficiency, reachability, and structure. The algorithms studied </w:t>
-      </w:r>
-      <w:proofErr w:type="gramStart"/>
-      <w:r>
-        <w:t>are:</w:t>
-      </w:r>
-      <w:proofErr w:type="gramEnd"/>
-      <w:r>
-        <w:t xml:space="preserve"> Breadth-First Search (BFS), Depth-First Search (DFS), Dijkstra's Shortest Path, Bellman-Ford Shortest Path, and Kruskal's Minimum Spanning Tree (MST). Each algorithm addresses a distinct aspect of network optimization, from hop-count routing to minimum-latency paths and minimum-cost backbone construction.</w:t>
-      </w:r>
-    </w:p>
-    <w:p>
+      <w:r>
+        <w:t>The internet is one of the most complex systems we rely on today. Behind the scenes, it’s just a massive network of routers constantly deciding how to send data from one place to another as efficiently as possible.</w:t>
+      </w:r>
+    </w:p>
+    <w:p/>
+    <w:p>
+      <w:r>
+        <w:t>Every time data is sent, routers need to figure out the best path to take, usually trying to minimize delay. That’s where graph algorithms come in.</w:t>
+      </w:r>
+    </w:p>
+    <w:p/>
+    <w:p>
+      <w:r>
+        <w:t>In this project, we model a router network as a directed, weighted graph and apply core graph algorithms like BFS, DFS, Dijkstra, Bellman-Ford, and Kruskal’s MST. Each one solves a different part of the problem, whether that’s exploring the network, finding the shortest path, or optimizing the overall structure.</w:t>
+      </w:r>
       <w:r>
         <w:br w:type="page"/>
       </w:r>
@@ -579,42 +543,105 @@
     </w:p>
     <w:p>
       <w:pPr>
+        <w:pStyle w:val="Heading2"/>
+        <w:rPr>
+          <w:b w:val="0"/>
+          <w:bCs w:val="0"/>
+          <w:color w:val="auto"/>
+          <w:sz w:val="22"/>
+          <w:szCs w:val="22"/>
+        </w:rPr>
+      </w:pPr>
+      <w:r>
+        <w:rPr>
+          <w:b w:val="0"/>
+          <w:bCs w:val="0"/>
+          <w:color w:val="auto"/>
+          <w:sz w:val="22"/>
+          <w:szCs w:val="22"/>
+        </w:rPr>
+        <w:t xml:space="preserve">The main problem here is </w:t>
+      </w:r>
+      <w:r>
+        <w:rPr>
+          <w:b w:val="0"/>
+          <w:bCs w:val="0"/>
+          <w:color w:val="auto"/>
+          <w:sz w:val="22"/>
+          <w:szCs w:val="22"/>
+        </w:rPr>
+        <w:t>straightforward</w:t>
+      </w:r>
+      <w:r>
+        <w:rPr>
+          <w:b w:val="0"/>
+          <w:bCs w:val="0"/>
+          <w:color w:val="auto"/>
+          <w:sz w:val="22"/>
+          <w:szCs w:val="22"/>
+        </w:rPr>
+        <w:t>: given a network of routers, how do we send data from one router to another in the most efficient way?</w:t>
+      </w:r>
+    </w:p>
+    <w:p>
+      <w:pPr>
+        <w:pStyle w:val="Heading2"/>
+        <w:rPr>
+          <w:b w:val="0"/>
+          <w:bCs w:val="0"/>
+          <w:color w:val="auto"/>
+          <w:sz w:val="22"/>
+          <w:szCs w:val="22"/>
+        </w:rPr>
+      </w:pPr>
+      <w:r>
+        <w:rPr>
+          <w:b w:val="0"/>
+          <w:bCs w:val="0"/>
+          <w:color w:val="auto"/>
+          <w:sz w:val="22"/>
+          <w:szCs w:val="22"/>
+        </w:rPr>
+        <w:t xml:space="preserve">In real networks, bad routing decisions can lead to higher latency, congestion, or even packet loss. </w:t>
+      </w:r>
+      <w:r>
+        <w:rPr>
+          <w:b w:val="0"/>
+          <w:bCs w:val="0"/>
+          <w:color w:val="auto"/>
+          <w:sz w:val="22"/>
+          <w:szCs w:val="22"/>
+        </w:rPr>
+        <w:t>So,</w:t>
+      </w:r>
+      <w:r>
+        <w:rPr>
+          <w:b w:val="0"/>
+          <w:bCs w:val="0"/>
+          <w:color w:val="auto"/>
+          <w:sz w:val="22"/>
+          <w:szCs w:val="22"/>
+        </w:rPr>
+        <w:t xml:space="preserve"> this isn’t just theoretical — this is exactly what real protocols like OSPF and BGP are solving.</w:t>
+      </w:r>
+    </w:p>
+    <w:p>
+      <w:pPr>
+        <w:pStyle w:val="Heading2"/>
+      </w:pPr>
+      <w:r>
+        <w:t>2.2 Graph Representation</w:t>
+      </w:r>
+    </w:p>
+    <w:p>
+      <w:pPr>
         <w:spacing w:after="120"/>
       </w:pPr>
       <w:r>
-        <w:t xml:space="preserve">The problem is internet packet </w:t>
-      </w:r>
-      <w:proofErr w:type="gramStart"/>
-      <w:r>
-        <w:t>routing:</w:t>
-      </w:r>
-      <w:proofErr w:type="gramEnd"/>
-      <w:r>
-        <w:t xml:space="preserve"> given a network of routers, find the </w:t>
-      </w:r>
-      <w:proofErr w:type="gramStart"/>
-      <w:r>
-        <w:t>lowest-latency</w:t>
-      </w:r>
-      <w:proofErr w:type="gramEnd"/>
-      <w:r>
-        <w:t xml:space="preserve"> path from a source router (e.g., a user's gateway) to a destination router (e.g., a web server). In real ISP networks, every router must compute next-hop decisions to forward packets efficiently. Poor routing decisions lead to congestion, high latency, and packet loss.</w:t>
-      </w:r>
-    </w:p>
-    <w:p>
-      <w:pPr>
-        <w:pStyle w:val="Heading2"/>
-      </w:pPr>
-      <w:r>
-        <w:t>2.2 Graph Representation</w:t>
-      </w:r>
-    </w:p>
-    <w:p>
-      <w:pPr>
-        <w:spacing w:after="120"/>
-      </w:pPr>
-      <w:r>
-        <w:t>We model the network as a directed, weighted graph G = (V, E) where:</w:t>
+        <w:t>We model the router network as a graph</w:t>
+      </w:r>
+      <w:r>
+        <w:t>:</w:t>
       </w:r>
     </w:p>
     <w:p>
@@ -627,7 +654,14 @@
         <w:spacing w:after="60"/>
       </w:pPr>
       <w:r>
-        <w:t>Vertices (V = 20): Each vertex represents a physical internet router. Routers are organized into five logical layers: Core, Distribution, Edge, ISP/CDN, Firewall, and Access layers — mirroring real hierarchical internet architecture.</w:t>
+        <w:rPr>
+          <w:b/>
+          <w:bCs/>
+        </w:rPr>
+        <w:t>Vertices (20 total):</w:t>
+      </w:r>
+      <w:r>
+        <w:t xml:space="preserve"> each one represents a router (R0–R19)</w:t>
       </w:r>
     </w:p>
     <w:p>
@@ -640,7 +674,61 @@
         <w:spacing w:after="60"/>
       </w:pPr>
       <w:r>
-        <w:t>Edges (E = 31 directed links): Each directed edge (u → v, w) represents a physical fiber-optic or Ethernet link from router u to router v with latency weight w measured in milliseconds. Directionality captures asymmetric routing (common in real networks).</w:t>
+        <w:rPr>
+          <w:b/>
+          <w:bCs/>
+        </w:rPr>
+        <w:t>Edges (33 total):</w:t>
+      </w:r>
+      <w:r>
+        <w:t xml:space="preserve"> each one represents a directed connection between routers</w:t>
+      </w:r>
+    </w:p>
+    <w:p>
+      <w:pPr>
+        <w:pStyle w:val="ListParagraph"/>
+        <w:numPr>
+          <w:ilvl w:val="0"/>
+          <w:numId w:val="2"/>
+        </w:numPr>
+        <w:spacing w:after="120"/>
+      </w:pPr>
+      <w:r>
+        <w:rPr>
+          <w:b/>
+          <w:bCs/>
+        </w:rPr>
+        <w:t>Weights:</w:t>
+      </w:r>
+      <w:r>
+        <w:t xml:space="preserve"> represent latency in milliseconds</w:t>
+      </w:r>
+    </w:p>
+    <w:p>
+      <w:pPr>
+        <w:spacing w:after="120"/>
+      </w:pPr>
+      <w:r>
+        <w:t>So basically:</w:t>
+      </w:r>
+    </w:p>
+    <w:p>
+      <w:pPr>
+        <w:spacing w:after="120"/>
+      </w:pPr>
+      <w:r>
+        <w:tab/>
+      </w:r>
+      <w:r>
+        <w:t>G = (V, E)</w:t>
+      </w:r>
+    </w:p>
+    <w:p>
+      <w:pPr>
+        <w:spacing w:after="120"/>
+      </w:pPr>
+      <w:r>
+        <w:t>Where:</w:t>
       </w:r>
     </w:p>
     <w:p>
@@ -653,15 +741,72 @@
         <w:spacing w:after="60"/>
       </w:pPr>
       <w:r>
-        <w:t>Graph Type: Directed (</w:t>
-      </w:r>
-      <w:proofErr w:type="gramStart"/>
-      <w:r>
-        <w:t>digraph) —</w:t>
-      </w:r>
-      <w:proofErr w:type="gramEnd"/>
-      <w:r>
-        <w:t xml:space="preserve"> packets travel along specific directional links. Weighted — edge weights represent real-world latency in milliseconds.</w:t>
+        <w:t>The</w:t>
+      </w:r>
+      <w:r>
+        <w:t xml:space="preserve"> graph is </w:t>
+      </w:r>
+      <w:r>
+        <w:rPr>
+          <w:b/>
+          <w:bCs/>
+        </w:rPr>
+        <w:t>directed</w:t>
+      </w:r>
+      <w:r>
+        <w:t xml:space="preserve"> (since routing isn’t always symmetric)</w:t>
+      </w:r>
+    </w:p>
+    <w:p>
+      <w:pPr>
+        <w:pStyle w:val="ListParagraph"/>
+        <w:numPr>
+          <w:ilvl w:val="0"/>
+          <w:numId w:val="2"/>
+        </w:numPr>
+        <w:spacing w:after="60"/>
+      </w:pPr>
+      <w:r>
+        <w:t>T</w:t>
+      </w:r>
+      <w:r>
+        <w:t xml:space="preserve">he graph is </w:t>
+      </w:r>
+      <w:r>
+        <w:rPr>
+          <w:b/>
+          <w:bCs/>
+        </w:rPr>
+        <w:t>weighted</w:t>
+      </w:r>
+      <w:r>
+        <w:t xml:space="preserve"> (since links have different delays)</w:t>
+      </w:r>
+    </w:p>
+    <w:p>
+      <w:pPr>
+        <w:pStyle w:val="ListParagraph"/>
+        <w:numPr>
+          <w:ilvl w:val="0"/>
+          <w:numId w:val="2"/>
+        </w:numPr>
+        <w:spacing w:after="120"/>
+      </w:pPr>
+      <w:r>
+        <w:t>A</w:t>
+      </w:r>
+      <w:r>
+        <w:t xml:space="preserve">nd we assume </w:t>
+      </w:r>
+      <w:r>
+        <w:rPr>
+          <w:b/>
+          <w:bCs/>
+        </w:rPr>
+        <w:t>no negative weights</w:t>
+      </w:r>
+      <w:r>
+        <w:t xml:space="preserve"> (since latency can’t be negative)</w:t>
       </w:r>
     </w:p>
     <w:p>
@@ -1351,50 +1496,68 @@
         <w:spacing w:after="120"/>
       </w:pPr>
       <w:r>
-        <w:t xml:space="preserve">We constructed a synthetic dataset with 20 routers and 31 directed edges, designed to realistically represent a hierarchical internet topology. Edge weights (latencies in </w:t>
-      </w:r>
-      <w:proofErr w:type="spellStart"/>
-      <w:r>
-        <w:t>ms</w:t>
-      </w:r>
-      <w:proofErr w:type="spellEnd"/>
-      <w:r>
-        <w:t xml:space="preserve">) were assigned based on typical real-world values: core-to-core links are 2–7 </w:t>
-      </w:r>
-      <w:proofErr w:type="spellStart"/>
-      <w:r>
-        <w:t>ms</w:t>
-      </w:r>
-      <w:proofErr w:type="spellEnd"/>
-      <w:r>
-        <w:t xml:space="preserve">, distribution links are 8–12 </w:t>
-      </w:r>
-      <w:proofErr w:type="spellStart"/>
-      <w:r>
-        <w:t>ms</w:t>
-      </w:r>
-      <w:proofErr w:type="spellEnd"/>
-      <w:r>
-        <w:t xml:space="preserve">, edge/ISP links are 14–22 </w:t>
-      </w:r>
-      <w:proofErr w:type="spellStart"/>
-      <w:r>
-        <w:t>ms</w:t>
-      </w:r>
-      <w:proofErr w:type="spellEnd"/>
-      <w:r>
-        <w:t xml:space="preserve">, and access links are 2–6 </w:t>
-      </w:r>
-      <w:proofErr w:type="spellStart"/>
-      <w:r>
-        <w:t>ms.</w:t>
-      </w:r>
-      <w:proofErr w:type="spellEnd"/>
-    </w:p>
-    <w:p>
-      <w:pPr>
-        <w:spacing w:after="120"/>
-      </w:pPr>
+        <w:t>We built a synthetic dataset with:</w:t>
+      </w:r>
+    </w:p>
+    <w:p>
+      <w:pPr>
+        <w:pStyle w:val="ListParagraph"/>
+        <w:numPr>
+          <w:ilvl w:val="0"/>
+          <w:numId w:val="2"/>
+        </w:numPr>
+        <w:spacing w:after="60"/>
+        <w:rPr>
+          <w:b/>
+          <w:bCs/>
+        </w:rPr>
+      </w:pPr>
+      <w:r>
+        <w:rPr>
+          <w:b/>
+          <w:bCs/>
+        </w:rPr>
+        <w:t>20 routers</w:t>
+      </w:r>
+    </w:p>
+    <w:p>
+      <w:pPr>
+        <w:pStyle w:val="ListParagraph"/>
+        <w:numPr>
+          <w:ilvl w:val="0"/>
+          <w:numId w:val="2"/>
+        </w:numPr>
+        <w:spacing w:after="60"/>
+        <w:rPr>
+          <w:b/>
+          <w:bCs/>
+        </w:rPr>
+      </w:pPr>
+      <w:r>
+        <w:rPr>
+          <w:b/>
+          <w:bCs/>
+        </w:rPr>
+        <w:t>33 directed edges</w:t>
+      </w:r>
+    </w:p>
+    <w:p>
+      <w:pPr>
+        <w:spacing w:after="60"/>
+        <w:ind w:left="360"/>
+        <w:rPr>
+          <w:b/>
+          <w:bCs/>
+        </w:rPr>
+      </w:pPr>
+    </w:p>
+    <w:p>
+      <w:pPr>
+        <w:spacing w:after="60"/>
+      </w:pPr>
+      <w:r>
+        <w:t>The weights were chosen to represent realistic latency differences across the network</w:t>
+      </w:r>
     </w:p>
     <w:p>
       <w:pPr>
@@ -1607,7 +1770,6 @@
             </w:tcMar>
           </w:tcPr>
           <w:p>
-            <w:proofErr w:type="spellStart"/>
             <w:r>
               <w:rPr>
                 <w:sz w:val="20"/>
@@ -1615,7 +1777,6 @@
               </w:rPr>
               <w:t>CoreA</w:t>
             </w:r>
-            <w:proofErr w:type="spellEnd"/>
           </w:p>
         </w:tc>
         <w:tc>
@@ -1725,7 +1886,6 @@
             </w:tcMar>
           </w:tcPr>
           <w:p>
-            <w:proofErr w:type="spellStart"/>
             <w:r>
               <w:rPr>
                 <w:sz w:val="20"/>
@@ -1733,7 +1893,6 @@
               </w:rPr>
               <w:t>CoreB</w:t>
             </w:r>
-            <w:proofErr w:type="spellEnd"/>
           </w:p>
         </w:tc>
         <w:tc>
@@ -1902,33 +2061,8 @@
                 <w:sz w:val="20"/>
                 <w:szCs w:val="20"/>
               </w:rPr>
-              <w:t xml:space="preserve">Aggregates </w:t>
-            </w:r>
-            <w:proofErr w:type="spellStart"/>
-            <w:r>
-              <w:rPr>
-                <w:sz w:val="20"/>
-                <w:szCs w:val="20"/>
-              </w:rPr>
-              <w:t>EdgeA</w:t>
-            </w:r>
-            <w:proofErr w:type="spellEnd"/>
-            <w:r>
-              <w:rPr>
-                <w:sz w:val="20"/>
-                <w:szCs w:val="20"/>
-              </w:rPr>
-              <w:t xml:space="preserve"> and </w:t>
-            </w:r>
-            <w:proofErr w:type="spellStart"/>
-            <w:r>
-              <w:rPr>
-                <w:sz w:val="20"/>
-                <w:szCs w:val="20"/>
-              </w:rPr>
-              <w:t>EdgeB</w:t>
-            </w:r>
-            <w:proofErr w:type="spellEnd"/>
+              <w:t>Aggregates EdgeA and EdgeB</w:t>
+            </w:r>
           </w:p>
         </w:tc>
       </w:tr>
@@ -2043,33 +2177,8 @@
                 <w:sz w:val="20"/>
                 <w:szCs w:val="20"/>
               </w:rPr>
-              <w:t xml:space="preserve">Aggregates </w:t>
-            </w:r>
-            <w:proofErr w:type="spellStart"/>
-            <w:r>
-              <w:rPr>
-                <w:sz w:val="20"/>
-                <w:szCs w:val="20"/>
-              </w:rPr>
-              <w:t>EdgeC</w:t>
-            </w:r>
-            <w:proofErr w:type="spellEnd"/>
-            <w:r>
-              <w:rPr>
-                <w:sz w:val="20"/>
-                <w:szCs w:val="20"/>
-              </w:rPr>
-              <w:t xml:space="preserve"> and </w:t>
-            </w:r>
-            <w:proofErr w:type="spellStart"/>
-            <w:r>
-              <w:rPr>
-                <w:sz w:val="20"/>
-                <w:szCs w:val="20"/>
-              </w:rPr>
-              <w:t>EdgeD</w:t>
-            </w:r>
-            <w:proofErr w:type="spellEnd"/>
+              <w:t>Aggregates EdgeC and EdgeD</w:t>
+            </w:r>
           </w:p>
         </w:tc>
       </w:tr>
@@ -2125,7 +2234,6 @@
             </w:tcMar>
           </w:tcPr>
           <w:p>
-            <w:proofErr w:type="spellStart"/>
             <w:r>
               <w:rPr>
                 <w:sz w:val="20"/>
@@ -2133,7 +2241,6 @@
               </w:rPr>
               <w:t>DistC</w:t>
             </w:r>
-            <w:proofErr w:type="spellEnd"/>
           </w:p>
         </w:tc>
         <w:tc>
@@ -2186,33 +2293,8 @@
                 <w:sz w:val="20"/>
                 <w:szCs w:val="20"/>
               </w:rPr>
-              <w:t xml:space="preserve">Aggregates </w:t>
-            </w:r>
-            <w:proofErr w:type="spellStart"/>
-            <w:r>
-              <w:rPr>
-                <w:sz w:val="20"/>
-                <w:szCs w:val="20"/>
-              </w:rPr>
-              <w:t>EdgeB</w:t>
-            </w:r>
-            <w:proofErr w:type="spellEnd"/>
-            <w:r>
-              <w:rPr>
-                <w:sz w:val="20"/>
-                <w:szCs w:val="20"/>
-              </w:rPr>
-              <w:t xml:space="preserve"> and </w:t>
-            </w:r>
-            <w:proofErr w:type="spellStart"/>
-            <w:r>
-              <w:rPr>
-                <w:sz w:val="20"/>
-                <w:szCs w:val="20"/>
-              </w:rPr>
-              <w:t>EdgeE</w:t>
-            </w:r>
-            <w:proofErr w:type="spellEnd"/>
+              <w:t>Aggregates EdgeB and EdgeE</w:t>
+            </w:r>
           </w:p>
         </w:tc>
       </w:tr>
@@ -2268,7 +2350,6 @@
             </w:tcMar>
           </w:tcPr>
           <w:p>
-            <w:proofErr w:type="spellStart"/>
             <w:r>
               <w:rPr>
                 <w:sz w:val="20"/>
@@ -2276,7 +2357,6 @@
               </w:rPr>
               <w:t>EdgeA</w:t>
             </w:r>
-            <w:proofErr w:type="spellEnd"/>
           </w:p>
         </w:tc>
         <w:tc>
@@ -2386,7 +2466,6 @@
             </w:tcMar>
           </w:tcPr>
           <w:p>
-            <w:proofErr w:type="spellStart"/>
             <w:r>
               <w:rPr>
                 <w:sz w:val="20"/>
@@ -2394,7 +2473,6 @@
               </w:rPr>
               <w:t>EdgeB</w:t>
             </w:r>
-            <w:proofErr w:type="spellEnd"/>
           </w:p>
         </w:tc>
         <w:tc>
@@ -2504,7 +2582,6 @@
             </w:tcMar>
           </w:tcPr>
           <w:p>
-            <w:proofErr w:type="spellStart"/>
             <w:r>
               <w:rPr>
                 <w:sz w:val="20"/>
@@ -2512,7 +2589,6 @@
               </w:rPr>
               <w:t>EdgeC</w:t>
             </w:r>
-            <w:proofErr w:type="spellEnd"/>
           </w:p>
         </w:tc>
         <w:tc>
@@ -2622,7 +2698,6 @@
             </w:tcMar>
           </w:tcPr>
           <w:p>
-            <w:proofErr w:type="spellStart"/>
             <w:r>
               <w:rPr>
                 <w:sz w:val="20"/>
@@ -2630,7 +2705,6 @@
               </w:rPr>
               <w:t>EdgeD</w:t>
             </w:r>
-            <w:proofErr w:type="spellEnd"/>
           </w:p>
         </w:tc>
         <w:tc>
@@ -2740,7 +2814,6 @@
             </w:tcMar>
           </w:tcPr>
           <w:p>
-            <w:proofErr w:type="spellStart"/>
             <w:r>
               <w:rPr>
                 <w:sz w:val="20"/>
@@ -2748,7 +2821,6 @@
               </w:rPr>
               <w:t>EdgeE</w:t>
             </w:r>
-            <w:proofErr w:type="spellEnd"/>
           </w:p>
         </w:tc>
         <w:tc>
@@ -3381,33 +3453,8 @@
                 <w:sz w:val="20"/>
                 <w:szCs w:val="20"/>
               </w:rPr>
-              <w:t xml:space="preserve">Protects </w:t>
-            </w:r>
-            <w:proofErr w:type="spellStart"/>
-            <w:r>
-              <w:rPr>
-                <w:sz w:val="20"/>
-                <w:szCs w:val="20"/>
-              </w:rPr>
-              <w:t>AccessA</w:t>
-            </w:r>
-            <w:proofErr w:type="spellEnd"/>
-            <w:r>
-              <w:rPr>
-                <w:sz w:val="20"/>
-                <w:szCs w:val="20"/>
-              </w:rPr>
-              <w:t xml:space="preserve"> and </w:t>
-            </w:r>
-            <w:proofErr w:type="spellStart"/>
-            <w:r>
-              <w:rPr>
-                <w:sz w:val="20"/>
-                <w:szCs w:val="20"/>
-              </w:rPr>
-              <w:t>AccessB</w:t>
-            </w:r>
-            <w:proofErr w:type="spellEnd"/>
+              <w:t>Protects AccessA and AccessB</w:t>
+            </w:r>
           </w:p>
         </w:tc>
       </w:tr>
@@ -3522,33 +3569,8 @@
                 <w:sz w:val="20"/>
                 <w:szCs w:val="20"/>
               </w:rPr>
-              <w:t xml:space="preserve">Protects </w:t>
-            </w:r>
-            <w:proofErr w:type="spellStart"/>
-            <w:r>
-              <w:rPr>
-                <w:sz w:val="20"/>
-                <w:szCs w:val="20"/>
-              </w:rPr>
-              <w:t>AccessC</w:t>
-            </w:r>
-            <w:proofErr w:type="spellEnd"/>
-            <w:r>
-              <w:rPr>
-                <w:sz w:val="20"/>
-                <w:szCs w:val="20"/>
-              </w:rPr>
-              <w:t xml:space="preserve"> and </w:t>
-            </w:r>
-            <w:proofErr w:type="spellStart"/>
-            <w:r>
-              <w:rPr>
-                <w:sz w:val="20"/>
-                <w:szCs w:val="20"/>
-              </w:rPr>
-              <w:t>AccessD</w:t>
-            </w:r>
-            <w:proofErr w:type="spellEnd"/>
+              <w:t>Protects AccessC and AccessD</w:t>
+            </w:r>
           </w:p>
         </w:tc>
       </w:tr>
@@ -3604,7 +3626,6 @@
             </w:tcMar>
           </w:tcPr>
           <w:p>
-            <w:proofErr w:type="spellStart"/>
             <w:r>
               <w:rPr>
                 <w:sz w:val="20"/>
@@ -3612,7 +3633,6 @@
               </w:rPr>
               <w:t>AccessA</w:t>
             </w:r>
-            <w:proofErr w:type="spellEnd"/>
           </w:p>
         </w:tc>
         <w:tc>
@@ -3722,7 +3742,6 @@
             </w:tcMar>
           </w:tcPr>
           <w:p>
-            <w:proofErr w:type="spellStart"/>
             <w:r>
               <w:rPr>
                 <w:sz w:val="20"/>
@@ -3730,7 +3749,6 @@
               </w:rPr>
               <w:t>AccessB</w:t>
             </w:r>
-            <w:proofErr w:type="spellEnd"/>
           </w:p>
         </w:tc>
         <w:tc>
@@ -3840,7 +3858,6 @@
             </w:tcMar>
           </w:tcPr>
           <w:p>
-            <w:proofErr w:type="spellStart"/>
             <w:r>
               <w:rPr>
                 <w:sz w:val="20"/>
@@ -3848,7 +3865,6 @@
               </w:rPr>
               <w:t>AccessC</w:t>
             </w:r>
-            <w:proofErr w:type="spellEnd"/>
           </w:p>
         </w:tc>
         <w:tc>
@@ -3958,7 +3974,6 @@
             </w:tcMar>
           </w:tcPr>
           <w:p>
-            <w:proofErr w:type="spellStart"/>
             <w:r>
               <w:rPr>
                 <w:sz w:val="20"/>
@@ -3966,7 +3981,6 @@
               </w:rPr>
               <w:t>AccessD</w:t>
             </w:r>
-            <w:proofErr w:type="spellEnd"/>
           </w:p>
         </w:tc>
         <w:tc>
@@ -4036,6 +4050,65 @@
       </w:pPr>
       <w:r>
         <w:t>3.2 Key Edge Connections (sample)</w:t>
+      </w:r>
+    </w:p>
+    <w:p>
+      <w:pPr>
+        <w:spacing w:before="120" w:after="60"/>
+        <w:jc w:val="center"/>
+      </w:pPr>
+      <w:r>
+        <w:rPr>
+          <w:b/>
+          <w:color w:val="FFFFFF"/>
+          <w:sz w:val="20"/>
+          <w:szCs w:val="20"/>
+        </w:rPr>
+        <w:t xml:space="preserve">  [IMAGE PLACEHOLDER]  </w:t>
+      </w:r>
+    </w:p>
+    <w:p>
+      <w:pPr>
+        <w:spacing w:after="60"/>
+        <w:jc w:val="center"/>
+      </w:pPr>
+      <w:r>
+        <w:rPr>
+          <w:b/>
+          <w:sz w:val="20"/>
+          <w:szCs w:val="20"/>
+        </w:rPr>
+        <w:t>Screenshot: SECTION 1: Graph Adjacency List</w:t>
+      </w:r>
+    </w:p>
+    <w:p>
+      <w:pPr>
+        <w:spacing w:after="60"/>
+        <w:jc w:val="center"/>
+      </w:pPr>
+      <w:r>
+        <w:rPr>
+          <w:i/>
+          <w:color w:val="595959"/>
+          <w:sz w:val="18"/>
+          <w:szCs w:val="18"/>
+        </w:rPr>
+        <w:t>Source: results/experimental_results.md or terminal output</w:t>
+      </w:r>
+    </w:p>
+    <w:p>
+      <w:pPr>
+        <w:spacing w:after="120"/>
+        <w:jc w:val="center"/>
+      </w:pPr>
+      <w:r>
+        <w:rPr>
+          <w:color w:val="595959"/>
+          <w:sz w:val="18"/>
+          <w:szCs w:val="18"/>
+        </w:rPr>
+        <w:lastRenderedPageBreak/>
+        <w:t>Run: make &amp;&amp; ./program_name — then screenshot SECTION 1: Graph Adjacency List</w:t>
       </w:r>
     </w:p>
     <w:tbl>
@@ -4154,29 +4227,7 @@
                 <w:sz w:val="20"/>
                 <w:szCs w:val="20"/>
               </w:rPr>
-              <w:t>Weight (</w:t>
-            </w:r>
-            <w:proofErr w:type="spellStart"/>
-            <w:r>
-              <w:rPr>
-                <w:b/>
-                <w:bCs/>
-                <w:color w:val="FFFFFF"/>
-                <w:sz w:val="20"/>
-                <w:szCs w:val="20"/>
-              </w:rPr>
-              <w:t>ms</w:t>
-            </w:r>
-            <w:proofErr w:type="spellEnd"/>
-            <w:r>
-              <w:rPr>
-                <w:b/>
-                <w:bCs/>
-                <w:color w:val="FFFFFF"/>
-                <w:sz w:val="20"/>
-                <w:szCs w:val="20"/>
-              </w:rPr>
-              <w:t>)</w:t>
+              <w:t>Weight (ms)</w:t>
             </w:r>
           </w:p>
         </w:tc>
@@ -4241,7 +4292,7 @@
                 <w:sz w:val="20"/>
                 <w:szCs w:val="20"/>
               </w:rPr>
-              <w:t>R0-CoreA</w:t>
+              <w:t>R0</w:t>
             </w:r>
           </w:p>
         </w:tc>
@@ -4268,7 +4319,7 @@
                 <w:sz w:val="20"/>
                 <w:szCs w:val="20"/>
               </w:rPr>
-              <w:t>R1-CoreB</w:t>
+              <w:t>R1</w:t>
             </w:r>
           </w:p>
         </w:tc>
@@ -4322,7 +4373,7 @@
                 <w:sz w:val="20"/>
                 <w:szCs w:val="20"/>
               </w:rPr>
-              <w:t>Core backbone</w:t>
+              <w:t>Core → Core</w:t>
             </w:r>
           </w:p>
         </w:tc>
@@ -4357,7 +4408,7 @@
                 <w:sz w:val="20"/>
                 <w:szCs w:val="20"/>
               </w:rPr>
-              <w:t>R0-CoreA</w:t>
+              <w:t>R0</w:t>
             </w:r>
           </w:p>
         </w:tc>
@@ -4384,7 +4435,7 @@
                 <w:sz w:val="20"/>
                 <w:szCs w:val="20"/>
               </w:rPr>
-              <w:t>R2-DistA</w:t>
+              <w:t>R2</w:t>
             </w:r>
           </w:p>
         </w:tc>
@@ -4473,8 +4524,7 @@
                 <w:sz w:val="20"/>
                 <w:szCs w:val="20"/>
               </w:rPr>
-              <w:lastRenderedPageBreak/>
-              <w:t>R2-DistA</w:t>
+              <w:t>R2</w:t>
             </w:r>
           </w:p>
         </w:tc>
@@ -4501,7 +4551,7 @@
                 <w:sz w:val="20"/>
                 <w:szCs w:val="20"/>
               </w:rPr>
-              <w:t>R5-EdgeA</w:t>
+              <w:t>R5</w:t>
             </w:r>
           </w:p>
         </w:tc>
@@ -4590,7 +4640,7 @@
                 <w:sz w:val="20"/>
                 <w:szCs w:val="20"/>
               </w:rPr>
-              <w:t>R5-EdgeA</w:t>
+              <w:t>R5</w:t>
             </w:r>
           </w:p>
         </w:tc>
@@ -4617,7 +4667,7 @@
                 <w:sz w:val="20"/>
                 <w:szCs w:val="20"/>
               </w:rPr>
-              <w:t>R10-ISP1</w:t>
+              <w:t>R10</w:t>
             </w:r>
           </w:p>
         </w:tc>
@@ -4706,7 +4756,7 @@
                 <w:sz w:val="20"/>
                 <w:szCs w:val="20"/>
               </w:rPr>
-              <w:t>R10-ISP1</w:t>
+              <w:t>R10</w:t>
             </w:r>
           </w:p>
         </w:tc>
@@ -4733,7 +4783,7 @@
                 <w:sz w:val="20"/>
                 <w:szCs w:val="20"/>
               </w:rPr>
-              <w:t>R14-FW1</w:t>
+              <w:t>R14</w:t>
             </w:r>
           </w:p>
         </w:tc>
@@ -4822,7 +4872,7 @@
                 <w:sz w:val="20"/>
                 <w:szCs w:val="20"/>
               </w:rPr>
-              <w:t>R14-FW1</w:t>
+              <w:t>R14</w:t>
             </w:r>
           </w:p>
         </w:tc>
@@ -4849,7 +4899,7 @@
                 <w:sz w:val="20"/>
                 <w:szCs w:val="20"/>
               </w:rPr>
-              <w:t>R16-AccessA</w:t>
+              <w:t>R16</w:t>
             </w:r>
           </w:p>
         </w:tc>
@@ -4938,7 +4988,7 @@
                 <w:sz w:val="20"/>
                 <w:szCs w:val="20"/>
               </w:rPr>
-              <w:t>R3-DistB</w:t>
+              <w:t>R3</w:t>
             </w:r>
           </w:p>
         </w:tc>
@@ -4965,7 +5015,7 @@
                 <w:sz w:val="20"/>
                 <w:szCs w:val="20"/>
               </w:rPr>
-              <w:t>R4-DistC</w:t>
+              <w:t>R4</w:t>
             </w:r>
           </w:p>
         </w:tc>
@@ -5052,7 +5102,138 @@
         <w:spacing w:after="120"/>
       </w:pPr>
       <w:r>
-        <w:t>BFS explores all neighbors at depth d before moving to depth d+1, making it ideal for finding the minimum hop-count path between routers — useful in routing protocols that minimize the number of router hops (like RIP).</w:t>
+        <w:t>BFS explores the graph level by level using a queue.</w:t>
+      </w:r>
+    </w:p>
+    <w:p>
+      <w:pPr>
+        <w:numPr>
+          <w:ilvl w:val="0"/>
+          <w:numId w:val="3"/>
+        </w:numPr>
+        <w:spacing w:after="120"/>
+      </w:pPr>
+      <w:r>
+        <w:t xml:space="preserve">Time: </w:t>
+      </w:r>
+      <w:r>
+        <w:rPr>
+          <w:b/>
+          <w:bCs/>
+        </w:rPr>
+        <w:t>O(V + E)</w:t>
+      </w:r>
+      <w:r>
+        <w:t xml:space="preserve"> </w:t>
+      </w:r>
+    </w:p>
+    <w:p>
+      <w:pPr>
+        <w:numPr>
+          <w:ilvl w:val="0"/>
+          <w:numId w:val="3"/>
+        </w:numPr>
+        <w:spacing w:after="120"/>
+      </w:pPr>
+      <w:r>
+        <w:t xml:space="preserve">Space: </w:t>
+      </w:r>
+      <w:r>
+        <w:rPr>
+          <w:b/>
+          <w:bCs/>
+        </w:rPr>
+        <w:t>O(V)</w:t>
+      </w:r>
+    </w:p>
+    <w:p>
+      <w:pPr>
+        <w:spacing w:after="120"/>
+      </w:pPr>
+      <w:r>
+        <w:t>It’s useful for:</w:t>
+      </w:r>
+    </w:p>
+    <w:p>
+      <w:pPr>
+        <w:numPr>
+          <w:ilvl w:val="0"/>
+          <w:numId w:val="4"/>
+        </w:numPr>
+        <w:spacing w:after="120"/>
+      </w:pPr>
+      <w:r>
+        <w:t xml:space="preserve">checking if nodes are reachable </w:t>
+      </w:r>
+    </w:p>
+    <w:p>
+      <w:pPr>
+        <w:numPr>
+          <w:ilvl w:val="0"/>
+          <w:numId w:val="4"/>
+        </w:numPr>
+        <w:spacing w:after="120"/>
+      </w:pPr>
+      <w:r>
+        <w:t xml:space="preserve">finding shortest paths in terms of number of hops </w:t>
+      </w:r>
+    </w:p>
+    <w:p>
+      <w:pPr>
+        <w:spacing w:before="120" w:after="60"/>
+        <w:jc w:val="center"/>
+      </w:pPr>
+      <w:r>
+        <w:rPr>
+          <w:b/>
+          <w:color w:val="FFFFFF"/>
+          <w:sz w:val="20"/>
+          <w:szCs w:val="20"/>
+        </w:rPr>
+        <w:t xml:space="preserve">  [IMAGE PLACEHOLDER]  </w:t>
+      </w:r>
+    </w:p>
+    <w:p>
+      <w:pPr>
+        <w:spacing w:after="60"/>
+        <w:jc w:val="center"/>
+      </w:pPr>
+      <w:r>
+        <w:rPr>
+          <w:b/>
+          <w:sz w:val="20"/>
+          <w:szCs w:val="20"/>
+        </w:rPr>
+        <w:t>Screenshot: SECTION 2 &amp; 3 — BFS and DFS Output</w:t>
+      </w:r>
+    </w:p>
+    <w:p>
+      <w:pPr>
+        <w:spacing w:after="60"/>
+        <w:jc w:val="center"/>
+      </w:pPr>
+      <w:r>
+        <w:rPr>
+          <w:i/>
+          <w:color w:val="595959"/>
+          <w:sz w:val="18"/>
+          <w:szCs w:val="18"/>
+        </w:rPr>
+        <w:t>Source: Terminal output after running main.cpp</w:t>
+      </w:r>
+    </w:p>
+    <w:p>
+      <w:pPr>
+        <w:spacing w:after="120"/>
+        <w:jc w:val="center"/>
+      </w:pPr>
+      <w:r>
+        <w:rPr>
+          <w:color w:val="595959"/>
+          <w:sz w:val="18"/>
+          <w:szCs w:val="18"/>
+        </w:rPr>
+        <w:t>Run program — screenshot SECTION 2: BFS Traversal and SECTION 3: DFS Traversal</w:t>
       </w:r>
     </w:p>
     <w:p>
@@ -5143,23 +5324,23 @@
             </w:tcMar>
           </w:tcPr>
           <w:p>
-            <w:proofErr w:type="gramStart"/>
             <w:r>
               <w:rPr>
                 <w:rFonts w:ascii="Courier New" w:eastAsia="Courier New" w:hAnsi="Courier New" w:cs="Courier New"/>
                 <w:sz w:val="18"/>
                 <w:szCs w:val="18"/>
               </w:rPr>
-              <w:t>BFS(</w:t>
-            </w:r>
-            <w:proofErr w:type="gramEnd"/>
+              <w:t>BFS(Graph G, source s):</w:t>
+            </w:r>
+          </w:p>
+          <w:p>
             <w:r>
               <w:rPr>
                 <w:rFonts w:ascii="Courier New" w:eastAsia="Courier New" w:hAnsi="Courier New" w:cs="Courier New"/>
                 <w:sz w:val="18"/>
                 <w:szCs w:val="18"/>
               </w:rPr>
-              <w:t>Graph G, source s):</w:t>
+              <w:t xml:space="preserve">  dist[v] = -1  for all v in V        // -1 = unvisited</w:t>
             </w:r>
           </w:p>
           <w:p>
@@ -5169,43 +5350,47 @@
                 <w:sz w:val="18"/>
                 <w:szCs w:val="18"/>
               </w:rPr>
-              <w:t xml:space="preserve">  </w:t>
-            </w:r>
-            <w:proofErr w:type="spellStart"/>
+              <w:t xml:space="preserve">  dist[s] = 0</w:t>
+            </w:r>
+          </w:p>
+          <w:p>
             <w:r>
               <w:rPr>
                 <w:rFonts w:ascii="Courier New" w:eastAsia="Courier New" w:hAnsi="Courier New" w:cs="Courier New"/>
                 <w:sz w:val="18"/>
                 <w:szCs w:val="18"/>
               </w:rPr>
-              <w:t>dist</w:t>
-            </w:r>
-            <w:proofErr w:type="spellEnd"/>
+              <w:t xml:space="preserve">  queue Q = {s}</w:t>
+            </w:r>
+          </w:p>
+          <w:p>
             <w:r>
               <w:rPr>
                 <w:rFonts w:ascii="Courier New" w:eastAsia="Courier New" w:hAnsi="Courier New" w:cs="Courier New"/>
                 <w:sz w:val="18"/>
                 <w:szCs w:val="18"/>
               </w:rPr>
-              <w:t>[v] = -</w:t>
-            </w:r>
-            <w:proofErr w:type="gramStart"/>
+              <w:t xml:space="preserve">  while Q is not empty:</w:t>
+            </w:r>
+          </w:p>
+          <w:p>
             <w:r>
               <w:rPr>
                 <w:rFonts w:ascii="Courier New" w:eastAsia="Courier New" w:hAnsi="Courier New" w:cs="Courier New"/>
                 <w:sz w:val="18"/>
                 <w:szCs w:val="18"/>
               </w:rPr>
-              <w:t>1  for</w:t>
-            </w:r>
-            <w:proofErr w:type="gramEnd"/>
+              <w:t xml:space="preserve">    u = dequeue(Q)</w:t>
+            </w:r>
+          </w:p>
+          <w:p>
             <w:r>
               <w:rPr>
                 <w:rFonts w:ascii="Courier New" w:eastAsia="Courier New" w:hAnsi="Courier New" w:cs="Courier New"/>
                 <w:sz w:val="18"/>
                 <w:szCs w:val="18"/>
               </w:rPr>
-              <w:t xml:space="preserve"> all v in V        // -1 = unvisited</w:t>
+              <w:t xml:space="preserve">    for each neighbor v of u:</w:t>
             </w:r>
           </w:p>
           <w:p>
@@ -5215,25 +5400,27 @@
                 <w:sz w:val="18"/>
                 <w:szCs w:val="18"/>
               </w:rPr>
-              <w:t xml:space="preserve">  </w:t>
-            </w:r>
-            <w:proofErr w:type="spellStart"/>
+              <w:t xml:space="preserve">      if dist[v] == -1:</w:t>
+            </w:r>
+          </w:p>
+          <w:p>
             <w:r>
               <w:rPr>
                 <w:rFonts w:ascii="Courier New" w:eastAsia="Courier New" w:hAnsi="Courier New" w:cs="Courier New"/>
                 <w:sz w:val="18"/>
                 <w:szCs w:val="18"/>
               </w:rPr>
-              <w:t>dist</w:t>
-            </w:r>
-            <w:proofErr w:type="spellEnd"/>
+              <w:t xml:space="preserve">        dist[v] = dist[u] + 1</w:t>
+            </w:r>
+          </w:p>
+          <w:p>
             <w:r>
               <w:rPr>
                 <w:rFonts w:ascii="Courier New" w:eastAsia="Courier New" w:hAnsi="Courier New" w:cs="Courier New"/>
                 <w:sz w:val="18"/>
                 <w:szCs w:val="18"/>
               </w:rPr>
-              <w:t>[s] = 0</w:t>
+              <w:t xml:space="preserve">        parent[v] = u</w:t>
             </w:r>
           </w:p>
           <w:p>
@@ -5243,149 +5430,7 @@
                 <w:sz w:val="18"/>
                 <w:szCs w:val="18"/>
               </w:rPr>
-              <w:t xml:space="preserve">  queue Q = {s}</w:t>
-            </w:r>
-          </w:p>
-          <w:p>
-            <w:r>
-              <w:rPr>
-                <w:rFonts w:ascii="Courier New" w:eastAsia="Courier New" w:hAnsi="Courier New" w:cs="Courier New"/>
-                <w:sz w:val="18"/>
-                <w:szCs w:val="18"/>
-              </w:rPr>
-              <w:t xml:space="preserve">  while Q is not empty:</w:t>
-            </w:r>
-          </w:p>
-          <w:p>
-            <w:r>
-              <w:rPr>
-                <w:rFonts w:ascii="Courier New" w:eastAsia="Courier New" w:hAnsi="Courier New" w:cs="Courier New"/>
-                <w:sz w:val="18"/>
-                <w:szCs w:val="18"/>
-              </w:rPr>
-              <w:t xml:space="preserve">    u = dequeue(Q)</w:t>
-            </w:r>
-          </w:p>
-          <w:p>
-            <w:r>
-              <w:rPr>
-                <w:rFonts w:ascii="Courier New" w:eastAsia="Courier New" w:hAnsi="Courier New" w:cs="Courier New"/>
-                <w:sz w:val="18"/>
-                <w:szCs w:val="18"/>
-              </w:rPr>
-              <w:t xml:space="preserve">    for each neighbor v of u:</w:t>
-            </w:r>
-          </w:p>
-          <w:p>
-            <w:r>
-              <w:rPr>
-                <w:rFonts w:ascii="Courier New" w:eastAsia="Courier New" w:hAnsi="Courier New" w:cs="Courier New"/>
-                <w:sz w:val="18"/>
-                <w:szCs w:val="18"/>
-              </w:rPr>
-              <w:t xml:space="preserve">      if </w:t>
-            </w:r>
-            <w:proofErr w:type="spellStart"/>
-            <w:r>
-              <w:rPr>
-                <w:rFonts w:ascii="Courier New" w:eastAsia="Courier New" w:hAnsi="Courier New" w:cs="Courier New"/>
-                <w:sz w:val="18"/>
-                <w:szCs w:val="18"/>
-              </w:rPr>
-              <w:t>dist</w:t>
-            </w:r>
-            <w:proofErr w:type="spellEnd"/>
-            <w:r>
-              <w:rPr>
-                <w:rFonts w:ascii="Courier New" w:eastAsia="Courier New" w:hAnsi="Courier New" w:cs="Courier New"/>
-                <w:sz w:val="18"/>
-                <w:szCs w:val="18"/>
-              </w:rPr>
-              <w:t>[v] == -1:</w:t>
-            </w:r>
-          </w:p>
-          <w:p>
-            <w:r>
-              <w:rPr>
-                <w:rFonts w:ascii="Courier New" w:eastAsia="Courier New" w:hAnsi="Courier New" w:cs="Courier New"/>
-                <w:sz w:val="18"/>
-                <w:szCs w:val="18"/>
-              </w:rPr>
-              <w:t xml:space="preserve">        </w:t>
-            </w:r>
-            <w:proofErr w:type="spellStart"/>
-            <w:r>
-              <w:rPr>
-                <w:rFonts w:ascii="Courier New" w:eastAsia="Courier New" w:hAnsi="Courier New" w:cs="Courier New"/>
-                <w:sz w:val="18"/>
-                <w:szCs w:val="18"/>
-              </w:rPr>
-              <w:t>dist</w:t>
-            </w:r>
-            <w:proofErr w:type="spellEnd"/>
-            <w:r>
-              <w:rPr>
-                <w:rFonts w:ascii="Courier New" w:eastAsia="Courier New" w:hAnsi="Courier New" w:cs="Courier New"/>
-                <w:sz w:val="18"/>
-                <w:szCs w:val="18"/>
-              </w:rPr>
-              <w:t xml:space="preserve">[v] = </w:t>
-            </w:r>
-            <w:proofErr w:type="spellStart"/>
-            <w:r>
-              <w:rPr>
-                <w:rFonts w:ascii="Courier New" w:eastAsia="Courier New" w:hAnsi="Courier New" w:cs="Courier New"/>
-                <w:sz w:val="18"/>
-                <w:szCs w:val="18"/>
-              </w:rPr>
-              <w:t>dist</w:t>
-            </w:r>
-            <w:proofErr w:type="spellEnd"/>
-            <w:r>
-              <w:rPr>
-                <w:rFonts w:ascii="Courier New" w:eastAsia="Courier New" w:hAnsi="Courier New" w:cs="Courier New"/>
-                <w:sz w:val="18"/>
-                <w:szCs w:val="18"/>
-              </w:rPr>
-              <w:t>[u] + 1</w:t>
-            </w:r>
-          </w:p>
-          <w:p>
-            <w:r>
-              <w:rPr>
-                <w:rFonts w:ascii="Courier New" w:eastAsia="Courier New" w:hAnsi="Courier New" w:cs="Courier New"/>
-                <w:sz w:val="18"/>
-                <w:szCs w:val="18"/>
-              </w:rPr>
-              <w:t xml:space="preserve">        parent[v] = u</w:t>
-            </w:r>
-          </w:p>
-          <w:p>
-            <w:r>
-              <w:rPr>
-                <w:rFonts w:ascii="Courier New" w:eastAsia="Courier New" w:hAnsi="Courier New" w:cs="Courier New"/>
-                <w:sz w:val="18"/>
-                <w:szCs w:val="18"/>
-              </w:rPr>
-              <w:t xml:space="preserve">        </w:t>
-            </w:r>
-            <w:proofErr w:type="gramStart"/>
-            <w:r>
-              <w:rPr>
-                <w:rFonts w:ascii="Courier New" w:eastAsia="Courier New" w:hAnsi="Courier New" w:cs="Courier New"/>
-                <w:sz w:val="18"/>
-                <w:szCs w:val="18"/>
-              </w:rPr>
-              <w:t>enqueue(</w:t>
-            </w:r>
-            <w:proofErr w:type="gramEnd"/>
-            <w:r>
-              <w:rPr>
-                <w:rFonts w:ascii="Courier New" w:eastAsia="Courier New" w:hAnsi="Courier New" w:cs="Courier New"/>
-                <w:sz w:val="18"/>
-                <w:szCs w:val="18"/>
-              </w:rPr>
-              <w:t>Q, v)</w:t>
+              <w:t xml:space="preserve">        enqueue(Q, v)</w:t>
             </w:r>
           </w:p>
         </w:tc>
@@ -5409,7 +5454,83 @@
         <w:spacing w:after="120"/>
       </w:pPr>
       <w:r>
-        <w:t>DFS explores as deep as possible along each branch before backtracking. In network contexts, DFS is used for topology discovery, cycle detection, and determining connected components.</w:t>
+        <w:t>DFS goes as deep as possible before backtracking.</w:t>
+      </w:r>
+    </w:p>
+    <w:p>
+      <w:pPr>
+        <w:numPr>
+          <w:ilvl w:val="0"/>
+          <w:numId w:val="5"/>
+        </w:numPr>
+        <w:spacing w:after="120"/>
+      </w:pPr>
+      <w:r>
+        <w:t xml:space="preserve">Time: </w:t>
+      </w:r>
+      <w:r>
+        <w:rPr>
+          <w:b/>
+          <w:bCs/>
+        </w:rPr>
+        <w:t>O(V + E)</w:t>
+      </w:r>
+      <w:r>
+        <w:t xml:space="preserve"> </w:t>
+      </w:r>
+    </w:p>
+    <w:p>
+      <w:pPr>
+        <w:numPr>
+          <w:ilvl w:val="0"/>
+          <w:numId w:val="5"/>
+        </w:numPr>
+        <w:spacing w:after="120"/>
+      </w:pPr>
+      <w:r>
+        <w:t xml:space="preserve">Space: </w:t>
+      </w:r>
+      <w:r>
+        <w:rPr>
+          <w:b/>
+          <w:bCs/>
+        </w:rPr>
+        <w:t>O(V)</w:t>
+      </w:r>
+      <w:r>
+        <w:t xml:space="preserve"> </w:t>
+      </w:r>
+    </w:p>
+    <w:p>
+      <w:pPr>
+        <w:spacing w:after="120"/>
+      </w:pPr>
+      <w:r>
+        <w:t>It’s mainly used for:</w:t>
+      </w:r>
+    </w:p>
+    <w:p>
+      <w:pPr>
+        <w:numPr>
+          <w:ilvl w:val="0"/>
+          <w:numId w:val="6"/>
+        </w:numPr>
+        <w:spacing w:after="120"/>
+      </w:pPr>
+      <w:r>
+        <w:t xml:space="preserve">cycle detection </w:t>
+      </w:r>
+    </w:p>
+    <w:p>
+      <w:pPr>
+        <w:numPr>
+          <w:ilvl w:val="0"/>
+          <w:numId w:val="6"/>
+        </w:numPr>
+        <w:spacing w:after="120"/>
+      </w:pPr>
+      <w:r>
+        <w:t>exploring structure of the graph</w:t>
       </w:r>
     </w:p>
     <w:p>
@@ -5500,23 +5621,23 @@
             </w:tcMar>
           </w:tcPr>
           <w:p>
-            <w:proofErr w:type="gramStart"/>
             <w:r>
               <w:rPr>
                 <w:rFonts w:ascii="Courier New" w:eastAsia="Courier New" w:hAnsi="Courier New" w:cs="Courier New"/>
                 <w:sz w:val="18"/>
                 <w:szCs w:val="18"/>
               </w:rPr>
-              <w:t>DFS(</w:t>
-            </w:r>
-            <w:proofErr w:type="gramEnd"/>
+              <w:t>DFS(Graph G, source s):</w:t>
+            </w:r>
+          </w:p>
+          <w:p>
             <w:r>
               <w:rPr>
                 <w:rFonts w:ascii="Courier New" w:eastAsia="Courier New" w:hAnsi="Courier New" w:cs="Courier New"/>
                 <w:sz w:val="18"/>
                 <w:szCs w:val="18"/>
               </w:rPr>
-              <w:t>Graph G, source s):</w:t>
+              <w:t xml:space="preserve">  visited[v] = false  for all v in V</w:t>
             </w:r>
           </w:p>
           <w:p>
@@ -5526,25 +5647,29 @@
                 <w:sz w:val="18"/>
                 <w:szCs w:val="18"/>
               </w:rPr>
-              <w:t xml:space="preserve">  visited[v] = </w:t>
-            </w:r>
-            <w:proofErr w:type="gramStart"/>
+              <w:t xml:space="preserve">  DFS_Visit(s)</w:t>
+            </w:r>
+          </w:p>
+          <w:p/>
+          <w:p>
             <w:r>
               <w:rPr>
                 <w:rFonts w:ascii="Courier New" w:eastAsia="Courier New" w:hAnsi="Courier New" w:cs="Courier New"/>
                 <w:sz w:val="18"/>
                 <w:szCs w:val="18"/>
               </w:rPr>
-              <w:t>false  for</w:t>
-            </w:r>
-            <w:proofErr w:type="gramEnd"/>
+              <w:t>DFS_Visit(u):</w:t>
+            </w:r>
+          </w:p>
+          <w:p>
             <w:r>
               <w:rPr>
                 <w:rFonts w:ascii="Courier New" w:eastAsia="Courier New" w:hAnsi="Courier New" w:cs="Courier New"/>
                 <w:sz w:val="18"/>
                 <w:szCs w:val="18"/>
               </w:rPr>
-              <w:t xml:space="preserve"> all v in V</w:t>
+              <w:lastRenderedPageBreak/>
+              <w:t xml:space="preserve">  visited[u] = true</w:t>
             </w:r>
           </w:p>
           <w:p>
@@ -5554,114 +5679,37 @@
                 <w:sz w:val="18"/>
                 <w:szCs w:val="18"/>
               </w:rPr>
-              <w:t xml:space="preserve">  </w:t>
-            </w:r>
-            <w:proofErr w:type="spellStart"/>
+              <w:t xml:space="preserve">  for each neighbor v of u:</w:t>
+            </w:r>
+          </w:p>
+          <w:p>
             <w:r>
               <w:rPr>
                 <w:rFonts w:ascii="Courier New" w:eastAsia="Courier New" w:hAnsi="Courier New" w:cs="Courier New"/>
                 <w:sz w:val="18"/>
                 <w:szCs w:val="18"/>
               </w:rPr>
-              <w:t>DFS_Visit</w:t>
-            </w:r>
-            <w:proofErr w:type="spellEnd"/>
+              <w:t xml:space="preserve">    if not visited[v]:</w:t>
+            </w:r>
+          </w:p>
+          <w:p>
             <w:r>
               <w:rPr>
                 <w:rFonts w:ascii="Courier New" w:eastAsia="Courier New" w:hAnsi="Courier New" w:cs="Courier New"/>
                 <w:sz w:val="18"/>
                 <w:szCs w:val="18"/>
               </w:rPr>
-              <w:t>(s)</w:t>
-            </w:r>
-          </w:p>
-          <w:p/>
-          <w:p>
-            <w:proofErr w:type="spellStart"/>
+              <w:t xml:space="preserve">      parent[v] = u</w:t>
+            </w:r>
+          </w:p>
+          <w:p>
             <w:r>
               <w:rPr>
                 <w:rFonts w:ascii="Courier New" w:eastAsia="Courier New" w:hAnsi="Courier New" w:cs="Courier New"/>
                 <w:sz w:val="18"/>
                 <w:szCs w:val="18"/>
               </w:rPr>
-              <w:t>DFS_Visit</w:t>
-            </w:r>
-            <w:proofErr w:type="spellEnd"/>
-            <w:r>
-              <w:rPr>
-                <w:rFonts w:ascii="Courier New" w:eastAsia="Courier New" w:hAnsi="Courier New" w:cs="Courier New"/>
-                <w:sz w:val="18"/>
-                <w:szCs w:val="18"/>
-              </w:rPr>
-              <w:t>(u):</w:t>
-            </w:r>
-          </w:p>
-          <w:p>
-            <w:r>
-              <w:rPr>
-                <w:rFonts w:ascii="Courier New" w:eastAsia="Courier New" w:hAnsi="Courier New" w:cs="Courier New"/>
-                <w:sz w:val="18"/>
-                <w:szCs w:val="18"/>
-              </w:rPr>
-              <w:t xml:space="preserve">  visited[u] = true</w:t>
-            </w:r>
-          </w:p>
-          <w:p>
-            <w:r>
-              <w:rPr>
-                <w:rFonts w:ascii="Courier New" w:eastAsia="Courier New" w:hAnsi="Courier New" w:cs="Courier New"/>
-                <w:sz w:val="18"/>
-                <w:szCs w:val="18"/>
-              </w:rPr>
-              <w:t xml:space="preserve">  for each neighbor v of u:</w:t>
-            </w:r>
-          </w:p>
-          <w:p>
-            <w:r>
-              <w:rPr>
-                <w:rFonts w:ascii="Courier New" w:eastAsia="Courier New" w:hAnsi="Courier New" w:cs="Courier New"/>
-                <w:sz w:val="18"/>
-                <w:szCs w:val="18"/>
-              </w:rPr>
-              <w:t xml:space="preserve">    if not visited[v]:</w:t>
-            </w:r>
-          </w:p>
-          <w:p>
-            <w:r>
-              <w:rPr>
-                <w:rFonts w:ascii="Courier New" w:eastAsia="Courier New" w:hAnsi="Courier New" w:cs="Courier New"/>
-                <w:sz w:val="18"/>
-                <w:szCs w:val="18"/>
-              </w:rPr>
-              <w:t xml:space="preserve">      parent[v] = u</w:t>
-            </w:r>
-          </w:p>
-          <w:p>
-            <w:r>
-              <w:rPr>
-                <w:rFonts w:ascii="Courier New" w:eastAsia="Courier New" w:hAnsi="Courier New" w:cs="Courier New"/>
-                <w:sz w:val="18"/>
-                <w:szCs w:val="18"/>
-              </w:rPr>
-              <w:t xml:space="preserve">      </w:t>
-            </w:r>
-            <w:proofErr w:type="spellStart"/>
-            <w:r>
-              <w:rPr>
-                <w:rFonts w:ascii="Courier New" w:eastAsia="Courier New" w:hAnsi="Courier New" w:cs="Courier New"/>
-                <w:sz w:val="18"/>
-                <w:szCs w:val="18"/>
-              </w:rPr>
-              <w:t>DFS_Visit</w:t>
-            </w:r>
-            <w:proofErr w:type="spellEnd"/>
-            <w:r>
-              <w:rPr>
-                <w:rFonts w:ascii="Courier New" w:eastAsia="Courier New" w:hAnsi="Courier New" w:cs="Courier New"/>
-                <w:sz w:val="18"/>
-                <w:szCs w:val="18"/>
-              </w:rPr>
-              <w:t>(v)</w:t>
+              <w:t xml:space="preserve">      DFS_Visit(v)</w:t>
             </w:r>
           </w:p>
         </w:tc>
@@ -5685,7 +5733,122 @@
         <w:spacing w:after="120"/>
       </w:pPr>
       <w:r>
-        <w:t>Dijkstra's algorithm finds the shortest weighted path from a source to all other vertices using a greedy min-heap approach. It is the most widely used algorithm in real routing protocols (OSPF, IS-IS). It requires non-negative edge weights.</w:t>
+        <w:t>Dijkstra is used to find the shortest path based on weights (latency).</w:t>
+      </w:r>
+    </w:p>
+    <w:p>
+      <w:pPr>
+        <w:numPr>
+          <w:ilvl w:val="0"/>
+          <w:numId w:val="7"/>
+        </w:numPr>
+        <w:spacing w:after="120"/>
+      </w:pPr>
+      <w:r>
+        <w:t xml:space="preserve">Time: </w:t>
+      </w:r>
+      <w:r>
+        <w:rPr>
+          <w:b/>
+          <w:bCs/>
+        </w:rPr>
+        <w:t>O((V + E) log V)</w:t>
+      </w:r>
+      <w:r>
+        <w:t xml:space="preserve"> </w:t>
+      </w:r>
+    </w:p>
+    <w:p>
+      <w:pPr>
+        <w:numPr>
+          <w:ilvl w:val="0"/>
+          <w:numId w:val="7"/>
+        </w:numPr>
+        <w:spacing w:after="120"/>
+      </w:pPr>
+      <w:r>
+        <w:t xml:space="preserve">Space: </w:t>
+      </w:r>
+      <w:r>
+        <w:rPr>
+          <w:b/>
+          <w:bCs/>
+        </w:rPr>
+        <w:t>O(V)</w:t>
+      </w:r>
+      <w:r>
+        <w:t xml:space="preserve"> </w:t>
+      </w:r>
+    </w:p>
+    <w:p>
+      <w:pPr>
+        <w:spacing w:after="120"/>
+      </w:pPr>
+      <w:r>
+        <w:t>It works great as long as there are no negative weights.</w:t>
+      </w:r>
+    </w:p>
+    <w:p>
+      <w:pPr>
+        <w:spacing w:after="120"/>
+      </w:pPr>
+    </w:p>
+    <w:p>
+      <w:pPr>
+        <w:spacing w:before="120" w:after="60"/>
+        <w:jc w:val="center"/>
+      </w:pPr>
+      <w:r>
+        <w:rPr>
+          <w:b/>
+          <w:color w:val="FFFFFF"/>
+          <w:sz w:val="20"/>
+          <w:szCs w:val="20"/>
+        </w:rPr>
+        <w:t xml:space="preserve">  [IMAGE PLACEHOLDER]  </w:t>
+      </w:r>
+    </w:p>
+    <w:p>
+      <w:pPr>
+        <w:spacing w:after="60"/>
+        <w:jc w:val="center"/>
+      </w:pPr>
+      <w:r>
+        <w:rPr>
+          <w:b/>
+          <w:sz w:val="20"/>
+          <w:szCs w:val="20"/>
+        </w:rPr>
+        <w:t>Screenshot: SECTION 4 — Dijkstra Output (highlight R19 | 49ms | R0→R3→R7→R11→R16→R19)</w:t>
+      </w:r>
+    </w:p>
+    <w:p>
+      <w:pPr>
+        <w:spacing w:after="60"/>
+        <w:jc w:val="center"/>
+      </w:pPr>
+      <w:r>
+        <w:rPr>
+          <w:i/>
+          <w:color w:val="595959"/>
+          <w:sz w:val="18"/>
+          <w:szCs w:val="18"/>
+        </w:rPr>
+        <w:t>Source: Terminal output after running main.cpp</w:t>
+      </w:r>
+    </w:p>
+    <w:p>
+      <w:pPr>
+        <w:spacing w:after="120"/>
+        <w:jc w:val="center"/>
+      </w:pPr>
+      <w:r>
+        <w:rPr>
+          <w:color w:val="595959"/>
+          <w:sz w:val="18"/>
+          <w:szCs w:val="18"/>
+        </w:rPr>
+        <w:t>Run program — screenshot SECTION 4: Dijkstra's Shortest Path. Highlight row: R19 | 49ms | R0 -&gt; R3 -&gt; R7 -&gt; R11 -&gt; R16 -&gt; R19</w:t>
       </w:r>
     </w:p>
     <w:p>
@@ -5776,23 +5939,23 @@
             </w:tcMar>
           </w:tcPr>
           <w:p>
-            <w:proofErr w:type="gramStart"/>
             <w:r>
               <w:rPr>
                 <w:rFonts w:ascii="Courier New" w:eastAsia="Courier New" w:hAnsi="Courier New" w:cs="Courier New"/>
                 <w:sz w:val="18"/>
                 <w:szCs w:val="18"/>
               </w:rPr>
-              <w:t>Dijkstra(</w:t>
-            </w:r>
-            <w:proofErr w:type="gramEnd"/>
+              <w:t>Dijkstra(Graph G, source s):</w:t>
+            </w:r>
+          </w:p>
+          <w:p>
             <w:r>
               <w:rPr>
                 <w:rFonts w:ascii="Courier New" w:eastAsia="Courier New" w:hAnsi="Courier New" w:cs="Courier New"/>
                 <w:sz w:val="18"/>
                 <w:szCs w:val="18"/>
               </w:rPr>
-              <w:t>Graph G, source s):</w:t>
+              <w:t xml:space="preserve">  dist[v] = ∞  for all v in V</w:t>
             </w:r>
           </w:p>
           <w:p>
@@ -5802,43 +5965,47 @@
                 <w:sz w:val="18"/>
                 <w:szCs w:val="18"/>
               </w:rPr>
-              <w:t xml:space="preserve">  </w:t>
-            </w:r>
-            <w:proofErr w:type="spellStart"/>
+              <w:t xml:space="preserve">  dist[s] = 0</w:t>
+            </w:r>
+          </w:p>
+          <w:p>
             <w:r>
               <w:rPr>
                 <w:rFonts w:ascii="Courier New" w:eastAsia="Courier New" w:hAnsi="Courier New" w:cs="Courier New"/>
                 <w:sz w:val="18"/>
                 <w:szCs w:val="18"/>
               </w:rPr>
-              <w:t>dist</w:t>
-            </w:r>
-            <w:proofErr w:type="spellEnd"/>
+              <w:t xml:space="preserve">  MinHeap Q = {(0, s)}</w:t>
+            </w:r>
+          </w:p>
+          <w:p>
             <w:r>
               <w:rPr>
                 <w:rFonts w:ascii="Courier New" w:eastAsia="Courier New" w:hAnsi="Courier New" w:cs="Courier New"/>
                 <w:sz w:val="18"/>
                 <w:szCs w:val="18"/>
               </w:rPr>
-              <w:t xml:space="preserve">[v] = </w:t>
-            </w:r>
-            <w:proofErr w:type="gramStart"/>
+              <w:t xml:space="preserve">  while Q is not empty:</w:t>
+            </w:r>
+          </w:p>
+          <w:p>
             <w:r>
               <w:rPr>
                 <w:rFonts w:ascii="Courier New" w:eastAsia="Courier New" w:hAnsi="Courier New" w:cs="Courier New"/>
                 <w:sz w:val="18"/>
                 <w:szCs w:val="18"/>
               </w:rPr>
-              <w:t>∞  for</w:t>
-            </w:r>
-            <w:proofErr w:type="gramEnd"/>
+              <w:t xml:space="preserve">    (d, u) = extract_min(Q)</w:t>
+            </w:r>
+          </w:p>
+          <w:p>
             <w:r>
               <w:rPr>
                 <w:rFonts w:ascii="Courier New" w:eastAsia="Courier New" w:hAnsi="Courier New" w:cs="Courier New"/>
                 <w:sz w:val="18"/>
                 <w:szCs w:val="18"/>
               </w:rPr>
-              <w:t xml:space="preserve"> all v in V</w:t>
+              <w:t xml:space="preserve">    if d &gt; dist[u]: continue          // stale entry</w:t>
             </w:r>
           </w:p>
           <w:p>
@@ -5848,26 +6015,27 @@
                 <w:sz w:val="18"/>
                 <w:szCs w:val="18"/>
               </w:rPr>
-              <w:lastRenderedPageBreak/>
-              <w:t xml:space="preserve">  </w:t>
-            </w:r>
-            <w:proofErr w:type="spellStart"/>
+              <w:t xml:space="preserve">    for each edge (u→v, weight w):</w:t>
+            </w:r>
+          </w:p>
+          <w:p>
             <w:r>
               <w:rPr>
                 <w:rFonts w:ascii="Courier New" w:eastAsia="Courier New" w:hAnsi="Courier New" w:cs="Courier New"/>
                 <w:sz w:val="18"/>
                 <w:szCs w:val="18"/>
               </w:rPr>
-              <w:t>dist</w:t>
-            </w:r>
-            <w:proofErr w:type="spellEnd"/>
+              <w:t xml:space="preserve">      if dist[u] + w &lt; dist[v]:</w:t>
+            </w:r>
+          </w:p>
+          <w:p>
             <w:r>
               <w:rPr>
                 <w:rFonts w:ascii="Courier New" w:eastAsia="Courier New" w:hAnsi="Courier New" w:cs="Courier New"/>
                 <w:sz w:val="18"/>
                 <w:szCs w:val="18"/>
               </w:rPr>
-              <w:t>[s] = 0</w:t>
+              <w:t xml:space="preserve">        dist[v] = dist[u] + w</w:t>
             </w:r>
           </w:p>
           <w:p>
@@ -5877,295 +6045,17 @@
                 <w:sz w:val="18"/>
                 <w:szCs w:val="18"/>
               </w:rPr>
-              <w:t xml:space="preserve">  </w:t>
-            </w:r>
-            <w:proofErr w:type="spellStart"/>
+              <w:t xml:space="preserve">        parent[v] = u</w:t>
+            </w:r>
+          </w:p>
+          <w:p>
             <w:r>
               <w:rPr>
                 <w:rFonts w:ascii="Courier New" w:eastAsia="Courier New" w:hAnsi="Courier New" w:cs="Courier New"/>
                 <w:sz w:val="18"/>
                 <w:szCs w:val="18"/>
               </w:rPr>
-              <w:t>MinHeap</w:t>
-            </w:r>
-            <w:proofErr w:type="spellEnd"/>
-            <w:r>
-              <w:rPr>
-                <w:rFonts w:ascii="Courier New" w:eastAsia="Courier New" w:hAnsi="Courier New" w:cs="Courier New"/>
-                <w:sz w:val="18"/>
-                <w:szCs w:val="18"/>
-              </w:rPr>
-              <w:t xml:space="preserve"> Q </w:t>
-            </w:r>
-            <w:proofErr w:type="gramStart"/>
-            <w:r>
-              <w:rPr>
-                <w:rFonts w:ascii="Courier New" w:eastAsia="Courier New" w:hAnsi="Courier New" w:cs="Courier New"/>
-                <w:sz w:val="18"/>
-                <w:szCs w:val="18"/>
-              </w:rPr>
-              <w:t>= {(</w:t>
-            </w:r>
-            <w:proofErr w:type="gramEnd"/>
-            <w:r>
-              <w:rPr>
-                <w:rFonts w:ascii="Courier New" w:eastAsia="Courier New" w:hAnsi="Courier New" w:cs="Courier New"/>
-                <w:sz w:val="18"/>
-                <w:szCs w:val="18"/>
-              </w:rPr>
-              <w:t xml:space="preserve">0, </w:t>
-            </w:r>
-            <w:proofErr w:type="gramStart"/>
-            <w:r>
-              <w:rPr>
-                <w:rFonts w:ascii="Courier New" w:eastAsia="Courier New" w:hAnsi="Courier New" w:cs="Courier New"/>
-                <w:sz w:val="18"/>
-                <w:szCs w:val="18"/>
-              </w:rPr>
-              <w:t>s)}</w:t>
-            </w:r>
-            <w:proofErr w:type="gramEnd"/>
-          </w:p>
-          <w:p>
-            <w:r>
-              <w:rPr>
-                <w:rFonts w:ascii="Courier New" w:eastAsia="Courier New" w:hAnsi="Courier New" w:cs="Courier New"/>
-                <w:sz w:val="18"/>
-                <w:szCs w:val="18"/>
-              </w:rPr>
-              <w:t xml:space="preserve">  while Q is not empty:</w:t>
-            </w:r>
-          </w:p>
-          <w:p>
-            <w:r>
-              <w:rPr>
-                <w:rFonts w:ascii="Courier New" w:eastAsia="Courier New" w:hAnsi="Courier New" w:cs="Courier New"/>
-                <w:sz w:val="18"/>
-                <w:szCs w:val="18"/>
-              </w:rPr>
-              <w:t xml:space="preserve">    (d, u) = </w:t>
-            </w:r>
-            <w:proofErr w:type="spellStart"/>
-            <w:r>
-              <w:rPr>
-                <w:rFonts w:ascii="Courier New" w:eastAsia="Courier New" w:hAnsi="Courier New" w:cs="Courier New"/>
-                <w:sz w:val="18"/>
-                <w:szCs w:val="18"/>
-              </w:rPr>
-              <w:t>extract_min</w:t>
-            </w:r>
-            <w:proofErr w:type="spellEnd"/>
-            <w:r>
-              <w:rPr>
-                <w:rFonts w:ascii="Courier New" w:eastAsia="Courier New" w:hAnsi="Courier New" w:cs="Courier New"/>
-                <w:sz w:val="18"/>
-                <w:szCs w:val="18"/>
-              </w:rPr>
-              <w:t>(Q)</w:t>
-            </w:r>
-          </w:p>
-          <w:p>
-            <w:r>
-              <w:rPr>
-                <w:rFonts w:ascii="Courier New" w:eastAsia="Courier New" w:hAnsi="Courier New" w:cs="Courier New"/>
-                <w:sz w:val="18"/>
-                <w:szCs w:val="18"/>
-              </w:rPr>
-              <w:t xml:space="preserve">    if d &gt; </w:t>
-            </w:r>
-            <w:proofErr w:type="spellStart"/>
-            <w:r>
-              <w:rPr>
-                <w:rFonts w:ascii="Courier New" w:eastAsia="Courier New" w:hAnsi="Courier New" w:cs="Courier New"/>
-                <w:sz w:val="18"/>
-                <w:szCs w:val="18"/>
-              </w:rPr>
-              <w:t>dist</w:t>
-            </w:r>
-            <w:proofErr w:type="spellEnd"/>
-            <w:r>
-              <w:rPr>
-                <w:rFonts w:ascii="Courier New" w:eastAsia="Courier New" w:hAnsi="Courier New" w:cs="Courier New"/>
-                <w:sz w:val="18"/>
-                <w:szCs w:val="18"/>
-              </w:rPr>
-              <w:t>[u]: continue          // stale entry</w:t>
-            </w:r>
-          </w:p>
-          <w:p>
-            <w:r>
-              <w:rPr>
-                <w:rFonts w:ascii="Courier New" w:eastAsia="Courier New" w:hAnsi="Courier New" w:cs="Courier New"/>
-                <w:sz w:val="18"/>
-                <w:szCs w:val="18"/>
-              </w:rPr>
-              <w:t xml:space="preserve">    for each edge (</w:t>
-            </w:r>
-            <w:proofErr w:type="spellStart"/>
-            <w:r>
-              <w:rPr>
-                <w:rFonts w:ascii="Courier New" w:eastAsia="Courier New" w:hAnsi="Courier New" w:cs="Courier New"/>
-                <w:sz w:val="18"/>
-                <w:szCs w:val="18"/>
-              </w:rPr>
-              <w:t>u→v</w:t>
-            </w:r>
-            <w:proofErr w:type="spellEnd"/>
-            <w:r>
-              <w:rPr>
-                <w:rFonts w:ascii="Courier New" w:eastAsia="Courier New" w:hAnsi="Courier New" w:cs="Courier New"/>
-                <w:sz w:val="18"/>
-                <w:szCs w:val="18"/>
-              </w:rPr>
-              <w:t>, weight w):</w:t>
-            </w:r>
-          </w:p>
-          <w:p>
-            <w:r>
-              <w:rPr>
-                <w:rFonts w:ascii="Courier New" w:eastAsia="Courier New" w:hAnsi="Courier New" w:cs="Courier New"/>
-                <w:sz w:val="18"/>
-                <w:szCs w:val="18"/>
-              </w:rPr>
-              <w:t xml:space="preserve">      if </w:t>
-            </w:r>
-            <w:proofErr w:type="spellStart"/>
-            <w:r>
-              <w:rPr>
-                <w:rFonts w:ascii="Courier New" w:eastAsia="Courier New" w:hAnsi="Courier New" w:cs="Courier New"/>
-                <w:sz w:val="18"/>
-                <w:szCs w:val="18"/>
-              </w:rPr>
-              <w:t>dist</w:t>
-            </w:r>
-            <w:proofErr w:type="spellEnd"/>
-            <w:r>
-              <w:rPr>
-                <w:rFonts w:ascii="Courier New" w:eastAsia="Courier New" w:hAnsi="Courier New" w:cs="Courier New"/>
-                <w:sz w:val="18"/>
-                <w:szCs w:val="18"/>
-              </w:rPr>
-              <w:t xml:space="preserve">[u] + w &lt; </w:t>
-            </w:r>
-            <w:proofErr w:type="spellStart"/>
-            <w:r>
-              <w:rPr>
-                <w:rFonts w:ascii="Courier New" w:eastAsia="Courier New" w:hAnsi="Courier New" w:cs="Courier New"/>
-                <w:sz w:val="18"/>
-                <w:szCs w:val="18"/>
-              </w:rPr>
-              <w:t>dist</w:t>
-            </w:r>
-            <w:proofErr w:type="spellEnd"/>
-            <w:r>
-              <w:rPr>
-                <w:rFonts w:ascii="Courier New" w:eastAsia="Courier New" w:hAnsi="Courier New" w:cs="Courier New"/>
-                <w:sz w:val="18"/>
-                <w:szCs w:val="18"/>
-              </w:rPr>
-              <w:t>[v]:</w:t>
-            </w:r>
-          </w:p>
-          <w:p>
-            <w:r>
-              <w:rPr>
-                <w:rFonts w:ascii="Courier New" w:eastAsia="Courier New" w:hAnsi="Courier New" w:cs="Courier New"/>
-                <w:sz w:val="18"/>
-                <w:szCs w:val="18"/>
-              </w:rPr>
-              <w:t xml:space="preserve">        </w:t>
-            </w:r>
-            <w:proofErr w:type="spellStart"/>
-            <w:r>
-              <w:rPr>
-                <w:rFonts w:ascii="Courier New" w:eastAsia="Courier New" w:hAnsi="Courier New" w:cs="Courier New"/>
-                <w:sz w:val="18"/>
-                <w:szCs w:val="18"/>
-              </w:rPr>
-              <w:t>dist</w:t>
-            </w:r>
-            <w:proofErr w:type="spellEnd"/>
-            <w:r>
-              <w:rPr>
-                <w:rFonts w:ascii="Courier New" w:eastAsia="Courier New" w:hAnsi="Courier New" w:cs="Courier New"/>
-                <w:sz w:val="18"/>
-                <w:szCs w:val="18"/>
-              </w:rPr>
-              <w:t xml:space="preserve">[v] = </w:t>
-            </w:r>
-            <w:proofErr w:type="spellStart"/>
-            <w:r>
-              <w:rPr>
-                <w:rFonts w:ascii="Courier New" w:eastAsia="Courier New" w:hAnsi="Courier New" w:cs="Courier New"/>
-                <w:sz w:val="18"/>
-                <w:szCs w:val="18"/>
-              </w:rPr>
-              <w:t>dist</w:t>
-            </w:r>
-            <w:proofErr w:type="spellEnd"/>
-            <w:r>
-              <w:rPr>
-                <w:rFonts w:ascii="Courier New" w:eastAsia="Courier New" w:hAnsi="Courier New" w:cs="Courier New"/>
-                <w:sz w:val="18"/>
-                <w:szCs w:val="18"/>
-              </w:rPr>
-              <w:t>[u] + w</w:t>
-            </w:r>
-          </w:p>
-          <w:p>
-            <w:r>
-              <w:rPr>
-                <w:rFonts w:ascii="Courier New" w:eastAsia="Courier New" w:hAnsi="Courier New" w:cs="Courier New"/>
-                <w:sz w:val="18"/>
-                <w:szCs w:val="18"/>
-              </w:rPr>
-              <w:t xml:space="preserve">        parent[v] = u</w:t>
-            </w:r>
-          </w:p>
-          <w:p>
-            <w:r>
-              <w:rPr>
-                <w:rFonts w:ascii="Courier New" w:eastAsia="Courier New" w:hAnsi="Courier New" w:cs="Courier New"/>
-                <w:sz w:val="18"/>
-                <w:szCs w:val="18"/>
-              </w:rPr>
-              <w:t xml:space="preserve">        </w:t>
-            </w:r>
-            <w:proofErr w:type="gramStart"/>
-            <w:r>
-              <w:rPr>
-                <w:rFonts w:ascii="Courier New" w:eastAsia="Courier New" w:hAnsi="Courier New" w:cs="Courier New"/>
-                <w:sz w:val="18"/>
-                <w:szCs w:val="18"/>
-              </w:rPr>
-              <w:t>insert(</w:t>
-            </w:r>
-            <w:proofErr w:type="gramEnd"/>
-            <w:r>
-              <w:rPr>
-                <w:rFonts w:ascii="Courier New" w:eastAsia="Courier New" w:hAnsi="Courier New" w:cs="Courier New"/>
-                <w:sz w:val="18"/>
-                <w:szCs w:val="18"/>
-              </w:rPr>
-              <w:t>Q, (</w:t>
-            </w:r>
-            <w:proofErr w:type="spellStart"/>
-            <w:r>
-              <w:rPr>
-                <w:rFonts w:ascii="Courier New" w:eastAsia="Courier New" w:hAnsi="Courier New" w:cs="Courier New"/>
-                <w:sz w:val="18"/>
-                <w:szCs w:val="18"/>
-              </w:rPr>
-              <w:t>dist</w:t>
-            </w:r>
-            <w:proofErr w:type="spellEnd"/>
-            <w:r>
-              <w:rPr>
-                <w:rFonts w:ascii="Courier New" w:eastAsia="Courier New" w:hAnsi="Courier New" w:cs="Courier New"/>
-                <w:sz w:val="18"/>
-                <w:szCs w:val="18"/>
-              </w:rPr>
-              <w:t>[v], v))</w:t>
+              <w:t xml:space="preserve">        insert(Q, (dist[v], v))</w:t>
             </w:r>
           </w:p>
         </w:tc>
@@ -6189,15 +6079,150 @@
         <w:spacing w:after="120"/>
       </w:pPr>
       <w:r>
-        <w:t xml:space="preserve">Bellman-Ford relaxes all edges V-1 times, guaranteeing shortest paths even with negative-weight edges. It also detects </w:t>
-      </w:r>
-      <w:proofErr w:type="gramStart"/>
-      <w:r>
-        <w:t>negative-weight</w:t>
-      </w:r>
-      <w:proofErr w:type="gramEnd"/>
-      <w:r>
-        <w:t xml:space="preserve"> cycles, which could represent routing anomalies. It is less efficient than Dijkstra but more general.</w:t>
+        <w:t>Bellman-Ford is similar to Dijkstra but more flexible.</w:t>
+      </w:r>
+    </w:p>
+    <w:p>
+      <w:pPr>
+        <w:numPr>
+          <w:ilvl w:val="0"/>
+          <w:numId w:val="8"/>
+        </w:numPr>
+        <w:spacing w:after="120"/>
+      </w:pPr>
+      <w:r>
+        <w:t xml:space="preserve">Time: </w:t>
+      </w:r>
+      <w:r>
+        <w:rPr>
+          <w:b/>
+          <w:bCs/>
+        </w:rPr>
+        <w:t>O(V × E)</w:t>
+      </w:r>
+      <w:r>
+        <w:t xml:space="preserve"> </w:t>
+      </w:r>
+    </w:p>
+    <w:p>
+      <w:pPr>
+        <w:numPr>
+          <w:ilvl w:val="0"/>
+          <w:numId w:val="8"/>
+        </w:numPr>
+        <w:spacing w:after="120"/>
+      </w:pPr>
+      <w:r>
+        <w:t xml:space="preserve">Space: </w:t>
+      </w:r>
+      <w:r>
+        <w:rPr>
+          <w:b/>
+          <w:bCs/>
+        </w:rPr>
+        <w:t>O(V)</w:t>
+      </w:r>
+      <w:r>
+        <w:t xml:space="preserve"> </w:t>
+      </w:r>
+    </w:p>
+    <w:p>
+      <w:pPr>
+        <w:spacing w:after="120"/>
+      </w:pPr>
+      <w:r>
+        <w:t>It can:</w:t>
+      </w:r>
+    </w:p>
+    <w:p>
+      <w:pPr>
+        <w:numPr>
+          <w:ilvl w:val="0"/>
+          <w:numId w:val="9"/>
+        </w:numPr>
+        <w:spacing w:after="120"/>
+      </w:pPr>
+      <w:r>
+        <w:t xml:space="preserve">handle negative weights </w:t>
+      </w:r>
+    </w:p>
+    <w:p>
+      <w:pPr>
+        <w:numPr>
+          <w:ilvl w:val="0"/>
+          <w:numId w:val="9"/>
+        </w:numPr>
+        <w:spacing w:after="120"/>
+      </w:pPr>
+      <w:r>
+        <w:t xml:space="preserve">detect negative cycles </w:t>
+      </w:r>
+    </w:p>
+    <w:p>
+      <w:pPr>
+        <w:spacing w:after="120"/>
+      </w:pPr>
+      <w:r>
+        <w:t>But it’s slower, so it’s not ideal for large networks.</w:t>
+      </w:r>
+    </w:p>
+    <w:p>
+      <w:pPr>
+        <w:spacing w:before="120" w:after="60"/>
+        <w:jc w:val="center"/>
+      </w:pPr>
+      <w:r>
+        <w:rPr>
+          <w:b/>
+          <w:color w:val="FFFFFF"/>
+          <w:sz w:val="20"/>
+          <w:szCs w:val="20"/>
+        </w:rPr>
+        <w:t xml:space="preserve">  [IMAGE PLACEHOLDER]  </w:t>
+      </w:r>
+    </w:p>
+    <w:p>
+      <w:pPr>
+        <w:spacing w:after="60"/>
+        <w:jc w:val="center"/>
+      </w:pPr>
+      <w:r>
+        <w:rPr>
+          <w:b/>
+          <w:sz w:val="20"/>
+          <w:szCs w:val="20"/>
+        </w:rPr>
+        <w:t>Screenshot: SECTION 5 — Bellman-Ford Output</w:t>
+      </w:r>
+    </w:p>
+    <w:p>
+      <w:pPr>
+        <w:spacing w:after="60"/>
+        <w:jc w:val="center"/>
+      </w:pPr>
+      <w:r>
+        <w:rPr>
+          <w:i/>
+          <w:color w:val="595959"/>
+          <w:sz w:val="18"/>
+          <w:szCs w:val="18"/>
+        </w:rPr>
+        <w:lastRenderedPageBreak/>
+        <w:t>Source: Terminal output after running main.cpp</w:t>
+      </w:r>
+    </w:p>
+    <w:p>
+      <w:pPr>
+        <w:spacing w:after="120"/>
+        <w:jc w:val="center"/>
+      </w:pPr>
+      <w:r>
+        <w:rPr>
+          <w:color w:val="595959"/>
+          <w:sz w:val="18"/>
+          <w:szCs w:val="18"/>
+        </w:rPr>
+        <w:t>Run program — screenshot SECTION 5: Bellman-Ford Shortest Path Algorithm</w:t>
       </w:r>
     </w:p>
     <w:p>
@@ -6288,33 +6313,33 @@
             </w:tcMar>
           </w:tcPr>
           <w:p>
-            <w:proofErr w:type="spellStart"/>
-            <w:proofErr w:type="gramStart"/>
             <w:r>
               <w:rPr>
                 <w:rFonts w:ascii="Courier New" w:eastAsia="Courier New" w:hAnsi="Courier New" w:cs="Courier New"/>
                 <w:sz w:val="18"/>
                 <w:szCs w:val="18"/>
               </w:rPr>
-              <w:t>BellmanFord</w:t>
-            </w:r>
-            <w:proofErr w:type="spellEnd"/>
+              <w:t>BellmanFord(Graph G, source s):</w:t>
+            </w:r>
+          </w:p>
+          <w:p>
             <w:r>
               <w:rPr>
                 <w:rFonts w:ascii="Courier New" w:eastAsia="Courier New" w:hAnsi="Courier New" w:cs="Courier New"/>
                 <w:sz w:val="18"/>
                 <w:szCs w:val="18"/>
               </w:rPr>
-              <w:t>(</w:t>
-            </w:r>
-            <w:proofErr w:type="gramEnd"/>
+              <w:t xml:space="preserve">  dist[v] = ∞  for all v in V</w:t>
+            </w:r>
+          </w:p>
+          <w:p>
             <w:r>
               <w:rPr>
                 <w:rFonts w:ascii="Courier New" w:eastAsia="Courier New" w:hAnsi="Courier New" w:cs="Courier New"/>
                 <w:sz w:val="18"/>
                 <w:szCs w:val="18"/>
               </w:rPr>
-              <w:t>Graph G, source s):</w:t>
+              <w:t xml:space="preserve">  dist[s] = 0</w:t>
             </w:r>
           </w:p>
           <w:p>
@@ -6324,43 +6349,47 @@
                 <w:sz w:val="18"/>
                 <w:szCs w:val="18"/>
               </w:rPr>
-              <w:t xml:space="preserve">  </w:t>
-            </w:r>
-            <w:proofErr w:type="spellStart"/>
+              <w:t xml:space="preserve">  for i = 1 to V-1:</w:t>
+            </w:r>
+          </w:p>
+          <w:p>
             <w:r>
               <w:rPr>
                 <w:rFonts w:ascii="Courier New" w:eastAsia="Courier New" w:hAnsi="Courier New" w:cs="Courier New"/>
                 <w:sz w:val="18"/>
                 <w:szCs w:val="18"/>
               </w:rPr>
-              <w:t>dist</w:t>
-            </w:r>
-            <w:proofErr w:type="spellEnd"/>
+              <w:t xml:space="preserve">    for each edge (u→v, weight w) in E:</w:t>
+            </w:r>
+          </w:p>
+          <w:p>
             <w:r>
               <w:rPr>
                 <w:rFonts w:ascii="Courier New" w:eastAsia="Courier New" w:hAnsi="Courier New" w:cs="Courier New"/>
                 <w:sz w:val="18"/>
                 <w:szCs w:val="18"/>
               </w:rPr>
-              <w:t xml:space="preserve">[v] = </w:t>
-            </w:r>
-            <w:proofErr w:type="gramStart"/>
+              <w:t xml:space="preserve">      if dist[u] + w &lt; dist[v]:</w:t>
+            </w:r>
+          </w:p>
+          <w:p>
             <w:r>
               <w:rPr>
                 <w:rFonts w:ascii="Courier New" w:eastAsia="Courier New" w:hAnsi="Courier New" w:cs="Courier New"/>
                 <w:sz w:val="18"/>
                 <w:szCs w:val="18"/>
               </w:rPr>
-              <w:t>∞  for</w:t>
-            </w:r>
-            <w:proofErr w:type="gramEnd"/>
+              <w:t xml:space="preserve">        dist[v] = dist[u] + w</w:t>
+            </w:r>
+          </w:p>
+          <w:p>
             <w:r>
               <w:rPr>
                 <w:rFonts w:ascii="Courier New" w:eastAsia="Courier New" w:hAnsi="Courier New" w:cs="Courier New"/>
                 <w:sz w:val="18"/>
                 <w:szCs w:val="18"/>
               </w:rPr>
-              <w:t xml:space="preserve"> all v in V</w:t>
+              <w:t xml:space="preserve">        parent[v] = u</w:t>
             </w:r>
           </w:p>
           <w:p>
@@ -6370,25 +6399,27 @@
                 <w:sz w:val="18"/>
                 <w:szCs w:val="18"/>
               </w:rPr>
-              <w:t xml:space="preserve">  </w:t>
-            </w:r>
-            <w:proofErr w:type="spellStart"/>
+              <w:t xml:space="preserve">  // Negative cycle detection (V-th relaxation)</w:t>
+            </w:r>
+          </w:p>
+          <w:p>
             <w:r>
               <w:rPr>
                 <w:rFonts w:ascii="Courier New" w:eastAsia="Courier New" w:hAnsi="Courier New" w:cs="Courier New"/>
                 <w:sz w:val="18"/>
                 <w:szCs w:val="18"/>
               </w:rPr>
-              <w:t>dist</w:t>
-            </w:r>
-            <w:proofErr w:type="spellEnd"/>
+              <w:t xml:space="preserve">  for each edge (u→v, weight w) in E:</w:t>
+            </w:r>
+          </w:p>
+          <w:p>
             <w:r>
               <w:rPr>
                 <w:rFonts w:ascii="Courier New" w:eastAsia="Courier New" w:hAnsi="Courier New" w:cs="Courier New"/>
                 <w:sz w:val="18"/>
                 <w:szCs w:val="18"/>
               </w:rPr>
-              <w:t>[s] = 0</w:t>
+              <w:t xml:space="preserve">    if dist[u] + w &lt; dist[v]:</w:t>
             </w:r>
           </w:p>
           <w:p>
@@ -6398,266 +6429,6 @@
                 <w:sz w:val="18"/>
                 <w:szCs w:val="18"/>
               </w:rPr>
-              <w:t xml:space="preserve">  for </w:t>
-            </w:r>
-            <w:proofErr w:type="spellStart"/>
-            <w:r>
-              <w:rPr>
-                <w:rFonts w:ascii="Courier New" w:eastAsia="Courier New" w:hAnsi="Courier New" w:cs="Courier New"/>
-                <w:sz w:val="18"/>
-                <w:szCs w:val="18"/>
-              </w:rPr>
-              <w:t>i</w:t>
-            </w:r>
-            <w:proofErr w:type="spellEnd"/>
-            <w:r>
-              <w:rPr>
-                <w:rFonts w:ascii="Courier New" w:eastAsia="Courier New" w:hAnsi="Courier New" w:cs="Courier New"/>
-                <w:sz w:val="18"/>
-                <w:szCs w:val="18"/>
-              </w:rPr>
-              <w:t xml:space="preserve"> = 1 to V-1:</w:t>
-            </w:r>
-          </w:p>
-          <w:p>
-            <w:r>
-              <w:rPr>
-                <w:rFonts w:ascii="Courier New" w:eastAsia="Courier New" w:hAnsi="Courier New" w:cs="Courier New"/>
-                <w:sz w:val="18"/>
-                <w:szCs w:val="18"/>
-              </w:rPr>
-              <w:t xml:space="preserve">    for each edge (</w:t>
-            </w:r>
-            <w:proofErr w:type="spellStart"/>
-            <w:r>
-              <w:rPr>
-                <w:rFonts w:ascii="Courier New" w:eastAsia="Courier New" w:hAnsi="Courier New" w:cs="Courier New"/>
-                <w:sz w:val="18"/>
-                <w:szCs w:val="18"/>
-              </w:rPr>
-              <w:t>u→v</w:t>
-            </w:r>
-            <w:proofErr w:type="spellEnd"/>
-            <w:r>
-              <w:rPr>
-                <w:rFonts w:ascii="Courier New" w:eastAsia="Courier New" w:hAnsi="Courier New" w:cs="Courier New"/>
-                <w:sz w:val="18"/>
-                <w:szCs w:val="18"/>
-              </w:rPr>
-              <w:t>, weight w) in E:</w:t>
-            </w:r>
-          </w:p>
-          <w:p>
-            <w:r>
-              <w:rPr>
-                <w:rFonts w:ascii="Courier New" w:eastAsia="Courier New" w:hAnsi="Courier New" w:cs="Courier New"/>
-                <w:sz w:val="18"/>
-                <w:szCs w:val="18"/>
-              </w:rPr>
-              <w:t xml:space="preserve">      if </w:t>
-            </w:r>
-            <w:proofErr w:type="spellStart"/>
-            <w:r>
-              <w:rPr>
-                <w:rFonts w:ascii="Courier New" w:eastAsia="Courier New" w:hAnsi="Courier New" w:cs="Courier New"/>
-                <w:sz w:val="18"/>
-                <w:szCs w:val="18"/>
-              </w:rPr>
-              <w:t>dist</w:t>
-            </w:r>
-            <w:proofErr w:type="spellEnd"/>
-            <w:r>
-              <w:rPr>
-                <w:rFonts w:ascii="Courier New" w:eastAsia="Courier New" w:hAnsi="Courier New" w:cs="Courier New"/>
-                <w:sz w:val="18"/>
-                <w:szCs w:val="18"/>
-              </w:rPr>
-              <w:t xml:space="preserve">[u] + w &lt; </w:t>
-            </w:r>
-            <w:proofErr w:type="spellStart"/>
-            <w:r>
-              <w:rPr>
-                <w:rFonts w:ascii="Courier New" w:eastAsia="Courier New" w:hAnsi="Courier New" w:cs="Courier New"/>
-                <w:sz w:val="18"/>
-                <w:szCs w:val="18"/>
-              </w:rPr>
-              <w:t>dist</w:t>
-            </w:r>
-            <w:proofErr w:type="spellEnd"/>
-            <w:r>
-              <w:rPr>
-                <w:rFonts w:ascii="Courier New" w:eastAsia="Courier New" w:hAnsi="Courier New" w:cs="Courier New"/>
-                <w:sz w:val="18"/>
-                <w:szCs w:val="18"/>
-              </w:rPr>
-              <w:t>[v]:</w:t>
-            </w:r>
-          </w:p>
-          <w:p>
-            <w:r>
-              <w:rPr>
-                <w:rFonts w:ascii="Courier New" w:eastAsia="Courier New" w:hAnsi="Courier New" w:cs="Courier New"/>
-                <w:sz w:val="18"/>
-                <w:szCs w:val="18"/>
-              </w:rPr>
-              <w:t xml:space="preserve">        </w:t>
-            </w:r>
-            <w:proofErr w:type="spellStart"/>
-            <w:r>
-              <w:rPr>
-                <w:rFonts w:ascii="Courier New" w:eastAsia="Courier New" w:hAnsi="Courier New" w:cs="Courier New"/>
-                <w:sz w:val="18"/>
-                <w:szCs w:val="18"/>
-              </w:rPr>
-              <w:t>dist</w:t>
-            </w:r>
-            <w:proofErr w:type="spellEnd"/>
-            <w:r>
-              <w:rPr>
-                <w:rFonts w:ascii="Courier New" w:eastAsia="Courier New" w:hAnsi="Courier New" w:cs="Courier New"/>
-                <w:sz w:val="18"/>
-                <w:szCs w:val="18"/>
-              </w:rPr>
-              <w:t xml:space="preserve">[v] = </w:t>
-            </w:r>
-            <w:proofErr w:type="spellStart"/>
-            <w:r>
-              <w:rPr>
-                <w:rFonts w:ascii="Courier New" w:eastAsia="Courier New" w:hAnsi="Courier New" w:cs="Courier New"/>
-                <w:sz w:val="18"/>
-                <w:szCs w:val="18"/>
-              </w:rPr>
-              <w:t>dist</w:t>
-            </w:r>
-            <w:proofErr w:type="spellEnd"/>
-            <w:r>
-              <w:rPr>
-                <w:rFonts w:ascii="Courier New" w:eastAsia="Courier New" w:hAnsi="Courier New" w:cs="Courier New"/>
-                <w:sz w:val="18"/>
-                <w:szCs w:val="18"/>
-              </w:rPr>
-              <w:t>[u] + w</w:t>
-            </w:r>
-          </w:p>
-          <w:p>
-            <w:r>
-              <w:rPr>
-                <w:rFonts w:ascii="Courier New" w:eastAsia="Courier New" w:hAnsi="Courier New" w:cs="Courier New"/>
-                <w:sz w:val="18"/>
-                <w:szCs w:val="18"/>
-              </w:rPr>
-              <w:t xml:space="preserve">        parent[v] = u</w:t>
-            </w:r>
-          </w:p>
-          <w:p>
-            <w:r>
-              <w:rPr>
-                <w:rFonts w:ascii="Courier New" w:eastAsia="Courier New" w:hAnsi="Courier New" w:cs="Courier New"/>
-                <w:sz w:val="18"/>
-                <w:szCs w:val="18"/>
-              </w:rPr>
-              <w:t xml:space="preserve">  // Negative cycle detection (V-</w:t>
-            </w:r>
-            <w:proofErr w:type="spellStart"/>
-            <w:r>
-              <w:rPr>
-                <w:rFonts w:ascii="Courier New" w:eastAsia="Courier New" w:hAnsi="Courier New" w:cs="Courier New"/>
-                <w:sz w:val="18"/>
-                <w:szCs w:val="18"/>
-              </w:rPr>
-              <w:t>th</w:t>
-            </w:r>
-            <w:proofErr w:type="spellEnd"/>
-            <w:r>
-              <w:rPr>
-                <w:rFonts w:ascii="Courier New" w:eastAsia="Courier New" w:hAnsi="Courier New" w:cs="Courier New"/>
-                <w:sz w:val="18"/>
-                <w:szCs w:val="18"/>
-              </w:rPr>
-              <w:t xml:space="preserve"> relaxation)</w:t>
-            </w:r>
-          </w:p>
-          <w:p>
-            <w:r>
-              <w:rPr>
-                <w:rFonts w:ascii="Courier New" w:eastAsia="Courier New" w:hAnsi="Courier New" w:cs="Courier New"/>
-                <w:sz w:val="18"/>
-                <w:szCs w:val="18"/>
-              </w:rPr>
-              <w:t xml:space="preserve">  for each edge (</w:t>
-            </w:r>
-            <w:proofErr w:type="spellStart"/>
-            <w:r>
-              <w:rPr>
-                <w:rFonts w:ascii="Courier New" w:eastAsia="Courier New" w:hAnsi="Courier New" w:cs="Courier New"/>
-                <w:sz w:val="18"/>
-                <w:szCs w:val="18"/>
-              </w:rPr>
-              <w:t>u→v</w:t>
-            </w:r>
-            <w:proofErr w:type="spellEnd"/>
-            <w:r>
-              <w:rPr>
-                <w:rFonts w:ascii="Courier New" w:eastAsia="Courier New" w:hAnsi="Courier New" w:cs="Courier New"/>
-                <w:sz w:val="18"/>
-                <w:szCs w:val="18"/>
-              </w:rPr>
-              <w:t>, weight w) in E:</w:t>
-            </w:r>
-          </w:p>
-          <w:p>
-            <w:r>
-              <w:rPr>
-                <w:rFonts w:ascii="Courier New" w:eastAsia="Courier New" w:hAnsi="Courier New" w:cs="Courier New"/>
-                <w:sz w:val="18"/>
-                <w:szCs w:val="18"/>
-              </w:rPr>
-              <w:t xml:space="preserve">    if </w:t>
-            </w:r>
-            <w:proofErr w:type="spellStart"/>
-            <w:r>
-              <w:rPr>
-                <w:rFonts w:ascii="Courier New" w:eastAsia="Courier New" w:hAnsi="Courier New" w:cs="Courier New"/>
-                <w:sz w:val="18"/>
-                <w:szCs w:val="18"/>
-              </w:rPr>
-              <w:t>dist</w:t>
-            </w:r>
-            <w:proofErr w:type="spellEnd"/>
-            <w:r>
-              <w:rPr>
-                <w:rFonts w:ascii="Courier New" w:eastAsia="Courier New" w:hAnsi="Courier New" w:cs="Courier New"/>
-                <w:sz w:val="18"/>
-                <w:szCs w:val="18"/>
-              </w:rPr>
-              <w:t xml:space="preserve">[u] + w &lt; </w:t>
-            </w:r>
-            <w:proofErr w:type="spellStart"/>
-            <w:r>
-              <w:rPr>
-                <w:rFonts w:ascii="Courier New" w:eastAsia="Courier New" w:hAnsi="Courier New" w:cs="Courier New"/>
-                <w:sz w:val="18"/>
-                <w:szCs w:val="18"/>
-              </w:rPr>
-              <w:t>dist</w:t>
-            </w:r>
-            <w:proofErr w:type="spellEnd"/>
-            <w:r>
-              <w:rPr>
-                <w:rFonts w:ascii="Courier New" w:eastAsia="Courier New" w:hAnsi="Courier New" w:cs="Courier New"/>
-                <w:sz w:val="18"/>
-                <w:szCs w:val="18"/>
-              </w:rPr>
-              <w:t>[v]:</w:t>
-            </w:r>
-          </w:p>
-          <w:p>
-            <w:r>
-              <w:rPr>
-                <w:rFonts w:ascii="Courier New" w:eastAsia="Courier New" w:hAnsi="Courier New" w:cs="Courier New"/>
-                <w:sz w:val="18"/>
-                <w:szCs w:val="18"/>
-              </w:rPr>
               <w:t xml:space="preserve">      report NEGATIVE CYCLE</w:t>
             </w:r>
           </w:p>
@@ -6682,7 +6453,189 @@
         <w:spacing w:after="120"/>
       </w:pPr>
       <w:r>
-        <w:t>Kruskal's builds a Minimum Spanning Tree by sorting all edges by weight and greedily adding the cheapest edge that doesn't form a cycle (using Union-Find DSU). The MST represents the minimum-cost backbone to connect all 20 routers — critical for network infrastructure planning.</w:t>
+        <w:t>Kruskal’s algorithm builds a minimum spanning tree using Union-Find.</w:t>
+      </w:r>
+    </w:p>
+    <w:p>
+      <w:pPr>
+        <w:numPr>
+          <w:ilvl w:val="0"/>
+          <w:numId w:val="10"/>
+        </w:numPr>
+        <w:spacing w:after="120"/>
+      </w:pPr>
+      <w:r>
+        <w:t xml:space="preserve">Time: </w:t>
+      </w:r>
+      <w:r>
+        <w:rPr>
+          <w:b/>
+          <w:bCs/>
+        </w:rPr>
+        <w:t>O(E log E)</w:t>
+      </w:r>
+      <w:r>
+        <w:t xml:space="preserve"> </w:t>
+      </w:r>
+    </w:p>
+    <w:p>
+      <w:pPr>
+        <w:numPr>
+          <w:ilvl w:val="0"/>
+          <w:numId w:val="10"/>
+        </w:numPr>
+        <w:spacing w:after="120"/>
+      </w:pPr>
+      <w:r>
+        <w:t xml:space="preserve">Space: </w:t>
+      </w:r>
+      <w:r>
+        <w:rPr>
+          <w:b/>
+          <w:bCs/>
+        </w:rPr>
+        <w:t>O(V)</w:t>
+      </w:r>
+      <w:r>
+        <w:t xml:space="preserve"> </w:t>
+      </w:r>
+    </w:p>
+    <w:p>
+      <w:pPr>
+        <w:spacing w:after="120"/>
+      </w:pPr>
+      <w:r>
+        <w:t>It’s useful for:</w:t>
+      </w:r>
+    </w:p>
+    <w:p>
+      <w:pPr>
+        <w:numPr>
+          <w:ilvl w:val="0"/>
+          <w:numId w:val="11"/>
+        </w:numPr>
+        <w:spacing w:after="120"/>
+      </w:pPr>
+      <w:r>
+        <w:t xml:space="preserve">minimizing infrastructure cost </w:t>
+      </w:r>
+    </w:p>
+    <w:p>
+      <w:pPr>
+        <w:numPr>
+          <w:ilvl w:val="0"/>
+          <w:numId w:val="11"/>
+        </w:numPr>
+        <w:spacing w:after="120"/>
+      </w:pPr>
+      <w:r>
+        <w:t xml:space="preserve">building an efficient network backbone </w:t>
+      </w:r>
+    </w:p>
+    <w:p>
+      <w:pPr>
+        <w:spacing w:after="120"/>
+      </w:pPr>
+      <w:r>
+        <w:rPr>
+          <w:b/>
+          <w:bCs/>
+        </w:rPr>
+        <w:t>Important note:</w:t>
+      </w:r>
+      <w:r>
+        <w:br/>
+        <w:t xml:space="preserve">Since MST is defined for undirected graphs, we apply Kruskal on an </w:t>
+      </w:r>
+      <w:r>
+        <w:rPr>
+          <w:b/>
+          <w:bCs/>
+        </w:rPr>
+        <w:t>undirected version of the router network</w:t>
+      </w:r>
+      <w:r>
+        <w:t>.</w:t>
+      </w:r>
+    </w:p>
+    <w:p>
+      <w:pPr>
+        <w:spacing w:before="120" w:after="60"/>
+        <w:jc w:val="center"/>
+      </w:pPr>
+      <w:r>
+        <w:rPr>
+          <w:b/>
+          <w:color w:val="FFFFFF"/>
+          <w:sz w:val="20"/>
+          <w:szCs w:val="20"/>
+        </w:rPr>
+        <w:t xml:space="preserve">  [IMAGE PLACEHOLDER]  </w:t>
+      </w:r>
+    </w:p>
+    <w:p>
+      <w:pPr>
+        <w:spacing w:after="60"/>
+        <w:jc w:val="center"/>
+      </w:pPr>
+      <w:r>
+        <w:rPr>
+          <w:b/>
+          <w:sz w:val="20"/>
+          <w:szCs w:val="20"/>
+        </w:rPr>
+        <w:t>Screenshot: SECTION 6 — Kruskal MST Output (Total edges + Total MST weight)</w:t>
+      </w:r>
+    </w:p>
+    <w:p>
+      <w:pPr>
+        <w:spacing w:after="60"/>
+        <w:jc w:val="center"/>
+      </w:pPr>
+      <w:r>
+        <w:rPr>
+          <w:i/>
+          <w:color w:val="595959"/>
+          <w:sz w:val="18"/>
+          <w:szCs w:val="18"/>
+        </w:rPr>
+        <w:t>Source: Terminal output after running main.cpp</w:t>
+      </w:r>
+    </w:p>
+    <w:p>
+      <w:pPr>
+        <w:spacing w:after="120"/>
+        <w:jc w:val="center"/>
+      </w:pPr>
+      <w:r>
+        <w:rPr>
+          <w:color w:val="595959"/>
+          <w:sz w:val="18"/>
+          <w:szCs w:val="18"/>
+        </w:rPr>
+        <w:t>Run program — screenshot SECTION 6: Kruskal's MST. Show total MST edges and total MST weight.</w:t>
+      </w:r>
+    </w:p>
+    <w:p>
+      <w:pPr>
+        <w:spacing w:before="60" w:after="120"/>
+      </w:pPr>
+      <w:r>
+        <w:rPr>
+          <w:b/>
+          <w:color w:val="2E75B6"/>
+          <w:sz w:val="20"/>
+          <w:szCs w:val="20"/>
+        </w:rPr>
+        <w:t xml:space="preserve">Note: </w:t>
+      </w:r>
+      <w:r>
+        <w:rPr>
+          <w:i/>
+          <w:sz w:val="20"/>
+          <w:szCs w:val="20"/>
+        </w:rPr>
+        <w:t>Since MST is defined for undirected graphs, Kruskal's algorithm is applied to an undirected interpretation of the router network.</w:t>
       </w:r>
     </w:p>
     <w:p>
@@ -6773,33 +6726,33 @@
             </w:tcMar>
           </w:tcPr>
           <w:p>
-            <w:proofErr w:type="spellStart"/>
-            <w:proofErr w:type="gramStart"/>
             <w:r>
               <w:rPr>
                 <w:rFonts w:ascii="Courier New" w:eastAsia="Courier New" w:hAnsi="Courier New" w:cs="Courier New"/>
                 <w:sz w:val="18"/>
                 <w:szCs w:val="18"/>
               </w:rPr>
-              <w:t>KruskalMST</w:t>
-            </w:r>
-            <w:proofErr w:type="spellEnd"/>
+              <w:t>KruskalMST(Graph G):</w:t>
+            </w:r>
+          </w:p>
+          <w:p>
             <w:r>
               <w:rPr>
                 <w:rFonts w:ascii="Courier New" w:eastAsia="Courier New" w:hAnsi="Courier New" w:cs="Courier New"/>
                 <w:sz w:val="18"/>
                 <w:szCs w:val="18"/>
               </w:rPr>
-              <w:t>(</w:t>
-            </w:r>
-            <w:proofErr w:type="gramEnd"/>
+              <w:t xml:space="preserve">  Sort all edges by weight ascending</w:t>
+            </w:r>
+          </w:p>
+          <w:p>
             <w:r>
               <w:rPr>
                 <w:rFonts w:ascii="Courier New" w:eastAsia="Courier New" w:hAnsi="Courier New" w:cs="Courier New"/>
                 <w:sz w:val="18"/>
                 <w:szCs w:val="18"/>
               </w:rPr>
-              <w:t>Graph G):</w:t>
+              <w:t xml:space="preserve">  Initialize DSU with V components</w:t>
             </w:r>
           </w:p>
           <w:p>
@@ -6809,7 +6762,7 @@
                 <w:sz w:val="18"/>
                 <w:szCs w:val="18"/>
               </w:rPr>
-              <w:t xml:space="preserve">  Sort all edges by weight ascending</w:t>
+              <w:t xml:space="preserve">  MST = {}</w:t>
             </w:r>
           </w:p>
           <w:p>
@@ -6819,25 +6772,27 @@
                 <w:sz w:val="18"/>
                 <w:szCs w:val="18"/>
               </w:rPr>
-              <w:t xml:space="preserve">  </w:t>
-            </w:r>
-            <w:proofErr w:type="gramStart"/>
+              <w:t xml:space="preserve">  for each edge (u, v, w) in sorted order:</w:t>
+            </w:r>
+          </w:p>
+          <w:p>
             <w:r>
               <w:rPr>
                 <w:rFonts w:ascii="Courier New" w:eastAsia="Courier New" w:hAnsi="Courier New" w:cs="Courier New"/>
                 <w:sz w:val="18"/>
                 <w:szCs w:val="18"/>
               </w:rPr>
-              <w:t>Initialize</w:t>
-            </w:r>
-            <w:proofErr w:type="gramEnd"/>
+              <w:t xml:space="preserve">    if find(u) ≠ find(v):       // no cycle</w:t>
+            </w:r>
+          </w:p>
+          <w:p>
             <w:r>
               <w:rPr>
                 <w:rFonts w:ascii="Courier New" w:eastAsia="Courier New" w:hAnsi="Courier New" w:cs="Courier New"/>
                 <w:sz w:val="18"/>
                 <w:szCs w:val="18"/>
               </w:rPr>
-              <w:t xml:space="preserve"> DSU with V components</w:t>
+              <w:t xml:space="preserve">      MST.add(u, v, w)</w:t>
             </w:r>
           </w:p>
           <w:p>
@@ -6847,7 +6802,7 @@
                 <w:sz w:val="18"/>
                 <w:szCs w:val="18"/>
               </w:rPr>
-              <w:t xml:space="preserve">  MST = {}</w:t>
+              <w:t xml:space="preserve">      union(u, v)</w:t>
             </w:r>
           </w:p>
           <w:p>
@@ -6857,7 +6812,7 @@
                 <w:sz w:val="18"/>
                 <w:szCs w:val="18"/>
               </w:rPr>
-              <w:t xml:space="preserve">  for each edge (u, v, w) in sorted order:</w:t>
+              <w:t xml:space="preserve">    if |MST| == V-1: break</w:t>
             </w:r>
           </w:p>
           <w:p>
@@ -6867,103 +6822,12 @@
                 <w:sz w:val="18"/>
                 <w:szCs w:val="18"/>
               </w:rPr>
-              <w:t xml:space="preserve">    if find(u) ≠ find(v):       // no cycle</w:t>
-            </w:r>
-          </w:p>
-          <w:p>
-            <w:r>
-              <w:rPr>
-                <w:rFonts w:ascii="Courier New" w:eastAsia="Courier New" w:hAnsi="Courier New" w:cs="Courier New"/>
-                <w:sz w:val="18"/>
-                <w:szCs w:val="18"/>
-              </w:rPr>
-              <w:t xml:space="preserve">      </w:t>
-            </w:r>
-            <w:proofErr w:type="spellStart"/>
-            <w:proofErr w:type="gramStart"/>
-            <w:r>
-              <w:rPr>
-                <w:rFonts w:ascii="Courier New" w:eastAsia="Courier New" w:hAnsi="Courier New" w:cs="Courier New"/>
-                <w:sz w:val="18"/>
-                <w:szCs w:val="18"/>
-              </w:rPr>
-              <w:t>MST.add</w:t>
-            </w:r>
-            <w:proofErr w:type="spellEnd"/>
-            <w:r>
-              <w:rPr>
-                <w:rFonts w:ascii="Courier New" w:eastAsia="Courier New" w:hAnsi="Courier New" w:cs="Courier New"/>
-                <w:sz w:val="18"/>
-                <w:szCs w:val="18"/>
-              </w:rPr>
-              <w:t>(</w:t>
-            </w:r>
-            <w:proofErr w:type="gramEnd"/>
-            <w:r>
-              <w:rPr>
-                <w:rFonts w:ascii="Courier New" w:eastAsia="Courier New" w:hAnsi="Courier New" w:cs="Courier New"/>
-                <w:sz w:val="18"/>
-                <w:szCs w:val="18"/>
-              </w:rPr>
-              <w:t>u, v, w)</w:t>
-            </w:r>
-          </w:p>
-          <w:p>
-            <w:r>
-              <w:rPr>
-                <w:rFonts w:ascii="Courier New" w:eastAsia="Courier New" w:hAnsi="Courier New" w:cs="Courier New"/>
-                <w:sz w:val="18"/>
-                <w:szCs w:val="18"/>
-              </w:rPr>
-              <w:t xml:space="preserve">      </w:t>
-            </w:r>
-            <w:proofErr w:type="gramStart"/>
-            <w:r>
-              <w:rPr>
-                <w:rFonts w:ascii="Courier New" w:eastAsia="Courier New" w:hAnsi="Courier New" w:cs="Courier New"/>
-                <w:sz w:val="18"/>
-                <w:szCs w:val="18"/>
-              </w:rPr>
-              <w:t>union(</w:t>
-            </w:r>
-            <w:proofErr w:type="gramEnd"/>
-            <w:r>
-              <w:rPr>
-                <w:rFonts w:ascii="Courier New" w:eastAsia="Courier New" w:hAnsi="Courier New" w:cs="Courier New"/>
-                <w:sz w:val="18"/>
-                <w:szCs w:val="18"/>
-              </w:rPr>
-              <w:t>u, v)</w:t>
-            </w:r>
-          </w:p>
-          <w:p>
-            <w:r>
-              <w:rPr>
-                <w:rFonts w:ascii="Courier New" w:eastAsia="Courier New" w:hAnsi="Courier New" w:cs="Courier New"/>
-                <w:sz w:val="18"/>
-                <w:szCs w:val="18"/>
-              </w:rPr>
-              <w:t xml:space="preserve">    if |MST| == V-1: break</w:t>
-            </w:r>
-          </w:p>
-          <w:p>
-            <w:r>
-              <w:rPr>
-                <w:rFonts w:ascii="Courier New" w:eastAsia="Courier New" w:hAnsi="Courier New" w:cs="Courier New"/>
-                <w:sz w:val="18"/>
-                <w:szCs w:val="18"/>
-              </w:rPr>
               <w:t xml:space="preserve">  return MST</w:t>
             </w:r>
           </w:p>
         </w:tc>
       </w:tr>
     </w:tbl>
-    <w:p>
-      <w:r>
-        <w:br w:type="page"/>
-      </w:r>
-    </w:p>
     <w:p>
       <w:pPr>
         <w:pStyle w:val="Heading1"/>
@@ -7207,21 +7071,12 @@
             </w:tcMar>
           </w:tcPr>
           <w:p>
-            <w:proofErr w:type="gramStart"/>
-            <w:r>
-              <w:rPr>
-                <w:sz w:val="20"/>
-                <w:szCs w:val="20"/>
-              </w:rPr>
-              <w:t>O(</w:t>
-            </w:r>
-            <w:proofErr w:type="gramEnd"/>
-            <w:r>
-              <w:rPr>
-                <w:sz w:val="20"/>
-                <w:szCs w:val="20"/>
-              </w:rPr>
-              <w:t>V + E)</w:t>
+            <w:r>
+              <w:rPr>
+                <w:sz w:val="20"/>
+                <w:szCs w:val="20"/>
+              </w:rPr>
+              <w:t>O(V + E)</w:t>
             </w:r>
           </w:p>
         </w:tc>
@@ -7359,21 +7214,12 @@
             </w:tcMar>
           </w:tcPr>
           <w:p>
-            <w:proofErr w:type="gramStart"/>
-            <w:r>
-              <w:rPr>
-                <w:sz w:val="20"/>
-                <w:szCs w:val="20"/>
-              </w:rPr>
-              <w:t>O(</w:t>
-            </w:r>
-            <w:proofErr w:type="gramEnd"/>
-            <w:r>
-              <w:rPr>
-                <w:sz w:val="20"/>
-                <w:szCs w:val="20"/>
-              </w:rPr>
-              <w:t>V + E)</w:t>
+            <w:r>
+              <w:rPr>
+                <w:sz w:val="20"/>
+                <w:szCs w:val="20"/>
+              </w:rPr>
+              <w:t>O(V + E)</w:t>
             </w:r>
           </w:p>
         </w:tc>
@@ -7511,21 +7357,12 @@
             </w:tcMar>
           </w:tcPr>
           <w:p>
-            <w:proofErr w:type="gramStart"/>
-            <w:r>
-              <w:rPr>
-                <w:sz w:val="20"/>
-                <w:szCs w:val="20"/>
-              </w:rPr>
-              <w:t>O((</w:t>
-            </w:r>
-            <w:proofErr w:type="gramEnd"/>
-            <w:r>
-              <w:rPr>
-                <w:sz w:val="20"/>
-                <w:szCs w:val="20"/>
-              </w:rPr>
-              <w:t>V+E) log V)</w:t>
+            <w:r>
+              <w:rPr>
+                <w:sz w:val="20"/>
+                <w:szCs w:val="20"/>
+              </w:rPr>
+              <w:t>O((V+E) log V)</w:t>
             </w:r>
           </w:p>
         </w:tc>
@@ -7663,21 +7500,12 @@
             </w:tcMar>
           </w:tcPr>
           <w:p>
-            <w:proofErr w:type="gramStart"/>
-            <w:r>
-              <w:rPr>
-                <w:sz w:val="20"/>
-                <w:szCs w:val="20"/>
-              </w:rPr>
-              <w:t>O(</w:t>
-            </w:r>
-            <w:proofErr w:type="gramEnd"/>
-            <w:r>
-              <w:rPr>
-                <w:sz w:val="20"/>
-                <w:szCs w:val="20"/>
-              </w:rPr>
-              <w:t>V × E)</w:t>
+            <w:r>
+              <w:rPr>
+                <w:sz w:val="20"/>
+                <w:szCs w:val="20"/>
+              </w:rPr>
+              <w:t>O(V × E)</w:t>
             </w:r>
           </w:p>
         </w:tc>
@@ -7815,21 +7643,12 @@
             </w:tcMar>
           </w:tcPr>
           <w:p>
-            <w:proofErr w:type="gramStart"/>
-            <w:r>
-              <w:rPr>
-                <w:sz w:val="20"/>
-                <w:szCs w:val="20"/>
-              </w:rPr>
-              <w:t>O(</w:t>
-            </w:r>
-            <w:proofErr w:type="gramEnd"/>
-            <w:r>
-              <w:rPr>
-                <w:sz w:val="20"/>
-                <w:szCs w:val="20"/>
-              </w:rPr>
-              <w:t>E log E)</w:t>
+            <w:r>
+              <w:rPr>
+                <w:sz w:val="20"/>
+                <w:szCs w:val="20"/>
+              </w:rPr>
+              <w:t>O(E log E)</w:t>
             </w:r>
           </w:p>
         </w:tc>
@@ -7947,31 +7766,7 @@
         <w:spacing w:after="120"/>
       </w:pPr>
       <w:r>
-        <w:t>Dijkstra – O((V+E) log V) time: Each vertex is extracted from the min-heap once (</w:t>
-      </w:r>
-      <w:proofErr w:type="gramStart"/>
-      <w:r>
-        <w:t>O(</w:t>
-      </w:r>
-      <w:proofErr w:type="gramEnd"/>
-      <w:r>
-        <w:t>V log V)), and each edge may trigger a heap insertion (</w:t>
-      </w:r>
-      <w:proofErr w:type="gramStart"/>
-      <w:r>
-        <w:t>O(</w:t>
-      </w:r>
-      <w:proofErr w:type="gramEnd"/>
-      <w:r>
-        <w:t xml:space="preserve">E log V)). With a Fibonacci heap this reduces to </w:t>
-      </w:r>
-      <w:proofErr w:type="gramStart"/>
-      <w:r>
-        <w:t>O(</w:t>
-      </w:r>
-      <w:proofErr w:type="gramEnd"/>
-      <w:r>
-        <w:t>E + V log V). Space is O(V) for distances and parent arrays plus O(V+E) for the heap.</w:t>
+        <w:t>Dijkstra – O((V+E) log V) time: Each vertex is extracted from the min-heap once (O(V log V)), and each edge may trigger a heap insertion (O(E log V)). With a Fibonacci heap this reduces to O(E + V log V). Space is O(V) for distances and parent arrays plus O(V+E) for the heap.</w:t>
       </w:r>
     </w:p>
     <w:p>
@@ -7997,23 +7792,7 @@
         <w:spacing w:after="120"/>
       </w:pPr>
       <w:r>
-        <w:t xml:space="preserve">Kruskal – </w:t>
-      </w:r>
-      <w:proofErr w:type="gramStart"/>
-      <w:r>
-        <w:t>O(</w:t>
-      </w:r>
-      <w:proofErr w:type="gramEnd"/>
-      <w:r>
-        <w:t xml:space="preserve">E log E) time: Dominated by sorting the edge list. Union-Find operations are nearly </w:t>
-      </w:r>
-      <w:proofErr w:type="gramStart"/>
-      <w:r>
-        <w:t>O(</w:t>
-      </w:r>
-      <w:proofErr w:type="gramEnd"/>
-      <w:r>
-        <w:t>1) amortized with path compression. Space is O(V) for the DSU structure. Best case: sparse graph with few edges; worst case: dense graph with E close to V².</w:t>
+        <w:t>Kruskal – O(E log E) time: Dominated by sorting the edge list. Union-Find operations are nearly O(1) amortized with path compression. Space is O(V) for the DSU structure. Best case: sparse graph with few edges; worst case: dense graph with E close to V².</w:t>
       </w:r>
     </w:p>
     <w:p>
@@ -8028,6 +7807,64 @@
       <w:r>
         <w:lastRenderedPageBreak/>
         <w:t>6. Experimental Analysis &amp; Comparison</w:t>
+      </w:r>
+    </w:p>
+    <w:p>
+      <w:pPr>
+        <w:spacing w:before="120" w:after="60"/>
+        <w:jc w:val="center"/>
+      </w:pPr>
+      <w:r>
+        <w:rPr>
+          <w:b/>
+          <w:color w:val="FFFFFF"/>
+          <w:sz w:val="20"/>
+          <w:szCs w:val="20"/>
+        </w:rPr>
+        <w:t xml:space="preserve">  [IMAGE PLACEHOLDER]  </w:t>
+      </w:r>
+    </w:p>
+    <w:p>
+      <w:pPr>
+        <w:spacing w:after="60"/>
+        <w:jc w:val="center"/>
+      </w:pPr>
+      <w:r>
+        <w:rPr>
+          <w:b/>
+          <w:sz w:val="20"/>
+          <w:szCs w:val="20"/>
+        </w:rPr>
+        <w:t>Screenshot: SECTION 7 — Experimental Results Table</w:t>
+      </w:r>
+    </w:p>
+    <w:p>
+      <w:pPr>
+        <w:spacing w:after="60"/>
+        <w:jc w:val="center"/>
+      </w:pPr>
+      <w:r>
+        <w:rPr>
+          <w:i/>
+          <w:color w:val="595959"/>
+          <w:sz w:val="18"/>
+          <w:szCs w:val="18"/>
+        </w:rPr>
+        <w:t>Source: results/experimental_results.md or terminal output</w:t>
+      </w:r>
+    </w:p>
+    <w:p>
+      <w:pPr>
+        <w:spacing w:after="120"/>
+        <w:jc w:val="center"/>
+      </w:pPr>
+      <w:r>
+        <w:rPr>
+          <w:color w:val="595959"/>
+          <w:sz w:val="18"/>
+          <w:szCs w:val="18"/>
+        </w:rPr>
+        <w:t>Run program — screenshot SECTION 7: Experimental Performance Analysis table</w:t>
       </w:r>
     </w:p>
     <w:p>
@@ -8042,12 +7879,8 @@
       <w:tblPr>
         <w:tblW w:w="9360" w:type="dxa"/>
         <w:tblBorders>
-          <w:top w:val="single" w:sz="4" w:space="0" w:color="auto"/>
-          <w:left w:val="single" w:sz="4" w:space="0" w:color="auto"/>
-          <w:bottom w:val="single" w:sz="4" w:space="0" w:color="auto"/>
-          <w:right w:val="single" w:sz="4" w:space="0" w:color="auto"/>
-          <w:insideH w:val="single" w:sz="4" w:space="0" w:color="auto"/>
-          <w:insideV w:val="single" w:sz="4" w:space="0" w:color="auto"/>
+          <w:insideH w:val="single" w:sz="1" w:space="0" w:color="CCCCCC"/>
+          <w:insideV w:val="single" w:sz="1" w:space="0" w:color="CCCCCC"/>
         </w:tblBorders>
         <w:tblCellMar>
           <w:left w:w="10" w:type="dxa"/>
@@ -8056,10 +7889,12 @@
         <w:tblLook w:val="04A0" w:firstRow="1" w:lastRow="0" w:firstColumn="1" w:lastColumn="0" w:noHBand="0" w:noVBand="1"/>
       </w:tblPr>
       <w:tblGrid>
-        <w:gridCol w:w="2340"/>
-        <w:gridCol w:w="2340"/>
-        <w:gridCol w:w="2340"/>
-        <w:gridCol w:w="2340"/>
+        <w:gridCol w:w="1560"/>
+        <w:gridCol w:w="1560"/>
+        <w:gridCol w:w="1560"/>
+        <w:gridCol w:w="1560"/>
+        <w:gridCol w:w="1560"/>
+        <w:gridCol w:w="1560"/>
       </w:tblGrid>
       <w:tr>
         <w:tblPrEx>
@@ -8070,14 +7905,14 @@
         </w:tblPrEx>
         <w:tc>
           <w:tcPr>
-            <w:tcW w:w="2340" w:type="dxa"/>
-            <w:tcBorders>
-              <w:top w:val="single" w:sz="1" w:space="0" w:color="CCCCCC"/>
-              <w:left w:val="single" w:sz="1" w:space="0" w:color="CCCCCC"/>
-              <w:bottom w:val="single" w:sz="1" w:space="0" w:color="CCCCCC"/>
-              <w:right w:val="single" w:sz="1" w:space="0" w:color="CCCCCC"/>
-            </w:tcBorders>
-            <w:shd w:val="clear" w:color="auto" w:fill="1A3A5C"/>
+            <w:tcW w:w="1560" w:type="dxa"/>
+            <w:tcBorders>
+              <w:top w:val="single" w:sz="1" w:space="0" w:color="CCCCCC"/>
+              <w:left w:val="single" w:sz="1" w:space="0" w:color="CCCCCC"/>
+              <w:bottom w:val="single" w:sz="1" w:space="0" w:color="CCCCCC"/>
+              <w:right w:val="single" w:sz="1" w:space="0" w:color="CCCCCC"/>
+            </w:tcBorders>
+            <w:shd w:val="clear" w:color="auto" w:fill="D5E8F0"/>
             <w:tcMar>
               <w:top w:w="80" w:type="dxa"/>
               <w:left w:w="120" w:type="dxa"/>
@@ -8089,10 +7924,8 @@
             <w:r>
               <w:rPr>
                 <w:b/>
-                <w:bCs/>
-                <w:color w:val="FFFFFF"/>
-                <w:sz w:val="20"/>
-                <w:szCs w:val="20"/>
+                <w:sz w:val="18"/>
+                <w:szCs w:val="18"/>
               </w:rPr>
               <w:t>Algorithm</w:t>
             </w:r>
@@ -8100,14 +7933,14 @@
         </w:tc>
         <w:tc>
           <w:tcPr>
-            <w:tcW w:w="2340" w:type="dxa"/>
-            <w:tcBorders>
-              <w:top w:val="single" w:sz="1" w:space="0" w:color="CCCCCC"/>
-              <w:left w:val="single" w:sz="1" w:space="0" w:color="CCCCCC"/>
-              <w:bottom w:val="single" w:sz="1" w:space="0" w:color="CCCCCC"/>
-              <w:right w:val="single" w:sz="1" w:space="0" w:color="CCCCCC"/>
-            </w:tcBorders>
-            <w:shd w:val="clear" w:color="auto" w:fill="1A3A5C"/>
+            <w:tcW w:w="1560" w:type="dxa"/>
+            <w:tcBorders>
+              <w:top w:val="single" w:sz="1" w:space="0" w:color="CCCCCC"/>
+              <w:left w:val="single" w:sz="1" w:space="0" w:color="CCCCCC"/>
+              <w:bottom w:val="single" w:sz="1" w:space="0" w:color="CCCCCC"/>
+              <w:right w:val="single" w:sz="1" w:space="0" w:color="CCCCCC"/>
+            </w:tcBorders>
+            <w:shd w:val="clear" w:color="auto" w:fill="D5E8F0"/>
             <w:tcMar>
               <w:top w:w="80" w:type="dxa"/>
               <w:left w:w="120" w:type="dxa"/>
@@ -8119,10 +7952,8 @@
             <w:r>
               <w:rPr>
                 <w:b/>
-                <w:bCs/>
-                <w:color w:val="FFFFFF"/>
-                <w:sz w:val="20"/>
-                <w:szCs w:val="20"/>
+                <w:sz w:val="18"/>
+                <w:szCs w:val="18"/>
               </w:rPr>
               <w:t>Complexity</w:t>
             </w:r>
@@ -8130,14 +7961,14 @@
         </w:tc>
         <w:tc>
           <w:tcPr>
-            <w:tcW w:w="2340" w:type="dxa"/>
-            <w:tcBorders>
-              <w:top w:val="single" w:sz="1" w:space="0" w:color="CCCCCC"/>
-              <w:left w:val="single" w:sz="1" w:space="0" w:color="CCCCCC"/>
-              <w:bottom w:val="single" w:sz="1" w:space="0" w:color="CCCCCC"/>
-              <w:right w:val="single" w:sz="1" w:space="0" w:color="CCCCCC"/>
-            </w:tcBorders>
-            <w:shd w:val="clear" w:color="auto" w:fill="1A3A5C"/>
+            <w:tcW w:w="1560" w:type="dxa"/>
+            <w:tcBorders>
+              <w:top w:val="single" w:sz="1" w:space="0" w:color="CCCCCC"/>
+              <w:left w:val="single" w:sz="1" w:space="0" w:color="CCCCCC"/>
+              <w:bottom w:val="single" w:sz="1" w:space="0" w:color="CCCCCC"/>
+              <w:right w:val="single" w:sz="1" w:space="0" w:color="CCCCCC"/>
+            </w:tcBorders>
+            <w:shd w:val="clear" w:color="auto" w:fill="D5E8F0"/>
             <w:tcMar>
               <w:top w:w="80" w:type="dxa"/>
               <w:left w:w="120" w:type="dxa"/>
@@ -8149,25 +7980,23 @@
             <w:r>
               <w:rPr>
                 <w:b/>
-                <w:bCs/>
-                <w:color w:val="FFFFFF"/>
-                <w:sz w:val="20"/>
-                <w:szCs w:val="20"/>
-              </w:rPr>
-              <w:t>Time 20 nodes (µs)</w:t>
-            </w:r>
-          </w:p>
-        </w:tc>
-        <w:tc>
-          <w:tcPr>
-            <w:tcW w:w="2340" w:type="dxa"/>
-            <w:tcBorders>
-              <w:top w:val="single" w:sz="1" w:space="0" w:color="CCCCCC"/>
-              <w:left w:val="single" w:sz="1" w:space="0" w:color="CCCCCC"/>
-              <w:bottom w:val="single" w:sz="1" w:space="0" w:color="CCCCCC"/>
-              <w:right w:val="single" w:sz="1" w:space="0" w:color="CCCCCC"/>
-            </w:tcBorders>
-            <w:shd w:val="clear" w:color="auto" w:fill="1A3A5C"/>
+                <w:sz w:val="18"/>
+                <w:szCs w:val="18"/>
+              </w:rPr>
+              <w:t>Small Sparse</w:t>
+            </w:r>
+          </w:p>
+        </w:tc>
+        <w:tc>
+          <w:tcPr>
+            <w:tcW w:w="1560" w:type="dxa"/>
+            <w:tcBorders>
+              <w:top w:val="single" w:sz="1" w:space="0" w:color="CCCCCC"/>
+              <w:left w:val="single" w:sz="1" w:space="0" w:color="CCCCCC"/>
+              <w:bottom w:val="single" w:sz="1" w:space="0" w:color="CCCCCC"/>
+              <w:right w:val="single" w:sz="1" w:space="0" w:color="CCCCCC"/>
+            </w:tcBorders>
+            <w:shd w:val="clear" w:color="auto" w:fill="D5E8F0"/>
             <w:tcMar>
               <w:top w:w="80" w:type="dxa"/>
               <w:left w:w="120" w:type="dxa"/>
@@ -8179,34 +8008,66 @@
             <w:r>
               <w:rPr>
                 <w:b/>
-                <w:bCs/>
-                <w:color w:val="FFFFFF"/>
-                <w:sz w:val="20"/>
-                <w:szCs w:val="20"/>
-              </w:rPr>
-              <w:t>Time 10 nodes (</w:t>
-            </w:r>
-            <w:proofErr w:type="spellStart"/>
+                <w:sz w:val="18"/>
+                <w:szCs w:val="18"/>
+              </w:rPr>
+              <w:t>Small Dense</w:t>
+            </w:r>
+          </w:p>
+        </w:tc>
+        <w:tc>
+          <w:tcPr>
+            <w:tcW w:w="1560" w:type="dxa"/>
+            <w:tcBorders>
+              <w:top w:val="single" w:sz="1" w:space="0" w:color="CCCCCC"/>
+              <w:left w:val="single" w:sz="1" w:space="0" w:color="CCCCCC"/>
+              <w:bottom w:val="single" w:sz="1" w:space="0" w:color="CCCCCC"/>
+              <w:right w:val="single" w:sz="1" w:space="0" w:color="CCCCCC"/>
+            </w:tcBorders>
+            <w:shd w:val="clear" w:color="auto" w:fill="D5E8F0"/>
+            <w:tcMar>
+              <w:top w:w="80" w:type="dxa"/>
+              <w:left w:w="120" w:type="dxa"/>
+              <w:bottom w:w="80" w:type="dxa"/>
+              <w:right w:w="120" w:type="dxa"/>
+            </w:tcMar>
+          </w:tcPr>
+          <w:p>
             <w:r>
               <w:rPr>
                 <w:b/>
-                <w:bCs/>
-                <w:color w:val="FFFFFF"/>
-                <w:sz w:val="20"/>
-                <w:szCs w:val="20"/>
-              </w:rPr>
-              <w:t>ms</w:t>
-            </w:r>
-            <w:proofErr w:type="spellEnd"/>
+                <w:sz w:val="18"/>
+                <w:szCs w:val="18"/>
+              </w:rPr>
+              <w:t>Large Sparse</w:t>
+            </w:r>
+          </w:p>
+        </w:tc>
+        <w:tc>
+          <w:tcPr>
+            <w:tcW w:w="1560" w:type="dxa"/>
+            <w:tcBorders>
+              <w:top w:val="single" w:sz="1" w:space="0" w:color="CCCCCC"/>
+              <w:left w:val="single" w:sz="1" w:space="0" w:color="CCCCCC"/>
+              <w:bottom w:val="single" w:sz="1" w:space="0" w:color="CCCCCC"/>
+              <w:right w:val="single" w:sz="1" w:space="0" w:color="CCCCCC"/>
+            </w:tcBorders>
+            <w:shd w:val="clear" w:color="auto" w:fill="D5E8F0"/>
+            <w:tcMar>
+              <w:top w:w="80" w:type="dxa"/>
+              <w:left w:w="120" w:type="dxa"/>
+              <w:bottom w:w="80" w:type="dxa"/>
+              <w:right w:w="120" w:type="dxa"/>
+            </w:tcMar>
+          </w:tcPr>
+          <w:p>
             <w:r>
               <w:rPr>
                 <w:b/>
-                <w:bCs/>
-                <w:color w:val="FFFFFF"/>
-                <w:sz w:val="20"/>
-                <w:szCs w:val="20"/>
-              </w:rPr>
-              <w:t>)</w:t>
+                <w:sz w:val="18"/>
+                <w:szCs w:val="18"/>
+              </w:rPr>
+              <w:t>Large Dense</w:t>
             </w:r>
           </w:p>
         </w:tc>
@@ -8220,26 +8081,26 @@
         </w:tblPrEx>
         <w:tc>
           <w:tcPr>
-            <w:tcW w:w="2340" w:type="dxa"/>
-            <w:tcBorders>
-              <w:top w:val="single" w:sz="1" w:space="0" w:color="CCCCCC"/>
-              <w:left w:val="single" w:sz="1" w:space="0" w:color="CCCCCC"/>
-              <w:bottom w:val="single" w:sz="1" w:space="0" w:color="CCCCCC"/>
-              <w:right w:val="single" w:sz="1" w:space="0" w:color="CCCCCC"/>
-            </w:tcBorders>
-            <w:shd w:val="clear" w:color="auto" w:fill="FFFFFF"/>
-            <w:tcMar>
-              <w:top w:w="80" w:type="dxa"/>
-              <w:left w:w="120" w:type="dxa"/>
-              <w:bottom w:w="80" w:type="dxa"/>
-              <w:right w:w="120" w:type="dxa"/>
-            </w:tcMar>
-          </w:tcPr>
-          <w:p>
-            <w:r>
-              <w:rPr>
-                <w:sz w:val="20"/>
-                <w:szCs w:val="20"/>
+            <w:tcW w:w="1560" w:type="dxa"/>
+            <w:tcBorders>
+              <w:top w:val="single" w:sz="1" w:space="0" w:color="CCCCCC"/>
+              <w:left w:val="single" w:sz="1" w:space="0" w:color="CCCCCC"/>
+              <w:bottom w:val="single" w:sz="1" w:space="0" w:color="CCCCCC"/>
+              <w:right w:val="single" w:sz="1" w:space="0" w:color="CCCCCC"/>
+            </w:tcBorders>
+            <w:shd w:val="clear" w:color="auto" w:fill="FFFFFF"/>
+            <w:tcMar>
+              <w:top w:w="80" w:type="dxa"/>
+              <w:left w:w="120" w:type="dxa"/>
+              <w:bottom w:w="80" w:type="dxa"/>
+              <w:right w:w="120" w:type="dxa"/>
+            </w:tcMar>
+          </w:tcPr>
+          <w:p>
+            <w:r>
+              <w:rPr>
+                <w:sz w:val="18"/>
+                <w:szCs w:val="18"/>
               </w:rPr>
               <w:t>BFS</w:t>
             </w:r>
@@ -8247,26 +8108,26 @@
         </w:tc>
         <w:tc>
           <w:tcPr>
-            <w:tcW w:w="2340" w:type="dxa"/>
-            <w:tcBorders>
-              <w:top w:val="single" w:sz="1" w:space="0" w:color="CCCCCC"/>
-              <w:left w:val="single" w:sz="1" w:space="0" w:color="CCCCCC"/>
-              <w:bottom w:val="single" w:sz="1" w:space="0" w:color="CCCCCC"/>
-              <w:right w:val="single" w:sz="1" w:space="0" w:color="CCCCCC"/>
-            </w:tcBorders>
-            <w:shd w:val="clear" w:color="auto" w:fill="FFFFFF"/>
-            <w:tcMar>
-              <w:top w:w="80" w:type="dxa"/>
-              <w:left w:w="120" w:type="dxa"/>
-              <w:bottom w:w="80" w:type="dxa"/>
-              <w:right w:w="120" w:type="dxa"/>
-            </w:tcMar>
-          </w:tcPr>
-          <w:p>
-            <w:r>
-              <w:rPr>
-                <w:sz w:val="20"/>
-                <w:szCs w:val="20"/>
+            <w:tcW w:w="1560" w:type="dxa"/>
+            <w:tcBorders>
+              <w:top w:val="single" w:sz="1" w:space="0" w:color="CCCCCC"/>
+              <w:left w:val="single" w:sz="1" w:space="0" w:color="CCCCCC"/>
+              <w:bottom w:val="single" w:sz="1" w:space="0" w:color="CCCCCC"/>
+              <w:right w:val="single" w:sz="1" w:space="0" w:color="CCCCCC"/>
+            </w:tcBorders>
+            <w:shd w:val="clear" w:color="auto" w:fill="FFFFFF"/>
+            <w:tcMar>
+              <w:top w:w="80" w:type="dxa"/>
+              <w:left w:w="120" w:type="dxa"/>
+              <w:bottom w:w="80" w:type="dxa"/>
+              <w:right w:w="120" w:type="dxa"/>
+            </w:tcMar>
+          </w:tcPr>
+          <w:p>
+            <w:r>
+              <w:rPr>
+                <w:sz w:val="18"/>
+                <w:szCs w:val="18"/>
               </w:rPr>
               <w:t>O(V+E)</w:t>
             </w:r>
@@ -8274,55 +8135,109 @@
         </w:tc>
         <w:tc>
           <w:tcPr>
-            <w:tcW w:w="2340" w:type="dxa"/>
-            <w:tcBorders>
-              <w:top w:val="single" w:sz="1" w:space="0" w:color="CCCCCC"/>
-              <w:left w:val="single" w:sz="1" w:space="0" w:color="CCCCCC"/>
-              <w:bottom w:val="single" w:sz="1" w:space="0" w:color="CCCCCC"/>
-              <w:right w:val="single" w:sz="1" w:space="0" w:color="CCCCCC"/>
-            </w:tcBorders>
-            <w:shd w:val="clear" w:color="auto" w:fill="FFFFFF"/>
-            <w:tcMar>
-              <w:top w:w="80" w:type="dxa"/>
-              <w:left w:w="120" w:type="dxa"/>
-              <w:bottom w:w="80" w:type="dxa"/>
-              <w:right w:w="120" w:type="dxa"/>
-            </w:tcMar>
-          </w:tcPr>
-          <w:p>
-            <w:r>
-              <w:rPr>
-                <w:sz w:val="20"/>
-                <w:szCs w:val="20"/>
-              </w:rPr>
-              <w:t>~0.96</w:t>
-            </w:r>
-          </w:p>
-        </w:tc>
-        <w:tc>
-          <w:tcPr>
-            <w:tcW w:w="2340" w:type="dxa"/>
-            <w:tcBorders>
-              <w:top w:val="single" w:sz="1" w:space="0" w:color="CCCCCC"/>
-              <w:left w:val="single" w:sz="1" w:space="0" w:color="CCCCCC"/>
-              <w:bottom w:val="single" w:sz="1" w:space="0" w:color="CCCCCC"/>
-              <w:right w:val="single" w:sz="1" w:space="0" w:color="CCCCCC"/>
-            </w:tcBorders>
-            <w:shd w:val="clear" w:color="auto" w:fill="FFFFFF"/>
-            <w:tcMar>
-              <w:top w:w="80" w:type="dxa"/>
-              <w:left w:w="120" w:type="dxa"/>
-              <w:bottom w:w="80" w:type="dxa"/>
-              <w:right w:w="120" w:type="dxa"/>
-            </w:tcMar>
-          </w:tcPr>
-          <w:p>
-            <w:r>
-              <w:rPr>
-                <w:sz w:val="20"/>
-                <w:szCs w:val="20"/>
-              </w:rPr>
-              <w:t>~0.0016</w:t>
+            <w:tcW w:w="1560" w:type="dxa"/>
+            <w:tcBorders>
+              <w:top w:val="single" w:sz="1" w:space="0" w:color="CCCCCC"/>
+              <w:left w:val="single" w:sz="1" w:space="0" w:color="CCCCCC"/>
+              <w:bottom w:val="single" w:sz="1" w:space="0" w:color="CCCCCC"/>
+              <w:right w:val="single" w:sz="1" w:space="0" w:color="CCCCCC"/>
+            </w:tcBorders>
+            <w:shd w:val="clear" w:color="auto" w:fill="FFFFFF"/>
+            <w:tcMar>
+              <w:top w:w="80" w:type="dxa"/>
+              <w:left w:w="120" w:type="dxa"/>
+              <w:bottom w:w="80" w:type="dxa"/>
+              <w:right w:w="120" w:type="dxa"/>
+            </w:tcMar>
+          </w:tcPr>
+          <w:p>
+            <w:r>
+              <w:rPr>
+                <w:sz w:val="18"/>
+                <w:szCs w:val="18"/>
+              </w:rPr>
+              <w:t>&lt; 1 µs</w:t>
+            </w:r>
+          </w:p>
+        </w:tc>
+        <w:tc>
+          <w:tcPr>
+            <w:tcW w:w="1560" w:type="dxa"/>
+            <w:tcBorders>
+              <w:top w:val="single" w:sz="1" w:space="0" w:color="CCCCCC"/>
+              <w:left w:val="single" w:sz="1" w:space="0" w:color="CCCCCC"/>
+              <w:bottom w:val="single" w:sz="1" w:space="0" w:color="CCCCCC"/>
+              <w:right w:val="single" w:sz="1" w:space="0" w:color="CCCCCC"/>
+            </w:tcBorders>
+            <w:shd w:val="clear" w:color="auto" w:fill="FFFFFF"/>
+            <w:tcMar>
+              <w:top w:w="80" w:type="dxa"/>
+              <w:left w:w="120" w:type="dxa"/>
+              <w:bottom w:w="80" w:type="dxa"/>
+              <w:right w:w="120" w:type="dxa"/>
+            </w:tcMar>
+          </w:tcPr>
+          <w:p>
+            <w:r>
+              <w:rPr>
+                <w:sz w:val="18"/>
+                <w:szCs w:val="18"/>
+              </w:rPr>
+              <w:t>&lt; 1 µs</w:t>
+            </w:r>
+          </w:p>
+        </w:tc>
+        <w:tc>
+          <w:tcPr>
+            <w:tcW w:w="1560" w:type="dxa"/>
+            <w:tcBorders>
+              <w:top w:val="single" w:sz="1" w:space="0" w:color="CCCCCC"/>
+              <w:left w:val="single" w:sz="1" w:space="0" w:color="CCCCCC"/>
+              <w:bottom w:val="single" w:sz="1" w:space="0" w:color="CCCCCC"/>
+              <w:right w:val="single" w:sz="1" w:space="0" w:color="CCCCCC"/>
+            </w:tcBorders>
+            <w:shd w:val="clear" w:color="auto" w:fill="FFFFFF"/>
+            <w:tcMar>
+              <w:top w:w="80" w:type="dxa"/>
+              <w:left w:w="120" w:type="dxa"/>
+              <w:bottom w:w="80" w:type="dxa"/>
+              <w:right w:w="120" w:type="dxa"/>
+            </w:tcMar>
+          </w:tcPr>
+          <w:p>
+            <w:r>
+              <w:rPr>
+                <w:sz w:val="18"/>
+                <w:szCs w:val="18"/>
+              </w:rPr>
+              <w:t>2 µs</w:t>
+            </w:r>
+          </w:p>
+        </w:tc>
+        <w:tc>
+          <w:tcPr>
+            <w:tcW w:w="1560" w:type="dxa"/>
+            <w:tcBorders>
+              <w:top w:val="single" w:sz="1" w:space="0" w:color="CCCCCC"/>
+              <w:left w:val="single" w:sz="1" w:space="0" w:color="CCCCCC"/>
+              <w:bottom w:val="single" w:sz="1" w:space="0" w:color="CCCCCC"/>
+              <w:right w:val="single" w:sz="1" w:space="0" w:color="CCCCCC"/>
+            </w:tcBorders>
+            <w:shd w:val="clear" w:color="auto" w:fill="FFFFFF"/>
+            <w:tcMar>
+              <w:top w:w="80" w:type="dxa"/>
+              <w:left w:w="120" w:type="dxa"/>
+              <w:bottom w:w="80" w:type="dxa"/>
+              <w:right w:w="120" w:type="dxa"/>
+            </w:tcMar>
+          </w:tcPr>
+          <w:p>
+            <w:r>
+              <w:rPr>
+                <w:sz w:val="18"/>
+                <w:szCs w:val="18"/>
+              </w:rPr>
+              <w:t>8 µs</w:t>
             </w:r>
           </w:p>
         </w:tc>
@@ -8336,26 +8251,26 @@
         </w:tblPrEx>
         <w:tc>
           <w:tcPr>
-            <w:tcW w:w="2340" w:type="dxa"/>
-            <w:tcBorders>
-              <w:top w:val="single" w:sz="1" w:space="0" w:color="CCCCCC"/>
-              <w:left w:val="single" w:sz="1" w:space="0" w:color="CCCCCC"/>
-              <w:bottom w:val="single" w:sz="1" w:space="0" w:color="CCCCCC"/>
-              <w:right w:val="single" w:sz="1" w:space="0" w:color="CCCCCC"/>
-            </w:tcBorders>
-            <w:shd w:val="clear" w:color="auto" w:fill="FFFFFF"/>
-            <w:tcMar>
-              <w:top w:w="80" w:type="dxa"/>
-              <w:left w:w="120" w:type="dxa"/>
-              <w:bottom w:w="80" w:type="dxa"/>
-              <w:right w:w="120" w:type="dxa"/>
-            </w:tcMar>
-          </w:tcPr>
-          <w:p>
-            <w:r>
-              <w:rPr>
-                <w:sz w:val="20"/>
-                <w:szCs w:val="20"/>
+            <w:tcW w:w="1560" w:type="dxa"/>
+            <w:tcBorders>
+              <w:top w:val="single" w:sz="1" w:space="0" w:color="CCCCCC"/>
+              <w:left w:val="single" w:sz="1" w:space="0" w:color="CCCCCC"/>
+              <w:bottom w:val="single" w:sz="1" w:space="0" w:color="CCCCCC"/>
+              <w:right w:val="single" w:sz="1" w:space="0" w:color="CCCCCC"/>
+            </w:tcBorders>
+            <w:shd w:val="clear" w:color="auto" w:fill="FFFFFF"/>
+            <w:tcMar>
+              <w:top w:w="80" w:type="dxa"/>
+              <w:left w:w="120" w:type="dxa"/>
+              <w:bottom w:w="80" w:type="dxa"/>
+              <w:right w:w="120" w:type="dxa"/>
+            </w:tcMar>
+          </w:tcPr>
+          <w:p>
+            <w:r>
+              <w:rPr>
+                <w:sz w:val="18"/>
+                <w:szCs w:val="18"/>
               </w:rPr>
               <w:t>DFS</w:t>
             </w:r>
@@ -8363,26 +8278,26 @@
         </w:tc>
         <w:tc>
           <w:tcPr>
-            <w:tcW w:w="2340" w:type="dxa"/>
-            <w:tcBorders>
-              <w:top w:val="single" w:sz="1" w:space="0" w:color="CCCCCC"/>
-              <w:left w:val="single" w:sz="1" w:space="0" w:color="CCCCCC"/>
-              <w:bottom w:val="single" w:sz="1" w:space="0" w:color="CCCCCC"/>
-              <w:right w:val="single" w:sz="1" w:space="0" w:color="CCCCCC"/>
-            </w:tcBorders>
-            <w:shd w:val="clear" w:color="auto" w:fill="FFFFFF"/>
-            <w:tcMar>
-              <w:top w:w="80" w:type="dxa"/>
-              <w:left w:w="120" w:type="dxa"/>
-              <w:bottom w:w="80" w:type="dxa"/>
-              <w:right w:w="120" w:type="dxa"/>
-            </w:tcMar>
-          </w:tcPr>
-          <w:p>
-            <w:r>
-              <w:rPr>
-                <w:sz w:val="20"/>
-                <w:szCs w:val="20"/>
+            <w:tcW w:w="1560" w:type="dxa"/>
+            <w:tcBorders>
+              <w:top w:val="single" w:sz="1" w:space="0" w:color="CCCCCC"/>
+              <w:left w:val="single" w:sz="1" w:space="0" w:color="CCCCCC"/>
+              <w:bottom w:val="single" w:sz="1" w:space="0" w:color="CCCCCC"/>
+              <w:right w:val="single" w:sz="1" w:space="0" w:color="CCCCCC"/>
+            </w:tcBorders>
+            <w:shd w:val="clear" w:color="auto" w:fill="FFFFFF"/>
+            <w:tcMar>
+              <w:top w:w="80" w:type="dxa"/>
+              <w:left w:w="120" w:type="dxa"/>
+              <w:bottom w:w="80" w:type="dxa"/>
+              <w:right w:w="120" w:type="dxa"/>
+            </w:tcMar>
+          </w:tcPr>
+          <w:p>
+            <w:r>
+              <w:rPr>
+                <w:sz w:val="18"/>
+                <w:szCs w:val="18"/>
               </w:rPr>
               <w:t>O(V+E)</w:t>
             </w:r>
@@ -8390,55 +8305,109 @@
         </w:tc>
         <w:tc>
           <w:tcPr>
-            <w:tcW w:w="2340" w:type="dxa"/>
-            <w:tcBorders>
-              <w:top w:val="single" w:sz="1" w:space="0" w:color="CCCCCC"/>
-              <w:left w:val="single" w:sz="1" w:space="0" w:color="CCCCCC"/>
-              <w:bottom w:val="single" w:sz="1" w:space="0" w:color="CCCCCC"/>
-              <w:right w:val="single" w:sz="1" w:space="0" w:color="CCCCCC"/>
-            </w:tcBorders>
-            <w:shd w:val="clear" w:color="auto" w:fill="FFFFFF"/>
-            <w:tcMar>
-              <w:top w:w="80" w:type="dxa"/>
-              <w:left w:w="120" w:type="dxa"/>
-              <w:bottom w:w="80" w:type="dxa"/>
-              <w:right w:w="120" w:type="dxa"/>
-            </w:tcMar>
-          </w:tcPr>
-          <w:p>
-            <w:r>
-              <w:rPr>
-                <w:sz w:val="20"/>
-                <w:szCs w:val="20"/>
-              </w:rPr>
-              <w:t>~0.78</w:t>
-            </w:r>
-          </w:p>
-        </w:tc>
-        <w:tc>
-          <w:tcPr>
-            <w:tcW w:w="2340" w:type="dxa"/>
-            <w:tcBorders>
-              <w:top w:val="single" w:sz="1" w:space="0" w:color="CCCCCC"/>
-              <w:left w:val="single" w:sz="1" w:space="0" w:color="CCCCCC"/>
-              <w:bottom w:val="single" w:sz="1" w:space="0" w:color="CCCCCC"/>
-              <w:right w:val="single" w:sz="1" w:space="0" w:color="CCCCCC"/>
-            </w:tcBorders>
-            <w:shd w:val="clear" w:color="auto" w:fill="FFFFFF"/>
-            <w:tcMar>
-              <w:top w:w="80" w:type="dxa"/>
-              <w:left w:w="120" w:type="dxa"/>
-              <w:bottom w:w="80" w:type="dxa"/>
-              <w:right w:w="120" w:type="dxa"/>
-            </w:tcMar>
-          </w:tcPr>
-          <w:p>
-            <w:r>
-              <w:rPr>
-                <w:sz w:val="20"/>
-                <w:szCs w:val="20"/>
-              </w:rPr>
-              <w:t>~0.0013</w:t>
+            <w:tcW w:w="1560" w:type="dxa"/>
+            <w:tcBorders>
+              <w:top w:val="single" w:sz="1" w:space="0" w:color="CCCCCC"/>
+              <w:left w:val="single" w:sz="1" w:space="0" w:color="CCCCCC"/>
+              <w:bottom w:val="single" w:sz="1" w:space="0" w:color="CCCCCC"/>
+              <w:right w:val="single" w:sz="1" w:space="0" w:color="CCCCCC"/>
+            </w:tcBorders>
+            <w:shd w:val="clear" w:color="auto" w:fill="FFFFFF"/>
+            <w:tcMar>
+              <w:top w:w="80" w:type="dxa"/>
+              <w:left w:w="120" w:type="dxa"/>
+              <w:bottom w:w="80" w:type="dxa"/>
+              <w:right w:w="120" w:type="dxa"/>
+            </w:tcMar>
+          </w:tcPr>
+          <w:p>
+            <w:r>
+              <w:rPr>
+                <w:sz w:val="18"/>
+                <w:szCs w:val="18"/>
+              </w:rPr>
+              <w:t>&lt; 1 µs</w:t>
+            </w:r>
+          </w:p>
+        </w:tc>
+        <w:tc>
+          <w:tcPr>
+            <w:tcW w:w="1560" w:type="dxa"/>
+            <w:tcBorders>
+              <w:top w:val="single" w:sz="1" w:space="0" w:color="CCCCCC"/>
+              <w:left w:val="single" w:sz="1" w:space="0" w:color="CCCCCC"/>
+              <w:bottom w:val="single" w:sz="1" w:space="0" w:color="CCCCCC"/>
+              <w:right w:val="single" w:sz="1" w:space="0" w:color="CCCCCC"/>
+            </w:tcBorders>
+            <w:shd w:val="clear" w:color="auto" w:fill="FFFFFF"/>
+            <w:tcMar>
+              <w:top w:w="80" w:type="dxa"/>
+              <w:left w:w="120" w:type="dxa"/>
+              <w:bottom w:w="80" w:type="dxa"/>
+              <w:right w:w="120" w:type="dxa"/>
+            </w:tcMar>
+          </w:tcPr>
+          <w:p>
+            <w:r>
+              <w:rPr>
+                <w:sz w:val="18"/>
+                <w:szCs w:val="18"/>
+              </w:rPr>
+              <w:t>&lt; 1 µs</w:t>
+            </w:r>
+          </w:p>
+        </w:tc>
+        <w:tc>
+          <w:tcPr>
+            <w:tcW w:w="1560" w:type="dxa"/>
+            <w:tcBorders>
+              <w:top w:val="single" w:sz="1" w:space="0" w:color="CCCCCC"/>
+              <w:left w:val="single" w:sz="1" w:space="0" w:color="CCCCCC"/>
+              <w:bottom w:val="single" w:sz="1" w:space="0" w:color="CCCCCC"/>
+              <w:right w:val="single" w:sz="1" w:space="0" w:color="CCCCCC"/>
+            </w:tcBorders>
+            <w:shd w:val="clear" w:color="auto" w:fill="FFFFFF"/>
+            <w:tcMar>
+              <w:top w:w="80" w:type="dxa"/>
+              <w:left w:w="120" w:type="dxa"/>
+              <w:bottom w:w="80" w:type="dxa"/>
+              <w:right w:w="120" w:type="dxa"/>
+            </w:tcMar>
+          </w:tcPr>
+          <w:p>
+            <w:r>
+              <w:rPr>
+                <w:sz w:val="18"/>
+                <w:szCs w:val="18"/>
+              </w:rPr>
+              <w:t>2 µs</w:t>
+            </w:r>
+          </w:p>
+        </w:tc>
+        <w:tc>
+          <w:tcPr>
+            <w:tcW w:w="1560" w:type="dxa"/>
+            <w:tcBorders>
+              <w:top w:val="single" w:sz="1" w:space="0" w:color="CCCCCC"/>
+              <w:left w:val="single" w:sz="1" w:space="0" w:color="CCCCCC"/>
+              <w:bottom w:val="single" w:sz="1" w:space="0" w:color="CCCCCC"/>
+              <w:right w:val="single" w:sz="1" w:space="0" w:color="CCCCCC"/>
+            </w:tcBorders>
+            <w:shd w:val="clear" w:color="auto" w:fill="FFFFFF"/>
+            <w:tcMar>
+              <w:top w:w="80" w:type="dxa"/>
+              <w:left w:w="120" w:type="dxa"/>
+              <w:bottom w:w="80" w:type="dxa"/>
+              <w:right w:w="120" w:type="dxa"/>
+            </w:tcMar>
+          </w:tcPr>
+          <w:p>
+            <w:r>
+              <w:rPr>
+                <w:sz w:val="18"/>
+                <w:szCs w:val="18"/>
+              </w:rPr>
+              <w:t>7 µs</w:t>
             </w:r>
           </w:p>
         </w:tc>
@@ -8452,26 +8421,26 @@
         </w:tblPrEx>
         <w:tc>
           <w:tcPr>
-            <w:tcW w:w="2340" w:type="dxa"/>
-            <w:tcBorders>
-              <w:top w:val="single" w:sz="1" w:space="0" w:color="CCCCCC"/>
-              <w:left w:val="single" w:sz="1" w:space="0" w:color="CCCCCC"/>
-              <w:bottom w:val="single" w:sz="1" w:space="0" w:color="CCCCCC"/>
-              <w:right w:val="single" w:sz="1" w:space="0" w:color="CCCCCC"/>
-            </w:tcBorders>
-            <w:shd w:val="clear" w:color="auto" w:fill="FFFFFF"/>
-            <w:tcMar>
-              <w:top w:w="80" w:type="dxa"/>
-              <w:left w:w="120" w:type="dxa"/>
-              <w:bottom w:w="80" w:type="dxa"/>
-              <w:right w:w="120" w:type="dxa"/>
-            </w:tcMar>
-          </w:tcPr>
-          <w:p>
-            <w:r>
-              <w:rPr>
-                <w:sz w:val="20"/>
-                <w:szCs w:val="20"/>
+            <w:tcW w:w="1560" w:type="dxa"/>
+            <w:tcBorders>
+              <w:top w:val="single" w:sz="1" w:space="0" w:color="CCCCCC"/>
+              <w:left w:val="single" w:sz="1" w:space="0" w:color="CCCCCC"/>
+              <w:bottom w:val="single" w:sz="1" w:space="0" w:color="CCCCCC"/>
+              <w:right w:val="single" w:sz="1" w:space="0" w:color="CCCCCC"/>
+            </w:tcBorders>
+            <w:shd w:val="clear" w:color="auto" w:fill="FFFFFF"/>
+            <w:tcMar>
+              <w:top w:w="80" w:type="dxa"/>
+              <w:left w:w="120" w:type="dxa"/>
+              <w:bottom w:w="80" w:type="dxa"/>
+              <w:right w:w="120" w:type="dxa"/>
+            </w:tcMar>
+          </w:tcPr>
+          <w:p>
+            <w:r>
+              <w:rPr>
+                <w:sz w:val="18"/>
+                <w:szCs w:val="18"/>
               </w:rPr>
               <w:t>Dijkstra</w:t>
             </w:r>
@@ -8479,116 +8448,136 @@
         </w:tc>
         <w:tc>
           <w:tcPr>
-            <w:tcW w:w="2340" w:type="dxa"/>
-            <w:tcBorders>
-              <w:top w:val="single" w:sz="1" w:space="0" w:color="CCCCCC"/>
-              <w:left w:val="single" w:sz="1" w:space="0" w:color="CCCCCC"/>
-              <w:bottom w:val="single" w:sz="1" w:space="0" w:color="CCCCCC"/>
-              <w:right w:val="single" w:sz="1" w:space="0" w:color="CCCCCC"/>
-            </w:tcBorders>
-            <w:shd w:val="clear" w:color="auto" w:fill="FFFFFF"/>
-            <w:tcMar>
-              <w:top w:w="80" w:type="dxa"/>
-              <w:left w:w="120" w:type="dxa"/>
-              <w:bottom w:w="80" w:type="dxa"/>
-              <w:right w:w="120" w:type="dxa"/>
-            </w:tcMar>
-          </w:tcPr>
-          <w:p>
-            <w:proofErr w:type="gramStart"/>
-            <w:r>
-              <w:rPr>
-                <w:sz w:val="20"/>
-                <w:szCs w:val="20"/>
-              </w:rPr>
-              <w:t>O((</w:t>
-            </w:r>
-            <w:proofErr w:type="gramEnd"/>
-            <w:r>
-              <w:rPr>
-                <w:sz w:val="20"/>
-                <w:szCs w:val="20"/>
-              </w:rPr>
-              <w:t>V+</w:t>
-            </w:r>
-            <w:proofErr w:type="gramStart"/>
-            <w:r>
-              <w:rPr>
-                <w:sz w:val="20"/>
-                <w:szCs w:val="20"/>
-              </w:rPr>
-              <w:t>E)</w:t>
-            </w:r>
-            <w:proofErr w:type="spellStart"/>
-            <w:r>
-              <w:rPr>
-                <w:sz w:val="20"/>
-                <w:szCs w:val="20"/>
-              </w:rPr>
-              <w:t>logV</w:t>
-            </w:r>
-            <w:proofErr w:type="spellEnd"/>
-            <w:proofErr w:type="gramEnd"/>
-            <w:r>
-              <w:rPr>
-                <w:sz w:val="20"/>
-                <w:szCs w:val="20"/>
-              </w:rPr>
-              <w:t>)</w:t>
-            </w:r>
-          </w:p>
-        </w:tc>
-        <w:tc>
-          <w:tcPr>
-            <w:tcW w:w="2340" w:type="dxa"/>
-            <w:tcBorders>
-              <w:top w:val="single" w:sz="1" w:space="0" w:color="CCCCCC"/>
-              <w:left w:val="single" w:sz="1" w:space="0" w:color="CCCCCC"/>
-              <w:bottom w:val="single" w:sz="1" w:space="0" w:color="CCCCCC"/>
-              <w:right w:val="single" w:sz="1" w:space="0" w:color="CCCCCC"/>
-            </w:tcBorders>
-            <w:shd w:val="clear" w:color="auto" w:fill="FFFFFF"/>
-            <w:tcMar>
-              <w:top w:w="80" w:type="dxa"/>
-              <w:left w:w="120" w:type="dxa"/>
-              <w:bottom w:w="80" w:type="dxa"/>
-              <w:right w:w="120" w:type="dxa"/>
-            </w:tcMar>
-          </w:tcPr>
-          <w:p>
-            <w:r>
-              <w:rPr>
-                <w:sz w:val="20"/>
-                <w:szCs w:val="20"/>
-              </w:rPr>
-              <w:t>~1.99</w:t>
-            </w:r>
-          </w:p>
-        </w:tc>
-        <w:tc>
-          <w:tcPr>
-            <w:tcW w:w="2340" w:type="dxa"/>
-            <w:tcBorders>
-              <w:top w:val="single" w:sz="1" w:space="0" w:color="CCCCCC"/>
-              <w:left w:val="single" w:sz="1" w:space="0" w:color="CCCCCC"/>
-              <w:bottom w:val="single" w:sz="1" w:space="0" w:color="CCCCCC"/>
-              <w:right w:val="single" w:sz="1" w:space="0" w:color="CCCCCC"/>
-            </w:tcBorders>
-            <w:shd w:val="clear" w:color="auto" w:fill="FFFFFF"/>
-            <w:tcMar>
-              <w:top w:w="80" w:type="dxa"/>
-              <w:left w:w="120" w:type="dxa"/>
-              <w:bottom w:w="80" w:type="dxa"/>
-              <w:right w:w="120" w:type="dxa"/>
-            </w:tcMar>
-          </w:tcPr>
-          <w:p>
-            <w:r>
-              <w:rPr>
-                <w:sz w:val="20"/>
-                <w:szCs w:val="20"/>
-              </w:rPr>
-              <w:t>~0.0033</w:t>
+            <w:tcW w:w="1560" w:type="dxa"/>
+            <w:tcBorders>
+              <w:top w:val="single" w:sz="1" w:space="0" w:color="CCCCCC"/>
+              <w:left w:val="single" w:sz="1" w:space="0" w:color="CCCCCC"/>
+              <w:bottom w:val="single" w:sz="1" w:space="0" w:color="CCCCCC"/>
+              <w:right w:val="single" w:sz="1" w:space="0" w:color="CCCCCC"/>
+            </w:tcBorders>
+            <w:shd w:val="clear" w:color="auto" w:fill="FFFFFF"/>
+            <w:tcMar>
+              <w:top w:w="80" w:type="dxa"/>
+              <w:left w:w="120" w:type="dxa"/>
+              <w:bottom w:w="80" w:type="dxa"/>
+              <w:right w:w="120" w:type="dxa"/>
+            </w:tcMar>
+          </w:tcPr>
+          <w:p>
+            <w:r>
+              <w:rPr>
+                <w:sz w:val="18"/>
+                <w:szCs w:val="18"/>
+              </w:rPr>
+              <w:t>O((V+E)logV)</w:t>
+            </w:r>
+          </w:p>
+        </w:tc>
+        <w:tc>
+          <w:tcPr>
+            <w:tcW w:w="1560" w:type="dxa"/>
+            <w:tcBorders>
+              <w:top w:val="single" w:sz="1" w:space="0" w:color="CCCCCC"/>
+              <w:left w:val="single" w:sz="1" w:space="0" w:color="CCCCCC"/>
+              <w:bottom w:val="single" w:sz="1" w:space="0" w:color="CCCCCC"/>
+              <w:right w:val="single" w:sz="1" w:space="0" w:color="CCCCCC"/>
+            </w:tcBorders>
+            <w:shd w:val="clear" w:color="auto" w:fill="FFFFFF"/>
+            <w:tcMar>
+              <w:top w:w="80" w:type="dxa"/>
+              <w:left w:w="120" w:type="dxa"/>
+              <w:bottom w:w="80" w:type="dxa"/>
+              <w:right w:w="120" w:type="dxa"/>
+            </w:tcMar>
+          </w:tcPr>
+          <w:p>
+            <w:r>
+              <w:rPr>
+                <w:sz w:val="18"/>
+                <w:szCs w:val="18"/>
+              </w:rPr>
+              <w:t>3 µs</w:t>
+            </w:r>
+          </w:p>
+        </w:tc>
+        <w:tc>
+          <w:tcPr>
+            <w:tcW w:w="1560" w:type="dxa"/>
+            <w:tcBorders>
+              <w:top w:val="single" w:sz="1" w:space="0" w:color="CCCCCC"/>
+              <w:left w:val="single" w:sz="1" w:space="0" w:color="CCCCCC"/>
+              <w:bottom w:val="single" w:sz="1" w:space="0" w:color="CCCCCC"/>
+              <w:right w:val="single" w:sz="1" w:space="0" w:color="CCCCCC"/>
+            </w:tcBorders>
+            <w:shd w:val="clear" w:color="auto" w:fill="FFFFFF"/>
+            <w:tcMar>
+              <w:top w:w="80" w:type="dxa"/>
+              <w:left w:w="120" w:type="dxa"/>
+              <w:bottom w:w="80" w:type="dxa"/>
+              <w:right w:w="120" w:type="dxa"/>
+            </w:tcMar>
+          </w:tcPr>
+          <w:p>
+            <w:r>
+              <w:rPr>
+                <w:sz w:val="18"/>
+                <w:szCs w:val="18"/>
+              </w:rPr>
+              <w:t>9 µs</w:t>
+            </w:r>
+          </w:p>
+        </w:tc>
+        <w:tc>
+          <w:tcPr>
+            <w:tcW w:w="1560" w:type="dxa"/>
+            <w:tcBorders>
+              <w:top w:val="single" w:sz="1" w:space="0" w:color="CCCCCC"/>
+              <w:left w:val="single" w:sz="1" w:space="0" w:color="CCCCCC"/>
+              <w:bottom w:val="single" w:sz="1" w:space="0" w:color="CCCCCC"/>
+              <w:right w:val="single" w:sz="1" w:space="0" w:color="CCCCCC"/>
+            </w:tcBorders>
+            <w:shd w:val="clear" w:color="auto" w:fill="FFFFFF"/>
+            <w:tcMar>
+              <w:top w:w="80" w:type="dxa"/>
+              <w:left w:w="120" w:type="dxa"/>
+              <w:bottom w:w="80" w:type="dxa"/>
+              <w:right w:w="120" w:type="dxa"/>
+            </w:tcMar>
+          </w:tcPr>
+          <w:p>
+            <w:r>
+              <w:rPr>
+                <w:sz w:val="18"/>
+                <w:szCs w:val="18"/>
+              </w:rPr>
+              <w:t>18 µs</w:t>
+            </w:r>
+          </w:p>
+        </w:tc>
+        <w:tc>
+          <w:tcPr>
+            <w:tcW w:w="1560" w:type="dxa"/>
+            <w:tcBorders>
+              <w:top w:val="single" w:sz="1" w:space="0" w:color="CCCCCC"/>
+              <w:left w:val="single" w:sz="1" w:space="0" w:color="CCCCCC"/>
+              <w:bottom w:val="single" w:sz="1" w:space="0" w:color="CCCCCC"/>
+              <w:right w:val="single" w:sz="1" w:space="0" w:color="CCCCCC"/>
+            </w:tcBorders>
+            <w:shd w:val="clear" w:color="auto" w:fill="FFFFFF"/>
+            <w:tcMar>
+              <w:top w:w="80" w:type="dxa"/>
+              <w:left w:w="120" w:type="dxa"/>
+              <w:bottom w:w="80" w:type="dxa"/>
+              <w:right w:w="120" w:type="dxa"/>
+            </w:tcMar>
+          </w:tcPr>
+          <w:p>
+            <w:r>
+              <w:rPr>
+                <w:sz w:val="18"/>
+                <w:szCs w:val="18"/>
+              </w:rPr>
+              <w:t>210 µs</w:t>
             </w:r>
           </w:p>
         </w:tc>
@@ -8602,26 +8591,26 @@
         </w:tblPrEx>
         <w:tc>
           <w:tcPr>
-            <w:tcW w:w="2340" w:type="dxa"/>
-            <w:tcBorders>
-              <w:top w:val="single" w:sz="1" w:space="0" w:color="CCCCCC"/>
-              <w:left w:val="single" w:sz="1" w:space="0" w:color="CCCCCC"/>
-              <w:bottom w:val="single" w:sz="1" w:space="0" w:color="CCCCCC"/>
-              <w:right w:val="single" w:sz="1" w:space="0" w:color="CCCCCC"/>
-            </w:tcBorders>
-            <w:shd w:val="clear" w:color="auto" w:fill="FFFFFF"/>
-            <w:tcMar>
-              <w:top w:w="80" w:type="dxa"/>
-              <w:left w:w="120" w:type="dxa"/>
-              <w:bottom w:w="80" w:type="dxa"/>
-              <w:right w:w="120" w:type="dxa"/>
-            </w:tcMar>
-          </w:tcPr>
-          <w:p>
-            <w:r>
-              <w:rPr>
-                <w:sz w:val="20"/>
-                <w:szCs w:val="20"/>
+            <w:tcW w:w="1560" w:type="dxa"/>
+            <w:tcBorders>
+              <w:top w:val="single" w:sz="1" w:space="0" w:color="CCCCCC"/>
+              <w:left w:val="single" w:sz="1" w:space="0" w:color="CCCCCC"/>
+              <w:bottom w:val="single" w:sz="1" w:space="0" w:color="CCCCCC"/>
+              <w:right w:val="single" w:sz="1" w:space="0" w:color="CCCCCC"/>
+            </w:tcBorders>
+            <w:shd w:val="clear" w:color="auto" w:fill="FFFFFF"/>
+            <w:tcMar>
+              <w:top w:w="80" w:type="dxa"/>
+              <w:left w:w="120" w:type="dxa"/>
+              <w:bottom w:w="80" w:type="dxa"/>
+              <w:right w:w="120" w:type="dxa"/>
+            </w:tcMar>
+          </w:tcPr>
+          <w:p>
+            <w:r>
+              <w:rPr>
+                <w:sz w:val="18"/>
+                <w:szCs w:val="18"/>
               </w:rPr>
               <w:t>Bellman-Ford</w:t>
             </w:r>
@@ -8629,26 +8618,26 @@
         </w:tc>
         <w:tc>
           <w:tcPr>
-            <w:tcW w:w="2340" w:type="dxa"/>
-            <w:tcBorders>
-              <w:top w:val="single" w:sz="1" w:space="0" w:color="CCCCCC"/>
-              <w:left w:val="single" w:sz="1" w:space="0" w:color="CCCCCC"/>
-              <w:bottom w:val="single" w:sz="1" w:space="0" w:color="CCCCCC"/>
-              <w:right w:val="single" w:sz="1" w:space="0" w:color="CCCCCC"/>
-            </w:tcBorders>
-            <w:shd w:val="clear" w:color="auto" w:fill="FFFFFF"/>
-            <w:tcMar>
-              <w:top w:w="80" w:type="dxa"/>
-              <w:left w:w="120" w:type="dxa"/>
-              <w:bottom w:w="80" w:type="dxa"/>
-              <w:right w:w="120" w:type="dxa"/>
-            </w:tcMar>
-          </w:tcPr>
-          <w:p>
-            <w:r>
-              <w:rPr>
-                <w:sz w:val="20"/>
-                <w:szCs w:val="20"/>
+            <w:tcW w:w="1560" w:type="dxa"/>
+            <w:tcBorders>
+              <w:top w:val="single" w:sz="1" w:space="0" w:color="CCCCCC"/>
+              <w:left w:val="single" w:sz="1" w:space="0" w:color="CCCCCC"/>
+              <w:bottom w:val="single" w:sz="1" w:space="0" w:color="CCCCCC"/>
+              <w:right w:val="single" w:sz="1" w:space="0" w:color="CCCCCC"/>
+            </w:tcBorders>
+            <w:shd w:val="clear" w:color="auto" w:fill="FFFFFF"/>
+            <w:tcMar>
+              <w:top w:w="80" w:type="dxa"/>
+              <w:left w:w="120" w:type="dxa"/>
+              <w:bottom w:w="80" w:type="dxa"/>
+              <w:right w:w="120" w:type="dxa"/>
+            </w:tcMar>
+          </w:tcPr>
+          <w:p>
+            <w:r>
+              <w:rPr>
+                <w:sz w:val="18"/>
+                <w:szCs w:val="18"/>
               </w:rPr>
               <w:t>O(V×E)</w:t>
             </w:r>
@@ -8656,55 +8645,109 @@
         </w:tc>
         <w:tc>
           <w:tcPr>
-            <w:tcW w:w="2340" w:type="dxa"/>
-            <w:tcBorders>
-              <w:top w:val="single" w:sz="1" w:space="0" w:color="CCCCCC"/>
-              <w:left w:val="single" w:sz="1" w:space="0" w:color="CCCCCC"/>
-              <w:bottom w:val="single" w:sz="1" w:space="0" w:color="CCCCCC"/>
-              <w:right w:val="single" w:sz="1" w:space="0" w:color="CCCCCC"/>
-            </w:tcBorders>
-            <w:shd w:val="clear" w:color="auto" w:fill="FFFFFF"/>
-            <w:tcMar>
-              <w:top w:w="80" w:type="dxa"/>
-              <w:left w:w="120" w:type="dxa"/>
-              <w:bottom w:w="80" w:type="dxa"/>
-              <w:right w:w="120" w:type="dxa"/>
-            </w:tcMar>
-          </w:tcPr>
-          <w:p>
-            <w:r>
-              <w:rPr>
-                <w:sz w:val="20"/>
-                <w:szCs w:val="20"/>
-              </w:rPr>
-              <w:t>~1.33</w:t>
-            </w:r>
-          </w:p>
-        </w:tc>
-        <w:tc>
-          <w:tcPr>
-            <w:tcW w:w="2340" w:type="dxa"/>
-            <w:tcBorders>
-              <w:top w:val="single" w:sz="1" w:space="0" w:color="CCCCCC"/>
-              <w:left w:val="single" w:sz="1" w:space="0" w:color="CCCCCC"/>
-              <w:bottom w:val="single" w:sz="1" w:space="0" w:color="CCCCCC"/>
-              <w:right w:val="single" w:sz="1" w:space="0" w:color="CCCCCC"/>
-            </w:tcBorders>
-            <w:shd w:val="clear" w:color="auto" w:fill="FFFFFF"/>
-            <w:tcMar>
-              <w:top w:w="80" w:type="dxa"/>
-              <w:left w:w="120" w:type="dxa"/>
-              <w:bottom w:w="80" w:type="dxa"/>
-              <w:right w:w="120" w:type="dxa"/>
-            </w:tcMar>
-          </w:tcPr>
-          <w:p>
-            <w:r>
-              <w:rPr>
-                <w:sz w:val="20"/>
-                <w:szCs w:val="20"/>
-              </w:rPr>
-              <w:t>~0.0022</w:t>
+            <w:tcW w:w="1560" w:type="dxa"/>
+            <w:tcBorders>
+              <w:top w:val="single" w:sz="1" w:space="0" w:color="CCCCCC"/>
+              <w:left w:val="single" w:sz="1" w:space="0" w:color="CCCCCC"/>
+              <w:bottom w:val="single" w:sz="1" w:space="0" w:color="CCCCCC"/>
+              <w:right w:val="single" w:sz="1" w:space="0" w:color="CCCCCC"/>
+            </w:tcBorders>
+            <w:shd w:val="clear" w:color="auto" w:fill="FFFFFF"/>
+            <w:tcMar>
+              <w:top w:w="80" w:type="dxa"/>
+              <w:left w:w="120" w:type="dxa"/>
+              <w:bottom w:w="80" w:type="dxa"/>
+              <w:right w:w="120" w:type="dxa"/>
+            </w:tcMar>
+          </w:tcPr>
+          <w:p>
+            <w:r>
+              <w:rPr>
+                <w:sz w:val="18"/>
+                <w:szCs w:val="18"/>
+              </w:rPr>
+              <w:t>8 µs</w:t>
+            </w:r>
+          </w:p>
+        </w:tc>
+        <w:tc>
+          <w:tcPr>
+            <w:tcW w:w="1560" w:type="dxa"/>
+            <w:tcBorders>
+              <w:top w:val="single" w:sz="1" w:space="0" w:color="CCCCCC"/>
+              <w:left w:val="single" w:sz="1" w:space="0" w:color="CCCCCC"/>
+              <w:bottom w:val="single" w:sz="1" w:space="0" w:color="CCCCCC"/>
+              <w:right w:val="single" w:sz="1" w:space="0" w:color="CCCCCC"/>
+            </w:tcBorders>
+            <w:shd w:val="clear" w:color="auto" w:fill="FFFFFF"/>
+            <w:tcMar>
+              <w:top w:w="80" w:type="dxa"/>
+              <w:left w:w="120" w:type="dxa"/>
+              <w:bottom w:w="80" w:type="dxa"/>
+              <w:right w:w="120" w:type="dxa"/>
+            </w:tcMar>
+          </w:tcPr>
+          <w:p>
+            <w:r>
+              <w:rPr>
+                <w:sz w:val="18"/>
+                <w:szCs w:val="18"/>
+              </w:rPr>
+              <w:t>35 µs</w:t>
+            </w:r>
+          </w:p>
+        </w:tc>
+        <w:tc>
+          <w:tcPr>
+            <w:tcW w:w="1560" w:type="dxa"/>
+            <w:tcBorders>
+              <w:top w:val="single" w:sz="1" w:space="0" w:color="CCCCCC"/>
+              <w:left w:val="single" w:sz="1" w:space="0" w:color="CCCCCC"/>
+              <w:bottom w:val="single" w:sz="1" w:space="0" w:color="CCCCCC"/>
+              <w:right w:val="single" w:sz="1" w:space="0" w:color="CCCCCC"/>
+            </w:tcBorders>
+            <w:shd w:val="clear" w:color="auto" w:fill="FFFFFF"/>
+            <w:tcMar>
+              <w:top w:w="80" w:type="dxa"/>
+              <w:left w:w="120" w:type="dxa"/>
+              <w:bottom w:w="80" w:type="dxa"/>
+              <w:right w:w="120" w:type="dxa"/>
+            </w:tcMar>
+          </w:tcPr>
+          <w:p>
+            <w:r>
+              <w:rPr>
+                <w:sz w:val="18"/>
+                <w:szCs w:val="18"/>
+              </w:rPr>
+              <w:t>120 µs</w:t>
+            </w:r>
+          </w:p>
+        </w:tc>
+        <w:tc>
+          <w:tcPr>
+            <w:tcW w:w="1560" w:type="dxa"/>
+            <w:tcBorders>
+              <w:top w:val="single" w:sz="1" w:space="0" w:color="CCCCCC"/>
+              <w:left w:val="single" w:sz="1" w:space="0" w:color="CCCCCC"/>
+              <w:bottom w:val="single" w:sz="1" w:space="0" w:color="CCCCCC"/>
+              <w:right w:val="single" w:sz="1" w:space="0" w:color="CCCCCC"/>
+            </w:tcBorders>
+            <w:shd w:val="clear" w:color="auto" w:fill="FFFFFF"/>
+            <w:tcMar>
+              <w:top w:w="80" w:type="dxa"/>
+              <w:left w:w="120" w:type="dxa"/>
+              <w:bottom w:w="80" w:type="dxa"/>
+              <w:right w:w="120" w:type="dxa"/>
+            </w:tcMar>
+          </w:tcPr>
+          <w:p>
+            <w:r>
+              <w:rPr>
+                <w:sz w:val="18"/>
+                <w:szCs w:val="18"/>
+              </w:rPr>
+              <w:t>2800 µs</w:t>
             </w:r>
           </w:p>
         </w:tc>
@@ -8718,118 +8761,163 @@
         </w:tblPrEx>
         <w:tc>
           <w:tcPr>
-            <w:tcW w:w="2340" w:type="dxa"/>
-            <w:tcBorders>
-              <w:top w:val="single" w:sz="1" w:space="0" w:color="CCCCCC"/>
-              <w:left w:val="single" w:sz="1" w:space="0" w:color="CCCCCC"/>
-              <w:bottom w:val="single" w:sz="1" w:space="0" w:color="CCCCCC"/>
-              <w:right w:val="single" w:sz="1" w:space="0" w:color="CCCCCC"/>
-            </w:tcBorders>
-            <w:shd w:val="clear" w:color="auto" w:fill="FFFFFF"/>
-            <w:tcMar>
-              <w:top w:w="80" w:type="dxa"/>
-              <w:left w:w="120" w:type="dxa"/>
-              <w:bottom w:w="80" w:type="dxa"/>
-              <w:right w:w="120" w:type="dxa"/>
-            </w:tcMar>
-          </w:tcPr>
-          <w:p>
-            <w:r>
-              <w:rPr>
-                <w:sz w:val="20"/>
-                <w:szCs w:val="20"/>
-              </w:rPr>
-              <w:t>Kruskal MST</w:t>
-            </w:r>
-          </w:p>
-        </w:tc>
-        <w:tc>
-          <w:tcPr>
-            <w:tcW w:w="2340" w:type="dxa"/>
-            <w:tcBorders>
-              <w:top w:val="single" w:sz="1" w:space="0" w:color="CCCCCC"/>
-              <w:left w:val="single" w:sz="1" w:space="0" w:color="CCCCCC"/>
-              <w:bottom w:val="single" w:sz="1" w:space="0" w:color="CCCCCC"/>
-              <w:right w:val="single" w:sz="1" w:space="0" w:color="CCCCCC"/>
-            </w:tcBorders>
-            <w:shd w:val="clear" w:color="auto" w:fill="FFFFFF"/>
-            <w:tcMar>
-              <w:top w:w="80" w:type="dxa"/>
-              <w:left w:w="120" w:type="dxa"/>
-              <w:bottom w:w="80" w:type="dxa"/>
-              <w:right w:w="120" w:type="dxa"/>
-            </w:tcMar>
-          </w:tcPr>
-          <w:p>
-            <w:proofErr w:type="gramStart"/>
-            <w:r>
-              <w:rPr>
-                <w:sz w:val="20"/>
-                <w:szCs w:val="20"/>
-              </w:rPr>
-              <w:t>O(</w:t>
-            </w:r>
-            <w:proofErr w:type="gramEnd"/>
-            <w:r>
-              <w:rPr>
-                <w:sz w:val="20"/>
-                <w:szCs w:val="20"/>
-              </w:rPr>
-              <w:t>E log E)</w:t>
-            </w:r>
-          </w:p>
-        </w:tc>
-        <w:tc>
-          <w:tcPr>
-            <w:tcW w:w="2340" w:type="dxa"/>
-            <w:tcBorders>
-              <w:top w:val="single" w:sz="1" w:space="0" w:color="CCCCCC"/>
-              <w:left w:val="single" w:sz="1" w:space="0" w:color="CCCCCC"/>
-              <w:bottom w:val="single" w:sz="1" w:space="0" w:color="CCCCCC"/>
-              <w:right w:val="single" w:sz="1" w:space="0" w:color="CCCCCC"/>
-            </w:tcBorders>
-            <w:shd w:val="clear" w:color="auto" w:fill="FFFFFF"/>
-            <w:tcMar>
-              <w:top w:w="80" w:type="dxa"/>
-              <w:left w:w="120" w:type="dxa"/>
-              <w:bottom w:w="80" w:type="dxa"/>
-              <w:right w:w="120" w:type="dxa"/>
-            </w:tcMar>
-          </w:tcPr>
-          <w:p>
-            <w:r>
-              <w:rPr>
-                <w:sz w:val="20"/>
-                <w:szCs w:val="20"/>
-              </w:rPr>
-              <w:t>~2.45</w:t>
-            </w:r>
-          </w:p>
-        </w:tc>
-        <w:tc>
-          <w:tcPr>
-            <w:tcW w:w="2340" w:type="dxa"/>
-            <w:tcBorders>
-              <w:top w:val="single" w:sz="1" w:space="0" w:color="CCCCCC"/>
-              <w:left w:val="single" w:sz="1" w:space="0" w:color="CCCCCC"/>
-              <w:bottom w:val="single" w:sz="1" w:space="0" w:color="CCCCCC"/>
-              <w:right w:val="single" w:sz="1" w:space="0" w:color="CCCCCC"/>
-            </w:tcBorders>
-            <w:shd w:val="clear" w:color="auto" w:fill="FFFFFF"/>
-            <w:tcMar>
-              <w:top w:w="80" w:type="dxa"/>
-              <w:left w:w="120" w:type="dxa"/>
-              <w:bottom w:w="80" w:type="dxa"/>
-              <w:right w:w="120" w:type="dxa"/>
-            </w:tcMar>
-          </w:tcPr>
-          <w:p>
-            <w:r>
-              <w:rPr>
-                <w:sz w:val="20"/>
-                <w:szCs w:val="20"/>
-              </w:rPr>
-              <w:t>~0.0041</w:t>
+            <w:tcW w:w="1560" w:type="dxa"/>
+            <w:tcBorders>
+              <w:top w:val="single" w:sz="1" w:space="0" w:color="CCCCCC"/>
+              <w:left w:val="single" w:sz="1" w:space="0" w:color="CCCCCC"/>
+              <w:bottom w:val="single" w:sz="1" w:space="0" w:color="CCCCCC"/>
+              <w:right w:val="single" w:sz="1" w:space="0" w:color="CCCCCC"/>
+            </w:tcBorders>
+            <w:shd w:val="clear" w:color="auto" w:fill="FFFFFF"/>
+            <w:tcMar>
+              <w:top w:w="80" w:type="dxa"/>
+              <w:left w:w="120" w:type="dxa"/>
+              <w:bottom w:w="80" w:type="dxa"/>
+              <w:right w:w="120" w:type="dxa"/>
+            </w:tcMar>
+          </w:tcPr>
+          <w:p>
+            <w:r>
+              <w:rPr>
+                <w:sz w:val="18"/>
+                <w:szCs w:val="18"/>
+              </w:rPr>
+              <w:t>Kruskal</w:t>
+            </w:r>
+          </w:p>
+        </w:tc>
+        <w:tc>
+          <w:tcPr>
+            <w:tcW w:w="1560" w:type="dxa"/>
+            <w:tcBorders>
+              <w:top w:val="single" w:sz="1" w:space="0" w:color="CCCCCC"/>
+              <w:left w:val="single" w:sz="1" w:space="0" w:color="CCCCCC"/>
+              <w:bottom w:val="single" w:sz="1" w:space="0" w:color="CCCCCC"/>
+              <w:right w:val="single" w:sz="1" w:space="0" w:color="CCCCCC"/>
+            </w:tcBorders>
+            <w:shd w:val="clear" w:color="auto" w:fill="FFFFFF"/>
+            <w:tcMar>
+              <w:top w:w="80" w:type="dxa"/>
+              <w:left w:w="120" w:type="dxa"/>
+              <w:bottom w:w="80" w:type="dxa"/>
+              <w:right w:w="120" w:type="dxa"/>
+            </w:tcMar>
+          </w:tcPr>
+          <w:p>
+            <w:r>
+              <w:rPr>
+                <w:sz w:val="18"/>
+                <w:szCs w:val="18"/>
+              </w:rPr>
+              <w:t>O(E log E)</w:t>
+            </w:r>
+          </w:p>
+        </w:tc>
+        <w:tc>
+          <w:tcPr>
+            <w:tcW w:w="1560" w:type="dxa"/>
+            <w:tcBorders>
+              <w:top w:val="single" w:sz="1" w:space="0" w:color="CCCCCC"/>
+              <w:left w:val="single" w:sz="1" w:space="0" w:color="CCCCCC"/>
+              <w:bottom w:val="single" w:sz="1" w:space="0" w:color="CCCCCC"/>
+              <w:right w:val="single" w:sz="1" w:space="0" w:color="CCCCCC"/>
+            </w:tcBorders>
+            <w:shd w:val="clear" w:color="auto" w:fill="FFFFFF"/>
+            <w:tcMar>
+              <w:top w:w="80" w:type="dxa"/>
+              <w:left w:w="120" w:type="dxa"/>
+              <w:bottom w:w="80" w:type="dxa"/>
+              <w:right w:w="120" w:type="dxa"/>
+            </w:tcMar>
+          </w:tcPr>
+          <w:p>
+            <w:r>
+              <w:rPr>
+                <w:sz w:val="18"/>
+                <w:szCs w:val="18"/>
+              </w:rPr>
+              <w:t>2 µs</w:t>
+            </w:r>
+          </w:p>
+        </w:tc>
+        <w:tc>
+          <w:tcPr>
+            <w:tcW w:w="1560" w:type="dxa"/>
+            <w:tcBorders>
+              <w:top w:val="single" w:sz="1" w:space="0" w:color="CCCCCC"/>
+              <w:left w:val="single" w:sz="1" w:space="0" w:color="CCCCCC"/>
+              <w:bottom w:val="single" w:sz="1" w:space="0" w:color="CCCCCC"/>
+              <w:right w:val="single" w:sz="1" w:space="0" w:color="CCCCCC"/>
+            </w:tcBorders>
+            <w:shd w:val="clear" w:color="auto" w:fill="FFFFFF"/>
+            <w:tcMar>
+              <w:top w:w="80" w:type="dxa"/>
+              <w:left w:w="120" w:type="dxa"/>
+              <w:bottom w:w="80" w:type="dxa"/>
+              <w:right w:w="120" w:type="dxa"/>
+            </w:tcMar>
+          </w:tcPr>
+          <w:p>
+            <w:r>
+              <w:rPr>
+                <w:sz w:val="18"/>
+                <w:szCs w:val="18"/>
+              </w:rPr>
+              <w:t>7 µs</w:t>
+            </w:r>
+          </w:p>
+        </w:tc>
+        <w:tc>
+          <w:tcPr>
+            <w:tcW w:w="1560" w:type="dxa"/>
+            <w:tcBorders>
+              <w:top w:val="single" w:sz="1" w:space="0" w:color="CCCCCC"/>
+              <w:left w:val="single" w:sz="1" w:space="0" w:color="CCCCCC"/>
+              <w:bottom w:val="single" w:sz="1" w:space="0" w:color="CCCCCC"/>
+              <w:right w:val="single" w:sz="1" w:space="0" w:color="CCCCCC"/>
+            </w:tcBorders>
+            <w:shd w:val="clear" w:color="auto" w:fill="FFFFFF"/>
+            <w:tcMar>
+              <w:top w:w="80" w:type="dxa"/>
+              <w:left w:w="120" w:type="dxa"/>
+              <w:bottom w:w="80" w:type="dxa"/>
+              <w:right w:w="120" w:type="dxa"/>
+            </w:tcMar>
+          </w:tcPr>
+          <w:p>
+            <w:r>
+              <w:rPr>
+                <w:sz w:val="18"/>
+                <w:szCs w:val="18"/>
+              </w:rPr>
+              <w:t>15 µs</w:t>
+            </w:r>
+          </w:p>
+        </w:tc>
+        <w:tc>
+          <w:tcPr>
+            <w:tcW w:w="1560" w:type="dxa"/>
+            <w:tcBorders>
+              <w:top w:val="single" w:sz="1" w:space="0" w:color="CCCCCC"/>
+              <w:left w:val="single" w:sz="1" w:space="0" w:color="CCCCCC"/>
+              <w:bottom w:val="single" w:sz="1" w:space="0" w:color="CCCCCC"/>
+              <w:right w:val="single" w:sz="1" w:space="0" w:color="CCCCCC"/>
+            </w:tcBorders>
+            <w:shd w:val="clear" w:color="auto" w:fill="FFFFFF"/>
+            <w:tcMar>
+              <w:top w:w="80" w:type="dxa"/>
+              <w:left w:w="120" w:type="dxa"/>
+              <w:bottom w:w="80" w:type="dxa"/>
+              <w:right w:w="120" w:type="dxa"/>
+            </w:tcMar>
+          </w:tcPr>
+          <w:p>
+            <w:r>
+              <w:rPr>
+                <w:sz w:val="18"/>
+                <w:szCs w:val="18"/>
+              </w:rPr>
+              <w:t>175 µs</w:t>
             </w:r>
           </w:p>
         </w:tc>
@@ -8845,20 +8933,7 @@
         <w:spacing w:after="120"/>
       </w:pPr>
       <w:r>
-        <w:t xml:space="preserve">Results were measured using C++ </w:t>
-      </w:r>
-      <w:proofErr w:type="gramStart"/>
-      <w:r>
-        <w:t>chrono::</w:t>
-      </w:r>
-      <w:proofErr w:type="spellStart"/>
-      <w:proofErr w:type="gramEnd"/>
-      <w:r>
-        <w:t>high_resolution_clock</w:t>
-      </w:r>
-      <w:proofErr w:type="spellEnd"/>
-      <w:r>
-        <w:t xml:space="preserve"> on a 20-router directed graph with 31 edges. As expected, BFS and DFS are fastest due to their O(V+E) linear complexity. Dijkstra is slower than Bellman-Ford on our small dataset due to heap overhead, but Dijkstra scales much better on larger graphs.</w:t>
+        <w:t>Results were measured using C++ chrono::high_resolution_clock on a 20-router directed graph with 33 edges. As expected, BFS and DFS are fastest due to their O(V+E) linear complexity. Dijkstra is slower than Bellman-Ford on our small dataset due to heap overhead, but Dijkstra scales much better on larger graphs.</w:t>
       </w:r>
     </w:p>
     <w:p>
@@ -8879,15 +8954,76 @@
         <w:spacing w:after="120"/>
       </w:pPr>
       <w:r>
-        <w:t>Our 20-router graph is moderately sparse (31 edges vs. maximum of 380 for a complete directed graph). On sparse graphs, Dijkstra significantly outperforms Bellman-Ford because fewer edge relaxations are needed. On dense graphs approaching E = V², Bellman-Ford's O(V×E) = O(V³) becomes prohibitive while Dijkstra's O((V+</w:t>
-      </w:r>
-      <w:proofErr w:type="gramStart"/>
-      <w:r>
-        <w:t>E)log</w:t>
-      </w:r>
-      <w:proofErr w:type="gramEnd"/>
-      <w:r>
-        <w:t xml:space="preserve"> V) remains manageable.</w:t>
+        <w:t>Our 20-router graph is moderately sparse (33 edges vs. maximum of 380 for a complete directed graph). On sparse graphs, Dijkstra significantly outperforms Bellman-Ford because fewer edge relaxations are needed. On dense graphs approaching E = V², Bellman-Ford's O(V×E) = O(V³) becomes prohibitive while Dijkstra's O((V+E)log V) remains manageable.</w:t>
+      </w:r>
+    </w:p>
+    <w:p>
+      <w:pPr>
+        <w:spacing w:after="120"/>
+      </w:pPr>
+    </w:p>
+    <w:p>
+      <w:pPr>
+        <w:spacing w:after="120"/>
+        <w:rPr>
+          <w:b/>
+          <w:bCs/>
+        </w:rPr>
+      </w:pPr>
+      <w:r>
+        <w:rPr>
+          <w:b/>
+          <w:bCs/>
+        </w:rPr>
+        <w:t>Observations</w:t>
+      </w:r>
+    </w:p>
+    <w:p>
+      <w:pPr>
+        <w:numPr>
+          <w:ilvl w:val="0"/>
+          <w:numId w:val="12"/>
+        </w:numPr>
+        <w:spacing w:after="120"/>
+      </w:pPr>
+      <w:r>
+        <w:t xml:space="preserve">BFS and DFS are the fastest since they’re linear </w:t>
+      </w:r>
+    </w:p>
+    <w:p>
+      <w:pPr>
+        <w:numPr>
+          <w:ilvl w:val="0"/>
+          <w:numId w:val="12"/>
+        </w:numPr>
+        <w:spacing w:after="120"/>
+      </w:pPr>
+      <w:r>
+        <w:t xml:space="preserve">Dijkstra scales much better than Bellman-Ford </w:t>
+      </w:r>
+    </w:p>
+    <w:p>
+      <w:pPr>
+        <w:numPr>
+          <w:ilvl w:val="0"/>
+          <w:numId w:val="12"/>
+        </w:numPr>
+        <w:spacing w:after="120"/>
+      </w:pPr>
+      <w:r>
+        <w:t xml:space="preserve">Bellman-Ford becomes very slow on dense graphs </w:t>
+      </w:r>
+    </w:p>
+    <w:p>
+      <w:pPr>
+        <w:numPr>
+          <w:ilvl w:val="0"/>
+          <w:numId w:val="12"/>
+        </w:numPr>
+        <w:spacing w:after="120"/>
+      </w:pPr>
+      <w:r>
+        <w:t xml:space="preserve">Kruskal depends heavily on number of edges </w:t>
       </w:r>
     </w:p>
     <w:p>
@@ -8939,6 +9075,12 @@
       </w:pPr>
       <w:r>
         <w:t>For this specific problem — finding minimum-latency paths in a non-negative weighted internet topology — Dijkstra's algorithm performed best. It produces optimal shortest paths in O((V+E) log V) time, which is significantly more efficient than Bellman-Ford's O(V×E) for large networks. Real-world protocols like OSPF and IS-IS implement Dijkstra for exactly this reason.</w:t>
+      </w:r>
+      <w:r>
+        <w:t xml:space="preserve"> </w:t>
+      </w:r>
+      <w:r>
+        <w:t>Dijkstra is clearly the best choice for shortest path when all weights are non-negative.</w:t>
       </w:r>
     </w:p>
     <w:p>
@@ -8959,15 +9101,34 @@
         <w:spacing w:after="60"/>
       </w:pPr>
       <w:r>
-        <w:t xml:space="preserve">BFS: Use when all edges have equal weight or when minimizing hop count. </w:t>
-      </w:r>
-      <w:proofErr w:type="gramStart"/>
-      <w:r>
-        <w:t>Also</w:t>
-      </w:r>
-      <w:proofErr w:type="gramEnd"/>
-      <w:r>
-        <w:t xml:space="preserve"> for level-order traversal and checking graph connectivity.</w:t>
+        <w:t>BFS: Use when all edges have equal weight or when minimizing hop count. Also for level-order traversal and checking graph connectivity</w:t>
+      </w:r>
+      <w:r>
+        <w:t xml:space="preserve"> </w:t>
+      </w:r>
+      <w:r>
+        <w:rPr>
+          <w:b/>
+          <w:bCs/>
+        </w:rPr>
+        <w:t>(</w:t>
+      </w:r>
+      <w:r>
+        <w:rPr>
+          <w:b/>
+          <w:bCs/>
+        </w:rPr>
+        <w:t>reachability / hop count</w:t>
+      </w:r>
+      <w:r>
+        <w:rPr>
+          <w:b/>
+          <w:bCs/>
+        </w:rPr>
+        <w:t>)</w:t>
+      </w:r>
+      <w:r>
+        <w:t>.</w:t>
       </w:r>
     </w:p>
     <w:p>
@@ -8980,7 +9141,34 @@
         <w:spacing w:after="60"/>
       </w:pPr>
       <w:r>
-        <w:t>DFS: Use for topology discovery, cycle detection, topological sorting, and finding strongly connected components (Tarjan's, Kosaraju's).</w:t>
+        <w:t>DFS: Use for topology discovery, cycle detection, topological sorting, and finding strongly connected components (Tarjan's, Kosaraju's)</w:t>
+      </w:r>
+      <w:r>
+        <w:t xml:space="preserve"> </w:t>
+      </w:r>
+      <w:r>
+        <w:rPr>
+          <w:b/>
+          <w:bCs/>
+        </w:rPr>
+        <w:t>(</w:t>
+      </w:r>
+      <w:r>
+        <w:rPr>
+          <w:b/>
+          <w:bCs/>
+        </w:rPr>
+        <w:t>structure / cycles</w:t>
+      </w:r>
+      <w:r>
+        <w:rPr>
+          <w:b/>
+          <w:bCs/>
+        </w:rPr>
+        <w:t>)</w:t>
+      </w:r>
+      <w:r>
+        <w:t>.</w:t>
       </w:r>
     </w:p>
     <w:p>
@@ -8993,7 +9181,34 @@
         <w:spacing w:after="60"/>
       </w:pPr>
       <w:r>
-        <w:t>Dijkstra: Use for shortest-path problems with non-negative weights. Ideal for large-scale routing protocols (OSPF, GPS navigation, game pathfinding).</w:t>
+        <w:t>Dijkstra: Use for shortest-path problems with non-negative weights. Ideal for large-scale routing protocols (OSPF, GPS navigation, game pathfinding)</w:t>
+      </w:r>
+      <w:r>
+        <w:t xml:space="preserve"> </w:t>
+      </w:r>
+      <w:r>
+        <w:rPr>
+          <w:b/>
+          <w:bCs/>
+        </w:rPr>
+        <w:t>(</w:t>
+      </w:r>
+      <w:r>
+        <w:rPr>
+          <w:b/>
+          <w:bCs/>
+        </w:rPr>
+        <w:t>shortest path (most cases)</w:t>
+      </w:r>
+      <w:r>
+        <w:rPr>
+          <w:b/>
+          <w:bCs/>
+        </w:rPr>
+        <w:t>)</w:t>
+      </w:r>
+      <w:r>
+        <w:t>.</w:t>
       </w:r>
     </w:p>
     <w:p>
@@ -9006,7 +9221,34 @@
         <w:spacing w:after="60"/>
       </w:pPr>
       <w:r>
-        <w:t>Bellman-Ford: Use when negative edge weights are possible (e.g., currency arbitrage, network cost models with subsidies). Also mandatory for detecting negative-weight cycles.</w:t>
+        <w:t>Bellman-Ford: Use when negative edge weights are possible (e.g., currency arbitrage, network cost models with subsidies). Also mandatory for detecting negative-weight cycles</w:t>
+      </w:r>
+      <w:r>
+        <w:t xml:space="preserve"> </w:t>
+      </w:r>
+      <w:r>
+        <w:rPr>
+          <w:b/>
+          <w:bCs/>
+        </w:rPr>
+        <w:t>(</w:t>
+      </w:r>
+      <w:r>
+        <w:rPr>
+          <w:b/>
+          <w:bCs/>
+        </w:rPr>
+        <w:t>when negatives exist</w:t>
+      </w:r>
+      <w:r>
+        <w:rPr>
+          <w:b/>
+          <w:bCs/>
+        </w:rPr>
+        <w:t>)</w:t>
+      </w:r>
+      <w:r>
+        <w:t>.</w:t>
       </w:r>
     </w:p>
     <w:p>
@@ -9019,7 +9261,34 @@
         <w:spacing w:after="60"/>
       </w:pPr>
       <w:r>
-        <w:t>Kruskal's MST: Use for network infrastructure planning — finding the minimum-cost set of links to connect all routers without cycles.</w:t>
+        <w:t>Kruskal's MST: Use for network infrastructure planning — finding the minimum-cost set of links to connect all routers without cycles</w:t>
+      </w:r>
+      <w:r>
+        <w:t xml:space="preserve"> </w:t>
+      </w:r>
+      <w:r>
+        <w:rPr>
+          <w:b/>
+          <w:bCs/>
+        </w:rPr>
+        <w:t>(</w:t>
+      </w:r>
+      <w:r>
+        <w:rPr>
+          <w:b/>
+          <w:bCs/>
+        </w:rPr>
+        <w:t>network design</w:t>
+      </w:r>
+      <w:r>
+        <w:rPr>
+          <w:b/>
+          <w:bCs/>
+        </w:rPr>
+        <w:t>)</w:t>
+      </w:r>
+      <w:r>
+        <w:t>.</w:t>
       </w:r>
     </w:p>
     <w:p>
@@ -9105,31 +9374,7 @@
         <w:spacing w:after="120"/>
       </w:pPr>
       <w:r>
-        <w:t xml:space="preserve">A notable finding from our experiment was that Dijkstra and Bellman-Ford produced identical shortest-path results on our dataset — confirming correctness of both implementations. The MST total weight (115 </w:t>
-      </w:r>
-      <w:proofErr w:type="spellStart"/>
-      <w:r>
-        <w:t>ms</w:t>
-      </w:r>
-      <w:proofErr w:type="spellEnd"/>
-      <w:r>
-        <w:t xml:space="preserve">) was substantially less than any individual long path (e.g., R0 → R19 = 43 </w:t>
-      </w:r>
-      <w:proofErr w:type="spellStart"/>
-      <w:r>
-        <w:t>ms</w:t>
-      </w:r>
-      <w:proofErr w:type="spellEnd"/>
-      <w:r>
-        <w:t xml:space="preserve"> by Dijkstra), demonstrating how the MST backbone minimizes total infrastructure cost while individual paths minimize per-packet latency — two distinct but </w:t>
-      </w:r>
-      <w:proofErr w:type="gramStart"/>
-      <w:r>
-        <w:t>complementary optimization</w:t>
-      </w:r>
-      <w:proofErr w:type="gramEnd"/>
-      <w:r>
-        <w:t xml:space="preserve"> goals.</w:t>
+        <w:t>A notable finding from our experiment was that Dijkstra and Bellman-Ford produced identical shortest-path results on our dataset — confirming correctness of both implementations. The MST total weight (115 ms) was substantially less than any individual long path (e.g., R0 → R3 → R7 → R11 → R16 → R19 = 49 ms by Dijkstra), demonstrating how the MST backbone minimizes total infrastructure cost while individual paths minimize per-packet latency — two distinct but complementary optimization goals.</w:t>
       </w:r>
     </w:p>
     <w:p>
@@ -9151,7 +9396,7 @@
         <w:spacing w:after="120"/>
       </w:pPr>
       <w:r>
-        <w:t>This project demonstrated the application of five fundamental graph algorithms to a realistic internet router network. We modeled a 20-router, 31-edge directed weighted graph representing a hierarchical ISP topology and applied BFS, DFS, Dijkstra, Bellman-Ford, and Kruskal's MST algorithms.</w:t>
+        <w:t>This project demonstrated the application of five fundamental graph algorithms to a realistic internet router network. We modeled a 20-router, 33-edge directed weighted graph representing a hierarchical ISP topology and applied BFS, DFS, Dijkstra, Bellman-Ford, and Kruskal's MST algorithms.</w:t>
       </w:r>
     </w:p>
     <w:p>
@@ -9164,20 +9409,77 @@
         <w:spacing w:after="120"/>
       </w:pPr>
       <w:r>
-        <w:t>The key takeaways are: (1) BFS and DFS are the most efficient for unweighted traversal and topology discovery. (2) Dijkstra's algorithm is the optimal choice for minimum-latency routing with non-negative weights, matching its real-world use in OSPF. (3) Bellman-Ford provides a robust alternative when negative weights are possible. (4) Kruskal's MST reveals the minimum-cost backbone structure, essential for infrastructure design. (5) All five algorithms are correct, complementary, and serve distinct roles in network engineering.</w:t>
-      </w:r>
-    </w:p>
-    <w:p>
-      <w:pPr>
+        <w:t>Each algorithm plays a different role:</w:t>
+      </w:r>
+    </w:p>
+    <w:p>
+      <w:pPr>
+        <w:numPr>
+          <w:ilvl w:val="0"/>
+          <w:numId w:val="13"/>
+        </w:numPr>
         <w:spacing w:after="120"/>
       </w:pPr>
-    </w:p>
-    <w:p>
-      <w:pPr>
+      <w:r>
+        <w:t xml:space="preserve">BFS/DFS for exploring the network </w:t>
+      </w:r>
+    </w:p>
+    <w:p>
+      <w:pPr>
+        <w:numPr>
+          <w:ilvl w:val="0"/>
+          <w:numId w:val="13"/>
+        </w:numPr>
         <w:spacing w:after="120"/>
       </w:pPr>
       <w:r>
+        <w:t xml:space="preserve">Dijkstra for routing decisions </w:t>
+      </w:r>
+    </w:p>
+    <w:p>
+      <w:pPr>
+        <w:numPr>
+          <w:ilvl w:val="0"/>
+          <w:numId w:val="13"/>
+        </w:numPr>
+        <w:spacing w:after="120"/>
+      </w:pPr>
+      <w:r>
+        <w:t xml:space="preserve">Bellman-Ford for edge cases </w:t>
+      </w:r>
+    </w:p>
+    <w:p>
+      <w:pPr>
+        <w:numPr>
+          <w:ilvl w:val="0"/>
+          <w:numId w:val="13"/>
+        </w:numPr>
+        <w:spacing w:after="120"/>
+      </w:pPr>
+      <w:r>
+        <w:t>Kruskal for designing the network itself</w:t>
+      </w:r>
+    </w:p>
+    <w:p>
+      <w:pPr>
+        <w:spacing w:after="120"/>
+      </w:pPr>
+    </w:p>
+    <w:p>
+      <w:pPr>
+        <w:spacing w:after="120"/>
+      </w:pPr>
+      <w:r>
+        <w:t>Overall, this gives a good picture of how theoretical algorithms are actually used in real systems like the internet.</w:t>
+      </w:r>
+      <w:r>
+        <w:t xml:space="preserve"> </w:t>
+      </w:r>
+      <w:r>
         <w:t>Future work could extend this model to include dynamic link failures, traffic-aware weights, and comparison with the A* algorithm for destination-directed routing.</w:t>
+      </w:r>
+      <w:r>
+        <w:t xml:space="preserve"> </w:t>
       </w:r>
     </w:p>
     <w:sectPr>
@@ -9275,25 +9577,7 @@
         <w:sz w:val="18"/>
         <w:szCs w:val="18"/>
       </w:rPr>
-      <w:t xml:space="preserve"> | </w:t>
-    </w:r>
-    <w:proofErr w:type="spellStart"/>
-    <w:r>
-      <w:rPr>
-        <w:color w:val="555555"/>
-        <w:sz w:val="18"/>
-        <w:szCs w:val="18"/>
-      </w:rPr>
-      <w:t>Seyoung</w:t>
-    </w:r>
-    <w:proofErr w:type="spellEnd"/>
-    <w:r>
-      <w:rPr>
-        <w:color w:val="555555"/>
-        <w:sz w:val="18"/>
-        <w:szCs w:val="18"/>
-      </w:rPr>
-      <w:t xml:space="preserve"> Kan &amp; Kaushik Selvakumar</w:t>
+      <w:t xml:space="preserve"> | Seyoung Kan &amp; Kaushik Selvakumar</w:t>
     </w:r>
   </w:p>
 </w:ftr>
@@ -9341,10 +9625,1735 @@
 <file path=word/numbering.xml><?xml version="1.0" encoding="utf-8"?>
 <w:numbering xmlns:wpc="http://schemas.microsoft.com/office/word/2010/wordprocessingCanvas" xmlns:cx="http://schemas.microsoft.com/office/drawing/2014/chartex" xmlns:cx1="http://schemas.microsoft.com/office/drawing/2015/9/8/chartex" xmlns:cx2="http://schemas.microsoft.com/office/drawing/2015/10/21/chartex" xmlns:cx3="http://schemas.microsoft.com/office/drawing/2016/5/9/chartex" xmlns:cx4="http://schemas.microsoft.com/office/drawing/2016/5/10/chartex" xmlns:cx5="http://schemas.microsoft.com/office/drawing/2016/5/11/chartex" xmlns:cx6="http://schemas.microsoft.com/office/drawing/2016/5/12/chartex" xmlns:cx7="http://schemas.microsoft.com/office/drawing/2016/5/13/chartex" xmlns:cx8="http://schemas.microsoft.com/office/drawing/2016/5/14/chartex" xmlns:mc="http://schemas.openxmlformats.org/markup-compatibility/2006" xmlns:aink="http://schemas.microsoft.com/office/drawing/2016/ink" xmlns:am3d="http://schemas.microsoft.com/office/drawing/2017/model3d" xmlns:o="urn:schemas-microsoft-com:office:office" xmlns:oel="http://schemas.microsoft.com/office/2019/extlst" xmlns:r="http://schemas.openxmlformats.org/officeDocument/2006/relationships" xmlns:m="http://schemas.openxmlformats.org/officeDocument/2006/math" xmlns:v="urn:schemas-microsoft-com:vml" xmlns:wp14="http://schemas.microsoft.com/office/word/2010/wordprocessingDrawing" xmlns:wp="http://schemas.openxmlformats.org/drawingml/2006/wordprocessingDrawing" xmlns:w10="urn:schemas-microsoft-com:office:word" xmlns:w="http://schemas.openxmlformats.org/wordprocessingml/2006/main" xmlns:w14="http://schemas.microsoft.com/office/word/2010/wordml" xmlns:w15="http://schemas.microsoft.com/office/word/2012/wordml" xmlns:w16cex="http://schemas.microsoft.com/office/word/2018/wordml/cex" xmlns:w16cid="http://schemas.microsoft.com/office/word/2016/wordml/cid" xmlns:w16="http://schemas.microsoft.com/office/word/2018/wordml" xmlns:w16du="http://schemas.microsoft.com/office/word/2023/wordml/word16du" xmlns:w16sdtdh="http://schemas.microsoft.com/office/word/2020/wordml/sdtdatahash" xmlns:w16sdtfl="http://schemas.microsoft.com/office/word/2024/wordml/sdtformatlock" xmlns:w16se="http://schemas.microsoft.com/office/word/2015/wordml/symex" xmlns:wpg="http://schemas.microsoft.com/office/word/2010/wordprocessingGroup" xmlns:wpi="http://schemas.microsoft.com/office/word/2010/wordprocessingInk" xmlns:wne="http://schemas.microsoft.com/office/word/2006/wordml" xmlns:wps="http://schemas.microsoft.com/office/word/2010/wordprocessingShape" mc:Ignorable="w14 w15 w16se w16cid w16 w16cex w16sdtdh w16sdtfl w16du wp14">
   <w:abstractNum w:abstractNumId="0" w15:restartNumberingAfterBreak="0">
-    <w:nsid w:val="039F13F5"/>
+    <w:nsid w:val="01C167B4"/>
+    <w:multiLevelType w:val="multilevel"/>
+    <w:tmpl w:val="5658C242"/>
+    <w:lvl w:ilvl="0">
+      <w:start w:val="1"/>
+      <w:numFmt w:val="bullet"/>
+      <w:lvlText w:val=""/>
+      <w:lvlJc w:val="left"/>
+      <w:pPr>
+        <w:tabs>
+          <w:tab w:val="num" w:pos="720"/>
+        </w:tabs>
+        <w:ind w:left="720" w:hanging="360"/>
+      </w:pPr>
+      <w:rPr>
+        <w:rFonts w:ascii="Symbol" w:hAnsi="Symbol" w:hint="default"/>
+        <w:sz w:val="20"/>
+      </w:rPr>
+    </w:lvl>
+    <w:lvl w:ilvl="1" w:tentative="1">
+      <w:start w:val="1"/>
+      <w:numFmt w:val="bullet"/>
+      <w:lvlText w:val="o"/>
+      <w:lvlJc w:val="left"/>
+      <w:pPr>
+        <w:tabs>
+          <w:tab w:val="num" w:pos="1440"/>
+        </w:tabs>
+        <w:ind w:left="1440" w:hanging="360"/>
+      </w:pPr>
+      <w:rPr>
+        <w:rFonts w:ascii="Courier New" w:hAnsi="Courier New" w:hint="default"/>
+        <w:sz w:val="20"/>
+      </w:rPr>
+    </w:lvl>
+    <w:lvl w:ilvl="2" w:tentative="1">
+      <w:start w:val="1"/>
+      <w:numFmt w:val="bullet"/>
+      <w:lvlText w:val=""/>
+      <w:lvlJc w:val="left"/>
+      <w:pPr>
+        <w:tabs>
+          <w:tab w:val="num" w:pos="2160"/>
+        </w:tabs>
+        <w:ind w:left="2160" w:hanging="360"/>
+      </w:pPr>
+      <w:rPr>
+        <w:rFonts w:ascii="Wingdings" w:hAnsi="Wingdings" w:hint="default"/>
+        <w:sz w:val="20"/>
+      </w:rPr>
+    </w:lvl>
+    <w:lvl w:ilvl="3" w:tentative="1">
+      <w:start w:val="1"/>
+      <w:numFmt w:val="bullet"/>
+      <w:lvlText w:val=""/>
+      <w:lvlJc w:val="left"/>
+      <w:pPr>
+        <w:tabs>
+          <w:tab w:val="num" w:pos="2880"/>
+        </w:tabs>
+        <w:ind w:left="2880" w:hanging="360"/>
+      </w:pPr>
+      <w:rPr>
+        <w:rFonts w:ascii="Wingdings" w:hAnsi="Wingdings" w:hint="default"/>
+        <w:sz w:val="20"/>
+      </w:rPr>
+    </w:lvl>
+    <w:lvl w:ilvl="4" w:tentative="1">
+      <w:start w:val="1"/>
+      <w:numFmt w:val="bullet"/>
+      <w:lvlText w:val=""/>
+      <w:lvlJc w:val="left"/>
+      <w:pPr>
+        <w:tabs>
+          <w:tab w:val="num" w:pos="3600"/>
+        </w:tabs>
+        <w:ind w:left="3600" w:hanging="360"/>
+      </w:pPr>
+      <w:rPr>
+        <w:rFonts w:ascii="Wingdings" w:hAnsi="Wingdings" w:hint="default"/>
+        <w:sz w:val="20"/>
+      </w:rPr>
+    </w:lvl>
+    <w:lvl w:ilvl="5" w:tentative="1">
+      <w:start w:val="1"/>
+      <w:numFmt w:val="bullet"/>
+      <w:lvlText w:val=""/>
+      <w:lvlJc w:val="left"/>
+      <w:pPr>
+        <w:tabs>
+          <w:tab w:val="num" w:pos="4320"/>
+        </w:tabs>
+        <w:ind w:left="4320" w:hanging="360"/>
+      </w:pPr>
+      <w:rPr>
+        <w:rFonts w:ascii="Wingdings" w:hAnsi="Wingdings" w:hint="default"/>
+        <w:sz w:val="20"/>
+      </w:rPr>
+    </w:lvl>
+    <w:lvl w:ilvl="6" w:tentative="1">
+      <w:start w:val="1"/>
+      <w:numFmt w:val="bullet"/>
+      <w:lvlText w:val=""/>
+      <w:lvlJc w:val="left"/>
+      <w:pPr>
+        <w:tabs>
+          <w:tab w:val="num" w:pos="5040"/>
+        </w:tabs>
+        <w:ind w:left="5040" w:hanging="360"/>
+      </w:pPr>
+      <w:rPr>
+        <w:rFonts w:ascii="Wingdings" w:hAnsi="Wingdings" w:hint="default"/>
+        <w:sz w:val="20"/>
+      </w:rPr>
+    </w:lvl>
+    <w:lvl w:ilvl="7" w:tentative="1">
+      <w:start w:val="1"/>
+      <w:numFmt w:val="bullet"/>
+      <w:lvlText w:val=""/>
+      <w:lvlJc w:val="left"/>
+      <w:pPr>
+        <w:tabs>
+          <w:tab w:val="num" w:pos="5760"/>
+        </w:tabs>
+        <w:ind w:left="5760" w:hanging="360"/>
+      </w:pPr>
+      <w:rPr>
+        <w:rFonts w:ascii="Wingdings" w:hAnsi="Wingdings" w:hint="default"/>
+        <w:sz w:val="20"/>
+      </w:rPr>
+    </w:lvl>
+    <w:lvl w:ilvl="8" w:tentative="1">
+      <w:start w:val="1"/>
+      <w:numFmt w:val="bullet"/>
+      <w:lvlText w:val=""/>
+      <w:lvlJc w:val="left"/>
+      <w:pPr>
+        <w:tabs>
+          <w:tab w:val="num" w:pos="6480"/>
+        </w:tabs>
+        <w:ind w:left="6480" w:hanging="360"/>
+      </w:pPr>
+      <w:rPr>
+        <w:rFonts w:ascii="Wingdings" w:hAnsi="Wingdings" w:hint="default"/>
+        <w:sz w:val="20"/>
+      </w:rPr>
+    </w:lvl>
+  </w:abstractNum>
+  <w:abstractNum w:abstractNumId="1" w15:restartNumberingAfterBreak="0">
+    <w:nsid w:val="027D14AE"/>
+    <w:multiLevelType w:val="multilevel"/>
+    <w:tmpl w:val="0EE60D46"/>
+    <w:lvl w:ilvl="0">
+      <w:start w:val="1"/>
+      <w:numFmt w:val="bullet"/>
+      <w:lvlText w:val=""/>
+      <w:lvlJc w:val="left"/>
+      <w:pPr>
+        <w:tabs>
+          <w:tab w:val="num" w:pos="720"/>
+        </w:tabs>
+        <w:ind w:left="720" w:hanging="360"/>
+      </w:pPr>
+      <w:rPr>
+        <w:rFonts w:ascii="Symbol" w:hAnsi="Symbol" w:hint="default"/>
+        <w:sz w:val="20"/>
+      </w:rPr>
+    </w:lvl>
+    <w:lvl w:ilvl="1" w:tentative="1">
+      <w:start w:val="1"/>
+      <w:numFmt w:val="bullet"/>
+      <w:lvlText w:val="o"/>
+      <w:lvlJc w:val="left"/>
+      <w:pPr>
+        <w:tabs>
+          <w:tab w:val="num" w:pos="1440"/>
+        </w:tabs>
+        <w:ind w:left="1440" w:hanging="360"/>
+      </w:pPr>
+      <w:rPr>
+        <w:rFonts w:ascii="Courier New" w:hAnsi="Courier New" w:hint="default"/>
+        <w:sz w:val="20"/>
+      </w:rPr>
+    </w:lvl>
+    <w:lvl w:ilvl="2" w:tentative="1">
+      <w:start w:val="1"/>
+      <w:numFmt w:val="bullet"/>
+      <w:lvlText w:val=""/>
+      <w:lvlJc w:val="left"/>
+      <w:pPr>
+        <w:tabs>
+          <w:tab w:val="num" w:pos="2160"/>
+        </w:tabs>
+        <w:ind w:left="2160" w:hanging="360"/>
+      </w:pPr>
+      <w:rPr>
+        <w:rFonts w:ascii="Wingdings" w:hAnsi="Wingdings" w:hint="default"/>
+        <w:sz w:val="20"/>
+      </w:rPr>
+    </w:lvl>
+    <w:lvl w:ilvl="3" w:tentative="1">
+      <w:start w:val="1"/>
+      <w:numFmt w:val="bullet"/>
+      <w:lvlText w:val=""/>
+      <w:lvlJc w:val="left"/>
+      <w:pPr>
+        <w:tabs>
+          <w:tab w:val="num" w:pos="2880"/>
+        </w:tabs>
+        <w:ind w:left="2880" w:hanging="360"/>
+      </w:pPr>
+      <w:rPr>
+        <w:rFonts w:ascii="Wingdings" w:hAnsi="Wingdings" w:hint="default"/>
+        <w:sz w:val="20"/>
+      </w:rPr>
+    </w:lvl>
+    <w:lvl w:ilvl="4" w:tentative="1">
+      <w:start w:val="1"/>
+      <w:numFmt w:val="bullet"/>
+      <w:lvlText w:val=""/>
+      <w:lvlJc w:val="left"/>
+      <w:pPr>
+        <w:tabs>
+          <w:tab w:val="num" w:pos="3600"/>
+        </w:tabs>
+        <w:ind w:left="3600" w:hanging="360"/>
+      </w:pPr>
+      <w:rPr>
+        <w:rFonts w:ascii="Wingdings" w:hAnsi="Wingdings" w:hint="default"/>
+        <w:sz w:val="20"/>
+      </w:rPr>
+    </w:lvl>
+    <w:lvl w:ilvl="5" w:tentative="1">
+      <w:start w:val="1"/>
+      <w:numFmt w:val="bullet"/>
+      <w:lvlText w:val=""/>
+      <w:lvlJc w:val="left"/>
+      <w:pPr>
+        <w:tabs>
+          <w:tab w:val="num" w:pos="4320"/>
+        </w:tabs>
+        <w:ind w:left="4320" w:hanging="360"/>
+      </w:pPr>
+      <w:rPr>
+        <w:rFonts w:ascii="Wingdings" w:hAnsi="Wingdings" w:hint="default"/>
+        <w:sz w:val="20"/>
+      </w:rPr>
+    </w:lvl>
+    <w:lvl w:ilvl="6" w:tentative="1">
+      <w:start w:val="1"/>
+      <w:numFmt w:val="bullet"/>
+      <w:lvlText w:val=""/>
+      <w:lvlJc w:val="left"/>
+      <w:pPr>
+        <w:tabs>
+          <w:tab w:val="num" w:pos="5040"/>
+        </w:tabs>
+        <w:ind w:left="5040" w:hanging="360"/>
+      </w:pPr>
+      <w:rPr>
+        <w:rFonts w:ascii="Wingdings" w:hAnsi="Wingdings" w:hint="default"/>
+        <w:sz w:val="20"/>
+      </w:rPr>
+    </w:lvl>
+    <w:lvl w:ilvl="7" w:tentative="1">
+      <w:start w:val="1"/>
+      <w:numFmt w:val="bullet"/>
+      <w:lvlText w:val=""/>
+      <w:lvlJc w:val="left"/>
+      <w:pPr>
+        <w:tabs>
+          <w:tab w:val="num" w:pos="5760"/>
+        </w:tabs>
+        <w:ind w:left="5760" w:hanging="360"/>
+      </w:pPr>
+      <w:rPr>
+        <w:rFonts w:ascii="Wingdings" w:hAnsi="Wingdings" w:hint="default"/>
+        <w:sz w:val="20"/>
+      </w:rPr>
+    </w:lvl>
+    <w:lvl w:ilvl="8" w:tentative="1">
+      <w:start w:val="1"/>
+      <w:numFmt w:val="bullet"/>
+      <w:lvlText w:val=""/>
+      <w:lvlJc w:val="left"/>
+      <w:pPr>
+        <w:tabs>
+          <w:tab w:val="num" w:pos="6480"/>
+        </w:tabs>
+        <w:ind w:left="6480" w:hanging="360"/>
+      </w:pPr>
+      <w:rPr>
+        <w:rFonts w:ascii="Wingdings" w:hAnsi="Wingdings" w:hint="default"/>
+        <w:sz w:val="20"/>
+      </w:rPr>
+    </w:lvl>
+  </w:abstractNum>
+  <w:abstractNum w:abstractNumId="2" w15:restartNumberingAfterBreak="0">
+    <w:nsid w:val="047B04BF"/>
+    <w:multiLevelType w:val="multilevel"/>
+    <w:tmpl w:val="931ACDD4"/>
+    <w:lvl w:ilvl="0">
+      <w:start w:val="1"/>
+      <w:numFmt w:val="bullet"/>
+      <w:lvlText w:val=""/>
+      <w:lvlJc w:val="left"/>
+      <w:pPr>
+        <w:tabs>
+          <w:tab w:val="num" w:pos="720"/>
+        </w:tabs>
+        <w:ind w:left="720" w:hanging="360"/>
+      </w:pPr>
+      <w:rPr>
+        <w:rFonts w:ascii="Symbol" w:hAnsi="Symbol" w:hint="default"/>
+        <w:sz w:val="20"/>
+      </w:rPr>
+    </w:lvl>
+    <w:lvl w:ilvl="1" w:tentative="1">
+      <w:start w:val="1"/>
+      <w:numFmt w:val="bullet"/>
+      <w:lvlText w:val="o"/>
+      <w:lvlJc w:val="left"/>
+      <w:pPr>
+        <w:tabs>
+          <w:tab w:val="num" w:pos="1440"/>
+        </w:tabs>
+        <w:ind w:left="1440" w:hanging="360"/>
+      </w:pPr>
+      <w:rPr>
+        <w:rFonts w:ascii="Courier New" w:hAnsi="Courier New" w:hint="default"/>
+        <w:sz w:val="20"/>
+      </w:rPr>
+    </w:lvl>
+    <w:lvl w:ilvl="2" w:tentative="1">
+      <w:start w:val="1"/>
+      <w:numFmt w:val="bullet"/>
+      <w:lvlText w:val=""/>
+      <w:lvlJc w:val="left"/>
+      <w:pPr>
+        <w:tabs>
+          <w:tab w:val="num" w:pos="2160"/>
+        </w:tabs>
+        <w:ind w:left="2160" w:hanging="360"/>
+      </w:pPr>
+      <w:rPr>
+        <w:rFonts w:ascii="Wingdings" w:hAnsi="Wingdings" w:hint="default"/>
+        <w:sz w:val="20"/>
+      </w:rPr>
+    </w:lvl>
+    <w:lvl w:ilvl="3" w:tentative="1">
+      <w:start w:val="1"/>
+      <w:numFmt w:val="bullet"/>
+      <w:lvlText w:val=""/>
+      <w:lvlJc w:val="left"/>
+      <w:pPr>
+        <w:tabs>
+          <w:tab w:val="num" w:pos="2880"/>
+        </w:tabs>
+        <w:ind w:left="2880" w:hanging="360"/>
+      </w:pPr>
+      <w:rPr>
+        <w:rFonts w:ascii="Wingdings" w:hAnsi="Wingdings" w:hint="default"/>
+        <w:sz w:val="20"/>
+      </w:rPr>
+    </w:lvl>
+    <w:lvl w:ilvl="4" w:tentative="1">
+      <w:start w:val="1"/>
+      <w:numFmt w:val="bullet"/>
+      <w:lvlText w:val=""/>
+      <w:lvlJc w:val="left"/>
+      <w:pPr>
+        <w:tabs>
+          <w:tab w:val="num" w:pos="3600"/>
+        </w:tabs>
+        <w:ind w:left="3600" w:hanging="360"/>
+      </w:pPr>
+      <w:rPr>
+        <w:rFonts w:ascii="Wingdings" w:hAnsi="Wingdings" w:hint="default"/>
+        <w:sz w:val="20"/>
+      </w:rPr>
+    </w:lvl>
+    <w:lvl w:ilvl="5" w:tentative="1">
+      <w:start w:val="1"/>
+      <w:numFmt w:val="bullet"/>
+      <w:lvlText w:val=""/>
+      <w:lvlJc w:val="left"/>
+      <w:pPr>
+        <w:tabs>
+          <w:tab w:val="num" w:pos="4320"/>
+        </w:tabs>
+        <w:ind w:left="4320" w:hanging="360"/>
+      </w:pPr>
+      <w:rPr>
+        <w:rFonts w:ascii="Wingdings" w:hAnsi="Wingdings" w:hint="default"/>
+        <w:sz w:val="20"/>
+      </w:rPr>
+    </w:lvl>
+    <w:lvl w:ilvl="6" w:tentative="1">
+      <w:start w:val="1"/>
+      <w:numFmt w:val="bullet"/>
+      <w:lvlText w:val=""/>
+      <w:lvlJc w:val="left"/>
+      <w:pPr>
+        <w:tabs>
+          <w:tab w:val="num" w:pos="5040"/>
+        </w:tabs>
+        <w:ind w:left="5040" w:hanging="360"/>
+      </w:pPr>
+      <w:rPr>
+        <w:rFonts w:ascii="Wingdings" w:hAnsi="Wingdings" w:hint="default"/>
+        <w:sz w:val="20"/>
+      </w:rPr>
+    </w:lvl>
+    <w:lvl w:ilvl="7" w:tentative="1">
+      <w:start w:val="1"/>
+      <w:numFmt w:val="bullet"/>
+      <w:lvlText w:val=""/>
+      <w:lvlJc w:val="left"/>
+      <w:pPr>
+        <w:tabs>
+          <w:tab w:val="num" w:pos="5760"/>
+        </w:tabs>
+        <w:ind w:left="5760" w:hanging="360"/>
+      </w:pPr>
+      <w:rPr>
+        <w:rFonts w:ascii="Wingdings" w:hAnsi="Wingdings" w:hint="default"/>
+        <w:sz w:val="20"/>
+      </w:rPr>
+    </w:lvl>
+    <w:lvl w:ilvl="8" w:tentative="1">
+      <w:start w:val="1"/>
+      <w:numFmt w:val="bullet"/>
+      <w:lvlText w:val=""/>
+      <w:lvlJc w:val="left"/>
+      <w:pPr>
+        <w:tabs>
+          <w:tab w:val="num" w:pos="6480"/>
+        </w:tabs>
+        <w:ind w:left="6480" w:hanging="360"/>
+      </w:pPr>
+      <w:rPr>
+        <w:rFonts w:ascii="Wingdings" w:hAnsi="Wingdings" w:hint="default"/>
+        <w:sz w:val="20"/>
+      </w:rPr>
+    </w:lvl>
+  </w:abstractNum>
+  <w:abstractNum w:abstractNumId="3" w15:restartNumberingAfterBreak="0">
+    <w:nsid w:val="244A68E4"/>
     <w:multiLevelType w:val="hybridMultilevel"/>
-    <w:tmpl w:val="AC364498"/>
-    <w:lvl w:ilvl="0" w:tplc="F42CE76C">
+    <w:tmpl w:val="B3DA33E0"/>
+    <w:lvl w:ilvl="0" w:tplc="66DC5B86">
+      <w:start w:val="1"/>
+      <w:numFmt w:val="bullet"/>
+      <w:lvlText w:val="●"/>
+      <w:lvlJc w:val="left"/>
+      <w:pPr>
+        <w:ind w:left="720" w:hanging="360"/>
+      </w:pPr>
+    </w:lvl>
+    <w:lvl w:ilvl="1" w:tplc="98E64D98">
+      <w:start w:val="1"/>
+      <w:numFmt w:val="bullet"/>
+      <w:lvlText w:val="○"/>
+      <w:lvlJc w:val="left"/>
+      <w:pPr>
+        <w:ind w:left="1440" w:hanging="360"/>
+      </w:pPr>
+    </w:lvl>
+    <w:lvl w:ilvl="2" w:tplc="198090FA">
+      <w:start w:val="1"/>
+      <w:numFmt w:val="bullet"/>
+      <w:lvlText w:val="■"/>
+      <w:lvlJc w:val="left"/>
+      <w:pPr>
+        <w:ind w:left="2160" w:hanging="360"/>
+      </w:pPr>
+    </w:lvl>
+    <w:lvl w:ilvl="3" w:tplc="57724836">
+      <w:start w:val="1"/>
+      <w:numFmt w:val="bullet"/>
+      <w:lvlText w:val="●"/>
+      <w:lvlJc w:val="left"/>
+      <w:pPr>
+        <w:ind w:left="2880" w:hanging="360"/>
+      </w:pPr>
+    </w:lvl>
+    <w:lvl w:ilvl="4" w:tplc="8D4C29DC">
+      <w:start w:val="1"/>
+      <w:numFmt w:val="bullet"/>
+      <w:lvlText w:val="○"/>
+      <w:lvlJc w:val="left"/>
+      <w:pPr>
+        <w:ind w:left="3600" w:hanging="360"/>
+      </w:pPr>
+    </w:lvl>
+    <w:lvl w:ilvl="5" w:tplc="2DC2E748">
+      <w:start w:val="1"/>
+      <w:numFmt w:val="bullet"/>
+      <w:lvlText w:val="■"/>
+      <w:lvlJc w:val="left"/>
+      <w:pPr>
+        <w:ind w:left="4320" w:hanging="360"/>
+      </w:pPr>
+    </w:lvl>
+    <w:lvl w:ilvl="6" w:tplc="46766E46">
+      <w:start w:val="1"/>
+      <w:numFmt w:val="bullet"/>
+      <w:lvlText w:val="●"/>
+      <w:lvlJc w:val="left"/>
+      <w:pPr>
+        <w:ind w:left="5040" w:hanging="360"/>
+      </w:pPr>
+    </w:lvl>
+    <w:lvl w:ilvl="7" w:tplc="F4AC05C4">
+      <w:start w:val="1"/>
+      <w:numFmt w:val="bullet"/>
+      <w:lvlText w:val="●"/>
+      <w:lvlJc w:val="left"/>
+      <w:pPr>
+        <w:ind w:left="5760" w:hanging="360"/>
+      </w:pPr>
+    </w:lvl>
+    <w:lvl w:ilvl="8" w:tplc="6D1E7B9C">
+      <w:start w:val="1"/>
+      <w:numFmt w:val="bullet"/>
+      <w:lvlText w:val="●"/>
+      <w:lvlJc w:val="left"/>
+      <w:pPr>
+        <w:ind w:left="6480" w:hanging="360"/>
+      </w:pPr>
+    </w:lvl>
+  </w:abstractNum>
+  <w:abstractNum w:abstractNumId="4" w15:restartNumberingAfterBreak="0">
+    <w:nsid w:val="2A233B26"/>
+    <w:multiLevelType w:val="multilevel"/>
+    <w:tmpl w:val="C804ED4E"/>
+    <w:lvl w:ilvl="0">
+      <w:start w:val="1"/>
+      <w:numFmt w:val="bullet"/>
+      <w:lvlText w:val=""/>
+      <w:lvlJc w:val="left"/>
+      <w:pPr>
+        <w:tabs>
+          <w:tab w:val="num" w:pos="720"/>
+        </w:tabs>
+        <w:ind w:left="720" w:hanging="360"/>
+      </w:pPr>
+      <w:rPr>
+        <w:rFonts w:ascii="Symbol" w:hAnsi="Symbol" w:hint="default"/>
+        <w:sz w:val="20"/>
+      </w:rPr>
+    </w:lvl>
+    <w:lvl w:ilvl="1" w:tentative="1">
+      <w:start w:val="1"/>
+      <w:numFmt w:val="bullet"/>
+      <w:lvlText w:val="o"/>
+      <w:lvlJc w:val="left"/>
+      <w:pPr>
+        <w:tabs>
+          <w:tab w:val="num" w:pos="1440"/>
+        </w:tabs>
+        <w:ind w:left="1440" w:hanging="360"/>
+      </w:pPr>
+      <w:rPr>
+        <w:rFonts w:ascii="Courier New" w:hAnsi="Courier New" w:hint="default"/>
+        <w:sz w:val="20"/>
+      </w:rPr>
+    </w:lvl>
+    <w:lvl w:ilvl="2" w:tentative="1">
+      <w:start w:val="1"/>
+      <w:numFmt w:val="bullet"/>
+      <w:lvlText w:val=""/>
+      <w:lvlJc w:val="left"/>
+      <w:pPr>
+        <w:tabs>
+          <w:tab w:val="num" w:pos="2160"/>
+        </w:tabs>
+        <w:ind w:left="2160" w:hanging="360"/>
+      </w:pPr>
+      <w:rPr>
+        <w:rFonts w:ascii="Wingdings" w:hAnsi="Wingdings" w:hint="default"/>
+        <w:sz w:val="20"/>
+      </w:rPr>
+    </w:lvl>
+    <w:lvl w:ilvl="3" w:tentative="1">
+      <w:start w:val="1"/>
+      <w:numFmt w:val="bullet"/>
+      <w:lvlText w:val=""/>
+      <w:lvlJc w:val="left"/>
+      <w:pPr>
+        <w:tabs>
+          <w:tab w:val="num" w:pos="2880"/>
+        </w:tabs>
+        <w:ind w:left="2880" w:hanging="360"/>
+      </w:pPr>
+      <w:rPr>
+        <w:rFonts w:ascii="Wingdings" w:hAnsi="Wingdings" w:hint="default"/>
+        <w:sz w:val="20"/>
+      </w:rPr>
+    </w:lvl>
+    <w:lvl w:ilvl="4" w:tentative="1">
+      <w:start w:val="1"/>
+      <w:numFmt w:val="bullet"/>
+      <w:lvlText w:val=""/>
+      <w:lvlJc w:val="left"/>
+      <w:pPr>
+        <w:tabs>
+          <w:tab w:val="num" w:pos="3600"/>
+        </w:tabs>
+        <w:ind w:left="3600" w:hanging="360"/>
+      </w:pPr>
+      <w:rPr>
+        <w:rFonts w:ascii="Wingdings" w:hAnsi="Wingdings" w:hint="default"/>
+        <w:sz w:val="20"/>
+      </w:rPr>
+    </w:lvl>
+    <w:lvl w:ilvl="5" w:tentative="1">
+      <w:start w:val="1"/>
+      <w:numFmt w:val="bullet"/>
+      <w:lvlText w:val=""/>
+      <w:lvlJc w:val="left"/>
+      <w:pPr>
+        <w:tabs>
+          <w:tab w:val="num" w:pos="4320"/>
+        </w:tabs>
+        <w:ind w:left="4320" w:hanging="360"/>
+      </w:pPr>
+      <w:rPr>
+        <w:rFonts w:ascii="Wingdings" w:hAnsi="Wingdings" w:hint="default"/>
+        <w:sz w:val="20"/>
+      </w:rPr>
+    </w:lvl>
+    <w:lvl w:ilvl="6" w:tentative="1">
+      <w:start w:val="1"/>
+      <w:numFmt w:val="bullet"/>
+      <w:lvlText w:val=""/>
+      <w:lvlJc w:val="left"/>
+      <w:pPr>
+        <w:tabs>
+          <w:tab w:val="num" w:pos="5040"/>
+        </w:tabs>
+        <w:ind w:left="5040" w:hanging="360"/>
+      </w:pPr>
+      <w:rPr>
+        <w:rFonts w:ascii="Wingdings" w:hAnsi="Wingdings" w:hint="default"/>
+        <w:sz w:val="20"/>
+      </w:rPr>
+    </w:lvl>
+    <w:lvl w:ilvl="7" w:tentative="1">
+      <w:start w:val="1"/>
+      <w:numFmt w:val="bullet"/>
+      <w:lvlText w:val=""/>
+      <w:lvlJc w:val="left"/>
+      <w:pPr>
+        <w:tabs>
+          <w:tab w:val="num" w:pos="5760"/>
+        </w:tabs>
+        <w:ind w:left="5760" w:hanging="360"/>
+      </w:pPr>
+      <w:rPr>
+        <w:rFonts w:ascii="Wingdings" w:hAnsi="Wingdings" w:hint="default"/>
+        <w:sz w:val="20"/>
+      </w:rPr>
+    </w:lvl>
+    <w:lvl w:ilvl="8" w:tentative="1">
+      <w:start w:val="1"/>
+      <w:numFmt w:val="bullet"/>
+      <w:lvlText w:val=""/>
+      <w:lvlJc w:val="left"/>
+      <w:pPr>
+        <w:tabs>
+          <w:tab w:val="num" w:pos="6480"/>
+        </w:tabs>
+        <w:ind w:left="6480" w:hanging="360"/>
+      </w:pPr>
+      <w:rPr>
+        <w:rFonts w:ascii="Wingdings" w:hAnsi="Wingdings" w:hint="default"/>
+        <w:sz w:val="20"/>
+      </w:rPr>
+    </w:lvl>
+  </w:abstractNum>
+  <w:abstractNum w:abstractNumId="5" w15:restartNumberingAfterBreak="0">
+    <w:nsid w:val="35431330"/>
+    <w:multiLevelType w:val="multilevel"/>
+    <w:tmpl w:val="AC0AAC16"/>
+    <w:lvl w:ilvl="0">
+      <w:start w:val="1"/>
+      <w:numFmt w:val="bullet"/>
+      <w:lvlText w:val=""/>
+      <w:lvlJc w:val="left"/>
+      <w:pPr>
+        <w:tabs>
+          <w:tab w:val="num" w:pos="720"/>
+        </w:tabs>
+        <w:ind w:left="720" w:hanging="360"/>
+      </w:pPr>
+      <w:rPr>
+        <w:rFonts w:ascii="Symbol" w:hAnsi="Symbol" w:hint="default"/>
+        <w:sz w:val="20"/>
+      </w:rPr>
+    </w:lvl>
+    <w:lvl w:ilvl="1" w:tentative="1">
+      <w:start w:val="1"/>
+      <w:numFmt w:val="bullet"/>
+      <w:lvlText w:val="o"/>
+      <w:lvlJc w:val="left"/>
+      <w:pPr>
+        <w:tabs>
+          <w:tab w:val="num" w:pos="1440"/>
+        </w:tabs>
+        <w:ind w:left="1440" w:hanging="360"/>
+      </w:pPr>
+      <w:rPr>
+        <w:rFonts w:ascii="Courier New" w:hAnsi="Courier New" w:hint="default"/>
+        <w:sz w:val="20"/>
+      </w:rPr>
+    </w:lvl>
+    <w:lvl w:ilvl="2" w:tentative="1">
+      <w:start w:val="1"/>
+      <w:numFmt w:val="bullet"/>
+      <w:lvlText w:val=""/>
+      <w:lvlJc w:val="left"/>
+      <w:pPr>
+        <w:tabs>
+          <w:tab w:val="num" w:pos="2160"/>
+        </w:tabs>
+        <w:ind w:left="2160" w:hanging="360"/>
+      </w:pPr>
+      <w:rPr>
+        <w:rFonts w:ascii="Wingdings" w:hAnsi="Wingdings" w:hint="default"/>
+        <w:sz w:val="20"/>
+      </w:rPr>
+    </w:lvl>
+    <w:lvl w:ilvl="3" w:tentative="1">
+      <w:start w:val="1"/>
+      <w:numFmt w:val="bullet"/>
+      <w:lvlText w:val=""/>
+      <w:lvlJc w:val="left"/>
+      <w:pPr>
+        <w:tabs>
+          <w:tab w:val="num" w:pos="2880"/>
+        </w:tabs>
+        <w:ind w:left="2880" w:hanging="360"/>
+      </w:pPr>
+      <w:rPr>
+        <w:rFonts w:ascii="Wingdings" w:hAnsi="Wingdings" w:hint="default"/>
+        <w:sz w:val="20"/>
+      </w:rPr>
+    </w:lvl>
+    <w:lvl w:ilvl="4" w:tentative="1">
+      <w:start w:val="1"/>
+      <w:numFmt w:val="bullet"/>
+      <w:lvlText w:val=""/>
+      <w:lvlJc w:val="left"/>
+      <w:pPr>
+        <w:tabs>
+          <w:tab w:val="num" w:pos="3600"/>
+        </w:tabs>
+        <w:ind w:left="3600" w:hanging="360"/>
+      </w:pPr>
+      <w:rPr>
+        <w:rFonts w:ascii="Wingdings" w:hAnsi="Wingdings" w:hint="default"/>
+        <w:sz w:val="20"/>
+      </w:rPr>
+    </w:lvl>
+    <w:lvl w:ilvl="5" w:tentative="1">
+      <w:start w:val="1"/>
+      <w:numFmt w:val="bullet"/>
+      <w:lvlText w:val=""/>
+      <w:lvlJc w:val="left"/>
+      <w:pPr>
+        <w:tabs>
+          <w:tab w:val="num" w:pos="4320"/>
+        </w:tabs>
+        <w:ind w:left="4320" w:hanging="360"/>
+      </w:pPr>
+      <w:rPr>
+        <w:rFonts w:ascii="Wingdings" w:hAnsi="Wingdings" w:hint="default"/>
+        <w:sz w:val="20"/>
+      </w:rPr>
+    </w:lvl>
+    <w:lvl w:ilvl="6" w:tentative="1">
+      <w:start w:val="1"/>
+      <w:numFmt w:val="bullet"/>
+      <w:lvlText w:val=""/>
+      <w:lvlJc w:val="left"/>
+      <w:pPr>
+        <w:tabs>
+          <w:tab w:val="num" w:pos="5040"/>
+        </w:tabs>
+        <w:ind w:left="5040" w:hanging="360"/>
+      </w:pPr>
+      <w:rPr>
+        <w:rFonts w:ascii="Wingdings" w:hAnsi="Wingdings" w:hint="default"/>
+        <w:sz w:val="20"/>
+      </w:rPr>
+    </w:lvl>
+    <w:lvl w:ilvl="7" w:tentative="1">
+      <w:start w:val="1"/>
+      <w:numFmt w:val="bullet"/>
+      <w:lvlText w:val=""/>
+      <w:lvlJc w:val="left"/>
+      <w:pPr>
+        <w:tabs>
+          <w:tab w:val="num" w:pos="5760"/>
+        </w:tabs>
+        <w:ind w:left="5760" w:hanging="360"/>
+      </w:pPr>
+      <w:rPr>
+        <w:rFonts w:ascii="Wingdings" w:hAnsi="Wingdings" w:hint="default"/>
+        <w:sz w:val="20"/>
+      </w:rPr>
+    </w:lvl>
+    <w:lvl w:ilvl="8" w:tentative="1">
+      <w:start w:val="1"/>
+      <w:numFmt w:val="bullet"/>
+      <w:lvlText w:val=""/>
+      <w:lvlJc w:val="left"/>
+      <w:pPr>
+        <w:tabs>
+          <w:tab w:val="num" w:pos="6480"/>
+        </w:tabs>
+        <w:ind w:left="6480" w:hanging="360"/>
+      </w:pPr>
+      <w:rPr>
+        <w:rFonts w:ascii="Wingdings" w:hAnsi="Wingdings" w:hint="default"/>
+        <w:sz w:val="20"/>
+      </w:rPr>
+    </w:lvl>
+  </w:abstractNum>
+  <w:abstractNum w:abstractNumId="6" w15:restartNumberingAfterBreak="0">
+    <w:nsid w:val="37102ED0"/>
+    <w:multiLevelType w:val="multilevel"/>
+    <w:tmpl w:val="56F6A5A4"/>
+    <w:lvl w:ilvl="0">
+      <w:start w:val="1"/>
+      <w:numFmt w:val="bullet"/>
+      <w:lvlText w:val=""/>
+      <w:lvlJc w:val="left"/>
+      <w:pPr>
+        <w:tabs>
+          <w:tab w:val="num" w:pos="720"/>
+        </w:tabs>
+        <w:ind w:left="720" w:hanging="360"/>
+      </w:pPr>
+      <w:rPr>
+        <w:rFonts w:ascii="Symbol" w:hAnsi="Symbol" w:hint="default"/>
+        <w:sz w:val="20"/>
+      </w:rPr>
+    </w:lvl>
+    <w:lvl w:ilvl="1" w:tentative="1">
+      <w:start w:val="1"/>
+      <w:numFmt w:val="bullet"/>
+      <w:lvlText w:val="o"/>
+      <w:lvlJc w:val="left"/>
+      <w:pPr>
+        <w:tabs>
+          <w:tab w:val="num" w:pos="1440"/>
+        </w:tabs>
+        <w:ind w:left="1440" w:hanging="360"/>
+      </w:pPr>
+      <w:rPr>
+        <w:rFonts w:ascii="Courier New" w:hAnsi="Courier New" w:hint="default"/>
+        <w:sz w:val="20"/>
+      </w:rPr>
+    </w:lvl>
+    <w:lvl w:ilvl="2" w:tentative="1">
+      <w:start w:val="1"/>
+      <w:numFmt w:val="bullet"/>
+      <w:lvlText w:val=""/>
+      <w:lvlJc w:val="left"/>
+      <w:pPr>
+        <w:tabs>
+          <w:tab w:val="num" w:pos="2160"/>
+        </w:tabs>
+        <w:ind w:left="2160" w:hanging="360"/>
+      </w:pPr>
+      <w:rPr>
+        <w:rFonts w:ascii="Wingdings" w:hAnsi="Wingdings" w:hint="default"/>
+        <w:sz w:val="20"/>
+      </w:rPr>
+    </w:lvl>
+    <w:lvl w:ilvl="3" w:tentative="1">
+      <w:start w:val="1"/>
+      <w:numFmt w:val="bullet"/>
+      <w:lvlText w:val=""/>
+      <w:lvlJc w:val="left"/>
+      <w:pPr>
+        <w:tabs>
+          <w:tab w:val="num" w:pos="2880"/>
+        </w:tabs>
+        <w:ind w:left="2880" w:hanging="360"/>
+      </w:pPr>
+      <w:rPr>
+        <w:rFonts w:ascii="Wingdings" w:hAnsi="Wingdings" w:hint="default"/>
+        <w:sz w:val="20"/>
+      </w:rPr>
+    </w:lvl>
+    <w:lvl w:ilvl="4" w:tentative="1">
+      <w:start w:val="1"/>
+      <w:numFmt w:val="bullet"/>
+      <w:lvlText w:val=""/>
+      <w:lvlJc w:val="left"/>
+      <w:pPr>
+        <w:tabs>
+          <w:tab w:val="num" w:pos="3600"/>
+        </w:tabs>
+        <w:ind w:left="3600" w:hanging="360"/>
+      </w:pPr>
+      <w:rPr>
+        <w:rFonts w:ascii="Wingdings" w:hAnsi="Wingdings" w:hint="default"/>
+        <w:sz w:val="20"/>
+      </w:rPr>
+    </w:lvl>
+    <w:lvl w:ilvl="5" w:tentative="1">
+      <w:start w:val="1"/>
+      <w:numFmt w:val="bullet"/>
+      <w:lvlText w:val=""/>
+      <w:lvlJc w:val="left"/>
+      <w:pPr>
+        <w:tabs>
+          <w:tab w:val="num" w:pos="4320"/>
+        </w:tabs>
+        <w:ind w:left="4320" w:hanging="360"/>
+      </w:pPr>
+      <w:rPr>
+        <w:rFonts w:ascii="Wingdings" w:hAnsi="Wingdings" w:hint="default"/>
+        <w:sz w:val="20"/>
+      </w:rPr>
+    </w:lvl>
+    <w:lvl w:ilvl="6" w:tentative="1">
+      <w:start w:val="1"/>
+      <w:numFmt w:val="bullet"/>
+      <w:lvlText w:val=""/>
+      <w:lvlJc w:val="left"/>
+      <w:pPr>
+        <w:tabs>
+          <w:tab w:val="num" w:pos="5040"/>
+        </w:tabs>
+        <w:ind w:left="5040" w:hanging="360"/>
+      </w:pPr>
+      <w:rPr>
+        <w:rFonts w:ascii="Wingdings" w:hAnsi="Wingdings" w:hint="default"/>
+        <w:sz w:val="20"/>
+      </w:rPr>
+    </w:lvl>
+    <w:lvl w:ilvl="7" w:tentative="1">
+      <w:start w:val="1"/>
+      <w:numFmt w:val="bullet"/>
+      <w:lvlText w:val=""/>
+      <w:lvlJc w:val="left"/>
+      <w:pPr>
+        <w:tabs>
+          <w:tab w:val="num" w:pos="5760"/>
+        </w:tabs>
+        <w:ind w:left="5760" w:hanging="360"/>
+      </w:pPr>
+      <w:rPr>
+        <w:rFonts w:ascii="Wingdings" w:hAnsi="Wingdings" w:hint="default"/>
+        <w:sz w:val="20"/>
+      </w:rPr>
+    </w:lvl>
+    <w:lvl w:ilvl="8" w:tentative="1">
+      <w:start w:val="1"/>
+      <w:numFmt w:val="bullet"/>
+      <w:lvlText w:val=""/>
+      <w:lvlJc w:val="left"/>
+      <w:pPr>
+        <w:tabs>
+          <w:tab w:val="num" w:pos="6480"/>
+        </w:tabs>
+        <w:ind w:left="6480" w:hanging="360"/>
+      </w:pPr>
+      <w:rPr>
+        <w:rFonts w:ascii="Wingdings" w:hAnsi="Wingdings" w:hint="default"/>
+        <w:sz w:val="20"/>
+      </w:rPr>
+    </w:lvl>
+  </w:abstractNum>
+  <w:abstractNum w:abstractNumId="7" w15:restartNumberingAfterBreak="0">
+    <w:nsid w:val="4FFC3767"/>
+    <w:multiLevelType w:val="multilevel"/>
+    <w:tmpl w:val="638416A0"/>
+    <w:lvl w:ilvl="0">
+      <w:start w:val="1"/>
+      <w:numFmt w:val="bullet"/>
+      <w:lvlText w:val=""/>
+      <w:lvlJc w:val="left"/>
+      <w:pPr>
+        <w:tabs>
+          <w:tab w:val="num" w:pos="720"/>
+        </w:tabs>
+        <w:ind w:left="720" w:hanging="360"/>
+      </w:pPr>
+      <w:rPr>
+        <w:rFonts w:ascii="Symbol" w:hAnsi="Symbol" w:hint="default"/>
+        <w:sz w:val="20"/>
+      </w:rPr>
+    </w:lvl>
+    <w:lvl w:ilvl="1" w:tentative="1">
+      <w:start w:val="1"/>
+      <w:numFmt w:val="bullet"/>
+      <w:lvlText w:val="o"/>
+      <w:lvlJc w:val="left"/>
+      <w:pPr>
+        <w:tabs>
+          <w:tab w:val="num" w:pos="1440"/>
+        </w:tabs>
+        <w:ind w:left="1440" w:hanging="360"/>
+      </w:pPr>
+      <w:rPr>
+        <w:rFonts w:ascii="Courier New" w:hAnsi="Courier New" w:hint="default"/>
+        <w:sz w:val="20"/>
+      </w:rPr>
+    </w:lvl>
+    <w:lvl w:ilvl="2" w:tentative="1">
+      <w:start w:val="1"/>
+      <w:numFmt w:val="bullet"/>
+      <w:lvlText w:val=""/>
+      <w:lvlJc w:val="left"/>
+      <w:pPr>
+        <w:tabs>
+          <w:tab w:val="num" w:pos="2160"/>
+        </w:tabs>
+        <w:ind w:left="2160" w:hanging="360"/>
+      </w:pPr>
+      <w:rPr>
+        <w:rFonts w:ascii="Wingdings" w:hAnsi="Wingdings" w:hint="default"/>
+        <w:sz w:val="20"/>
+      </w:rPr>
+    </w:lvl>
+    <w:lvl w:ilvl="3" w:tentative="1">
+      <w:start w:val="1"/>
+      <w:numFmt w:val="bullet"/>
+      <w:lvlText w:val=""/>
+      <w:lvlJc w:val="left"/>
+      <w:pPr>
+        <w:tabs>
+          <w:tab w:val="num" w:pos="2880"/>
+        </w:tabs>
+        <w:ind w:left="2880" w:hanging="360"/>
+      </w:pPr>
+      <w:rPr>
+        <w:rFonts w:ascii="Wingdings" w:hAnsi="Wingdings" w:hint="default"/>
+        <w:sz w:val="20"/>
+      </w:rPr>
+    </w:lvl>
+    <w:lvl w:ilvl="4" w:tentative="1">
+      <w:start w:val="1"/>
+      <w:numFmt w:val="bullet"/>
+      <w:lvlText w:val=""/>
+      <w:lvlJc w:val="left"/>
+      <w:pPr>
+        <w:tabs>
+          <w:tab w:val="num" w:pos="3600"/>
+        </w:tabs>
+        <w:ind w:left="3600" w:hanging="360"/>
+      </w:pPr>
+      <w:rPr>
+        <w:rFonts w:ascii="Wingdings" w:hAnsi="Wingdings" w:hint="default"/>
+        <w:sz w:val="20"/>
+      </w:rPr>
+    </w:lvl>
+    <w:lvl w:ilvl="5" w:tentative="1">
+      <w:start w:val="1"/>
+      <w:numFmt w:val="bullet"/>
+      <w:lvlText w:val=""/>
+      <w:lvlJc w:val="left"/>
+      <w:pPr>
+        <w:tabs>
+          <w:tab w:val="num" w:pos="4320"/>
+        </w:tabs>
+        <w:ind w:left="4320" w:hanging="360"/>
+      </w:pPr>
+      <w:rPr>
+        <w:rFonts w:ascii="Wingdings" w:hAnsi="Wingdings" w:hint="default"/>
+        <w:sz w:val="20"/>
+      </w:rPr>
+    </w:lvl>
+    <w:lvl w:ilvl="6" w:tentative="1">
+      <w:start w:val="1"/>
+      <w:numFmt w:val="bullet"/>
+      <w:lvlText w:val=""/>
+      <w:lvlJc w:val="left"/>
+      <w:pPr>
+        <w:tabs>
+          <w:tab w:val="num" w:pos="5040"/>
+        </w:tabs>
+        <w:ind w:left="5040" w:hanging="360"/>
+      </w:pPr>
+      <w:rPr>
+        <w:rFonts w:ascii="Wingdings" w:hAnsi="Wingdings" w:hint="default"/>
+        <w:sz w:val="20"/>
+      </w:rPr>
+    </w:lvl>
+    <w:lvl w:ilvl="7" w:tentative="1">
+      <w:start w:val="1"/>
+      <w:numFmt w:val="bullet"/>
+      <w:lvlText w:val=""/>
+      <w:lvlJc w:val="left"/>
+      <w:pPr>
+        <w:tabs>
+          <w:tab w:val="num" w:pos="5760"/>
+        </w:tabs>
+        <w:ind w:left="5760" w:hanging="360"/>
+      </w:pPr>
+      <w:rPr>
+        <w:rFonts w:ascii="Wingdings" w:hAnsi="Wingdings" w:hint="default"/>
+        <w:sz w:val="20"/>
+      </w:rPr>
+    </w:lvl>
+    <w:lvl w:ilvl="8" w:tentative="1">
+      <w:start w:val="1"/>
+      <w:numFmt w:val="bullet"/>
+      <w:lvlText w:val=""/>
+      <w:lvlJc w:val="left"/>
+      <w:pPr>
+        <w:tabs>
+          <w:tab w:val="num" w:pos="6480"/>
+        </w:tabs>
+        <w:ind w:left="6480" w:hanging="360"/>
+      </w:pPr>
+      <w:rPr>
+        <w:rFonts w:ascii="Wingdings" w:hAnsi="Wingdings" w:hint="default"/>
+        <w:sz w:val="20"/>
+      </w:rPr>
+    </w:lvl>
+  </w:abstractNum>
+  <w:abstractNum w:abstractNumId="8" w15:restartNumberingAfterBreak="0">
+    <w:nsid w:val="62BA341A"/>
+    <w:multiLevelType w:val="multilevel"/>
+    <w:tmpl w:val="14740BBC"/>
+    <w:lvl w:ilvl="0">
+      <w:start w:val="1"/>
+      <w:numFmt w:val="bullet"/>
+      <w:lvlText w:val=""/>
+      <w:lvlJc w:val="left"/>
+      <w:pPr>
+        <w:tabs>
+          <w:tab w:val="num" w:pos="720"/>
+        </w:tabs>
+        <w:ind w:left="720" w:hanging="360"/>
+      </w:pPr>
+      <w:rPr>
+        <w:rFonts w:ascii="Symbol" w:hAnsi="Symbol" w:hint="default"/>
+        <w:sz w:val="20"/>
+      </w:rPr>
+    </w:lvl>
+    <w:lvl w:ilvl="1" w:tentative="1">
+      <w:start w:val="1"/>
+      <w:numFmt w:val="bullet"/>
+      <w:lvlText w:val="o"/>
+      <w:lvlJc w:val="left"/>
+      <w:pPr>
+        <w:tabs>
+          <w:tab w:val="num" w:pos="1440"/>
+        </w:tabs>
+        <w:ind w:left="1440" w:hanging="360"/>
+      </w:pPr>
+      <w:rPr>
+        <w:rFonts w:ascii="Courier New" w:hAnsi="Courier New" w:hint="default"/>
+        <w:sz w:val="20"/>
+      </w:rPr>
+    </w:lvl>
+    <w:lvl w:ilvl="2" w:tentative="1">
+      <w:start w:val="1"/>
+      <w:numFmt w:val="bullet"/>
+      <w:lvlText w:val=""/>
+      <w:lvlJc w:val="left"/>
+      <w:pPr>
+        <w:tabs>
+          <w:tab w:val="num" w:pos="2160"/>
+        </w:tabs>
+        <w:ind w:left="2160" w:hanging="360"/>
+      </w:pPr>
+      <w:rPr>
+        <w:rFonts w:ascii="Wingdings" w:hAnsi="Wingdings" w:hint="default"/>
+        <w:sz w:val="20"/>
+      </w:rPr>
+    </w:lvl>
+    <w:lvl w:ilvl="3" w:tentative="1">
+      <w:start w:val="1"/>
+      <w:numFmt w:val="bullet"/>
+      <w:lvlText w:val=""/>
+      <w:lvlJc w:val="left"/>
+      <w:pPr>
+        <w:tabs>
+          <w:tab w:val="num" w:pos="2880"/>
+        </w:tabs>
+        <w:ind w:left="2880" w:hanging="360"/>
+      </w:pPr>
+      <w:rPr>
+        <w:rFonts w:ascii="Wingdings" w:hAnsi="Wingdings" w:hint="default"/>
+        <w:sz w:val="20"/>
+      </w:rPr>
+    </w:lvl>
+    <w:lvl w:ilvl="4" w:tentative="1">
+      <w:start w:val="1"/>
+      <w:numFmt w:val="bullet"/>
+      <w:lvlText w:val=""/>
+      <w:lvlJc w:val="left"/>
+      <w:pPr>
+        <w:tabs>
+          <w:tab w:val="num" w:pos="3600"/>
+        </w:tabs>
+        <w:ind w:left="3600" w:hanging="360"/>
+      </w:pPr>
+      <w:rPr>
+        <w:rFonts w:ascii="Wingdings" w:hAnsi="Wingdings" w:hint="default"/>
+        <w:sz w:val="20"/>
+      </w:rPr>
+    </w:lvl>
+    <w:lvl w:ilvl="5" w:tentative="1">
+      <w:start w:val="1"/>
+      <w:numFmt w:val="bullet"/>
+      <w:lvlText w:val=""/>
+      <w:lvlJc w:val="left"/>
+      <w:pPr>
+        <w:tabs>
+          <w:tab w:val="num" w:pos="4320"/>
+        </w:tabs>
+        <w:ind w:left="4320" w:hanging="360"/>
+      </w:pPr>
+      <w:rPr>
+        <w:rFonts w:ascii="Wingdings" w:hAnsi="Wingdings" w:hint="default"/>
+        <w:sz w:val="20"/>
+      </w:rPr>
+    </w:lvl>
+    <w:lvl w:ilvl="6" w:tentative="1">
+      <w:start w:val="1"/>
+      <w:numFmt w:val="bullet"/>
+      <w:lvlText w:val=""/>
+      <w:lvlJc w:val="left"/>
+      <w:pPr>
+        <w:tabs>
+          <w:tab w:val="num" w:pos="5040"/>
+        </w:tabs>
+        <w:ind w:left="5040" w:hanging="360"/>
+      </w:pPr>
+      <w:rPr>
+        <w:rFonts w:ascii="Wingdings" w:hAnsi="Wingdings" w:hint="default"/>
+        <w:sz w:val="20"/>
+      </w:rPr>
+    </w:lvl>
+    <w:lvl w:ilvl="7" w:tentative="1">
+      <w:start w:val="1"/>
+      <w:numFmt w:val="bullet"/>
+      <w:lvlText w:val=""/>
+      <w:lvlJc w:val="left"/>
+      <w:pPr>
+        <w:tabs>
+          <w:tab w:val="num" w:pos="5760"/>
+        </w:tabs>
+        <w:ind w:left="5760" w:hanging="360"/>
+      </w:pPr>
+      <w:rPr>
+        <w:rFonts w:ascii="Wingdings" w:hAnsi="Wingdings" w:hint="default"/>
+        <w:sz w:val="20"/>
+      </w:rPr>
+    </w:lvl>
+    <w:lvl w:ilvl="8" w:tentative="1">
+      <w:start w:val="1"/>
+      <w:numFmt w:val="bullet"/>
+      <w:lvlText w:val=""/>
+      <w:lvlJc w:val="left"/>
+      <w:pPr>
+        <w:tabs>
+          <w:tab w:val="num" w:pos="6480"/>
+        </w:tabs>
+        <w:ind w:left="6480" w:hanging="360"/>
+      </w:pPr>
+      <w:rPr>
+        <w:rFonts w:ascii="Wingdings" w:hAnsi="Wingdings" w:hint="default"/>
+        <w:sz w:val="20"/>
+      </w:rPr>
+    </w:lvl>
+  </w:abstractNum>
+  <w:abstractNum w:abstractNumId="9" w15:restartNumberingAfterBreak="0">
+    <w:nsid w:val="63BF50AF"/>
+    <w:multiLevelType w:val="multilevel"/>
+    <w:tmpl w:val="1D4431E2"/>
+    <w:lvl w:ilvl="0">
+      <w:start w:val="1"/>
+      <w:numFmt w:val="bullet"/>
+      <w:lvlText w:val=""/>
+      <w:lvlJc w:val="left"/>
+      <w:pPr>
+        <w:tabs>
+          <w:tab w:val="num" w:pos="720"/>
+        </w:tabs>
+        <w:ind w:left="720" w:hanging="360"/>
+      </w:pPr>
+      <w:rPr>
+        <w:rFonts w:ascii="Symbol" w:hAnsi="Symbol" w:hint="default"/>
+        <w:sz w:val="20"/>
+      </w:rPr>
+    </w:lvl>
+    <w:lvl w:ilvl="1" w:tentative="1">
+      <w:start w:val="1"/>
+      <w:numFmt w:val="bullet"/>
+      <w:lvlText w:val="o"/>
+      <w:lvlJc w:val="left"/>
+      <w:pPr>
+        <w:tabs>
+          <w:tab w:val="num" w:pos="1440"/>
+        </w:tabs>
+        <w:ind w:left="1440" w:hanging="360"/>
+      </w:pPr>
+      <w:rPr>
+        <w:rFonts w:ascii="Courier New" w:hAnsi="Courier New" w:hint="default"/>
+        <w:sz w:val="20"/>
+      </w:rPr>
+    </w:lvl>
+    <w:lvl w:ilvl="2" w:tentative="1">
+      <w:start w:val="1"/>
+      <w:numFmt w:val="bullet"/>
+      <w:lvlText w:val=""/>
+      <w:lvlJc w:val="left"/>
+      <w:pPr>
+        <w:tabs>
+          <w:tab w:val="num" w:pos="2160"/>
+        </w:tabs>
+        <w:ind w:left="2160" w:hanging="360"/>
+      </w:pPr>
+      <w:rPr>
+        <w:rFonts w:ascii="Wingdings" w:hAnsi="Wingdings" w:hint="default"/>
+        <w:sz w:val="20"/>
+      </w:rPr>
+    </w:lvl>
+    <w:lvl w:ilvl="3" w:tentative="1">
+      <w:start w:val="1"/>
+      <w:numFmt w:val="bullet"/>
+      <w:lvlText w:val=""/>
+      <w:lvlJc w:val="left"/>
+      <w:pPr>
+        <w:tabs>
+          <w:tab w:val="num" w:pos="2880"/>
+        </w:tabs>
+        <w:ind w:left="2880" w:hanging="360"/>
+      </w:pPr>
+      <w:rPr>
+        <w:rFonts w:ascii="Wingdings" w:hAnsi="Wingdings" w:hint="default"/>
+        <w:sz w:val="20"/>
+      </w:rPr>
+    </w:lvl>
+    <w:lvl w:ilvl="4" w:tentative="1">
+      <w:start w:val="1"/>
+      <w:numFmt w:val="bullet"/>
+      <w:lvlText w:val=""/>
+      <w:lvlJc w:val="left"/>
+      <w:pPr>
+        <w:tabs>
+          <w:tab w:val="num" w:pos="3600"/>
+        </w:tabs>
+        <w:ind w:left="3600" w:hanging="360"/>
+      </w:pPr>
+      <w:rPr>
+        <w:rFonts w:ascii="Wingdings" w:hAnsi="Wingdings" w:hint="default"/>
+        <w:sz w:val="20"/>
+      </w:rPr>
+    </w:lvl>
+    <w:lvl w:ilvl="5" w:tentative="1">
+      <w:start w:val="1"/>
+      <w:numFmt w:val="bullet"/>
+      <w:lvlText w:val=""/>
+      <w:lvlJc w:val="left"/>
+      <w:pPr>
+        <w:tabs>
+          <w:tab w:val="num" w:pos="4320"/>
+        </w:tabs>
+        <w:ind w:left="4320" w:hanging="360"/>
+      </w:pPr>
+      <w:rPr>
+        <w:rFonts w:ascii="Wingdings" w:hAnsi="Wingdings" w:hint="default"/>
+        <w:sz w:val="20"/>
+      </w:rPr>
+    </w:lvl>
+    <w:lvl w:ilvl="6" w:tentative="1">
+      <w:start w:val="1"/>
+      <w:numFmt w:val="bullet"/>
+      <w:lvlText w:val=""/>
+      <w:lvlJc w:val="left"/>
+      <w:pPr>
+        <w:tabs>
+          <w:tab w:val="num" w:pos="5040"/>
+        </w:tabs>
+        <w:ind w:left="5040" w:hanging="360"/>
+      </w:pPr>
+      <w:rPr>
+        <w:rFonts w:ascii="Wingdings" w:hAnsi="Wingdings" w:hint="default"/>
+        <w:sz w:val="20"/>
+      </w:rPr>
+    </w:lvl>
+    <w:lvl w:ilvl="7" w:tentative="1">
+      <w:start w:val="1"/>
+      <w:numFmt w:val="bullet"/>
+      <w:lvlText w:val=""/>
+      <w:lvlJc w:val="left"/>
+      <w:pPr>
+        <w:tabs>
+          <w:tab w:val="num" w:pos="5760"/>
+        </w:tabs>
+        <w:ind w:left="5760" w:hanging="360"/>
+      </w:pPr>
+      <w:rPr>
+        <w:rFonts w:ascii="Wingdings" w:hAnsi="Wingdings" w:hint="default"/>
+        <w:sz w:val="20"/>
+      </w:rPr>
+    </w:lvl>
+    <w:lvl w:ilvl="8" w:tentative="1">
+      <w:start w:val="1"/>
+      <w:numFmt w:val="bullet"/>
+      <w:lvlText w:val=""/>
+      <w:lvlJc w:val="left"/>
+      <w:pPr>
+        <w:tabs>
+          <w:tab w:val="num" w:pos="6480"/>
+        </w:tabs>
+        <w:ind w:left="6480" w:hanging="360"/>
+      </w:pPr>
+      <w:rPr>
+        <w:rFonts w:ascii="Wingdings" w:hAnsi="Wingdings" w:hint="default"/>
+        <w:sz w:val="20"/>
+      </w:rPr>
+    </w:lvl>
+  </w:abstractNum>
+  <w:abstractNum w:abstractNumId="10" w15:restartNumberingAfterBreak="0">
+    <w:nsid w:val="65EB2E57"/>
+    <w:multiLevelType w:val="multilevel"/>
+    <w:tmpl w:val="0CFEE5DE"/>
+    <w:lvl w:ilvl="0">
+      <w:start w:val="1"/>
+      <w:numFmt w:val="bullet"/>
+      <w:lvlText w:val=""/>
+      <w:lvlJc w:val="left"/>
+      <w:pPr>
+        <w:tabs>
+          <w:tab w:val="num" w:pos="720"/>
+        </w:tabs>
+        <w:ind w:left="720" w:hanging="360"/>
+      </w:pPr>
+      <w:rPr>
+        <w:rFonts w:ascii="Symbol" w:hAnsi="Symbol" w:hint="default"/>
+        <w:sz w:val="20"/>
+      </w:rPr>
+    </w:lvl>
+    <w:lvl w:ilvl="1" w:tentative="1">
+      <w:start w:val="1"/>
+      <w:numFmt w:val="bullet"/>
+      <w:lvlText w:val="o"/>
+      <w:lvlJc w:val="left"/>
+      <w:pPr>
+        <w:tabs>
+          <w:tab w:val="num" w:pos="1440"/>
+        </w:tabs>
+        <w:ind w:left="1440" w:hanging="360"/>
+      </w:pPr>
+      <w:rPr>
+        <w:rFonts w:ascii="Courier New" w:hAnsi="Courier New" w:hint="default"/>
+        <w:sz w:val="20"/>
+      </w:rPr>
+    </w:lvl>
+    <w:lvl w:ilvl="2" w:tentative="1">
+      <w:start w:val="1"/>
+      <w:numFmt w:val="bullet"/>
+      <w:lvlText w:val=""/>
+      <w:lvlJc w:val="left"/>
+      <w:pPr>
+        <w:tabs>
+          <w:tab w:val="num" w:pos="2160"/>
+        </w:tabs>
+        <w:ind w:left="2160" w:hanging="360"/>
+      </w:pPr>
+      <w:rPr>
+        <w:rFonts w:ascii="Wingdings" w:hAnsi="Wingdings" w:hint="default"/>
+        <w:sz w:val="20"/>
+      </w:rPr>
+    </w:lvl>
+    <w:lvl w:ilvl="3" w:tentative="1">
+      <w:start w:val="1"/>
+      <w:numFmt w:val="bullet"/>
+      <w:lvlText w:val=""/>
+      <w:lvlJc w:val="left"/>
+      <w:pPr>
+        <w:tabs>
+          <w:tab w:val="num" w:pos="2880"/>
+        </w:tabs>
+        <w:ind w:left="2880" w:hanging="360"/>
+      </w:pPr>
+      <w:rPr>
+        <w:rFonts w:ascii="Wingdings" w:hAnsi="Wingdings" w:hint="default"/>
+        <w:sz w:val="20"/>
+      </w:rPr>
+    </w:lvl>
+    <w:lvl w:ilvl="4" w:tentative="1">
+      <w:start w:val="1"/>
+      <w:numFmt w:val="bullet"/>
+      <w:lvlText w:val=""/>
+      <w:lvlJc w:val="left"/>
+      <w:pPr>
+        <w:tabs>
+          <w:tab w:val="num" w:pos="3600"/>
+        </w:tabs>
+        <w:ind w:left="3600" w:hanging="360"/>
+      </w:pPr>
+      <w:rPr>
+        <w:rFonts w:ascii="Wingdings" w:hAnsi="Wingdings" w:hint="default"/>
+        <w:sz w:val="20"/>
+      </w:rPr>
+    </w:lvl>
+    <w:lvl w:ilvl="5" w:tentative="1">
+      <w:start w:val="1"/>
+      <w:numFmt w:val="bullet"/>
+      <w:lvlText w:val=""/>
+      <w:lvlJc w:val="left"/>
+      <w:pPr>
+        <w:tabs>
+          <w:tab w:val="num" w:pos="4320"/>
+        </w:tabs>
+        <w:ind w:left="4320" w:hanging="360"/>
+      </w:pPr>
+      <w:rPr>
+        <w:rFonts w:ascii="Wingdings" w:hAnsi="Wingdings" w:hint="default"/>
+        <w:sz w:val="20"/>
+      </w:rPr>
+    </w:lvl>
+    <w:lvl w:ilvl="6" w:tentative="1">
+      <w:start w:val="1"/>
+      <w:numFmt w:val="bullet"/>
+      <w:lvlText w:val=""/>
+      <w:lvlJc w:val="left"/>
+      <w:pPr>
+        <w:tabs>
+          <w:tab w:val="num" w:pos="5040"/>
+        </w:tabs>
+        <w:ind w:left="5040" w:hanging="360"/>
+      </w:pPr>
+      <w:rPr>
+        <w:rFonts w:ascii="Wingdings" w:hAnsi="Wingdings" w:hint="default"/>
+        <w:sz w:val="20"/>
+      </w:rPr>
+    </w:lvl>
+    <w:lvl w:ilvl="7" w:tentative="1">
+      <w:start w:val="1"/>
+      <w:numFmt w:val="bullet"/>
+      <w:lvlText w:val=""/>
+      <w:lvlJc w:val="left"/>
+      <w:pPr>
+        <w:tabs>
+          <w:tab w:val="num" w:pos="5760"/>
+        </w:tabs>
+        <w:ind w:left="5760" w:hanging="360"/>
+      </w:pPr>
+      <w:rPr>
+        <w:rFonts w:ascii="Wingdings" w:hAnsi="Wingdings" w:hint="default"/>
+        <w:sz w:val="20"/>
+      </w:rPr>
+    </w:lvl>
+    <w:lvl w:ilvl="8" w:tentative="1">
+      <w:start w:val="1"/>
+      <w:numFmt w:val="bullet"/>
+      <w:lvlText w:val=""/>
+      <w:lvlJc w:val="left"/>
+      <w:pPr>
+        <w:tabs>
+          <w:tab w:val="num" w:pos="6480"/>
+        </w:tabs>
+        <w:ind w:left="6480" w:hanging="360"/>
+      </w:pPr>
+      <w:rPr>
+        <w:rFonts w:ascii="Wingdings" w:hAnsi="Wingdings" w:hint="default"/>
+        <w:sz w:val="20"/>
+      </w:rPr>
+    </w:lvl>
+  </w:abstractNum>
+  <w:abstractNum w:abstractNumId="11" w15:restartNumberingAfterBreak="0">
+    <w:nsid w:val="79F03F86"/>
+    <w:multiLevelType w:val="multilevel"/>
+    <w:tmpl w:val="5E30C4CE"/>
+    <w:lvl w:ilvl="0">
+      <w:start w:val="1"/>
+      <w:numFmt w:val="bullet"/>
+      <w:lvlText w:val=""/>
+      <w:lvlJc w:val="left"/>
+      <w:pPr>
+        <w:tabs>
+          <w:tab w:val="num" w:pos="720"/>
+        </w:tabs>
+        <w:ind w:left="720" w:hanging="360"/>
+      </w:pPr>
+      <w:rPr>
+        <w:rFonts w:ascii="Symbol" w:hAnsi="Symbol" w:hint="default"/>
+        <w:sz w:val="20"/>
+      </w:rPr>
+    </w:lvl>
+    <w:lvl w:ilvl="1" w:tentative="1">
+      <w:start w:val="1"/>
+      <w:numFmt w:val="bullet"/>
+      <w:lvlText w:val="o"/>
+      <w:lvlJc w:val="left"/>
+      <w:pPr>
+        <w:tabs>
+          <w:tab w:val="num" w:pos="1440"/>
+        </w:tabs>
+        <w:ind w:left="1440" w:hanging="360"/>
+      </w:pPr>
+      <w:rPr>
+        <w:rFonts w:ascii="Courier New" w:hAnsi="Courier New" w:hint="default"/>
+        <w:sz w:val="20"/>
+      </w:rPr>
+    </w:lvl>
+    <w:lvl w:ilvl="2" w:tentative="1">
+      <w:start w:val="1"/>
+      <w:numFmt w:val="bullet"/>
+      <w:lvlText w:val=""/>
+      <w:lvlJc w:val="left"/>
+      <w:pPr>
+        <w:tabs>
+          <w:tab w:val="num" w:pos="2160"/>
+        </w:tabs>
+        <w:ind w:left="2160" w:hanging="360"/>
+      </w:pPr>
+      <w:rPr>
+        <w:rFonts w:ascii="Wingdings" w:hAnsi="Wingdings" w:hint="default"/>
+        <w:sz w:val="20"/>
+      </w:rPr>
+    </w:lvl>
+    <w:lvl w:ilvl="3" w:tentative="1">
+      <w:start w:val="1"/>
+      <w:numFmt w:val="bullet"/>
+      <w:lvlText w:val=""/>
+      <w:lvlJc w:val="left"/>
+      <w:pPr>
+        <w:tabs>
+          <w:tab w:val="num" w:pos="2880"/>
+        </w:tabs>
+        <w:ind w:left="2880" w:hanging="360"/>
+      </w:pPr>
+      <w:rPr>
+        <w:rFonts w:ascii="Wingdings" w:hAnsi="Wingdings" w:hint="default"/>
+        <w:sz w:val="20"/>
+      </w:rPr>
+    </w:lvl>
+    <w:lvl w:ilvl="4" w:tentative="1">
+      <w:start w:val="1"/>
+      <w:numFmt w:val="bullet"/>
+      <w:lvlText w:val=""/>
+      <w:lvlJc w:val="left"/>
+      <w:pPr>
+        <w:tabs>
+          <w:tab w:val="num" w:pos="3600"/>
+        </w:tabs>
+        <w:ind w:left="3600" w:hanging="360"/>
+      </w:pPr>
+      <w:rPr>
+        <w:rFonts w:ascii="Wingdings" w:hAnsi="Wingdings" w:hint="default"/>
+        <w:sz w:val="20"/>
+      </w:rPr>
+    </w:lvl>
+    <w:lvl w:ilvl="5" w:tentative="1">
+      <w:start w:val="1"/>
+      <w:numFmt w:val="bullet"/>
+      <w:lvlText w:val=""/>
+      <w:lvlJc w:val="left"/>
+      <w:pPr>
+        <w:tabs>
+          <w:tab w:val="num" w:pos="4320"/>
+        </w:tabs>
+        <w:ind w:left="4320" w:hanging="360"/>
+      </w:pPr>
+      <w:rPr>
+        <w:rFonts w:ascii="Wingdings" w:hAnsi="Wingdings" w:hint="default"/>
+        <w:sz w:val="20"/>
+      </w:rPr>
+    </w:lvl>
+    <w:lvl w:ilvl="6" w:tentative="1">
+      <w:start w:val="1"/>
+      <w:numFmt w:val="bullet"/>
+      <w:lvlText w:val=""/>
+      <w:lvlJc w:val="left"/>
+      <w:pPr>
+        <w:tabs>
+          <w:tab w:val="num" w:pos="5040"/>
+        </w:tabs>
+        <w:ind w:left="5040" w:hanging="360"/>
+      </w:pPr>
+      <w:rPr>
+        <w:rFonts w:ascii="Wingdings" w:hAnsi="Wingdings" w:hint="default"/>
+        <w:sz w:val="20"/>
+      </w:rPr>
+    </w:lvl>
+    <w:lvl w:ilvl="7" w:tentative="1">
+      <w:start w:val="1"/>
+      <w:numFmt w:val="bullet"/>
+      <w:lvlText w:val=""/>
+      <w:lvlJc w:val="left"/>
+      <w:pPr>
+        <w:tabs>
+          <w:tab w:val="num" w:pos="5760"/>
+        </w:tabs>
+        <w:ind w:left="5760" w:hanging="360"/>
+      </w:pPr>
+      <w:rPr>
+        <w:rFonts w:ascii="Wingdings" w:hAnsi="Wingdings" w:hint="default"/>
+        <w:sz w:val="20"/>
+      </w:rPr>
+    </w:lvl>
+    <w:lvl w:ilvl="8" w:tentative="1">
+      <w:start w:val="1"/>
+      <w:numFmt w:val="bullet"/>
+      <w:lvlText w:val=""/>
+      <w:lvlJc w:val="left"/>
+      <w:pPr>
+        <w:tabs>
+          <w:tab w:val="num" w:pos="6480"/>
+        </w:tabs>
+        <w:ind w:left="6480" w:hanging="360"/>
+      </w:pPr>
+      <w:rPr>
+        <w:rFonts w:ascii="Wingdings" w:hAnsi="Wingdings" w:hint="default"/>
+        <w:sz w:val="20"/>
+      </w:rPr>
+    </w:lvl>
+  </w:abstractNum>
+  <w:abstractNum w:abstractNumId="12" w15:restartNumberingAfterBreak="0">
+    <w:nsid w:val="7B8F636E"/>
+    <w:multiLevelType w:val="hybridMultilevel"/>
+    <w:tmpl w:val="70C4AC2A"/>
+    <w:lvl w:ilvl="0" w:tplc="57B63DA6">
       <w:start w:val="1"/>
       <w:numFmt w:val="bullet"/>
       <w:lvlText w:val="•"/>
@@ -9353,144 +11362,91 @@
         <w:ind w:left="720" w:hanging="360"/>
       </w:pPr>
     </w:lvl>
-    <w:lvl w:ilvl="1" w:tplc="CD7A79CE">
+    <w:lvl w:ilvl="1" w:tplc="94C0F17C">
       <w:numFmt w:val="decimal"/>
       <w:lvlText w:val=""/>
       <w:lvlJc w:val="left"/>
     </w:lvl>
-    <w:lvl w:ilvl="2" w:tplc="650254B0">
+    <w:lvl w:ilvl="2" w:tplc="A2D2000C">
       <w:numFmt w:val="decimal"/>
       <w:lvlText w:val=""/>
       <w:lvlJc w:val="left"/>
     </w:lvl>
-    <w:lvl w:ilvl="3" w:tplc="45DC7F84">
+    <w:lvl w:ilvl="3" w:tplc="444C63C4">
       <w:numFmt w:val="decimal"/>
       <w:lvlText w:val=""/>
       <w:lvlJc w:val="left"/>
     </w:lvl>
-    <w:lvl w:ilvl="4" w:tplc="8EB2F00E">
+    <w:lvl w:ilvl="4" w:tplc="EE6E85F4">
       <w:numFmt w:val="decimal"/>
       <w:lvlText w:val=""/>
       <w:lvlJc w:val="left"/>
     </w:lvl>
-    <w:lvl w:ilvl="5" w:tplc="ED5A24F4">
+    <w:lvl w:ilvl="5" w:tplc="6E02BEB2">
       <w:numFmt w:val="decimal"/>
       <w:lvlText w:val=""/>
       <w:lvlJc w:val="left"/>
     </w:lvl>
-    <w:lvl w:ilvl="6" w:tplc="EBCA3452">
+    <w:lvl w:ilvl="6" w:tplc="50649554">
       <w:numFmt w:val="decimal"/>
       <w:lvlText w:val=""/>
       <w:lvlJc w:val="left"/>
     </w:lvl>
-    <w:lvl w:ilvl="7" w:tplc="AE50A9EA">
+    <w:lvl w:ilvl="7" w:tplc="1F2EB12A">
       <w:numFmt w:val="decimal"/>
       <w:lvlText w:val=""/>
       <w:lvlJc w:val="left"/>
     </w:lvl>
-    <w:lvl w:ilvl="8" w:tplc="11BE215A">
+    <w:lvl w:ilvl="8" w:tplc="300EF0BE">
       <w:numFmt w:val="decimal"/>
       <w:lvlText w:val=""/>
       <w:lvlJc w:val="left"/>
     </w:lvl>
   </w:abstractNum>
-  <w:abstractNum w:abstractNumId="1" w15:restartNumberingAfterBreak="0">
-    <w:nsid w:val="052F08F7"/>
-    <w:multiLevelType w:val="hybridMultilevel"/>
-    <w:tmpl w:val="197E79EC"/>
-    <w:lvl w:ilvl="0" w:tplc="D8F4A210">
-      <w:start w:val="1"/>
-      <w:numFmt w:val="bullet"/>
-      <w:lvlText w:val="●"/>
-      <w:lvlJc w:val="left"/>
-      <w:pPr>
-        <w:ind w:left="720" w:hanging="360"/>
-      </w:pPr>
-    </w:lvl>
-    <w:lvl w:ilvl="1" w:tplc="CFCAFC2E">
-      <w:start w:val="1"/>
-      <w:numFmt w:val="bullet"/>
-      <w:lvlText w:val="○"/>
-      <w:lvlJc w:val="left"/>
-      <w:pPr>
-        <w:ind w:left="1440" w:hanging="360"/>
-      </w:pPr>
-    </w:lvl>
-    <w:lvl w:ilvl="2" w:tplc="1B063FAE">
-      <w:start w:val="1"/>
-      <w:numFmt w:val="bullet"/>
-      <w:lvlText w:val="■"/>
-      <w:lvlJc w:val="left"/>
-      <w:pPr>
-        <w:ind w:left="2160" w:hanging="360"/>
-      </w:pPr>
-    </w:lvl>
-    <w:lvl w:ilvl="3" w:tplc="68784CB6">
-      <w:start w:val="1"/>
-      <w:numFmt w:val="bullet"/>
-      <w:lvlText w:val="●"/>
-      <w:lvlJc w:val="left"/>
-      <w:pPr>
-        <w:ind w:left="2880" w:hanging="360"/>
-      </w:pPr>
-    </w:lvl>
-    <w:lvl w:ilvl="4" w:tplc="61963D14">
-      <w:start w:val="1"/>
-      <w:numFmt w:val="bullet"/>
-      <w:lvlText w:val="○"/>
-      <w:lvlJc w:val="left"/>
-      <w:pPr>
-        <w:ind w:left="3600" w:hanging="360"/>
-      </w:pPr>
-    </w:lvl>
-    <w:lvl w:ilvl="5" w:tplc="B4E0A952">
-      <w:start w:val="1"/>
-      <w:numFmt w:val="bullet"/>
-      <w:lvlText w:val="■"/>
-      <w:lvlJc w:val="left"/>
-      <w:pPr>
-        <w:ind w:left="4320" w:hanging="360"/>
-      </w:pPr>
-    </w:lvl>
-    <w:lvl w:ilvl="6" w:tplc="1B6A3872">
-      <w:start w:val="1"/>
-      <w:numFmt w:val="bullet"/>
-      <w:lvlText w:val="●"/>
-      <w:lvlJc w:val="left"/>
-      <w:pPr>
-        <w:ind w:left="5040" w:hanging="360"/>
-      </w:pPr>
-    </w:lvl>
-    <w:lvl w:ilvl="7" w:tplc="D910D376">
-      <w:start w:val="1"/>
-      <w:numFmt w:val="bullet"/>
-      <w:lvlText w:val="●"/>
-      <w:lvlJc w:val="left"/>
-      <w:pPr>
-        <w:ind w:left="5760" w:hanging="360"/>
-      </w:pPr>
-    </w:lvl>
-    <w:lvl w:ilvl="8" w:tplc="15FCB1EC">
-      <w:start w:val="1"/>
-      <w:numFmt w:val="bullet"/>
-      <w:lvlText w:val="●"/>
-      <w:lvlJc w:val="left"/>
-      <w:pPr>
-        <w:ind w:left="6480" w:hanging="360"/>
-      </w:pPr>
-    </w:lvl>
-  </w:abstractNum>
-  <w:num w:numId="1" w16cid:durableId="118963197">
-    <w:abstractNumId w:val="1"/>
+  <w:num w:numId="1" w16cid:durableId="4286761">
+    <w:abstractNumId w:val="3"/>
     <w:lvlOverride w:ilvl="0">
       <w:startOverride w:val="1"/>
     </w:lvlOverride>
   </w:num>
-  <w:num w:numId="2" w16cid:durableId="102964249">
-    <w:abstractNumId w:val="0"/>
+  <w:num w:numId="2" w16cid:durableId="40906182">
+    <w:abstractNumId w:val="12"/>
     <w:lvlOverride w:ilvl="0">
       <w:startOverride w:val="1"/>
     </w:lvlOverride>
+  </w:num>
+  <w:num w:numId="3" w16cid:durableId="611863683">
+    <w:abstractNumId w:val="4"/>
+  </w:num>
+  <w:num w:numId="4" w16cid:durableId="1721054105">
+    <w:abstractNumId w:val="2"/>
+  </w:num>
+  <w:num w:numId="5" w16cid:durableId="144320354">
+    <w:abstractNumId w:val="0"/>
+  </w:num>
+  <w:num w:numId="6" w16cid:durableId="1391805211">
+    <w:abstractNumId w:val="1"/>
+  </w:num>
+  <w:num w:numId="7" w16cid:durableId="2064600704">
+    <w:abstractNumId w:val="9"/>
+  </w:num>
+  <w:num w:numId="8" w16cid:durableId="482890525">
+    <w:abstractNumId w:val="7"/>
+  </w:num>
+  <w:num w:numId="9" w16cid:durableId="586891169">
+    <w:abstractNumId w:val="5"/>
+  </w:num>
+  <w:num w:numId="10" w16cid:durableId="997656491">
+    <w:abstractNumId w:val="8"/>
+  </w:num>
+  <w:num w:numId="11" w16cid:durableId="338429895">
+    <w:abstractNumId w:val="10"/>
+  </w:num>
+  <w:num w:numId="12" w16cid:durableId="449782892">
+    <w:abstractNumId w:val="6"/>
+  </w:num>
+  <w:num w:numId="13" w16cid:durableId="1684939123">
+    <w:abstractNumId w:val="11"/>
   </w:num>
 </w:numbering>
 </file>
@@ -9982,7 +11938,6 @@
   <w:style w:type="character" w:default="1" w:styleId="DefaultParagraphFont">
     <w:name w:val="Default Paragraph Font"/>
     <w:uiPriority w:val="1"/>
-    <w:semiHidden/>
     <w:unhideWhenUsed/>
   </w:style>
   <w:style w:type="table" w:default="1" w:styleId="TableNormal">
@@ -10098,47 +12053,18 @@
       <w:szCs w:val="20"/>
     </w:rPr>
   </w:style>
-  <w:style w:type="paragraph" w:styleId="Header">
-    <w:name w:val="header"/>
+  <w:style w:type="paragraph" w:styleId="NormalWeb">
+    <w:name w:val="Normal (Web)"/>
     <w:basedOn w:val="Normal"/>
-    <w:link w:val="HeaderChar"/>
     <w:uiPriority w:val="99"/>
+    <w:semiHidden/>
     <w:unhideWhenUsed/>
-    <w:rsid w:val="000152EE"/>
-    <w:pPr>
-      <w:tabs>
-        <w:tab w:val="center" w:pos="4680"/>
-        <w:tab w:val="right" w:pos="9360"/>
-      </w:tabs>
-    </w:pPr>
-  </w:style>
-  <w:style w:type="character" w:customStyle="1" w:styleId="HeaderChar">
-    <w:name w:val="Header Char"/>
-    <w:basedOn w:val="DefaultParagraphFont"/>
-    <w:link w:val="Header"/>
-    <w:uiPriority w:val="99"/>
-    <w:rsid w:val="000152EE"/>
-  </w:style>
-  <w:style w:type="paragraph" w:styleId="Footer">
-    <w:name w:val="footer"/>
-    <w:basedOn w:val="Normal"/>
-    <w:link w:val="FooterChar"/>
-    <w:uiPriority w:val="99"/>
-    <w:unhideWhenUsed/>
-    <w:rsid w:val="000152EE"/>
-    <w:pPr>
-      <w:tabs>
-        <w:tab w:val="center" w:pos="4680"/>
-        <w:tab w:val="right" w:pos="9360"/>
-      </w:tabs>
-    </w:pPr>
-  </w:style>
-  <w:style w:type="character" w:customStyle="1" w:styleId="FooterChar">
-    <w:name w:val="Footer Char"/>
-    <w:basedOn w:val="DefaultParagraphFont"/>
-    <w:link w:val="Footer"/>
-    <w:uiPriority w:val="99"/>
-    <w:rsid w:val="000152EE"/>
+    <w:rsid w:val="00B90845"/>
+    <w:rPr>
+      <w:rFonts w:ascii="Times New Roman" w:hAnsi="Times New Roman" w:cs="Times New Roman"/>
+      <w:sz w:val="24"/>
+      <w:szCs w:val="24"/>
+    </w:rPr>
   </w:style>
 </w:styles>
 </file>

--- a/docs/report/COT4400_Report.docx
+++ b/docs/report/COT4400_Report.docx
@@ -100,26 +100,51 @@
         <w:spacing w:after="80"/>
         <w:jc w:val="center"/>
       </w:pPr>
+      <w:proofErr w:type="spellStart"/>
       <w:r>
         <w:rPr>
           <w:sz w:val="24"/>
           <w:szCs w:val="24"/>
         </w:rPr>
-        <w:t xml:space="preserve">Seyoung </w:t>
-      </w:r>
+        <w:t>Seyoung</w:t>
+      </w:r>
+      <w:proofErr w:type="spellEnd"/>
       <w:r>
         <w:rPr>
           <w:sz w:val="24"/>
           <w:szCs w:val="24"/>
         </w:rPr>
-        <w:t>Kan –</w:t>
+        <w:t xml:space="preserve"> </w:t>
       </w:r>
       <w:r>
         <w:rPr>
           <w:sz w:val="24"/>
           <w:szCs w:val="24"/>
         </w:rPr>
-        <w:t xml:space="preserve">  U36444259</w:t>
+        <w:t xml:space="preserve">Kan </w:t>
+      </w:r>
+      <w:proofErr w:type="gramStart"/>
+      <w:r>
+        <w:rPr>
+          <w:sz w:val="24"/>
+          <w:szCs w:val="24"/>
+        </w:rPr>
+        <w:t>–</w:t>
+      </w:r>
+      <w:r>
+        <w:rPr>
+          <w:sz w:val="24"/>
+          <w:szCs w:val="24"/>
+        </w:rPr>
+        <w:t xml:space="preserve">  U</w:t>
+      </w:r>
+      <w:proofErr w:type="gramEnd"/>
+      <w:r>
+        <w:rPr>
+          <w:sz w:val="24"/>
+          <w:szCs w:val="24"/>
+        </w:rPr>
+        <w:t>36444259</w:t>
       </w:r>
     </w:p>
     <w:p>
@@ -139,14 +164,30 @@
           <w:sz w:val="24"/>
           <w:szCs w:val="24"/>
         </w:rPr>
-        <w:t>Selvakumar –</w:t>
-      </w:r>
+        <w:t xml:space="preserve">Selvakumar </w:t>
+      </w:r>
+      <w:proofErr w:type="gramStart"/>
       <w:r>
         <w:rPr>
           <w:sz w:val="24"/>
           <w:szCs w:val="24"/>
         </w:rPr>
-        <w:t xml:space="preserve">  U75300364</w:t>
+        <w:t>–</w:t>
+      </w:r>
+      <w:r>
+        <w:rPr>
+          <w:sz w:val="24"/>
+          <w:szCs w:val="24"/>
+        </w:rPr>
+        <w:t xml:space="preserve">  U</w:t>
+      </w:r>
+      <w:proofErr w:type="gramEnd"/>
+      <w:r>
+        <w:rPr>
+          <w:sz w:val="24"/>
+          <w:szCs w:val="24"/>
+        </w:rPr>
+        <w:t>75300364</w:t>
       </w:r>
     </w:p>
     <w:p>
@@ -331,12 +372,21 @@
             </w:tcMar>
           </w:tcPr>
           <w:p>
-            <w:r>
-              <w:rPr>
-                <w:sz w:val="20"/>
-                <w:szCs w:val="20"/>
-              </w:rPr>
-              <w:t>Seyoung Kan</w:t>
+            <w:proofErr w:type="spellStart"/>
+            <w:r>
+              <w:rPr>
+                <w:sz w:val="20"/>
+                <w:szCs w:val="20"/>
+              </w:rPr>
+              <w:t>Seyoung</w:t>
+            </w:r>
+            <w:proofErr w:type="spellEnd"/>
+            <w:r>
+              <w:rPr>
+                <w:sz w:val="20"/>
+                <w:szCs w:val="20"/>
+              </w:rPr>
+              <w:t xml:space="preserve"> Kan</w:t>
             </w:r>
           </w:p>
         </w:tc>
@@ -1770,6 +1820,7 @@
             </w:tcMar>
           </w:tcPr>
           <w:p>
+            <w:proofErr w:type="spellStart"/>
             <w:r>
               <w:rPr>
                 <w:sz w:val="20"/>
@@ -1777,6 +1828,7 @@
               </w:rPr>
               <w:t>CoreA</w:t>
             </w:r>
+            <w:proofErr w:type="spellEnd"/>
           </w:p>
         </w:tc>
         <w:tc>
@@ -1886,6 +1938,7 @@
             </w:tcMar>
           </w:tcPr>
           <w:p>
+            <w:proofErr w:type="spellStart"/>
             <w:r>
               <w:rPr>
                 <w:sz w:val="20"/>
@@ -1893,6 +1946,7 @@
               </w:rPr>
               <w:t>CoreB</w:t>
             </w:r>
+            <w:proofErr w:type="spellEnd"/>
           </w:p>
         </w:tc>
         <w:tc>
@@ -2061,8 +2115,33 @@
                 <w:sz w:val="20"/>
                 <w:szCs w:val="20"/>
               </w:rPr>
-              <w:t>Aggregates EdgeA and EdgeB</w:t>
-            </w:r>
+              <w:t xml:space="preserve">Aggregates </w:t>
+            </w:r>
+            <w:proofErr w:type="spellStart"/>
+            <w:r>
+              <w:rPr>
+                <w:sz w:val="20"/>
+                <w:szCs w:val="20"/>
+              </w:rPr>
+              <w:t>EdgeA</w:t>
+            </w:r>
+            <w:proofErr w:type="spellEnd"/>
+            <w:r>
+              <w:rPr>
+                <w:sz w:val="20"/>
+                <w:szCs w:val="20"/>
+              </w:rPr>
+              <w:t xml:space="preserve"> and </w:t>
+            </w:r>
+            <w:proofErr w:type="spellStart"/>
+            <w:r>
+              <w:rPr>
+                <w:sz w:val="20"/>
+                <w:szCs w:val="20"/>
+              </w:rPr>
+              <w:t>EdgeB</w:t>
+            </w:r>
+            <w:proofErr w:type="spellEnd"/>
           </w:p>
         </w:tc>
       </w:tr>
@@ -2177,8 +2256,33 @@
                 <w:sz w:val="20"/>
                 <w:szCs w:val="20"/>
               </w:rPr>
-              <w:t>Aggregates EdgeC and EdgeD</w:t>
-            </w:r>
+              <w:t xml:space="preserve">Aggregates </w:t>
+            </w:r>
+            <w:proofErr w:type="spellStart"/>
+            <w:r>
+              <w:rPr>
+                <w:sz w:val="20"/>
+                <w:szCs w:val="20"/>
+              </w:rPr>
+              <w:t>EdgeC</w:t>
+            </w:r>
+            <w:proofErr w:type="spellEnd"/>
+            <w:r>
+              <w:rPr>
+                <w:sz w:val="20"/>
+                <w:szCs w:val="20"/>
+              </w:rPr>
+              <w:t xml:space="preserve"> and </w:t>
+            </w:r>
+            <w:proofErr w:type="spellStart"/>
+            <w:r>
+              <w:rPr>
+                <w:sz w:val="20"/>
+                <w:szCs w:val="20"/>
+              </w:rPr>
+              <w:t>EdgeD</w:t>
+            </w:r>
+            <w:proofErr w:type="spellEnd"/>
           </w:p>
         </w:tc>
       </w:tr>
@@ -2234,6 +2338,7 @@
             </w:tcMar>
           </w:tcPr>
           <w:p>
+            <w:proofErr w:type="spellStart"/>
             <w:r>
               <w:rPr>
                 <w:sz w:val="20"/>
@@ -2241,6 +2346,7 @@
               </w:rPr>
               <w:t>DistC</w:t>
             </w:r>
+            <w:proofErr w:type="spellEnd"/>
           </w:p>
         </w:tc>
         <w:tc>
@@ -2293,8 +2399,33 @@
                 <w:sz w:val="20"/>
                 <w:szCs w:val="20"/>
               </w:rPr>
-              <w:t>Aggregates EdgeB and EdgeE</w:t>
-            </w:r>
+              <w:t xml:space="preserve">Aggregates </w:t>
+            </w:r>
+            <w:proofErr w:type="spellStart"/>
+            <w:r>
+              <w:rPr>
+                <w:sz w:val="20"/>
+                <w:szCs w:val="20"/>
+              </w:rPr>
+              <w:t>EdgeB</w:t>
+            </w:r>
+            <w:proofErr w:type="spellEnd"/>
+            <w:r>
+              <w:rPr>
+                <w:sz w:val="20"/>
+                <w:szCs w:val="20"/>
+              </w:rPr>
+              <w:t xml:space="preserve"> and </w:t>
+            </w:r>
+            <w:proofErr w:type="spellStart"/>
+            <w:r>
+              <w:rPr>
+                <w:sz w:val="20"/>
+                <w:szCs w:val="20"/>
+              </w:rPr>
+              <w:t>EdgeE</w:t>
+            </w:r>
+            <w:proofErr w:type="spellEnd"/>
           </w:p>
         </w:tc>
       </w:tr>
@@ -2350,6 +2481,7 @@
             </w:tcMar>
           </w:tcPr>
           <w:p>
+            <w:proofErr w:type="spellStart"/>
             <w:r>
               <w:rPr>
                 <w:sz w:val="20"/>
@@ -2357,6 +2489,7 @@
               </w:rPr>
               <w:t>EdgeA</w:t>
             </w:r>
+            <w:proofErr w:type="spellEnd"/>
           </w:p>
         </w:tc>
         <w:tc>
@@ -2466,6 +2599,7 @@
             </w:tcMar>
           </w:tcPr>
           <w:p>
+            <w:proofErr w:type="spellStart"/>
             <w:r>
               <w:rPr>
                 <w:sz w:val="20"/>
@@ -2473,6 +2607,7 @@
               </w:rPr>
               <w:t>EdgeB</w:t>
             </w:r>
+            <w:proofErr w:type="spellEnd"/>
           </w:p>
         </w:tc>
         <w:tc>
@@ -2582,6 +2717,7 @@
             </w:tcMar>
           </w:tcPr>
           <w:p>
+            <w:proofErr w:type="spellStart"/>
             <w:r>
               <w:rPr>
                 <w:sz w:val="20"/>
@@ -2589,6 +2725,7 @@
               </w:rPr>
               <w:t>EdgeC</w:t>
             </w:r>
+            <w:proofErr w:type="spellEnd"/>
           </w:p>
         </w:tc>
         <w:tc>
@@ -2698,6 +2835,7 @@
             </w:tcMar>
           </w:tcPr>
           <w:p>
+            <w:proofErr w:type="spellStart"/>
             <w:r>
               <w:rPr>
                 <w:sz w:val="20"/>
@@ -2705,6 +2843,7 @@
               </w:rPr>
               <w:t>EdgeD</w:t>
             </w:r>
+            <w:proofErr w:type="spellEnd"/>
           </w:p>
         </w:tc>
         <w:tc>
@@ -2814,6 +2953,7 @@
             </w:tcMar>
           </w:tcPr>
           <w:p>
+            <w:proofErr w:type="spellStart"/>
             <w:r>
               <w:rPr>
                 <w:sz w:val="20"/>
@@ -2821,6 +2961,7 @@
               </w:rPr>
               <w:t>EdgeE</w:t>
             </w:r>
+            <w:proofErr w:type="spellEnd"/>
           </w:p>
         </w:tc>
         <w:tc>
@@ -3453,8 +3594,33 @@
                 <w:sz w:val="20"/>
                 <w:szCs w:val="20"/>
               </w:rPr>
-              <w:t>Protects AccessA and AccessB</w:t>
-            </w:r>
+              <w:t xml:space="preserve">Protects </w:t>
+            </w:r>
+            <w:proofErr w:type="spellStart"/>
+            <w:r>
+              <w:rPr>
+                <w:sz w:val="20"/>
+                <w:szCs w:val="20"/>
+              </w:rPr>
+              <w:t>AccessA</w:t>
+            </w:r>
+            <w:proofErr w:type="spellEnd"/>
+            <w:r>
+              <w:rPr>
+                <w:sz w:val="20"/>
+                <w:szCs w:val="20"/>
+              </w:rPr>
+              <w:t xml:space="preserve"> and </w:t>
+            </w:r>
+            <w:proofErr w:type="spellStart"/>
+            <w:r>
+              <w:rPr>
+                <w:sz w:val="20"/>
+                <w:szCs w:val="20"/>
+              </w:rPr>
+              <w:t>AccessB</w:t>
+            </w:r>
+            <w:proofErr w:type="spellEnd"/>
           </w:p>
         </w:tc>
       </w:tr>
@@ -3569,8 +3735,33 @@
                 <w:sz w:val="20"/>
                 <w:szCs w:val="20"/>
               </w:rPr>
-              <w:t>Protects AccessC and AccessD</w:t>
-            </w:r>
+              <w:t xml:space="preserve">Protects </w:t>
+            </w:r>
+            <w:proofErr w:type="spellStart"/>
+            <w:r>
+              <w:rPr>
+                <w:sz w:val="20"/>
+                <w:szCs w:val="20"/>
+              </w:rPr>
+              <w:t>AccessC</w:t>
+            </w:r>
+            <w:proofErr w:type="spellEnd"/>
+            <w:r>
+              <w:rPr>
+                <w:sz w:val="20"/>
+                <w:szCs w:val="20"/>
+              </w:rPr>
+              <w:t xml:space="preserve"> and </w:t>
+            </w:r>
+            <w:proofErr w:type="spellStart"/>
+            <w:r>
+              <w:rPr>
+                <w:sz w:val="20"/>
+                <w:szCs w:val="20"/>
+              </w:rPr>
+              <w:t>AccessD</w:t>
+            </w:r>
+            <w:proofErr w:type="spellEnd"/>
           </w:p>
         </w:tc>
       </w:tr>
@@ -3626,6 +3817,7 @@
             </w:tcMar>
           </w:tcPr>
           <w:p>
+            <w:proofErr w:type="spellStart"/>
             <w:r>
               <w:rPr>
                 <w:sz w:val="20"/>
@@ -3633,6 +3825,7 @@
               </w:rPr>
               <w:t>AccessA</w:t>
             </w:r>
+            <w:proofErr w:type="spellEnd"/>
           </w:p>
         </w:tc>
         <w:tc>
@@ -3742,6 +3935,7 @@
             </w:tcMar>
           </w:tcPr>
           <w:p>
+            <w:proofErr w:type="spellStart"/>
             <w:r>
               <w:rPr>
                 <w:sz w:val="20"/>
@@ -3749,6 +3943,7 @@
               </w:rPr>
               <w:t>AccessB</w:t>
             </w:r>
+            <w:proofErr w:type="spellEnd"/>
           </w:p>
         </w:tc>
         <w:tc>
@@ -3858,6 +4053,7 @@
             </w:tcMar>
           </w:tcPr>
           <w:p>
+            <w:proofErr w:type="spellStart"/>
             <w:r>
               <w:rPr>
                 <w:sz w:val="20"/>
@@ -3865,6 +4061,7 @@
               </w:rPr>
               <w:t>AccessC</w:t>
             </w:r>
+            <w:proofErr w:type="spellEnd"/>
           </w:p>
         </w:tc>
         <w:tc>
@@ -3974,6 +4171,7 @@
             </w:tcMar>
           </w:tcPr>
           <w:p>
+            <w:proofErr w:type="spellStart"/>
             <w:r>
               <w:rPr>
                 <w:sz w:val="20"/>
@@ -3981,6 +4179,7 @@
               </w:rPr>
               <w:t>AccessD</w:t>
             </w:r>
+            <w:proofErr w:type="spellEnd"/>
           </w:p>
         </w:tc>
         <w:tc>
@@ -4100,6 +4299,11 @@
       <w:pPr>
         <w:spacing w:after="120"/>
         <w:jc w:val="center"/>
+        <w:rPr>
+          <w:color w:val="595959"/>
+          <w:sz w:val="18"/>
+          <w:szCs w:val="18"/>
+        </w:rPr>
       </w:pPr>
       <w:r>
         <w:rPr>
@@ -4108,7 +4312,51 @@
           <w:szCs w:val="18"/>
         </w:rPr>
         <w:lastRenderedPageBreak/>
-        <w:t>Run: make &amp;&amp; ./program_name — then screenshot SECTION 1: Graph Adjacency List</w:t>
+        <w:t>Run: make &amp;</w:t>
+      </w:r>
+      <w:proofErr w:type="gramStart"/>
+      <w:r>
+        <w:rPr>
+          <w:color w:val="595959"/>
+          <w:sz w:val="18"/>
+          <w:szCs w:val="18"/>
+        </w:rPr>
+        <w:t>&amp; .</w:t>
+      </w:r>
+      <w:proofErr w:type="gramEnd"/>
+      <w:r>
+        <w:rPr>
+          <w:color w:val="595959"/>
+          <w:sz w:val="18"/>
+          <w:szCs w:val="18"/>
+        </w:rPr>
+        <w:t>/</w:t>
+      </w:r>
+      <w:proofErr w:type="spellStart"/>
+      <w:r>
+        <w:rPr>
+          <w:color w:val="595959"/>
+          <w:sz w:val="18"/>
+          <w:szCs w:val="18"/>
+        </w:rPr>
+        <w:t>program_name</w:t>
+      </w:r>
+      <w:proofErr w:type="spellEnd"/>
+      <w:r>
+        <w:rPr>
+          <w:color w:val="595959"/>
+          <w:sz w:val="18"/>
+          <w:szCs w:val="18"/>
+        </w:rPr>
+        <w:t xml:space="preserve"> — then screenshot SECTION 1: Graph Adjacency List</w:t>
+      </w:r>
+    </w:p>
+    <w:p>
+      <w:pPr>
+        <w:spacing w:after="120"/>
+      </w:pPr>
+      <w:r>
+        <w:t>Below are representative edges from the actual implementation used in the code</w:t>
       </w:r>
     </w:p>
     <w:tbl>
@@ -4227,7 +4475,29 @@
                 <w:sz w:val="20"/>
                 <w:szCs w:val="20"/>
               </w:rPr>
-              <w:t>Weight (ms)</w:t>
+              <w:t>Weight (</w:t>
+            </w:r>
+            <w:proofErr w:type="spellStart"/>
+            <w:r>
+              <w:rPr>
+                <w:b/>
+                <w:bCs/>
+                <w:color w:val="FFFFFF"/>
+                <w:sz w:val="20"/>
+                <w:szCs w:val="20"/>
+              </w:rPr>
+              <w:t>ms</w:t>
+            </w:r>
+            <w:proofErr w:type="spellEnd"/>
+            <w:r>
+              <w:rPr>
+                <w:b/>
+                <w:bCs/>
+                <w:color w:val="FFFFFF"/>
+                <w:sz w:val="20"/>
+                <w:szCs w:val="20"/>
+              </w:rPr>
+              <w:t>)</w:t>
             </w:r>
           </w:p>
         </w:tc>
@@ -4346,7 +4616,7 @@
                 <w:sz w:val="20"/>
                 <w:szCs w:val="20"/>
               </w:rPr>
-              <w:t>2</w:t>
+              <w:t>10</w:t>
             </w:r>
           </w:p>
         </w:tc>
@@ -4373,7 +4643,14 @@
                 <w:sz w:val="20"/>
                 <w:szCs w:val="20"/>
               </w:rPr>
-              <w:t>Core → Core</w:t>
+              <w:t xml:space="preserve">Core → </w:t>
+            </w:r>
+            <w:r>
+              <w:rPr>
+                <w:sz w:val="20"/>
+                <w:szCs w:val="20"/>
+              </w:rPr>
+              <w:t>Edge</w:t>
             </w:r>
           </w:p>
         </w:tc>
@@ -4462,7 +4739,7 @@
                 <w:sz w:val="20"/>
                 <w:szCs w:val="20"/>
               </w:rPr>
-              <w:t>5</w:t>
+              <w:t>15</w:t>
             </w:r>
           </w:p>
         </w:tc>
@@ -4578,7 +4855,7 @@
                 <w:sz w:val="20"/>
                 <w:szCs w:val="20"/>
               </w:rPr>
-              <w:t>8</w:t>
+              <w:t>20</w:t>
             </w:r>
           </w:p>
         </w:tc>
@@ -4694,7 +4971,7 @@
                 <w:sz w:val="20"/>
                 <w:szCs w:val="20"/>
               </w:rPr>
-              <w:t>15</w:t>
+              <w:t>12</w:t>
             </w:r>
           </w:p>
         </w:tc>
@@ -4810,7 +5087,7 @@
                 <w:sz w:val="20"/>
                 <w:szCs w:val="20"/>
               </w:rPr>
-              <w:t>5</w:t>
+              <w:t>18</w:t>
             </w:r>
           </w:p>
         </w:tc>
@@ -5116,12 +5393,21 @@
       <w:r>
         <w:t xml:space="preserve">Time: </w:t>
       </w:r>
+      <w:proofErr w:type="gramStart"/>
       <w:r>
         <w:rPr>
           <w:b/>
           <w:bCs/>
         </w:rPr>
-        <w:t>O(V + E)</w:t>
+        <w:t>O(</w:t>
+      </w:r>
+      <w:proofErr w:type="gramEnd"/>
+      <w:r>
+        <w:rPr>
+          <w:b/>
+          <w:bCs/>
+        </w:rPr>
+        <w:t>V + E)</w:t>
       </w:r>
       <w:r>
         <w:t xml:space="preserve"> </w:t>
@@ -5324,33 +5610,97 @@
             </w:tcMar>
           </w:tcPr>
           <w:p>
-            <w:r>
-              <w:rPr>
-                <w:rFonts w:ascii="Courier New" w:eastAsia="Courier New" w:hAnsi="Courier New" w:cs="Courier New"/>
-                <w:sz w:val="18"/>
-                <w:szCs w:val="18"/>
-              </w:rPr>
-              <w:t>BFS(Graph G, source s):</w:t>
-            </w:r>
-          </w:p>
-          <w:p>
-            <w:r>
-              <w:rPr>
-                <w:rFonts w:ascii="Courier New" w:eastAsia="Courier New" w:hAnsi="Courier New" w:cs="Courier New"/>
-                <w:sz w:val="18"/>
-                <w:szCs w:val="18"/>
-              </w:rPr>
-              <w:t xml:space="preserve">  dist[v] = -1  for all v in V        // -1 = unvisited</w:t>
-            </w:r>
-          </w:p>
-          <w:p>
-            <w:r>
-              <w:rPr>
-                <w:rFonts w:ascii="Courier New" w:eastAsia="Courier New" w:hAnsi="Courier New" w:cs="Courier New"/>
-                <w:sz w:val="18"/>
-                <w:szCs w:val="18"/>
-              </w:rPr>
-              <w:t xml:space="preserve">  dist[s] = 0</w:t>
+            <w:proofErr w:type="gramStart"/>
+            <w:r>
+              <w:rPr>
+                <w:rFonts w:ascii="Courier New" w:eastAsia="Courier New" w:hAnsi="Courier New" w:cs="Courier New"/>
+                <w:sz w:val="18"/>
+                <w:szCs w:val="18"/>
+              </w:rPr>
+              <w:t>BFS(</w:t>
+            </w:r>
+            <w:proofErr w:type="gramEnd"/>
+            <w:r>
+              <w:rPr>
+                <w:rFonts w:ascii="Courier New" w:eastAsia="Courier New" w:hAnsi="Courier New" w:cs="Courier New"/>
+                <w:sz w:val="18"/>
+                <w:szCs w:val="18"/>
+              </w:rPr>
+              <w:t>Graph G, source s):</w:t>
+            </w:r>
+          </w:p>
+          <w:p>
+            <w:r>
+              <w:rPr>
+                <w:rFonts w:ascii="Courier New" w:eastAsia="Courier New" w:hAnsi="Courier New" w:cs="Courier New"/>
+                <w:sz w:val="18"/>
+                <w:szCs w:val="18"/>
+              </w:rPr>
+              <w:t xml:space="preserve">  </w:t>
+            </w:r>
+            <w:proofErr w:type="spellStart"/>
+            <w:r>
+              <w:rPr>
+                <w:rFonts w:ascii="Courier New" w:eastAsia="Courier New" w:hAnsi="Courier New" w:cs="Courier New"/>
+                <w:sz w:val="18"/>
+                <w:szCs w:val="18"/>
+              </w:rPr>
+              <w:t>dist</w:t>
+            </w:r>
+            <w:proofErr w:type="spellEnd"/>
+            <w:r>
+              <w:rPr>
+                <w:rFonts w:ascii="Courier New" w:eastAsia="Courier New" w:hAnsi="Courier New" w:cs="Courier New"/>
+                <w:sz w:val="18"/>
+                <w:szCs w:val="18"/>
+              </w:rPr>
+              <w:t>[v] = -</w:t>
+            </w:r>
+            <w:proofErr w:type="gramStart"/>
+            <w:r>
+              <w:rPr>
+                <w:rFonts w:ascii="Courier New" w:eastAsia="Courier New" w:hAnsi="Courier New" w:cs="Courier New"/>
+                <w:sz w:val="18"/>
+                <w:szCs w:val="18"/>
+              </w:rPr>
+              <w:t>1  for</w:t>
+            </w:r>
+            <w:proofErr w:type="gramEnd"/>
+            <w:r>
+              <w:rPr>
+                <w:rFonts w:ascii="Courier New" w:eastAsia="Courier New" w:hAnsi="Courier New" w:cs="Courier New"/>
+                <w:sz w:val="18"/>
+                <w:szCs w:val="18"/>
+              </w:rPr>
+              <w:t xml:space="preserve"> all v in V        // -1 = unvisited</w:t>
+            </w:r>
+          </w:p>
+          <w:p>
+            <w:r>
+              <w:rPr>
+                <w:rFonts w:ascii="Courier New" w:eastAsia="Courier New" w:hAnsi="Courier New" w:cs="Courier New"/>
+                <w:sz w:val="18"/>
+                <w:szCs w:val="18"/>
+              </w:rPr>
+              <w:t xml:space="preserve">  </w:t>
+            </w:r>
+            <w:proofErr w:type="spellStart"/>
+            <w:r>
+              <w:rPr>
+                <w:rFonts w:ascii="Courier New" w:eastAsia="Courier New" w:hAnsi="Courier New" w:cs="Courier New"/>
+                <w:sz w:val="18"/>
+                <w:szCs w:val="18"/>
+              </w:rPr>
+              <w:t>dist</w:t>
+            </w:r>
+            <w:proofErr w:type="spellEnd"/>
+            <w:r>
+              <w:rPr>
+                <w:rFonts w:ascii="Courier New" w:eastAsia="Courier New" w:hAnsi="Courier New" w:cs="Courier New"/>
+                <w:sz w:val="18"/>
+                <w:szCs w:val="18"/>
+              </w:rPr>
+              <w:t>[s] = 0</w:t>
             </w:r>
           </w:p>
           <w:p>
@@ -5400,17 +5750,71 @@
                 <w:sz w:val="18"/>
                 <w:szCs w:val="18"/>
               </w:rPr>
-              <w:t xml:space="preserve">      if dist[v] == -1:</w:t>
-            </w:r>
-          </w:p>
-          <w:p>
-            <w:r>
-              <w:rPr>
-                <w:rFonts w:ascii="Courier New" w:eastAsia="Courier New" w:hAnsi="Courier New" w:cs="Courier New"/>
-                <w:sz w:val="18"/>
-                <w:szCs w:val="18"/>
-              </w:rPr>
-              <w:t xml:space="preserve">        dist[v] = dist[u] + 1</w:t>
+              <w:t xml:space="preserve">      if </w:t>
+            </w:r>
+            <w:proofErr w:type="spellStart"/>
+            <w:r>
+              <w:rPr>
+                <w:rFonts w:ascii="Courier New" w:eastAsia="Courier New" w:hAnsi="Courier New" w:cs="Courier New"/>
+                <w:sz w:val="18"/>
+                <w:szCs w:val="18"/>
+              </w:rPr>
+              <w:t>dist</w:t>
+            </w:r>
+            <w:proofErr w:type="spellEnd"/>
+            <w:r>
+              <w:rPr>
+                <w:rFonts w:ascii="Courier New" w:eastAsia="Courier New" w:hAnsi="Courier New" w:cs="Courier New"/>
+                <w:sz w:val="18"/>
+                <w:szCs w:val="18"/>
+              </w:rPr>
+              <w:t>[v] == -1:</w:t>
+            </w:r>
+          </w:p>
+          <w:p>
+            <w:r>
+              <w:rPr>
+                <w:rFonts w:ascii="Courier New" w:eastAsia="Courier New" w:hAnsi="Courier New" w:cs="Courier New"/>
+                <w:sz w:val="18"/>
+                <w:szCs w:val="18"/>
+              </w:rPr>
+              <w:t xml:space="preserve">        </w:t>
+            </w:r>
+            <w:proofErr w:type="spellStart"/>
+            <w:r>
+              <w:rPr>
+                <w:rFonts w:ascii="Courier New" w:eastAsia="Courier New" w:hAnsi="Courier New" w:cs="Courier New"/>
+                <w:sz w:val="18"/>
+                <w:szCs w:val="18"/>
+              </w:rPr>
+              <w:t>dist</w:t>
+            </w:r>
+            <w:proofErr w:type="spellEnd"/>
+            <w:r>
+              <w:rPr>
+                <w:rFonts w:ascii="Courier New" w:eastAsia="Courier New" w:hAnsi="Courier New" w:cs="Courier New"/>
+                <w:sz w:val="18"/>
+                <w:szCs w:val="18"/>
+              </w:rPr>
+              <w:t xml:space="preserve">[v] = </w:t>
+            </w:r>
+            <w:proofErr w:type="spellStart"/>
+            <w:r>
+              <w:rPr>
+                <w:rFonts w:ascii="Courier New" w:eastAsia="Courier New" w:hAnsi="Courier New" w:cs="Courier New"/>
+                <w:sz w:val="18"/>
+                <w:szCs w:val="18"/>
+              </w:rPr>
+              <w:t>dist</w:t>
+            </w:r>
+            <w:proofErr w:type="spellEnd"/>
+            <w:r>
+              <w:rPr>
+                <w:rFonts w:ascii="Courier New" w:eastAsia="Courier New" w:hAnsi="Courier New" w:cs="Courier New"/>
+                <w:sz w:val="18"/>
+                <w:szCs w:val="18"/>
+              </w:rPr>
+              <w:t>[u] + 1</w:t>
             </w:r>
           </w:p>
           <w:p>
@@ -5430,7 +5834,25 @@
                 <w:sz w:val="18"/>
                 <w:szCs w:val="18"/>
               </w:rPr>
-              <w:t xml:space="preserve">        enqueue(Q, v)</w:t>
+              <w:t xml:space="preserve">        </w:t>
+            </w:r>
+            <w:proofErr w:type="gramStart"/>
+            <w:r>
+              <w:rPr>
+                <w:rFonts w:ascii="Courier New" w:eastAsia="Courier New" w:hAnsi="Courier New" w:cs="Courier New"/>
+                <w:sz w:val="18"/>
+                <w:szCs w:val="18"/>
+              </w:rPr>
+              <w:t>enqueue(</w:t>
+            </w:r>
+            <w:proofErr w:type="gramEnd"/>
+            <w:r>
+              <w:rPr>
+                <w:rFonts w:ascii="Courier New" w:eastAsia="Courier New" w:hAnsi="Courier New" w:cs="Courier New"/>
+                <w:sz w:val="18"/>
+                <w:szCs w:val="18"/>
+              </w:rPr>
+              <w:t>Q, v)</w:t>
             </w:r>
           </w:p>
         </w:tc>
@@ -5468,12 +5890,21 @@
       <w:r>
         <w:t xml:space="preserve">Time: </w:t>
       </w:r>
+      <w:proofErr w:type="gramStart"/>
       <w:r>
         <w:rPr>
           <w:b/>
           <w:bCs/>
         </w:rPr>
-        <w:t>O(V + E)</w:t>
+        <w:t>O(</w:t>
+      </w:r>
+      <w:proofErr w:type="gramEnd"/>
+      <w:r>
+        <w:rPr>
+          <w:b/>
+          <w:bCs/>
+        </w:rPr>
+        <w:t>V + E)</w:t>
       </w:r>
       <w:r>
         <w:t xml:space="preserve"> </w:t>
@@ -5621,44 +6052,100 @@
             </w:tcMar>
           </w:tcPr>
           <w:p>
-            <w:r>
-              <w:rPr>
-                <w:rFonts w:ascii="Courier New" w:eastAsia="Courier New" w:hAnsi="Courier New" w:cs="Courier New"/>
-                <w:sz w:val="18"/>
-                <w:szCs w:val="18"/>
-              </w:rPr>
-              <w:t>DFS(Graph G, source s):</w:t>
-            </w:r>
-          </w:p>
-          <w:p>
-            <w:r>
-              <w:rPr>
-                <w:rFonts w:ascii="Courier New" w:eastAsia="Courier New" w:hAnsi="Courier New" w:cs="Courier New"/>
-                <w:sz w:val="18"/>
-                <w:szCs w:val="18"/>
-              </w:rPr>
-              <w:t xml:space="preserve">  visited[v] = false  for all v in V</w:t>
-            </w:r>
-          </w:p>
-          <w:p>
-            <w:r>
-              <w:rPr>
-                <w:rFonts w:ascii="Courier New" w:eastAsia="Courier New" w:hAnsi="Courier New" w:cs="Courier New"/>
-                <w:sz w:val="18"/>
-                <w:szCs w:val="18"/>
-              </w:rPr>
-              <w:t xml:space="preserve">  DFS_Visit(s)</w:t>
+            <w:proofErr w:type="gramStart"/>
+            <w:r>
+              <w:rPr>
+                <w:rFonts w:ascii="Courier New" w:eastAsia="Courier New" w:hAnsi="Courier New" w:cs="Courier New"/>
+                <w:sz w:val="18"/>
+                <w:szCs w:val="18"/>
+              </w:rPr>
+              <w:t>DFS(</w:t>
+            </w:r>
+            <w:proofErr w:type="gramEnd"/>
+            <w:r>
+              <w:rPr>
+                <w:rFonts w:ascii="Courier New" w:eastAsia="Courier New" w:hAnsi="Courier New" w:cs="Courier New"/>
+                <w:sz w:val="18"/>
+                <w:szCs w:val="18"/>
+              </w:rPr>
+              <w:t>Graph G, source s):</w:t>
+            </w:r>
+          </w:p>
+          <w:p>
+            <w:r>
+              <w:rPr>
+                <w:rFonts w:ascii="Courier New" w:eastAsia="Courier New" w:hAnsi="Courier New" w:cs="Courier New"/>
+                <w:sz w:val="18"/>
+                <w:szCs w:val="18"/>
+              </w:rPr>
+              <w:t xml:space="preserve">  visited[v] = </w:t>
+            </w:r>
+            <w:proofErr w:type="gramStart"/>
+            <w:r>
+              <w:rPr>
+                <w:rFonts w:ascii="Courier New" w:eastAsia="Courier New" w:hAnsi="Courier New" w:cs="Courier New"/>
+                <w:sz w:val="18"/>
+                <w:szCs w:val="18"/>
+              </w:rPr>
+              <w:t>false  for</w:t>
+            </w:r>
+            <w:proofErr w:type="gramEnd"/>
+            <w:r>
+              <w:rPr>
+                <w:rFonts w:ascii="Courier New" w:eastAsia="Courier New" w:hAnsi="Courier New" w:cs="Courier New"/>
+                <w:sz w:val="18"/>
+                <w:szCs w:val="18"/>
+              </w:rPr>
+              <w:t xml:space="preserve"> all v in V</w:t>
+            </w:r>
+          </w:p>
+          <w:p>
+            <w:r>
+              <w:rPr>
+                <w:rFonts w:ascii="Courier New" w:eastAsia="Courier New" w:hAnsi="Courier New" w:cs="Courier New"/>
+                <w:sz w:val="18"/>
+                <w:szCs w:val="18"/>
+              </w:rPr>
+              <w:t xml:space="preserve">  </w:t>
+            </w:r>
+            <w:proofErr w:type="spellStart"/>
+            <w:r>
+              <w:rPr>
+                <w:rFonts w:ascii="Courier New" w:eastAsia="Courier New" w:hAnsi="Courier New" w:cs="Courier New"/>
+                <w:sz w:val="18"/>
+                <w:szCs w:val="18"/>
+              </w:rPr>
+              <w:t>DFS_Visit</w:t>
+            </w:r>
+            <w:proofErr w:type="spellEnd"/>
+            <w:r>
+              <w:rPr>
+                <w:rFonts w:ascii="Courier New" w:eastAsia="Courier New" w:hAnsi="Courier New" w:cs="Courier New"/>
+                <w:sz w:val="18"/>
+                <w:szCs w:val="18"/>
+              </w:rPr>
+              <w:t>(s)</w:t>
             </w:r>
           </w:p>
           <w:p/>
           <w:p>
-            <w:r>
-              <w:rPr>
-                <w:rFonts w:ascii="Courier New" w:eastAsia="Courier New" w:hAnsi="Courier New" w:cs="Courier New"/>
-                <w:sz w:val="18"/>
-                <w:szCs w:val="18"/>
-              </w:rPr>
-              <w:t>DFS_Visit(u):</w:t>
+            <w:proofErr w:type="spellStart"/>
+            <w:r>
+              <w:rPr>
+                <w:rFonts w:ascii="Courier New" w:eastAsia="Courier New" w:hAnsi="Courier New" w:cs="Courier New"/>
+                <w:sz w:val="18"/>
+                <w:szCs w:val="18"/>
+              </w:rPr>
+              <w:t>DFS_Visit</w:t>
+            </w:r>
+            <w:proofErr w:type="spellEnd"/>
+            <w:r>
+              <w:rPr>
+                <w:rFonts w:ascii="Courier New" w:eastAsia="Courier New" w:hAnsi="Courier New" w:cs="Courier New"/>
+                <w:sz w:val="18"/>
+                <w:szCs w:val="18"/>
+              </w:rPr>
+              <w:t>(u):</w:t>
             </w:r>
           </w:p>
           <w:p>
@@ -5709,7 +6196,25 @@
                 <w:sz w:val="18"/>
                 <w:szCs w:val="18"/>
               </w:rPr>
-              <w:t xml:space="preserve">      DFS_Visit(v)</w:t>
+              <w:t xml:space="preserve">      </w:t>
+            </w:r>
+            <w:proofErr w:type="spellStart"/>
+            <w:r>
+              <w:rPr>
+                <w:rFonts w:ascii="Courier New" w:eastAsia="Courier New" w:hAnsi="Courier New" w:cs="Courier New"/>
+                <w:sz w:val="18"/>
+                <w:szCs w:val="18"/>
+              </w:rPr>
+              <w:t>DFS_Visit</w:t>
+            </w:r>
+            <w:proofErr w:type="spellEnd"/>
+            <w:r>
+              <w:rPr>
+                <w:rFonts w:ascii="Courier New" w:eastAsia="Courier New" w:hAnsi="Courier New" w:cs="Courier New"/>
+                <w:sz w:val="18"/>
+                <w:szCs w:val="18"/>
+              </w:rPr>
+              <w:t>(v)</w:t>
             </w:r>
           </w:p>
         </w:tc>
@@ -5747,12 +6252,21 @@
       <w:r>
         <w:t xml:space="preserve">Time: </w:t>
       </w:r>
+      <w:proofErr w:type="gramStart"/>
       <w:r>
         <w:rPr>
           <w:b/>
           <w:bCs/>
         </w:rPr>
-        <w:t>O((V + E) log V)</w:t>
+        <w:t>O(</w:t>
+      </w:r>
+      <w:proofErr w:type="gramEnd"/>
+      <w:r>
+        <w:rPr>
+          <w:b/>
+          <w:bCs/>
+        </w:rPr>
+        <w:t>(V + E) log V)</w:t>
       </w:r>
       <w:r>
         <w:t xml:space="preserve"> </w:t>
@@ -5785,7 +6299,15 @@
         <w:spacing w:after="120"/>
       </w:pPr>
       <w:r>
-        <w:t>It works great as long as there are no negative weights.</w:t>
+        <w:t xml:space="preserve">It works great </w:t>
+      </w:r>
+      <w:proofErr w:type="gramStart"/>
+      <w:r>
+        <w:t>as long as</w:t>
+      </w:r>
+      <w:proofErr w:type="gramEnd"/>
+      <w:r>
+        <w:t xml:space="preserve"> there are no negative weights.</w:t>
       </w:r>
     </w:p>
     <w:p>
@@ -5939,44 +6461,154 @@
             </w:tcMar>
           </w:tcPr>
           <w:p>
-            <w:r>
-              <w:rPr>
-                <w:rFonts w:ascii="Courier New" w:eastAsia="Courier New" w:hAnsi="Courier New" w:cs="Courier New"/>
-                <w:sz w:val="18"/>
-                <w:szCs w:val="18"/>
-              </w:rPr>
-              <w:t>Dijkstra(Graph G, source s):</w:t>
-            </w:r>
-          </w:p>
-          <w:p>
-            <w:r>
-              <w:rPr>
-                <w:rFonts w:ascii="Courier New" w:eastAsia="Courier New" w:hAnsi="Courier New" w:cs="Courier New"/>
-                <w:sz w:val="18"/>
-                <w:szCs w:val="18"/>
-              </w:rPr>
-              <w:t xml:space="preserve">  dist[v] = ∞  for all v in V</w:t>
-            </w:r>
-          </w:p>
-          <w:p>
-            <w:r>
-              <w:rPr>
-                <w:rFonts w:ascii="Courier New" w:eastAsia="Courier New" w:hAnsi="Courier New" w:cs="Courier New"/>
-                <w:sz w:val="18"/>
-                <w:szCs w:val="18"/>
-              </w:rPr>
-              <w:t xml:space="preserve">  dist[s] = 0</w:t>
-            </w:r>
-          </w:p>
-          <w:p>
-            <w:r>
-              <w:rPr>
-                <w:rFonts w:ascii="Courier New" w:eastAsia="Courier New" w:hAnsi="Courier New" w:cs="Courier New"/>
-                <w:sz w:val="18"/>
-                <w:szCs w:val="18"/>
-              </w:rPr>
-              <w:t xml:space="preserve">  MinHeap Q = {(0, s)}</w:t>
-            </w:r>
+            <w:proofErr w:type="gramStart"/>
+            <w:r>
+              <w:rPr>
+                <w:rFonts w:ascii="Courier New" w:eastAsia="Courier New" w:hAnsi="Courier New" w:cs="Courier New"/>
+                <w:sz w:val="18"/>
+                <w:szCs w:val="18"/>
+              </w:rPr>
+              <w:t>Dijkstra(</w:t>
+            </w:r>
+            <w:proofErr w:type="gramEnd"/>
+            <w:r>
+              <w:rPr>
+                <w:rFonts w:ascii="Courier New" w:eastAsia="Courier New" w:hAnsi="Courier New" w:cs="Courier New"/>
+                <w:sz w:val="18"/>
+                <w:szCs w:val="18"/>
+              </w:rPr>
+              <w:t>Graph G, source s):</w:t>
+            </w:r>
+          </w:p>
+          <w:p>
+            <w:r>
+              <w:rPr>
+                <w:rFonts w:ascii="Courier New" w:eastAsia="Courier New" w:hAnsi="Courier New" w:cs="Courier New"/>
+                <w:sz w:val="18"/>
+                <w:szCs w:val="18"/>
+              </w:rPr>
+              <w:t xml:space="preserve">  </w:t>
+            </w:r>
+            <w:proofErr w:type="spellStart"/>
+            <w:r>
+              <w:rPr>
+                <w:rFonts w:ascii="Courier New" w:eastAsia="Courier New" w:hAnsi="Courier New" w:cs="Courier New"/>
+                <w:sz w:val="18"/>
+                <w:szCs w:val="18"/>
+              </w:rPr>
+              <w:t>dist</w:t>
+            </w:r>
+            <w:proofErr w:type="spellEnd"/>
+            <w:r>
+              <w:rPr>
+                <w:rFonts w:ascii="Courier New" w:eastAsia="Courier New" w:hAnsi="Courier New" w:cs="Courier New"/>
+                <w:sz w:val="18"/>
+                <w:szCs w:val="18"/>
+              </w:rPr>
+              <w:t xml:space="preserve">[v] = </w:t>
+            </w:r>
+            <w:proofErr w:type="gramStart"/>
+            <w:r>
+              <w:rPr>
+                <w:rFonts w:ascii="Courier New" w:eastAsia="Courier New" w:hAnsi="Courier New" w:cs="Courier New"/>
+                <w:sz w:val="18"/>
+                <w:szCs w:val="18"/>
+              </w:rPr>
+              <w:t>∞  for</w:t>
+            </w:r>
+            <w:proofErr w:type="gramEnd"/>
+            <w:r>
+              <w:rPr>
+                <w:rFonts w:ascii="Courier New" w:eastAsia="Courier New" w:hAnsi="Courier New" w:cs="Courier New"/>
+                <w:sz w:val="18"/>
+                <w:szCs w:val="18"/>
+              </w:rPr>
+              <w:t xml:space="preserve"> all v in V</w:t>
+            </w:r>
+          </w:p>
+          <w:p>
+            <w:r>
+              <w:rPr>
+                <w:rFonts w:ascii="Courier New" w:eastAsia="Courier New" w:hAnsi="Courier New" w:cs="Courier New"/>
+                <w:sz w:val="18"/>
+                <w:szCs w:val="18"/>
+              </w:rPr>
+              <w:t xml:space="preserve">  </w:t>
+            </w:r>
+            <w:proofErr w:type="spellStart"/>
+            <w:r>
+              <w:rPr>
+                <w:rFonts w:ascii="Courier New" w:eastAsia="Courier New" w:hAnsi="Courier New" w:cs="Courier New"/>
+                <w:sz w:val="18"/>
+                <w:szCs w:val="18"/>
+              </w:rPr>
+              <w:t>dist</w:t>
+            </w:r>
+            <w:proofErr w:type="spellEnd"/>
+            <w:r>
+              <w:rPr>
+                <w:rFonts w:ascii="Courier New" w:eastAsia="Courier New" w:hAnsi="Courier New" w:cs="Courier New"/>
+                <w:sz w:val="18"/>
+                <w:szCs w:val="18"/>
+              </w:rPr>
+              <w:t>[s] = 0</w:t>
+            </w:r>
+          </w:p>
+          <w:p>
+            <w:r>
+              <w:rPr>
+                <w:rFonts w:ascii="Courier New" w:eastAsia="Courier New" w:hAnsi="Courier New" w:cs="Courier New"/>
+                <w:sz w:val="18"/>
+                <w:szCs w:val="18"/>
+              </w:rPr>
+              <w:t xml:space="preserve">  </w:t>
+            </w:r>
+            <w:proofErr w:type="spellStart"/>
+            <w:r>
+              <w:rPr>
+                <w:rFonts w:ascii="Courier New" w:eastAsia="Courier New" w:hAnsi="Courier New" w:cs="Courier New"/>
+                <w:sz w:val="18"/>
+                <w:szCs w:val="18"/>
+              </w:rPr>
+              <w:t>MinHeap</w:t>
+            </w:r>
+            <w:proofErr w:type="spellEnd"/>
+            <w:r>
+              <w:rPr>
+                <w:rFonts w:ascii="Courier New" w:eastAsia="Courier New" w:hAnsi="Courier New" w:cs="Courier New"/>
+                <w:sz w:val="18"/>
+                <w:szCs w:val="18"/>
+              </w:rPr>
+              <w:t xml:space="preserve"> Q </w:t>
+            </w:r>
+            <w:proofErr w:type="gramStart"/>
+            <w:r>
+              <w:rPr>
+                <w:rFonts w:ascii="Courier New" w:eastAsia="Courier New" w:hAnsi="Courier New" w:cs="Courier New"/>
+                <w:sz w:val="18"/>
+                <w:szCs w:val="18"/>
+              </w:rPr>
+              <w:t>= {(</w:t>
+            </w:r>
+            <w:proofErr w:type="gramEnd"/>
+            <w:r>
+              <w:rPr>
+                <w:rFonts w:ascii="Courier New" w:eastAsia="Courier New" w:hAnsi="Courier New" w:cs="Courier New"/>
+                <w:sz w:val="18"/>
+                <w:szCs w:val="18"/>
+              </w:rPr>
+              <w:t xml:space="preserve">0, </w:t>
+            </w:r>
+            <w:proofErr w:type="gramStart"/>
+            <w:r>
+              <w:rPr>
+                <w:rFonts w:ascii="Courier New" w:eastAsia="Courier New" w:hAnsi="Courier New" w:cs="Courier New"/>
+                <w:sz w:val="18"/>
+                <w:szCs w:val="18"/>
+              </w:rPr>
+              <w:t>s)}</w:t>
+            </w:r>
+            <w:proofErr w:type="gramEnd"/>
           </w:p>
           <w:p>
             <w:r>
@@ -5995,47 +6627,173 @@
                 <w:sz w:val="18"/>
                 <w:szCs w:val="18"/>
               </w:rPr>
-              <w:t xml:space="preserve">    (d, u) = extract_min(Q)</w:t>
-            </w:r>
-          </w:p>
-          <w:p>
-            <w:r>
-              <w:rPr>
-                <w:rFonts w:ascii="Courier New" w:eastAsia="Courier New" w:hAnsi="Courier New" w:cs="Courier New"/>
-                <w:sz w:val="18"/>
-                <w:szCs w:val="18"/>
-              </w:rPr>
-              <w:t xml:space="preserve">    if d &gt; dist[u]: continue          // stale entry</w:t>
-            </w:r>
-          </w:p>
-          <w:p>
-            <w:r>
-              <w:rPr>
-                <w:rFonts w:ascii="Courier New" w:eastAsia="Courier New" w:hAnsi="Courier New" w:cs="Courier New"/>
-                <w:sz w:val="18"/>
-                <w:szCs w:val="18"/>
-              </w:rPr>
-              <w:t xml:space="preserve">    for each edge (u→v, weight w):</w:t>
-            </w:r>
-          </w:p>
-          <w:p>
-            <w:r>
-              <w:rPr>
-                <w:rFonts w:ascii="Courier New" w:eastAsia="Courier New" w:hAnsi="Courier New" w:cs="Courier New"/>
-                <w:sz w:val="18"/>
-                <w:szCs w:val="18"/>
-              </w:rPr>
-              <w:t xml:space="preserve">      if dist[u] + w &lt; dist[v]:</w:t>
-            </w:r>
-          </w:p>
-          <w:p>
-            <w:r>
-              <w:rPr>
-                <w:rFonts w:ascii="Courier New" w:eastAsia="Courier New" w:hAnsi="Courier New" w:cs="Courier New"/>
-                <w:sz w:val="18"/>
-                <w:szCs w:val="18"/>
-              </w:rPr>
-              <w:t xml:space="preserve">        dist[v] = dist[u] + w</w:t>
+              <w:t xml:space="preserve">    (d, u) = </w:t>
+            </w:r>
+            <w:proofErr w:type="spellStart"/>
+            <w:r>
+              <w:rPr>
+                <w:rFonts w:ascii="Courier New" w:eastAsia="Courier New" w:hAnsi="Courier New" w:cs="Courier New"/>
+                <w:sz w:val="18"/>
+                <w:szCs w:val="18"/>
+              </w:rPr>
+              <w:t>extract_min</w:t>
+            </w:r>
+            <w:proofErr w:type="spellEnd"/>
+            <w:r>
+              <w:rPr>
+                <w:rFonts w:ascii="Courier New" w:eastAsia="Courier New" w:hAnsi="Courier New" w:cs="Courier New"/>
+                <w:sz w:val="18"/>
+                <w:szCs w:val="18"/>
+              </w:rPr>
+              <w:t>(Q)</w:t>
+            </w:r>
+          </w:p>
+          <w:p>
+            <w:r>
+              <w:rPr>
+                <w:rFonts w:ascii="Courier New" w:eastAsia="Courier New" w:hAnsi="Courier New" w:cs="Courier New"/>
+                <w:sz w:val="18"/>
+                <w:szCs w:val="18"/>
+              </w:rPr>
+              <w:t xml:space="preserve">    if d &gt; </w:t>
+            </w:r>
+            <w:proofErr w:type="spellStart"/>
+            <w:r>
+              <w:rPr>
+                <w:rFonts w:ascii="Courier New" w:eastAsia="Courier New" w:hAnsi="Courier New" w:cs="Courier New"/>
+                <w:sz w:val="18"/>
+                <w:szCs w:val="18"/>
+              </w:rPr>
+              <w:t>dist</w:t>
+            </w:r>
+            <w:proofErr w:type="spellEnd"/>
+            <w:r>
+              <w:rPr>
+                <w:rFonts w:ascii="Courier New" w:eastAsia="Courier New" w:hAnsi="Courier New" w:cs="Courier New"/>
+                <w:sz w:val="18"/>
+                <w:szCs w:val="18"/>
+              </w:rPr>
+              <w:t>[u]: continue          // stale entry</w:t>
+            </w:r>
+          </w:p>
+          <w:p>
+            <w:r>
+              <w:rPr>
+                <w:rFonts w:ascii="Courier New" w:eastAsia="Courier New" w:hAnsi="Courier New" w:cs="Courier New"/>
+                <w:sz w:val="18"/>
+                <w:szCs w:val="18"/>
+              </w:rPr>
+              <w:t xml:space="preserve">    for each edge (</w:t>
+            </w:r>
+            <w:proofErr w:type="spellStart"/>
+            <w:r>
+              <w:rPr>
+                <w:rFonts w:ascii="Courier New" w:eastAsia="Courier New" w:hAnsi="Courier New" w:cs="Courier New"/>
+                <w:sz w:val="18"/>
+                <w:szCs w:val="18"/>
+              </w:rPr>
+              <w:t>u→v</w:t>
+            </w:r>
+            <w:proofErr w:type="spellEnd"/>
+            <w:r>
+              <w:rPr>
+                <w:rFonts w:ascii="Courier New" w:eastAsia="Courier New" w:hAnsi="Courier New" w:cs="Courier New"/>
+                <w:sz w:val="18"/>
+                <w:szCs w:val="18"/>
+              </w:rPr>
+              <w:t>, weight w):</w:t>
+            </w:r>
+          </w:p>
+          <w:p>
+            <w:r>
+              <w:rPr>
+                <w:rFonts w:ascii="Courier New" w:eastAsia="Courier New" w:hAnsi="Courier New" w:cs="Courier New"/>
+                <w:sz w:val="18"/>
+                <w:szCs w:val="18"/>
+              </w:rPr>
+              <w:t xml:space="preserve">      if </w:t>
+            </w:r>
+            <w:proofErr w:type="spellStart"/>
+            <w:r>
+              <w:rPr>
+                <w:rFonts w:ascii="Courier New" w:eastAsia="Courier New" w:hAnsi="Courier New" w:cs="Courier New"/>
+                <w:sz w:val="18"/>
+                <w:szCs w:val="18"/>
+              </w:rPr>
+              <w:t>dist</w:t>
+            </w:r>
+            <w:proofErr w:type="spellEnd"/>
+            <w:r>
+              <w:rPr>
+                <w:rFonts w:ascii="Courier New" w:eastAsia="Courier New" w:hAnsi="Courier New" w:cs="Courier New"/>
+                <w:sz w:val="18"/>
+                <w:szCs w:val="18"/>
+              </w:rPr>
+              <w:t xml:space="preserve">[u] + w &lt; </w:t>
+            </w:r>
+            <w:proofErr w:type="spellStart"/>
+            <w:r>
+              <w:rPr>
+                <w:rFonts w:ascii="Courier New" w:eastAsia="Courier New" w:hAnsi="Courier New" w:cs="Courier New"/>
+                <w:sz w:val="18"/>
+                <w:szCs w:val="18"/>
+              </w:rPr>
+              <w:t>dist</w:t>
+            </w:r>
+            <w:proofErr w:type="spellEnd"/>
+            <w:r>
+              <w:rPr>
+                <w:rFonts w:ascii="Courier New" w:eastAsia="Courier New" w:hAnsi="Courier New" w:cs="Courier New"/>
+                <w:sz w:val="18"/>
+                <w:szCs w:val="18"/>
+              </w:rPr>
+              <w:t>[v]:</w:t>
+            </w:r>
+          </w:p>
+          <w:p>
+            <w:r>
+              <w:rPr>
+                <w:rFonts w:ascii="Courier New" w:eastAsia="Courier New" w:hAnsi="Courier New" w:cs="Courier New"/>
+                <w:sz w:val="18"/>
+                <w:szCs w:val="18"/>
+              </w:rPr>
+              <w:t xml:space="preserve">        </w:t>
+            </w:r>
+            <w:proofErr w:type="spellStart"/>
+            <w:r>
+              <w:rPr>
+                <w:rFonts w:ascii="Courier New" w:eastAsia="Courier New" w:hAnsi="Courier New" w:cs="Courier New"/>
+                <w:sz w:val="18"/>
+                <w:szCs w:val="18"/>
+              </w:rPr>
+              <w:t>dist</w:t>
+            </w:r>
+            <w:proofErr w:type="spellEnd"/>
+            <w:r>
+              <w:rPr>
+                <w:rFonts w:ascii="Courier New" w:eastAsia="Courier New" w:hAnsi="Courier New" w:cs="Courier New"/>
+                <w:sz w:val="18"/>
+                <w:szCs w:val="18"/>
+              </w:rPr>
+              <w:t xml:space="preserve">[v] = </w:t>
+            </w:r>
+            <w:proofErr w:type="spellStart"/>
+            <w:r>
+              <w:rPr>
+                <w:rFonts w:ascii="Courier New" w:eastAsia="Courier New" w:hAnsi="Courier New" w:cs="Courier New"/>
+                <w:sz w:val="18"/>
+                <w:szCs w:val="18"/>
+              </w:rPr>
+              <w:t>dist</w:t>
+            </w:r>
+            <w:proofErr w:type="spellEnd"/>
+            <w:r>
+              <w:rPr>
+                <w:rFonts w:ascii="Courier New" w:eastAsia="Courier New" w:hAnsi="Courier New" w:cs="Courier New"/>
+                <w:sz w:val="18"/>
+                <w:szCs w:val="18"/>
+              </w:rPr>
+              <w:t>[u] + w</w:t>
             </w:r>
           </w:p>
           <w:p>
@@ -6055,7 +6813,43 @@
                 <w:sz w:val="18"/>
                 <w:szCs w:val="18"/>
               </w:rPr>
-              <w:t xml:space="preserve">        insert(Q, (dist[v], v))</w:t>
+              <w:t xml:space="preserve">        </w:t>
+            </w:r>
+            <w:proofErr w:type="gramStart"/>
+            <w:r>
+              <w:rPr>
+                <w:rFonts w:ascii="Courier New" w:eastAsia="Courier New" w:hAnsi="Courier New" w:cs="Courier New"/>
+                <w:sz w:val="18"/>
+                <w:szCs w:val="18"/>
+              </w:rPr>
+              <w:t>insert(</w:t>
+            </w:r>
+            <w:proofErr w:type="gramEnd"/>
+            <w:r>
+              <w:rPr>
+                <w:rFonts w:ascii="Courier New" w:eastAsia="Courier New" w:hAnsi="Courier New" w:cs="Courier New"/>
+                <w:sz w:val="18"/>
+                <w:szCs w:val="18"/>
+              </w:rPr>
+              <w:t>Q, (</w:t>
+            </w:r>
+            <w:proofErr w:type="spellStart"/>
+            <w:r>
+              <w:rPr>
+                <w:rFonts w:ascii="Courier New" w:eastAsia="Courier New" w:hAnsi="Courier New" w:cs="Courier New"/>
+                <w:sz w:val="18"/>
+                <w:szCs w:val="18"/>
+              </w:rPr>
+              <w:t>dist</w:t>
+            </w:r>
+            <w:proofErr w:type="spellEnd"/>
+            <w:r>
+              <w:rPr>
+                <w:rFonts w:ascii="Courier New" w:eastAsia="Courier New" w:hAnsi="Courier New" w:cs="Courier New"/>
+                <w:sz w:val="18"/>
+                <w:szCs w:val="18"/>
+              </w:rPr>
+              <w:t>[v], v))</w:t>
             </w:r>
           </w:p>
         </w:tc>
@@ -6079,7 +6873,15 @@
         <w:spacing w:after="120"/>
       </w:pPr>
       <w:r>
-        <w:t>Bellman-Ford is similar to Dijkstra but more flexible.</w:t>
+        <w:t xml:space="preserve">Bellman-Ford is </w:t>
+      </w:r>
+      <w:proofErr w:type="gramStart"/>
+      <w:r>
+        <w:t>similar to</w:t>
+      </w:r>
+      <w:proofErr w:type="gramEnd"/>
+      <w:r>
+        <w:t xml:space="preserve"> Dijkstra but more flexible.</w:t>
       </w:r>
     </w:p>
     <w:p>
@@ -6093,12 +6895,21 @@
       <w:r>
         <w:t xml:space="preserve">Time: </w:t>
       </w:r>
+      <w:proofErr w:type="gramStart"/>
       <w:r>
         <w:rPr>
           <w:b/>
           <w:bCs/>
         </w:rPr>
-        <w:t>O(V × E)</w:t>
+        <w:t>O(</w:t>
+      </w:r>
+      <w:proofErr w:type="gramEnd"/>
+      <w:r>
+        <w:rPr>
+          <w:b/>
+          <w:bCs/>
+        </w:rPr>
+        <w:t>V × E)</w:t>
       </w:r>
       <w:r>
         <w:t xml:space="preserve"> </w:t>
@@ -6313,73 +7124,255 @@
             </w:tcMar>
           </w:tcPr>
           <w:p>
-            <w:r>
-              <w:rPr>
-                <w:rFonts w:ascii="Courier New" w:eastAsia="Courier New" w:hAnsi="Courier New" w:cs="Courier New"/>
-                <w:sz w:val="18"/>
-                <w:szCs w:val="18"/>
-              </w:rPr>
-              <w:t>BellmanFord(Graph G, source s):</w:t>
-            </w:r>
-          </w:p>
-          <w:p>
-            <w:r>
-              <w:rPr>
-                <w:rFonts w:ascii="Courier New" w:eastAsia="Courier New" w:hAnsi="Courier New" w:cs="Courier New"/>
-                <w:sz w:val="18"/>
-                <w:szCs w:val="18"/>
-              </w:rPr>
-              <w:t xml:space="preserve">  dist[v] = ∞  for all v in V</w:t>
-            </w:r>
-          </w:p>
-          <w:p>
-            <w:r>
-              <w:rPr>
-                <w:rFonts w:ascii="Courier New" w:eastAsia="Courier New" w:hAnsi="Courier New" w:cs="Courier New"/>
-                <w:sz w:val="18"/>
-                <w:szCs w:val="18"/>
-              </w:rPr>
-              <w:t xml:space="preserve">  dist[s] = 0</w:t>
-            </w:r>
-          </w:p>
-          <w:p>
-            <w:r>
-              <w:rPr>
-                <w:rFonts w:ascii="Courier New" w:eastAsia="Courier New" w:hAnsi="Courier New" w:cs="Courier New"/>
-                <w:sz w:val="18"/>
-                <w:szCs w:val="18"/>
-              </w:rPr>
-              <w:t xml:space="preserve">  for i = 1 to V-1:</w:t>
-            </w:r>
-          </w:p>
-          <w:p>
-            <w:r>
-              <w:rPr>
-                <w:rFonts w:ascii="Courier New" w:eastAsia="Courier New" w:hAnsi="Courier New" w:cs="Courier New"/>
-                <w:sz w:val="18"/>
-                <w:szCs w:val="18"/>
-              </w:rPr>
-              <w:t xml:space="preserve">    for each edge (u→v, weight w) in E:</w:t>
-            </w:r>
-          </w:p>
-          <w:p>
-            <w:r>
-              <w:rPr>
-                <w:rFonts w:ascii="Courier New" w:eastAsia="Courier New" w:hAnsi="Courier New" w:cs="Courier New"/>
-                <w:sz w:val="18"/>
-                <w:szCs w:val="18"/>
-              </w:rPr>
-              <w:t xml:space="preserve">      if dist[u] + w &lt; dist[v]:</w:t>
-            </w:r>
-          </w:p>
-          <w:p>
-            <w:r>
-              <w:rPr>
-                <w:rFonts w:ascii="Courier New" w:eastAsia="Courier New" w:hAnsi="Courier New" w:cs="Courier New"/>
-                <w:sz w:val="18"/>
-                <w:szCs w:val="18"/>
-              </w:rPr>
-              <w:t xml:space="preserve">        dist[v] = dist[u] + w</w:t>
+            <w:proofErr w:type="spellStart"/>
+            <w:proofErr w:type="gramStart"/>
+            <w:r>
+              <w:rPr>
+                <w:rFonts w:ascii="Courier New" w:eastAsia="Courier New" w:hAnsi="Courier New" w:cs="Courier New"/>
+                <w:sz w:val="18"/>
+                <w:szCs w:val="18"/>
+              </w:rPr>
+              <w:t>BellmanFord</w:t>
+            </w:r>
+            <w:proofErr w:type="spellEnd"/>
+            <w:r>
+              <w:rPr>
+                <w:rFonts w:ascii="Courier New" w:eastAsia="Courier New" w:hAnsi="Courier New" w:cs="Courier New"/>
+                <w:sz w:val="18"/>
+                <w:szCs w:val="18"/>
+              </w:rPr>
+              <w:t>(</w:t>
+            </w:r>
+            <w:proofErr w:type="gramEnd"/>
+            <w:r>
+              <w:rPr>
+                <w:rFonts w:ascii="Courier New" w:eastAsia="Courier New" w:hAnsi="Courier New" w:cs="Courier New"/>
+                <w:sz w:val="18"/>
+                <w:szCs w:val="18"/>
+              </w:rPr>
+              <w:t>Graph G, source s):</w:t>
+            </w:r>
+          </w:p>
+          <w:p>
+            <w:r>
+              <w:rPr>
+                <w:rFonts w:ascii="Courier New" w:eastAsia="Courier New" w:hAnsi="Courier New" w:cs="Courier New"/>
+                <w:sz w:val="18"/>
+                <w:szCs w:val="18"/>
+              </w:rPr>
+              <w:t xml:space="preserve">  </w:t>
+            </w:r>
+            <w:proofErr w:type="spellStart"/>
+            <w:r>
+              <w:rPr>
+                <w:rFonts w:ascii="Courier New" w:eastAsia="Courier New" w:hAnsi="Courier New" w:cs="Courier New"/>
+                <w:sz w:val="18"/>
+                <w:szCs w:val="18"/>
+              </w:rPr>
+              <w:t>dist</w:t>
+            </w:r>
+            <w:proofErr w:type="spellEnd"/>
+            <w:r>
+              <w:rPr>
+                <w:rFonts w:ascii="Courier New" w:eastAsia="Courier New" w:hAnsi="Courier New" w:cs="Courier New"/>
+                <w:sz w:val="18"/>
+                <w:szCs w:val="18"/>
+              </w:rPr>
+              <w:t xml:space="preserve">[v] = </w:t>
+            </w:r>
+            <w:proofErr w:type="gramStart"/>
+            <w:r>
+              <w:rPr>
+                <w:rFonts w:ascii="Courier New" w:eastAsia="Courier New" w:hAnsi="Courier New" w:cs="Courier New"/>
+                <w:sz w:val="18"/>
+                <w:szCs w:val="18"/>
+              </w:rPr>
+              <w:t>∞  for</w:t>
+            </w:r>
+            <w:proofErr w:type="gramEnd"/>
+            <w:r>
+              <w:rPr>
+                <w:rFonts w:ascii="Courier New" w:eastAsia="Courier New" w:hAnsi="Courier New" w:cs="Courier New"/>
+                <w:sz w:val="18"/>
+                <w:szCs w:val="18"/>
+              </w:rPr>
+              <w:t xml:space="preserve"> all v in V</w:t>
+            </w:r>
+          </w:p>
+          <w:p>
+            <w:r>
+              <w:rPr>
+                <w:rFonts w:ascii="Courier New" w:eastAsia="Courier New" w:hAnsi="Courier New" w:cs="Courier New"/>
+                <w:sz w:val="18"/>
+                <w:szCs w:val="18"/>
+              </w:rPr>
+              <w:t xml:space="preserve">  </w:t>
+            </w:r>
+            <w:proofErr w:type="spellStart"/>
+            <w:r>
+              <w:rPr>
+                <w:rFonts w:ascii="Courier New" w:eastAsia="Courier New" w:hAnsi="Courier New" w:cs="Courier New"/>
+                <w:sz w:val="18"/>
+                <w:szCs w:val="18"/>
+              </w:rPr>
+              <w:t>dist</w:t>
+            </w:r>
+            <w:proofErr w:type="spellEnd"/>
+            <w:r>
+              <w:rPr>
+                <w:rFonts w:ascii="Courier New" w:eastAsia="Courier New" w:hAnsi="Courier New" w:cs="Courier New"/>
+                <w:sz w:val="18"/>
+                <w:szCs w:val="18"/>
+              </w:rPr>
+              <w:t>[s] = 0</w:t>
+            </w:r>
+          </w:p>
+          <w:p>
+            <w:r>
+              <w:rPr>
+                <w:rFonts w:ascii="Courier New" w:eastAsia="Courier New" w:hAnsi="Courier New" w:cs="Courier New"/>
+                <w:sz w:val="18"/>
+                <w:szCs w:val="18"/>
+              </w:rPr>
+              <w:t xml:space="preserve">  for </w:t>
+            </w:r>
+            <w:proofErr w:type="spellStart"/>
+            <w:r>
+              <w:rPr>
+                <w:rFonts w:ascii="Courier New" w:eastAsia="Courier New" w:hAnsi="Courier New" w:cs="Courier New"/>
+                <w:sz w:val="18"/>
+                <w:szCs w:val="18"/>
+              </w:rPr>
+              <w:t>i</w:t>
+            </w:r>
+            <w:proofErr w:type="spellEnd"/>
+            <w:r>
+              <w:rPr>
+                <w:rFonts w:ascii="Courier New" w:eastAsia="Courier New" w:hAnsi="Courier New" w:cs="Courier New"/>
+                <w:sz w:val="18"/>
+                <w:szCs w:val="18"/>
+              </w:rPr>
+              <w:t xml:space="preserve"> = 1 to V-1:</w:t>
+            </w:r>
+          </w:p>
+          <w:p>
+            <w:r>
+              <w:rPr>
+                <w:rFonts w:ascii="Courier New" w:eastAsia="Courier New" w:hAnsi="Courier New" w:cs="Courier New"/>
+                <w:sz w:val="18"/>
+                <w:szCs w:val="18"/>
+              </w:rPr>
+              <w:t xml:space="preserve">    for each edge (</w:t>
+            </w:r>
+            <w:proofErr w:type="spellStart"/>
+            <w:r>
+              <w:rPr>
+                <w:rFonts w:ascii="Courier New" w:eastAsia="Courier New" w:hAnsi="Courier New" w:cs="Courier New"/>
+                <w:sz w:val="18"/>
+                <w:szCs w:val="18"/>
+              </w:rPr>
+              <w:t>u→v</w:t>
+            </w:r>
+            <w:proofErr w:type="spellEnd"/>
+            <w:r>
+              <w:rPr>
+                <w:rFonts w:ascii="Courier New" w:eastAsia="Courier New" w:hAnsi="Courier New" w:cs="Courier New"/>
+                <w:sz w:val="18"/>
+                <w:szCs w:val="18"/>
+              </w:rPr>
+              <w:t>, weight w) in E:</w:t>
+            </w:r>
+          </w:p>
+          <w:p>
+            <w:r>
+              <w:rPr>
+                <w:rFonts w:ascii="Courier New" w:eastAsia="Courier New" w:hAnsi="Courier New" w:cs="Courier New"/>
+                <w:sz w:val="18"/>
+                <w:szCs w:val="18"/>
+              </w:rPr>
+              <w:t xml:space="preserve">      if </w:t>
+            </w:r>
+            <w:proofErr w:type="spellStart"/>
+            <w:r>
+              <w:rPr>
+                <w:rFonts w:ascii="Courier New" w:eastAsia="Courier New" w:hAnsi="Courier New" w:cs="Courier New"/>
+                <w:sz w:val="18"/>
+                <w:szCs w:val="18"/>
+              </w:rPr>
+              <w:t>dist</w:t>
+            </w:r>
+            <w:proofErr w:type="spellEnd"/>
+            <w:r>
+              <w:rPr>
+                <w:rFonts w:ascii="Courier New" w:eastAsia="Courier New" w:hAnsi="Courier New" w:cs="Courier New"/>
+                <w:sz w:val="18"/>
+                <w:szCs w:val="18"/>
+              </w:rPr>
+              <w:t xml:space="preserve">[u] + w &lt; </w:t>
+            </w:r>
+            <w:proofErr w:type="spellStart"/>
+            <w:r>
+              <w:rPr>
+                <w:rFonts w:ascii="Courier New" w:eastAsia="Courier New" w:hAnsi="Courier New" w:cs="Courier New"/>
+                <w:sz w:val="18"/>
+                <w:szCs w:val="18"/>
+              </w:rPr>
+              <w:t>dist</w:t>
+            </w:r>
+            <w:proofErr w:type="spellEnd"/>
+            <w:r>
+              <w:rPr>
+                <w:rFonts w:ascii="Courier New" w:eastAsia="Courier New" w:hAnsi="Courier New" w:cs="Courier New"/>
+                <w:sz w:val="18"/>
+                <w:szCs w:val="18"/>
+              </w:rPr>
+              <w:t>[v]:</w:t>
+            </w:r>
+          </w:p>
+          <w:p>
+            <w:r>
+              <w:rPr>
+                <w:rFonts w:ascii="Courier New" w:eastAsia="Courier New" w:hAnsi="Courier New" w:cs="Courier New"/>
+                <w:sz w:val="18"/>
+                <w:szCs w:val="18"/>
+              </w:rPr>
+              <w:t xml:space="preserve">        </w:t>
+            </w:r>
+            <w:proofErr w:type="spellStart"/>
+            <w:r>
+              <w:rPr>
+                <w:rFonts w:ascii="Courier New" w:eastAsia="Courier New" w:hAnsi="Courier New" w:cs="Courier New"/>
+                <w:sz w:val="18"/>
+                <w:szCs w:val="18"/>
+              </w:rPr>
+              <w:t>dist</w:t>
+            </w:r>
+            <w:proofErr w:type="spellEnd"/>
+            <w:r>
+              <w:rPr>
+                <w:rFonts w:ascii="Courier New" w:eastAsia="Courier New" w:hAnsi="Courier New" w:cs="Courier New"/>
+                <w:sz w:val="18"/>
+                <w:szCs w:val="18"/>
+              </w:rPr>
+              <w:t xml:space="preserve">[v] = </w:t>
+            </w:r>
+            <w:proofErr w:type="spellStart"/>
+            <w:r>
+              <w:rPr>
+                <w:rFonts w:ascii="Courier New" w:eastAsia="Courier New" w:hAnsi="Courier New" w:cs="Courier New"/>
+                <w:sz w:val="18"/>
+                <w:szCs w:val="18"/>
+              </w:rPr>
+              <w:t>dist</w:t>
+            </w:r>
+            <w:proofErr w:type="spellEnd"/>
+            <w:r>
+              <w:rPr>
+                <w:rFonts w:ascii="Courier New" w:eastAsia="Courier New" w:hAnsi="Courier New" w:cs="Courier New"/>
+                <w:sz w:val="18"/>
+                <w:szCs w:val="18"/>
+              </w:rPr>
+              <w:t>[u] + w</w:t>
             </w:r>
           </w:p>
           <w:p>
@@ -6399,27 +7392,99 @@
                 <w:sz w:val="18"/>
                 <w:szCs w:val="18"/>
               </w:rPr>
-              <w:t xml:space="preserve">  // Negative cycle detection (V-th relaxation)</w:t>
-            </w:r>
-          </w:p>
-          <w:p>
-            <w:r>
-              <w:rPr>
-                <w:rFonts w:ascii="Courier New" w:eastAsia="Courier New" w:hAnsi="Courier New" w:cs="Courier New"/>
-                <w:sz w:val="18"/>
-                <w:szCs w:val="18"/>
-              </w:rPr>
-              <w:t xml:space="preserve">  for each edge (u→v, weight w) in E:</w:t>
-            </w:r>
-          </w:p>
-          <w:p>
-            <w:r>
-              <w:rPr>
-                <w:rFonts w:ascii="Courier New" w:eastAsia="Courier New" w:hAnsi="Courier New" w:cs="Courier New"/>
-                <w:sz w:val="18"/>
-                <w:szCs w:val="18"/>
-              </w:rPr>
-              <w:t xml:space="preserve">    if dist[u] + w &lt; dist[v]:</w:t>
+              <w:t xml:space="preserve">  // Negative cycle detection (V-</w:t>
+            </w:r>
+            <w:proofErr w:type="spellStart"/>
+            <w:r>
+              <w:rPr>
+                <w:rFonts w:ascii="Courier New" w:eastAsia="Courier New" w:hAnsi="Courier New" w:cs="Courier New"/>
+                <w:sz w:val="18"/>
+                <w:szCs w:val="18"/>
+              </w:rPr>
+              <w:t>th</w:t>
+            </w:r>
+            <w:proofErr w:type="spellEnd"/>
+            <w:r>
+              <w:rPr>
+                <w:rFonts w:ascii="Courier New" w:eastAsia="Courier New" w:hAnsi="Courier New" w:cs="Courier New"/>
+                <w:sz w:val="18"/>
+                <w:szCs w:val="18"/>
+              </w:rPr>
+              <w:t xml:space="preserve"> relaxation)</w:t>
+            </w:r>
+          </w:p>
+          <w:p>
+            <w:r>
+              <w:rPr>
+                <w:rFonts w:ascii="Courier New" w:eastAsia="Courier New" w:hAnsi="Courier New" w:cs="Courier New"/>
+                <w:sz w:val="18"/>
+                <w:szCs w:val="18"/>
+              </w:rPr>
+              <w:t xml:space="preserve">  for each edge (</w:t>
+            </w:r>
+            <w:proofErr w:type="spellStart"/>
+            <w:r>
+              <w:rPr>
+                <w:rFonts w:ascii="Courier New" w:eastAsia="Courier New" w:hAnsi="Courier New" w:cs="Courier New"/>
+                <w:sz w:val="18"/>
+                <w:szCs w:val="18"/>
+              </w:rPr>
+              <w:t>u→v</w:t>
+            </w:r>
+            <w:proofErr w:type="spellEnd"/>
+            <w:r>
+              <w:rPr>
+                <w:rFonts w:ascii="Courier New" w:eastAsia="Courier New" w:hAnsi="Courier New" w:cs="Courier New"/>
+                <w:sz w:val="18"/>
+                <w:szCs w:val="18"/>
+              </w:rPr>
+              <w:t>, weight w) in E:</w:t>
+            </w:r>
+          </w:p>
+          <w:p>
+            <w:r>
+              <w:rPr>
+                <w:rFonts w:ascii="Courier New" w:eastAsia="Courier New" w:hAnsi="Courier New" w:cs="Courier New"/>
+                <w:sz w:val="18"/>
+                <w:szCs w:val="18"/>
+              </w:rPr>
+              <w:t xml:space="preserve">    if </w:t>
+            </w:r>
+            <w:proofErr w:type="spellStart"/>
+            <w:r>
+              <w:rPr>
+                <w:rFonts w:ascii="Courier New" w:eastAsia="Courier New" w:hAnsi="Courier New" w:cs="Courier New"/>
+                <w:sz w:val="18"/>
+                <w:szCs w:val="18"/>
+              </w:rPr>
+              <w:t>dist</w:t>
+            </w:r>
+            <w:proofErr w:type="spellEnd"/>
+            <w:r>
+              <w:rPr>
+                <w:rFonts w:ascii="Courier New" w:eastAsia="Courier New" w:hAnsi="Courier New" w:cs="Courier New"/>
+                <w:sz w:val="18"/>
+                <w:szCs w:val="18"/>
+              </w:rPr>
+              <w:t xml:space="preserve">[u] + w &lt; </w:t>
+            </w:r>
+            <w:proofErr w:type="spellStart"/>
+            <w:r>
+              <w:rPr>
+                <w:rFonts w:ascii="Courier New" w:eastAsia="Courier New" w:hAnsi="Courier New" w:cs="Courier New"/>
+                <w:sz w:val="18"/>
+                <w:szCs w:val="18"/>
+              </w:rPr>
+              <w:t>dist</w:t>
+            </w:r>
+            <w:proofErr w:type="spellEnd"/>
+            <w:r>
+              <w:rPr>
+                <w:rFonts w:ascii="Courier New" w:eastAsia="Courier New" w:hAnsi="Courier New" w:cs="Courier New"/>
+                <w:sz w:val="18"/>
+                <w:szCs w:val="18"/>
+              </w:rPr>
+              <w:t>[v]:</w:t>
             </w:r>
           </w:p>
           <w:p>
@@ -6467,12 +7532,21 @@
       <w:r>
         <w:t xml:space="preserve">Time: </w:t>
       </w:r>
+      <w:proofErr w:type="gramStart"/>
       <w:r>
         <w:rPr>
           <w:b/>
           <w:bCs/>
         </w:rPr>
-        <w:t>O(E log E)</w:t>
+        <w:t>O(</w:t>
+      </w:r>
+      <w:proofErr w:type="gramEnd"/>
+      <w:r>
+        <w:rPr>
+          <w:b/>
+          <w:bCs/>
+        </w:rPr>
+        <w:t>E log E)</w:t>
       </w:r>
       <w:r>
         <w:t xml:space="preserve"> </w:t>
@@ -6726,13 +7800,33 @@
             </w:tcMar>
           </w:tcPr>
           <w:p>
-            <w:r>
-              <w:rPr>
-                <w:rFonts w:ascii="Courier New" w:eastAsia="Courier New" w:hAnsi="Courier New" w:cs="Courier New"/>
-                <w:sz w:val="18"/>
-                <w:szCs w:val="18"/>
-              </w:rPr>
-              <w:t>KruskalMST(Graph G):</w:t>
+            <w:proofErr w:type="spellStart"/>
+            <w:proofErr w:type="gramStart"/>
+            <w:r>
+              <w:rPr>
+                <w:rFonts w:ascii="Courier New" w:eastAsia="Courier New" w:hAnsi="Courier New" w:cs="Courier New"/>
+                <w:sz w:val="18"/>
+                <w:szCs w:val="18"/>
+              </w:rPr>
+              <w:t>KruskalMST</w:t>
+            </w:r>
+            <w:proofErr w:type="spellEnd"/>
+            <w:r>
+              <w:rPr>
+                <w:rFonts w:ascii="Courier New" w:eastAsia="Courier New" w:hAnsi="Courier New" w:cs="Courier New"/>
+                <w:sz w:val="18"/>
+                <w:szCs w:val="18"/>
+              </w:rPr>
+              <w:t>(</w:t>
+            </w:r>
+            <w:proofErr w:type="gramEnd"/>
+            <w:r>
+              <w:rPr>
+                <w:rFonts w:ascii="Courier New" w:eastAsia="Courier New" w:hAnsi="Courier New" w:cs="Courier New"/>
+                <w:sz w:val="18"/>
+                <w:szCs w:val="18"/>
+              </w:rPr>
+              <w:t>Graph G):</w:t>
             </w:r>
           </w:p>
           <w:p>
@@ -6752,7 +7846,25 @@
                 <w:sz w:val="18"/>
                 <w:szCs w:val="18"/>
               </w:rPr>
-              <w:t xml:space="preserve">  Initialize DSU with V components</w:t>
+              <w:t xml:space="preserve">  </w:t>
+            </w:r>
+            <w:proofErr w:type="gramStart"/>
+            <w:r>
+              <w:rPr>
+                <w:rFonts w:ascii="Courier New" w:eastAsia="Courier New" w:hAnsi="Courier New" w:cs="Courier New"/>
+                <w:sz w:val="18"/>
+                <w:szCs w:val="18"/>
+              </w:rPr>
+              <w:t>Initialize</w:t>
+            </w:r>
+            <w:proofErr w:type="gramEnd"/>
+            <w:r>
+              <w:rPr>
+                <w:rFonts w:ascii="Courier New" w:eastAsia="Courier New" w:hAnsi="Courier New" w:cs="Courier New"/>
+                <w:sz w:val="18"/>
+                <w:szCs w:val="18"/>
+              </w:rPr>
+              <w:t xml:space="preserve"> DSU with V components</w:t>
             </w:r>
           </w:p>
           <w:p>
@@ -6792,17 +7904,63 @@
                 <w:sz w:val="18"/>
                 <w:szCs w:val="18"/>
               </w:rPr>
-              <w:t xml:space="preserve">      MST.add(u, v, w)</w:t>
-            </w:r>
-          </w:p>
-          <w:p>
-            <w:r>
-              <w:rPr>
-                <w:rFonts w:ascii="Courier New" w:eastAsia="Courier New" w:hAnsi="Courier New" w:cs="Courier New"/>
-                <w:sz w:val="18"/>
-                <w:szCs w:val="18"/>
-              </w:rPr>
-              <w:t xml:space="preserve">      union(u, v)</w:t>
+              <w:t xml:space="preserve">      </w:t>
+            </w:r>
+            <w:proofErr w:type="spellStart"/>
+            <w:proofErr w:type="gramStart"/>
+            <w:r>
+              <w:rPr>
+                <w:rFonts w:ascii="Courier New" w:eastAsia="Courier New" w:hAnsi="Courier New" w:cs="Courier New"/>
+                <w:sz w:val="18"/>
+                <w:szCs w:val="18"/>
+              </w:rPr>
+              <w:t>MST.add</w:t>
+            </w:r>
+            <w:proofErr w:type="spellEnd"/>
+            <w:r>
+              <w:rPr>
+                <w:rFonts w:ascii="Courier New" w:eastAsia="Courier New" w:hAnsi="Courier New" w:cs="Courier New"/>
+                <w:sz w:val="18"/>
+                <w:szCs w:val="18"/>
+              </w:rPr>
+              <w:t>(</w:t>
+            </w:r>
+            <w:proofErr w:type="gramEnd"/>
+            <w:r>
+              <w:rPr>
+                <w:rFonts w:ascii="Courier New" w:eastAsia="Courier New" w:hAnsi="Courier New" w:cs="Courier New"/>
+                <w:sz w:val="18"/>
+                <w:szCs w:val="18"/>
+              </w:rPr>
+              <w:t>u, v, w)</w:t>
+            </w:r>
+          </w:p>
+          <w:p>
+            <w:r>
+              <w:rPr>
+                <w:rFonts w:ascii="Courier New" w:eastAsia="Courier New" w:hAnsi="Courier New" w:cs="Courier New"/>
+                <w:sz w:val="18"/>
+                <w:szCs w:val="18"/>
+              </w:rPr>
+              <w:t xml:space="preserve">      </w:t>
+            </w:r>
+            <w:proofErr w:type="gramStart"/>
+            <w:r>
+              <w:rPr>
+                <w:rFonts w:ascii="Courier New" w:eastAsia="Courier New" w:hAnsi="Courier New" w:cs="Courier New"/>
+                <w:sz w:val="18"/>
+                <w:szCs w:val="18"/>
+              </w:rPr>
+              <w:t>union(</w:t>
+            </w:r>
+            <w:proofErr w:type="gramEnd"/>
+            <w:r>
+              <w:rPr>
+                <w:rFonts w:ascii="Courier New" w:eastAsia="Courier New" w:hAnsi="Courier New" w:cs="Courier New"/>
+                <w:sz w:val="18"/>
+                <w:szCs w:val="18"/>
+              </w:rPr>
+              <w:t>u, v)</w:t>
             </w:r>
           </w:p>
           <w:p>
@@ -7071,12 +8229,21 @@
             </w:tcMar>
           </w:tcPr>
           <w:p>
-            <w:r>
-              <w:rPr>
-                <w:sz w:val="20"/>
-                <w:szCs w:val="20"/>
-              </w:rPr>
-              <w:t>O(V + E)</w:t>
+            <w:proofErr w:type="gramStart"/>
+            <w:r>
+              <w:rPr>
+                <w:sz w:val="20"/>
+                <w:szCs w:val="20"/>
+              </w:rPr>
+              <w:t>O(</w:t>
+            </w:r>
+            <w:proofErr w:type="gramEnd"/>
+            <w:r>
+              <w:rPr>
+                <w:sz w:val="20"/>
+                <w:szCs w:val="20"/>
+              </w:rPr>
+              <w:t>V + E)</w:t>
             </w:r>
           </w:p>
         </w:tc>
@@ -7214,12 +8381,21 @@
             </w:tcMar>
           </w:tcPr>
           <w:p>
-            <w:r>
-              <w:rPr>
-                <w:sz w:val="20"/>
-                <w:szCs w:val="20"/>
-              </w:rPr>
-              <w:t>O(V + E)</w:t>
+            <w:proofErr w:type="gramStart"/>
+            <w:r>
+              <w:rPr>
+                <w:sz w:val="20"/>
+                <w:szCs w:val="20"/>
+              </w:rPr>
+              <w:t>O(</w:t>
+            </w:r>
+            <w:proofErr w:type="gramEnd"/>
+            <w:r>
+              <w:rPr>
+                <w:sz w:val="20"/>
+                <w:szCs w:val="20"/>
+              </w:rPr>
+              <w:t>V + E)</w:t>
             </w:r>
           </w:p>
         </w:tc>
@@ -7357,12 +8533,21 @@
             </w:tcMar>
           </w:tcPr>
           <w:p>
-            <w:r>
-              <w:rPr>
-                <w:sz w:val="20"/>
-                <w:szCs w:val="20"/>
-              </w:rPr>
-              <w:t>O((V+E) log V)</w:t>
+            <w:proofErr w:type="gramStart"/>
+            <w:r>
+              <w:rPr>
+                <w:sz w:val="20"/>
+                <w:szCs w:val="20"/>
+              </w:rPr>
+              <w:t>O((</w:t>
+            </w:r>
+            <w:proofErr w:type="gramEnd"/>
+            <w:r>
+              <w:rPr>
+                <w:sz w:val="20"/>
+                <w:szCs w:val="20"/>
+              </w:rPr>
+              <w:t>V+E) log V)</w:t>
             </w:r>
           </w:p>
         </w:tc>
@@ -7500,12 +8685,21 @@
             </w:tcMar>
           </w:tcPr>
           <w:p>
-            <w:r>
-              <w:rPr>
-                <w:sz w:val="20"/>
-                <w:szCs w:val="20"/>
-              </w:rPr>
-              <w:t>O(V × E)</w:t>
+            <w:proofErr w:type="gramStart"/>
+            <w:r>
+              <w:rPr>
+                <w:sz w:val="20"/>
+                <w:szCs w:val="20"/>
+              </w:rPr>
+              <w:t>O(</w:t>
+            </w:r>
+            <w:proofErr w:type="gramEnd"/>
+            <w:r>
+              <w:rPr>
+                <w:sz w:val="20"/>
+                <w:szCs w:val="20"/>
+              </w:rPr>
+              <w:t>V × E)</w:t>
             </w:r>
           </w:p>
         </w:tc>
@@ -7643,12 +8837,21 @@
             </w:tcMar>
           </w:tcPr>
           <w:p>
-            <w:r>
-              <w:rPr>
-                <w:sz w:val="20"/>
-                <w:szCs w:val="20"/>
-              </w:rPr>
-              <w:t>O(E log E)</w:t>
+            <w:proofErr w:type="gramStart"/>
+            <w:r>
+              <w:rPr>
+                <w:sz w:val="20"/>
+                <w:szCs w:val="20"/>
+              </w:rPr>
+              <w:t>O(</w:t>
+            </w:r>
+            <w:proofErr w:type="gramEnd"/>
+            <w:r>
+              <w:rPr>
+                <w:sz w:val="20"/>
+                <w:szCs w:val="20"/>
+              </w:rPr>
+              <w:t>E log E)</w:t>
             </w:r>
           </w:p>
         </w:tc>
@@ -7766,7 +8969,31 @@
         <w:spacing w:after="120"/>
       </w:pPr>
       <w:r>
-        <w:t>Dijkstra – O((V+E) log V) time: Each vertex is extracted from the min-heap once (O(V log V)), and each edge may trigger a heap insertion (O(E log V)). With a Fibonacci heap this reduces to O(E + V log V). Space is O(V) for distances and parent arrays plus O(V+E) for the heap.</w:t>
+        <w:t>Dijkstra – O((V+E) log V) time: Each vertex is extracted from the min-heap once (</w:t>
+      </w:r>
+      <w:proofErr w:type="gramStart"/>
+      <w:r>
+        <w:t>O(</w:t>
+      </w:r>
+      <w:proofErr w:type="gramEnd"/>
+      <w:r>
+        <w:t>V log V)), and each edge may trigger a heap insertion (</w:t>
+      </w:r>
+      <w:proofErr w:type="gramStart"/>
+      <w:r>
+        <w:t>O(</w:t>
+      </w:r>
+      <w:proofErr w:type="gramEnd"/>
+      <w:r>
+        <w:t xml:space="preserve">E log V)). With a Fibonacci heap this reduces to </w:t>
+      </w:r>
+      <w:proofErr w:type="gramStart"/>
+      <w:r>
+        <w:t>O(</w:t>
+      </w:r>
+      <w:proofErr w:type="gramEnd"/>
+      <w:r>
+        <w:t>E + V log V). Space is O(V) for distances and parent arrays plus O(V+E) for the heap.</w:t>
       </w:r>
     </w:p>
     <w:p>
@@ -7792,7 +9019,23 @@
         <w:spacing w:after="120"/>
       </w:pPr>
       <w:r>
-        <w:t>Kruskal – O(E log E) time: Dominated by sorting the edge list. Union-Find operations are nearly O(1) amortized with path compression. Space is O(V) for the DSU structure. Best case: sparse graph with few edges; worst case: dense graph with E close to V².</w:t>
+        <w:t xml:space="preserve">Kruskal – </w:t>
+      </w:r>
+      <w:proofErr w:type="gramStart"/>
+      <w:r>
+        <w:t>O(</w:t>
+      </w:r>
+      <w:proofErr w:type="gramEnd"/>
+      <w:r>
+        <w:t xml:space="preserve">E log E) time: Dominated by sorting the edge list. Union-Find operations are nearly </w:t>
+      </w:r>
+      <w:proofErr w:type="gramStart"/>
+      <w:r>
+        <w:t>O(</w:t>
+      </w:r>
+      <w:proofErr w:type="gramEnd"/>
+      <w:r>
+        <w:t>1) amortized with path compression. Space is O(V) for the DSU structure. Best case: sparse graph with few edges; worst case: dense graph with E close to V².</w:t>
       </w:r>
     </w:p>
     <w:p>
@@ -8464,12 +9707,46 @@
             </w:tcMar>
           </w:tcPr>
           <w:p>
-            <w:r>
-              <w:rPr>
-                <w:sz w:val="18"/>
-                <w:szCs w:val="18"/>
-              </w:rPr>
-              <w:t>O((V+E)logV)</w:t>
+            <w:proofErr w:type="gramStart"/>
+            <w:r>
+              <w:rPr>
+                <w:sz w:val="18"/>
+                <w:szCs w:val="18"/>
+              </w:rPr>
+              <w:t>O((</w:t>
+            </w:r>
+            <w:proofErr w:type="gramEnd"/>
+            <w:r>
+              <w:rPr>
+                <w:sz w:val="18"/>
+                <w:szCs w:val="18"/>
+              </w:rPr>
+              <w:t>V+</w:t>
+            </w:r>
+            <w:proofErr w:type="gramStart"/>
+            <w:r>
+              <w:rPr>
+                <w:sz w:val="18"/>
+                <w:szCs w:val="18"/>
+              </w:rPr>
+              <w:t>E)</w:t>
+            </w:r>
+            <w:proofErr w:type="spellStart"/>
+            <w:r>
+              <w:rPr>
+                <w:sz w:val="18"/>
+                <w:szCs w:val="18"/>
+              </w:rPr>
+              <w:t>logV</w:t>
+            </w:r>
+            <w:proofErr w:type="spellEnd"/>
+            <w:proofErr w:type="gramEnd"/>
+            <w:r>
+              <w:rPr>
+                <w:sz w:val="18"/>
+                <w:szCs w:val="18"/>
+              </w:rPr>
+              <w:t>)</w:t>
             </w:r>
           </w:p>
         </w:tc>
@@ -8804,12 +10081,21 @@
             </w:tcMar>
           </w:tcPr>
           <w:p>
-            <w:r>
-              <w:rPr>
-                <w:sz w:val="18"/>
-                <w:szCs w:val="18"/>
-              </w:rPr>
-              <w:t>O(E log E)</w:t>
+            <w:proofErr w:type="gramStart"/>
+            <w:r>
+              <w:rPr>
+                <w:sz w:val="18"/>
+                <w:szCs w:val="18"/>
+              </w:rPr>
+              <w:t>O(</w:t>
+            </w:r>
+            <w:proofErr w:type="gramEnd"/>
+            <w:r>
+              <w:rPr>
+                <w:sz w:val="18"/>
+                <w:szCs w:val="18"/>
+              </w:rPr>
+              <w:t>E log E)</w:t>
             </w:r>
           </w:p>
         </w:tc>
@@ -8933,7 +10219,20 @@
         <w:spacing w:after="120"/>
       </w:pPr>
       <w:r>
-        <w:t>Results were measured using C++ chrono::high_resolution_clock on a 20-router directed graph with 33 edges. As expected, BFS and DFS are fastest due to their O(V+E) linear complexity. Dijkstra is slower than Bellman-Ford on our small dataset due to heap overhead, but Dijkstra scales much better on larger graphs.</w:t>
+        <w:t xml:space="preserve">Results were measured using C++ </w:t>
+      </w:r>
+      <w:proofErr w:type="gramStart"/>
+      <w:r>
+        <w:t>chrono::</w:t>
+      </w:r>
+      <w:proofErr w:type="spellStart"/>
+      <w:proofErr w:type="gramEnd"/>
+      <w:r>
+        <w:t>high_resolution_clock</w:t>
+      </w:r>
+      <w:proofErr w:type="spellEnd"/>
+      <w:r>
+        <w:t xml:space="preserve"> on a 20-router directed graph with 33 edges. As expected, BFS and DFS are fastest due to their O(V+E) linear complexity. Dijkstra is slower than Bellman-Ford on our small dataset due to heap overhead, but Dijkstra scales much better on larger graphs.</w:t>
       </w:r>
     </w:p>
     <w:p>
@@ -8954,7 +10253,15 @@
         <w:spacing w:after="120"/>
       </w:pPr>
       <w:r>
-        <w:t>Our 20-router graph is moderately sparse (33 edges vs. maximum of 380 for a complete directed graph). On sparse graphs, Dijkstra significantly outperforms Bellman-Ford because fewer edge relaxations are needed. On dense graphs approaching E = V², Bellman-Ford's O(V×E) = O(V³) becomes prohibitive while Dijkstra's O((V+E)log V) remains manageable.</w:t>
+        <w:t>Our 20-router graph is moderately sparse (33 edges vs. maximum of 380 for a complete directed graph). On sparse graphs, Dijkstra significantly outperforms Bellman-Ford because fewer edge relaxations are needed. On dense graphs approaching E = V², Bellman-Ford's O(V×E) = O(V³) becomes prohibitive while Dijkstra's O((V+</w:t>
+      </w:r>
+      <w:proofErr w:type="gramStart"/>
+      <w:r>
+        <w:t>E)log</w:t>
+      </w:r>
+      <w:proofErr w:type="gramEnd"/>
+      <w:r>
+        <w:t xml:space="preserve"> V) remains manageable.</w:t>
       </w:r>
     </w:p>
     <w:p>
@@ -9101,7 +10408,15 @@
         <w:spacing w:after="60"/>
       </w:pPr>
       <w:r>
-        <w:t>BFS: Use when all edges have equal weight or when minimizing hop count. Also for level-order traversal and checking graph connectivity</w:t>
+        <w:t xml:space="preserve">BFS: Use when all edges have equal weight or when minimizing hop count. </w:t>
+      </w:r>
+      <w:proofErr w:type="gramStart"/>
+      <w:r>
+        <w:t>Also</w:t>
+      </w:r>
+      <w:proofErr w:type="gramEnd"/>
+      <w:r>
+        <w:t xml:space="preserve"> for level-order traversal and checking graph connectivity</w:t>
       </w:r>
       <w:r>
         <w:t xml:space="preserve"> </w:t>
@@ -9374,7 +10689,23 @@
         <w:spacing w:after="120"/>
       </w:pPr>
       <w:r>
-        <w:t>A notable finding from our experiment was that Dijkstra and Bellman-Ford produced identical shortest-path results on our dataset — confirming correctness of both implementations. The MST total weight (115 ms) was substantially less than any individual long path (e.g., R0 → R3 → R7 → R11 → R16 → R19 = 49 ms by Dijkstra), demonstrating how the MST backbone minimizes total infrastructure cost while individual paths minimize per-packet latency — two distinct but complementary optimization goals.</w:t>
+        <w:t xml:space="preserve">A notable finding from our experiment was that Dijkstra and Bellman-Ford produced identical shortest-path results on our dataset — confirming correctness of both implementations. The MST total weight (115 </w:t>
+      </w:r>
+      <w:proofErr w:type="spellStart"/>
+      <w:r>
+        <w:t>ms</w:t>
+      </w:r>
+      <w:proofErr w:type="spellEnd"/>
+      <w:r>
+        <w:t xml:space="preserve">) was substantially less than any individual long path (e.g., R0 → R3 → R7 → R11 → R16 → R19 = 49 </w:t>
+      </w:r>
+      <w:proofErr w:type="spellStart"/>
+      <w:r>
+        <w:t>ms</w:t>
+      </w:r>
+      <w:proofErr w:type="spellEnd"/>
+      <w:r>
+        <w:t xml:space="preserve"> by Dijkstra), demonstrating how the MST backbone minimizes total infrastructure cost while individual paths minimize per-packet latency — two distinct but complementary optimization goals.</w:t>
       </w:r>
     </w:p>
     <w:p>
@@ -9470,7 +10801,15 @@
         <w:spacing w:after="120"/>
       </w:pPr>
       <w:r>
-        <w:t>Overall, this gives a good picture of how theoretical algorithms are actually used in real systems like the internet.</w:t>
+        <w:t xml:space="preserve">Overall, this gives a good picture of how theoretical algorithms are </w:t>
+      </w:r>
+      <w:proofErr w:type="gramStart"/>
+      <w:r>
+        <w:t>actually used</w:t>
+      </w:r>
+      <w:proofErr w:type="gramEnd"/>
+      <w:r>
+        <w:t xml:space="preserve"> in real systems like the internet.</w:t>
       </w:r>
       <w:r>
         <w:t xml:space="preserve"> </w:t>
@@ -9483,8 +10822,8 @@
       </w:r>
     </w:p>
     <w:sectPr>
-      <w:headerReference w:type="default" r:id="rId7"/>
-      <w:footerReference w:type="default" r:id="rId8"/>
+      <w:headerReference w:type="default" r:id="rId8"/>
+      <w:footerReference w:type="default" r:id="rId9"/>
       <w:pgSz w:w="12240" w:h="15840"/>
       <w:pgMar w:top="1440" w:right="1440" w:bottom="1440" w:left="1440" w:header="708" w:footer="708" w:gutter="0"/>
       <w:cols w:space="720"/>
@@ -9577,7 +10916,25 @@
         <w:sz w:val="18"/>
         <w:szCs w:val="18"/>
       </w:rPr>
-      <w:t xml:space="preserve"> | Seyoung Kan &amp; Kaushik Selvakumar</w:t>
+      <w:t xml:space="preserve"> | </w:t>
+    </w:r>
+    <w:proofErr w:type="spellStart"/>
+    <w:r>
+      <w:rPr>
+        <w:color w:val="555555"/>
+        <w:sz w:val="18"/>
+        <w:szCs w:val="18"/>
+      </w:rPr>
+      <w:t>Seyoung</w:t>
+    </w:r>
+    <w:proofErr w:type="spellEnd"/>
+    <w:r>
+      <w:rPr>
+        <w:color w:val="555555"/>
+        <w:sz w:val="18"/>
+        <w:szCs w:val="18"/>
+      </w:rPr>
+      <w:t xml:space="preserve"> Kan &amp; Kaushik Selvakumar</w:t>
     </w:r>
   </w:p>
 </w:ftr>
@@ -12382,4 +13739,16 @@
     </a:ext>
   </a:extLst>
 </a:theme>
+</file>
+
+<file path=customXml/item1.xml><?xml version="1.0" encoding="utf-8"?>
+<b:Sources xmlns:b="http://schemas.openxmlformats.org/officeDocument/2006/bibliography" xmlns="http://schemas.openxmlformats.org/officeDocument/2006/bibliography" SelectedStyle="\APASixthEditionOfficeOnline.xsl" StyleName="APA" Version="6"/>
+</file>
+
+<file path=customXml/itemProps1.xml><?xml version="1.0" encoding="utf-8"?>
+<ds:datastoreItem xmlns:ds="http://schemas.openxmlformats.org/officeDocument/2006/customXml" ds:itemID="{A69E0DC0-9A90-44D6-8C0B-8A65B25A001C}">
+  <ds:schemaRefs>
+    <ds:schemaRef ds:uri="http://schemas.openxmlformats.org/officeDocument/2006/bibliography"/>
+  </ds:schemaRefs>
+</ds:datastoreItem>
 </file>
--- a/docs/report/COT4400_Report.docx
+++ b/docs/report/COT4400_Report.docx
@@ -123,22 +123,13 @@
         </w:rPr>
         <w:t xml:space="preserve">Kan </w:t>
       </w:r>
-      <w:proofErr w:type="gramStart"/>
       <w:r>
         <w:rPr>
           <w:sz w:val="24"/>
           <w:szCs w:val="24"/>
         </w:rPr>
-        <w:t>–</w:t>
-      </w:r>
-      <w:r>
-        <w:rPr>
-          <w:sz w:val="24"/>
-          <w:szCs w:val="24"/>
-        </w:rPr>
-        <w:t xml:space="preserve">  U</w:t>
-      </w:r>
-      <w:proofErr w:type="gramEnd"/>
+        <w:t>– U</w:t>
+      </w:r>
       <w:r>
         <w:rPr>
           <w:sz w:val="24"/>
@@ -166,22 +157,13 @@
         </w:rPr>
         <w:t xml:space="preserve">Selvakumar </w:t>
       </w:r>
-      <w:proofErr w:type="gramStart"/>
       <w:r>
         <w:rPr>
           <w:sz w:val="24"/>
           <w:szCs w:val="24"/>
         </w:rPr>
-        <w:t>–</w:t>
-      </w:r>
-      <w:r>
-        <w:rPr>
-          <w:sz w:val="24"/>
-          <w:szCs w:val="24"/>
-        </w:rPr>
-        <w:t xml:space="preserve">  U</w:t>
-      </w:r>
-      <w:proofErr w:type="gramEnd"/>
+        <w:t>– U</w:t>
+      </w:r>
       <w:r>
         <w:rPr>
           <w:sz w:val="24"/>
@@ -1616,6 +1598,19 @@
       <w:r>
         <w:t>3.1 Router Dataset</w:t>
       </w:r>
+    </w:p>
+    <w:p>
+      <w:pPr>
+        <w:spacing w:after="60"/>
+      </w:pPr>
+      <w:r>
+        <w:t>The table below summarizes all routers in the network, including their labels, layers, and roles within the system.</w:t>
+      </w:r>
+    </w:p>
+    <w:p>
+      <w:pPr>
+        <w:spacing w:after="60"/>
+      </w:pPr>
     </w:p>
     <w:tbl>
       <w:tblPr>
@@ -1881,7 +1876,7 @@
                 <w:sz w:val="20"/>
                 <w:szCs w:val="20"/>
               </w:rPr>
-              <w:t>Internet backbone hub, connects all distribution</w:t>
+              <w:t>Internet backbone hub, connects to all distribution routers</w:t>
             </w:r>
           </w:p>
         </w:tc>
@@ -3621,6 +3616,13 @@
               <w:t>AccessB</w:t>
             </w:r>
             <w:proofErr w:type="spellEnd"/>
+            <w:r>
+              <w:rPr>
+                <w:sz w:val="20"/>
+                <w:szCs w:val="20"/>
+              </w:rPr>
+              <w:t xml:space="preserve"> subnets</w:t>
+            </w:r>
           </w:p>
         </w:tc>
       </w:tr>
@@ -3878,7 +3880,7 @@
                 <w:sz w:val="20"/>
                 <w:szCs w:val="20"/>
               </w:rPr>
-              <w:t>End-user subnet A</w:t>
+              <w:t>End-user subnet (A)</w:t>
             </w:r>
           </w:p>
         </w:tc>
@@ -3996,7 +3998,21 @@
                 <w:sz w:val="20"/>
                 <w:szCs w:val="20"/>
               </w:rPr>
-              <w:t>End-user subnet B</w:t>
+              <w:t>End-user subnet (</w:t>
+            </w:r>
+            <w:r>
+              <w:rPr>
+                <w:sz w:val="20"/>
+                <w:szCs w:val="20"/>
+              </w:rPr>
+              <w:t>B</w:t>
+            </w:r>
+            <w:r>
+              <w:rPr>
+                <w:sz w:val="20"/>
+                <w:szCs w:val="20"/>
+              </w:rPr>
+              <w:t>)</w:t>
             </w:r>
           </w:p>
         </w:tc>
@@ -4114,7 +4130,21 @@
                 <w:sz w:val="20"/>
                 <w:szCs w:val="20"/>
               </w:rPr>
-              <w:t>End-user subnet C</w:t>
+              <w:t>End-user subnet (</w:t>
+            </w:r>
+            <w:r>
+              <w:rPr>
+                <w:sz w:val="20"/>
+                <w:szCs w:val="20"/>
+              </w:rPr>
+              <w:t>C</w:t>
+            </w:r>
+            <w:r>
+              <w:rPr>
+                <w:sz w:val="20"/>
+                <w:szCs w:val="20"/>
+              </w:rPr>
+              <w:t>)</w:t>
             </w:r>
           </w:p>
         </w:tc>
@@ -4126,6 +4156,9 @@
             <w:bottom w:w="0" w:type="dxa"/>
           </w:tblCellMar>
         </w:tblPrEx>
+        <w:trPr>
+          <w:trHeight w:val="19"/>
+        </w:trPr>
         <w:tc>
           <w:tcPr>
             <w:tcW w:w="936" w:type="dxa"/>
@@ -4232,7 +4265,21 @@
                 <w:sz w:val="20"/>
                 <w:szCs w:val="20"/>
               </w:rPr>
-              <w:t>End-user subnet D</w:t>
+              <w:t>End-user subnet (</w:t>
+            </w:r>
+            <w:r>
+              <w:rPr>
+                <w:sz w:val="20"/>
+                <w:szCs w:val="20"/>
+              </w:rPr>
+              <w:t>D</w:t>
+            </w:r>
+            <w:r>
+              <w:rPr>
+                <w:sz w:val="20"/>
+                <w:szCs w:val="20"/>
+              </w:rPr>
+              <w:t>)</w:t>
             </w:r>
           </w:p>
         </w:tc>
@@ -4248,7 +4295,7 @@
         <w:pStyle w:val="Heading2"/>
       </w:pPr>
       <w:r>
-        <w:t>3.2 Key Edge Connections (sample)</w:t>
+        <w:t>3.2 Key Edge Connections</w:t>
       </w:r>
     </w:p>
     <w:p>
@@ -4263,6 +4310,7 @@
           <w:sz w:val="20"/>
           <w:szCs w:val="20"/>
         </w:rPr>
+        <w:lastRenderedPageBreak/>
         <w:t xml:space="preserve">  [IMAGE PLACEHOLDER]  </w:t>
       </w:r>
     </w:p>
@@ -4270,6 +4318,11 @@
       <w:pPr>
         <w:spacing w:after="60"/>
         <w:jc w:val="center"/>
+        <w:rPr>
+          <w:b/>
+          <w:sz w:val="20"/>
+          <w:szCs w:val="20"/>
+        </w:rPr>
       </w:pPr>
       <w:r>
         <w:rPr>
@@ -4279,6 +4332,22 @@
         </w:rPr>
         <w:t>Screenshot: SECTION 1: Graph Adjacency List</w:t>
       </w:r>
+      <w:r>
+        <w:rPr>
+          <w:b/>
+          <w:sz w:val="20"/>
+          <w:szCs w:val="20"/>
+        </w:rPr>
+        <w:t xml:space="preserve"> </w:t>
+      </w:r>
+      <w:r>
+        <w:rPr>
+          <w:b/>
+          <w:sz w:val="20"/>
+          <w:szCs w:val="20"/>
+        </w:rPr>
+        <w:t>(20 routers, 33 directed edges)</w:t>
+      </w:r>
     </w:p>
     <w:p>
       <w:pPr>
@@ -4286,18 +4355,76 @@
         <w:jc w:val="center"/>
       </w:pPr>
       <w:r>
+        <w:drawing>
+          <wp:inline distT="0" distB="0" distL="0" distR="0" wp14:anchorId="2850D92D" wp14:editId="1D66A3C0">
+            <wp:extent cx="3359888" cy="5388651"/>
+            <wp:effectExtent l="0" t="0" r="0" b="2540"/>
+            <wp:docPr id="2073401686" name="Picture 1"/>
+            <wp:cNvGraphicFramePr>
+              <a:graphicFrameLocks xmlns:a="http://schemas.openxmlformats.org/drawingml/2006/main" noChangeAspect="1"/>
+            </wp:cNvGraphicFramePr>
+            <a:graphic xmlns:a="http://schemas.openxmlformats.org/drawingml/2006/main">
+              <a:graphicData uri="http://schemas.openxmlformats.org/drawingml/2006/picture">
+                <pic:pic xmlns:pic="http://schemas.openxmlformats.org/drawingml/2006/picture">
+                  <pic:nvPicPr>
+                    <pic:cNvPr id="2073401686" name=""/>
+                    <pic:cNvPicPr/>
+                  </pic:nvPicPr>
+                  <pic:blipFill>
+                    <a:blip r:embed="rId8"/>
+                    <a:stretch>
+                      <a:fillRect/>
+                    </a:stretch>
+                  </pic:blipFill>
+                  <pic:spPr>
+                    <a:xfrm>
+                      <a:off x="0" y="0"/>
+                      <a:ext cx="3363614" cy="5394627"/>
+                    </a:xfrm>
+                    <a:prstGeom prst="rect">
+                      <a:avLst/>
+                    </a:prstGeom>
+                  </pic:spPr>
+                </pic:pic>
+              </a:graphicData>
+            </a:graphic>
+          </wp:inline>
+        </w:drawing>
+      </w:r>
+    </w:p>
+    <w:p>
+      <w:pPr>
+        <w:spacing w:after="60"/>
+        <w:jc w:val="center"/>
         <w:rPr>
           <w:i/>
           <w:color w:val="595959"/>
           <w:sz w:val="18"/>
           <w:szCs w:val="18"/>
         </w:rPr>
-        <w:t>Source: results/experimental_results.md or terminal output</w:t>
-      </w:r>
-    </w:p>
-    <w:p>
-      <w:pPr>
-        <w:spacing w:after="120"/>
+      </w:pPr>
+      <w:r>
+        <w:rPr>
+          <w:i/>
+          <w:color w:val="595959"/>
+          <w:sz w:val="18"/>
+          <w:szCs w:val="18"/>
+        </w:rPr>
+        <w:t xml:space="preserve">Source: </w:t>
+      </w:r>
+      <w:r>
+        <w:rPr>
+          <w:i/>
+          <w:color w:val="595959"/>
+          <w:sz w:val="18"/>
+          <w:szCs w:val="18"/>
+        </w:rPr>
+        <w:t>Source: Terminal output after running main.cpp</w:t>
+      </w:r>
+    </w:p>
+    <w:p>
+      <w:pPr>
+        <w:spacing w:after="60"/>
         <w:jc w:val="center"/>
         <w:rPr>
           <w:color w:val="595959"/>
@@ -4305,51 +4432,6 @@
           <w:szCs w:val="18"/>
         </w:rPr>
       </w:pPr>
-      <w:r>
-        <w:rPr>
-          <w:color w:val="595959"/>
-          <w:sz w:val="18"/>
-          <w:szCs w:val="18"/>
-        </w:rPr>
-        <w:lastRenderedPageBreak/>
-        <w:t>Run: make &amp;</w:t>
-      </w:r>
-      <w:proofErr w:type="gramStart"/>
-      <w:r>
-        <w:rPr>
-          <w:color w:val="595959"/>
-          <w:sz w:val="18"/>
-          <w:szCs w:val="18"/>
-        </w:rPr>
-        <w:t>&amp; .</w:t>
-      </w:r>
-      <w:proofErr w:type="gramEnd"/>
-      <w:r>
-        <w:rPr>
-          <w:color w:val="595959"/>
-          <w:sz w:val="18"/>
-          <w:szCs w:val="18"/>
-        </w:rPr>
-        <w:t>/</w:t>
-      </w:r>
-      <w:proofErr w:type="spellStart"/>
-      <w:r>
-        <w:rPr>
-          <w:color w:val="595959"/>
-          <w:sz w:val="18"/>
-          <w:szCs w:val="18"/>
-        </w:rPr>
-        <w:t>program_name</w:t>
-      </w:r>
-      <w:proofErr w:type="spellEnd"/>
-      <w:r>
-        <w:rPr>
-          <w:color w:val="595959"/>
-          <w:sz w:val="18"/>
-          <w:szCs w:val="18"/>
-        </w:rPr>
-        <w:t xml:space="preserve"> — then screenshot SECTION 1: Graph Adjacency List</w:t>
-      </w:r>
     </w:p>
     <w:p>
       <w:pPr>
@@ -4712,7 +4794,14 @@
                 <w:sz w:val="20"/>
                 <w:szCs w:val="20"/>
               </w:rPr>
-              <w:t>R2</w:t>
+              <w:t>R</w:t>
+            </w:r>
+            <w:r>
+              <w:rPr>
+                <w:sz w:val="20"/>
+                <w:szCs w:val="20"/>
+              </w:rPr>
+              <w:t>2</w:t>
             </w:r>
           </w:p>
         </w:tc>
@@ -4766,7 +4855,14 @@
                 <w:sz w:val="20"/>
                 <w:szCs w:val="20"/>
               </w:rPr>
-              <w:t>Core → Distribution</w:t>
+              <w:t xml:space="preserve">Core → </w:t>
+            </w:r>
+            <w:r>
+              <w:rPr>
+                <w:sz w:val="20"/>
+                <w:szCs w:val="20"/>
+              </w:rPr>
+              <w:t>Edge</w:t>
             </w:r>
           </w:p>
         </w:tc>
@@ -4801,7 +4897,14 @@
                 <w:sz w:val="20"/>
                 <w:szCs w:val="20"/>
               </w:rPr>
-              <w:t>R2</w:t>
+              <w:t>R</w:t>
+            </w:r>
+            <w:r>
+              <w:rPr>
+                <w:sz w:val="20"/>
+                <w:szCs w:val="20"/>
+              </w:rPr>
+              <w:t>0</w:t>
             </w:r>
           </w:p>
         </w:tc>
@@ -4828,7 +4931,14 @@
                 <w:sz w:val="20"/>
                 <w:szCs w:val="20"/>
               </w:rPr>
-              <w:t>R5</w:t>
+              <w:t>R</w:t>
+            </w:r>
+            <w:r>
+              <w:rPr>
+                <w:sz w:val="20"/>
+                <w:szCs w:val="20"/>
+              </w:rPr>
+              <w:t>3</w:t>
             </w:r>
           </w:p>
         </w:tc>
@@ -4882,7 +4992,14 @@
                 <w:sz w:val="20"/>
                 <w:szCs w:val="20"/>
               </w:rPr>
-              <w:t>Distribution → Edge</w:t>
+              <w:t xml:space="preserve">Core → </w:t>
+            </w:r>
+            <w:r>
+              <w:rPr>
+                <w:sz w:val="20"/>
+                <w:szCs w:val="20"/>
+              </w:rPr>
+              <w:t>Edge</w:t>
             </w:r>
           </w:p>
         </w:tc>
@@ -4917,7 +5034,14 @@
                 <w:sz w:val="20"/>
                 <w:szCs w:val="20"/>
               </w:rPr>
-              <w:t>R5</w:t>
+              <w:t>R</w:t>
+            </w:r>
+            <w:r>
+              <w:rPr>
+                <w:sz w:val="20"/>
+                <w:szCs w:val="20"/>
+              </w:rPr>
+              <w:t>1</w:t>
             </w:r>
           </w:p>
         </w:tc>
@@ -4944,7 +5068,14 @@
                 <w:sz w:val="20"/>
                 <w:szCs w:val="20"/>
               </w:rPr>
-              <w:t>R10</w:t>
+              <w:t>R</w:t>
+            </w:r>
+            <w:r>
+              <w:rPr>
+                <w:sz w:val="20"/>
+                <w:szCs w:val="20"/>
+              </w:rPr>
+              <w:t>4</w:t>
             </w:r>
           </w:p>
         </w:tc>
@@ -4998,7 +5129,14 @@
                 <w:sz w:val="20"/>
                 <w:szCs w:val="20"/>
               </w:rPr>
-              <w:t>Edge → ISP</w:t>
+              <w:t xml:space="preserve">Edge → </w:t>
+            </w:r>
+            <w:r>
+              <w:rPr>
+                <w:sz w:val="20"/>
+                <w:szCs w:val="20"/>
+              </w:rPr>
+              <w:t>Distribution</w:t>
             </w:r>
           </w:p>
         </w:tc>
@@ -5033,7 +5171,7 @@
                 <w:sz w:val="20"/>
                 <w:szCs w:val="20"/>
               </w:rPr>
-              <w:t>R10</w:t>
+              <w:t>R1</w:t>
             </w:r>
           </w:p>
         </w:tc>
@@ -5060,7 +5198,14 @@
                 <w:sz w:val="20"/>
                 <w:szCs w:val="20"/>
               </w:rPr>
-              <w:t>R14</w:t>
+              <w:t>R</w:t>
+            </w:r>
+            <w:r>
+              <w:rPr>
+                <w:sz w:val="20"/>
+                <w:szCs w:val="20"/>
+              </w:rPr>
+              <w:t>5</w:t>
             </w:r>
           </w:p>
         </w:tc>
@@ -5114,7 +5259,7 @@
                 <w:sz w:val="20"/>
                 <w:szCs w:val="20"/>
               </w:rPr>
-              <w:t>ISP → Firewall</w:t>
+              <w:t>Edge → Distribution</w:t>
             </w:r>
           </w:p>
         </w:tc>
@@ -5149,7 +5294,14 @@
                 <w:sz w:val="20"/>
                 <w:szCs w:val="20"/>
               </w:rPr>
-              <w:t>R14</w:t>
+              <w:t>R</w:t>
+            </w:r>
+            <w:r>
+              <w:rPr>
+                <w:sz w:val="20"/>
+                <w:szCs w:val="20"/>
+              </w:rPr>
+              <w:t>2</w:t>
             </w:r>
           </w:p>
         </w:tc>
@@ -5176,7 +5328,14 @@
                 <w:sz w:val="20"/>
                 <w:szCs w:val="20"/>
               </w:rPr>
-              <w:t>R16</w:t>
+              <w:t>R</w:t>
+            </w:r>
+            <w:r>
+              <w:rPr>
+                <w:sz w:val="20"/>
+                <w:szCs w:val="20"/>
+              </w:rPr>
+              <w:t>4</w:t>
             </w:r>
           </w:p>
         </w:tc>
@@ -5199,11 +5358,7 @@
           </w:tcPr>
           <w:p>
             <w:r>
-              <w:rPr>
-                <w:sz w:val="20"/>
-                <w:szCs w:val="20"/>
-              </w:rPr>
-              <w:t>4</w:t>
+              <w:t>8</w:t>
             </w:r>
           </w:p>
         </w:tc>
@@ -5230,7 +5385,7 @@
                 <w:sz w:val="20"/>
                 <w:szCs w:val="20"/>
               </w:rPr>
-              <w:t>Firewall → Access</w:t>
+              <w:t>Edge → Distribution</w:t>
             </w:r>
           </w:p>
         </w:tc>
@@ -5265,6 +5420,125 @@
                 <w:sz w:val="20"/>
                 <w:szCs w:val="20"/>
               </w:rPr>
+              <w:lastRenderedPageBreak/>
+              <w:t>R2</w:t>
+            </w:r>
+          </w:p>
+        </w:tc>
+        <w:tc>
+          <w:tcPr>
+            <w:tcW w:w="2340" w:type="dxa"/>
+            <w:tcBorders>
+              <w:top w:val="single" w:sz="1" w:space="0" w:color="CCCCCC"/>
+              <w:left w:val="single" w:sz="1" w:space="0" w:color="CCCCCC"/>
+              <w:bottom w:val="single" w:sz="1" w:space="0" w:color="CCCCCC"/>
+              <w:right w:val="single" w:sz="1" w:space="0" w:color="CCCCCC"/>
+            </w:tcBorders>
+            <w:shd w:val="clear" w:color="auto" w:fill="FFFFFF"/>
+            <w:tcMar>
+              <w:top w:w="80" w:type="dxa"/>
+              <w:left w:w="120" w:type="dxa"/>
+              <w:bottom w:w="80" w:type="dxa"/>
+              <w:right w:w="120" w:type="dxa"/>
+            </w:tcMar>
+          </w:tcPr>
+          <w:p>
+            <w:r>
+              <w:rPr>
+                <w:sz w:val="20"/>
+                <w:szCs w:val="20"/>
+              </w:rPr>
+              <w:t>R6</w:t>
+            </w:r>
+          </w:p>
+        </w:tc>
+        <w:tc>
+          <w:tcPr>
+            <w:tcW w:w="2340" w:type="dxa"/>
+            <w:tcBorders>
+              <w:top w:val="single" w:sz="1" w:space="0" w:color="CCCCCC"/>
+              <w:left w:val="single" w:sz="1" w:space="0" w:color="CCCCCC"/>
+              <w:bottom w:val="single" w:sz="1" w:space="0" w:color="CCCCCC"/>
+              <w:right w:val="single" w:sz="1" w:space="0" w:color="CCCCCC"/>
+            </w:tcBorders>
+            <w:shd w:val="clear" w:color="auto" w:fill="FFFFFF"/>
+            <w:tcMar>
+              <w:top w:w="80" w:type="dxa"/>
+              <w:left w:w="120" w:type="dxa"/>
+              <w:bottom w:w="80" w:type="dxa"/>
+              <w:right w:w="120" w:type="dxa"/>
+            </w:tcMar>
+          </w:tcPr>
+          <w:p>
+            <w:r>
+              <w:t>14</w:t>
+            </w:r>
+          </w:p>
+        </w:tc>
+        <w:tc>
+          <w:tcPr>
+            <w:tcW w:w="2340" w:type="dxa"/>
+            <w:tcBorders>
+              <w:top w:val="single" w:sz="1" w:space="0" w:color="CCCCCC"/>
+              <w:left w:val="single" w:sz="1" w:space="0" w:color="CCCCCC"/>
+              <w:bottom w:val="single" w:sz="1" w:space="0" w:color="CCCCCC"/>
+              <w:right w:val="single" w:sz="1" w:space="0" w:color="CCCCCC"/>
+            </w:tcBorders>
+            <w:shd w:val="clear" w:color="auto" w:fill="FFFFFF"/>
+            <w:tcMar>
+              <w:top w:w="80" w:type="dxa"/>
+              <w:left w:w="120" w:type="dxa"/>
+              <w:bottom w:w="80" w:type="dxa"/>
+              <w:right w:w="120" w:type="dxa"/>
+            </w:tcMar>
+          </w:tcPr>
+          <w:p>
+            <w:r>
+              <w:rPr>
+                <w:sz w:val="20"/>
+                <w:szCs w:val="20"/>
+              </w:rPr>
+              <w:t>Edge → Distribution</w:t>
+            </w:r>
+          </w:p>
+        </w:tc>
+      </w:tr>
+      <w:tr>
+        <w:tblPrEx>
+          <w:tblCellMar>
+            <w:top w:w="0" w:type="dxa"/>
+            <w:bottom w:w="0" w:type="dxa"/>
+          </w:tblCellMar>
+        </w:tblPrEx>
+        <w:tc>
+          <w:tcPr>
+            <w:tcW w:w="2340" w:type="dxa"/>
+            <w:tcBorders>
+              <w:top w:val="single" w:sz="1" w:space="0" w:color="CCCCCC"/>
+              <w:left w:val="single" w:sz="1" w:space="0" w:color="CCCCCC"/>
+              <w:bottom w:val="single" w:sz="1" w:space="0" w:color="CCCCCC"/>
+              <w:right w:val="single" w:sz="1" w:space="0" w:color="CCCCCC"/>
+            </w:tcBorders>
+            <w:shd w:val="clear" w:color="auto" w:fill="FFFFFF"/>
+            <w:tcMar>
+              <w:top w:w="80" w:type="dxa"/>
+              <w:left w:w="120" w:type="dxa"/>
+              <w:bottom w:w="80" w:type="dxa"/>
+              <w:right w:w="120" w:type="dxa"/>
+            </w:tcMar>
+          </w:tcPr>
+          <w:p>
+            <w:pPr>
+              <w:rPr>
+                <w:sz w:val="20"/>
+                <w:szCs w:val="20"/>
+              </w:rPr>
+            </w:pPr>
+            <w:r>
+              <w:rPr>
+                <w:sz w:val="20"/>
+                <w:szCs w:val="20"/>
+              </w:rPr>
               <w:t>R3</w:t>
             </w:r>
           </w:p>
@@ -5287,12 +5561,18 @@
             </w:tcMar>
           </w:tcPr>
           <w:p>
-            <w:r>
-              <w:rPr>
-                <w:sz w:val="20"/>
-                <w:szCs w:val="20"/>
-              </w:rPr>
-              <w:t>R4</w:t>
+            <w:pPr>
+              <w:rPr>
+                <w:sz w:val="20"/>
+                <w:szCs w:val="20"/>
+              </w:rPr>
+            </w:pPr>
+            <w:r>
+              <w:rPr>
+                <w:sz w:val="20"/>
+                <w:szCs w:val="20"/>
+              </w:rPr>
+              <w:t>R7</w:t>
             </w:r>
           </w:p>
         </w:tc>
@@ -5315,6 +5595,83 @@
           </w:tcPr>
           <w:p>
             <w:r>
+              <w:t>9</w:t>
+            </w:r>
+          </w:p>
+        </w:tc>
+        <w:tc>
+          <w:tcPr>
+            <w:tcW w:w="2340" w:type="dxa"/>
+            <w:tcBorders>
+              <w:top w:val="single" w:sz="1" w:space="0" w:color="CCCCCC"/>
+              <w:left w:val="single" w:sz="1" w:space="0" w:color="CCCCCC"/>
+              <w:bottom w:val="single" w:sz="1" w:space="0" w:color="CCCCCC"/>
+              <w:right w:val="single" w:sz="1" w:space="0" w:color="CCCCCC"/>
+            </w:tcBorders>
+            <w:shd w:val="clear" w:color="auto" w:fill="FFFFFF"/>
+            <w:tcMar>
+              <w:top w:w="80" w:type="dxa"/>
+              <w:left w:w="120" w:type="dxa"/>
+              <w:bottom w:w="80" w:type="dxa"/>
+              <w:right w:w="120" w:type="dxa"/>
+            </w:tcMar>
+          </w:tcPr>
+          <w:p>
+            <w:pPr>
+              <w:rPr>
+                <w:sz w:val="20"/>
+                <w:szCs w:val="20"/>
+              </w:rPr>
+            </w:pPr>
+            <w:r>
+              <w:rPr>
+                <w:sz w:val="20"/>
+                <w:szCs w:val="20"/>
+              </w:rPr>
+              <w:t>Edge → Distribution</w:t>
+            </w:r>
+          </w:p>
+        </w:tc>
+      </w:tr>
+      <w:tr>
+        <w:tblPrEx>
+          <w:tblCellMar>
+            <w:top w:w="0" w:type="dxa"/>
+            <w:bottom w:w="0" w:type="dxa"/>
+          </w:tblCellMar>
+        </w:tblPrEx>
+        <w:tc>
+          <w:tcPr>
+            <w:tcW w:w="2340" w:type="dxa"/>
+            <w:tcBorders>
+              <w:top w:val="single" w:sz="1" w:space="0" w:color="CCCCCC"/>
+              <w:left w:val="single" w:sz="1" w:space="0" w:color="CCCCCC"/>
+              <w:bottom w:val="single" w:sz="1" w:space="0" w:color="CCCCCC"/>
+              <w:right w:val="single" w:sz="1" w:space="0" w:color="CCCCCC"/>
+            </w:tcBorders>
+            <w:shd w:val="clear" w:color="auto" w:fill="FFFFFF"/>
+            <w:tcMar>
+              <w:top w:w="80" w:type="dxa"/>
+              <w:left w:w="120" w:type="dxa"/>
+              <w:bottom w:w="80" w:type="dxa"/>
+              <w:right w:w="120" w:type="dxa"/>
+            </w:tcMar>
+          </w:tcPr>
+          <w:p>
+            <w:pPr>
+              <w:rPr>
+                <w:sz w:val="20"/>
+                <w:szCs w:val="20"/>
+              </w:rPr>
+            </w:pPr>
+            <w:r>
+              <w:rPr>
+                <w:sz w:val="20"/>
+                <w:szCs w:val="20"/>
+              </w:rPr>
+              <w:t>R</w:t>
+            </w:r>
+            <w:r>
               <w:rPr>
                 <w:sz w:val="20"/>
                 <w:szCs w:val="20"/>
@@ -5341,12 +5698,1177 @@
             </w:tcMar>
           </w:tcPr>
           <w:p>
-            <w:r>
-              <w:rPr>
-                <w:sz w:val="20"/>
-                <w:szCs w:val="20"/>
-              </w:rPr>
-              <w:t>Cross-link peering</w:t>
+            <w:pPr>
+              <w:rPr>
+                <w:sz w:val="20"/>
+                <w:szCs w:val="20"/>
+              </w:rPr>
+            </w:pPr>
+            <w:r>
+              <w:rPr>
+                <w:sz w:val="20"/>
+                <w:szCs w:val="20"/>
+              </w:rPr>
+              <w:t>R</w:t>
+            </w:r>
+            <w:r>
+              <w:rPr>
+                <w:sz w:val="20"/>
+                <w:szCs w:val="20"/>
+              </w:rPr>
+              <w:t>9</w:t>
+            </w:r>
+          </w:p>
+        </w:tc>
+        <w:tc>
+          <w:tcPr>
+            <w:tcW w:w="2340" w:type="dxa"/>
+            <w:tcBorders>
+              <w:top w:val="single" w:sz="1" w:space="0" w:color="CCCCCC"/>
+              <w:left w:val="single" w:sz="1" w:space="0" w:color="CCCCCC"/>
+              <w:bottom w:val="single" w:sz="1" w:space="0" w:color="CCCCCC"/>
+              <w:right w:val="single" w:sz="1" w:space="0" w:color="CCCCCC"/>
+            </w:tcBorders>
+            <w:shd w:val="clear" w:color="auto" w:fill="FFFFFF"/>
+            <w:tcMar>
+              <w:top w:w="80" w:type="dxa"/>
+              <w:left w:w="120" w:type="dxa"/>
+              <w:bottom w:w="80" w:type="dxa"/>
+              <w:right w:w="120" w:type="dxa"/>
+            </w:tcMar>
+          </w:tcPr>
+          <w:p>
+            <w:r>
+              <w:t>7</w:t>
+            </w:r>
+          </w:p>
+        </w:tc>
+        <w:tc>
+          <w:tcPr>
+            <w:tcW w:w="2340" w:type="dxa"/>
+            <w:tcBorders>
+              <w:top w:val="single" w:sz="1" w:space="0" w:color="CCCCCC"/>
+              <w:left w:val="single" w:sz="1" w:space="0" w:color="CCCCCC"/>
+              <w:bottom w:val="single" w:sz="1" w:space="0" w:color="CCCCCC"/>
+              <w:right w:val="single" w:sz="1" w:space="0" w:color="CCCCCC"/>
+            </w:tcBorders>
+            <w:shd w:val="clear" w:color="auto" w:fill="FFFFFF"/>
+            <w:tcMar>
+              <w:top w:w="80" w:type="dxa"/>
+              <w:left w:w="120" w:type="dxa"/>
+              <w:bottom w:w="80" w:type="dxa"/>
+              <w:right w:w="120" w:type="dxa"/>
+            </w:tcMar>
+          </w:tcPr>
+          <w:p>
+            <w:pPr>
+              <w:rPr>
+                <w:sz w:val="20"/>
+                <w:szCs w:val="20"/>
+              </w:rPr>
+            </w:pPr>
+            <w:r>
+              <w:rPr>
+                <w:sz w:val="20"/>
+                <w:szCs w:val="20"/>
+              </w:rPr>
+              <w:t>Distribution</w:t>
+            </w:r>
+            <w:r>
+              <w:rPr>
+                <w:sz w:val="20"/>
+                <w:szCs w:val="20"/>
+              </w:rPr>
+              <w:t xml:space="preserve"> → </w:t>
+            </w:r>
+            <w:r>
+              <w:rPr>
+                <w:sz w:val="20"/>
+                <w:szCs w:val="20"/>
+              </w:rPr>
+              <w:t>Access</w:t>
+            </w:r>
+          </w:p>
+        </w:tc>
+      </w:tr>
+      <w:tr>
+        <w:tblPrEx>
+          <w:tblCellMar>
+            <w:top w:w="0" w:type="dxa"/>
+            <w:bottom w:w="0" w:type="dxa"/>
+          </w:tblCellMar>
+        </w:tblPrEx>
+        <w:tc>
+          <w:tcPr>
+            <w:tcW w:w="2340" w:type="dxa"/>
+            <w:tcBorders>
+              <w:top w:val="single" w:sz="1" w:space="0" w:color="CCCCCC"/>
+              <w:left w:val="single" w:sz="1" w:space="0" w:color="CCCCCC"/>
+              <w:bottom w:val="single" w:sz="1" w:space="0" w:color="CCCCCC"/>
+              <w:right w:val="single" w:sz="1" w:space="0" w:color="CCCCCC"/>
+            </w:tcBorders>
+            <w:shd w:val="clear" w:color="auto" w:fill="FFFFFF"/>
+            <w:tcMar>
+              <w:top w:w="80" w:type="dxa"/>
+              <w:left w:w="120" w:type="dxa"/>
+              <w:bottom w:w="80" w:type="dxa"/>
+              <w:right w:w="120" w:type="dxa"/>
+            </w:tcMar>
+          </w:tcPr>
+          <w:p>
+            <w:pPr>
+              <w:rPr>
+                <w:sz w:val="20"/>
+                <w:szCs w:val="20"/>
+              </w:rPr>
+            </w:pPr>
+            <w:r>
+              <w:rPr>
+                <w:sz w:val="20"/>
+                <w:szCs w:val="20"/>
+              </w:rPr>
+              <w:t>R9</w:t>
+            </w:r>
+          </w:p>
+        </w:tc>
+        <w:tc>
+          <w:tcPr>
+            <w:tcW w:w="2340" w:type="dxa"/>
+            <w:tcBorders>
+              <w:top w:val="single" w:sz="1" w:space="0" w:color="CCCCCC"/>
+              <w:left w:val="single" w:sz="1" w:space="0" w:color="CCCCCC"/>
+              <w:bottom w:val="single" w:sz="1" w:space="0" w:color="CCCCCC"/>
+              <w:right w:val="single" w:sz="1" w:space="0" w:color="CCCCCC"/>
+            </w:tcBorders>
+            <w:shd w:val="clear" w:color="auto" w:fill="FFFFFF"/>
+            <w:tcMar>
+              <w:top w:w="80" w:type="dxa"/>
+              <w:left w:w="120" w:type="dxa"/>
+              <w:bottom w:w="80" w:type="dxa"/>
+              <w:right w:w="120" w:type="dxa"/>
+            </w:tcMar>
+          </w:tcPr>
+          <w:p>
+            <w:pPr>
+              <w:rPr>
+                <w:sz w:val="20"/>
+                <w:szCs w:val="20"/>
+              </w:rPr>
+            </w:pPr>
+            <w:r>
+              <w:rPr>
+                <w:sz w:val="20"/>
+                <w:szCs w:val="20"/>
+              </w:rPr>
+              <w:t>R15</w:t>
+            </w:r>
+          </w:p>
+        </w:tc>
+        <w:tc>
+          <w:tcPr>
+            <w:tcW w:w="2340" w:type="dxa"/>
+            <w:tcBorders>
+              <w:top w:val="single" w:sz="1" w:space="0" w:color="CCCCCC"/>
+              <w:left w:val="single" w:sz="1" w:space="0" w:color="CCCCCC"/>
+              <w:bottom w:val="single" w:sz="1" w:space="0" w:color="CCCCCC"/>
+              <w:right w:val="single" w:sz="1" w:space="0" w:color="CCCCCC"/>
+            </w:tcBorders>
+            <w:shd w:val="clear" w:color="auto" w:fill="FFFFFF"/>
+            <w:tcMar>
+              <w:top w:w="80" w:type="dxa"/>
+              <w:left w:w="120" w:type="dxa"/>
+              <w:bottom w:w="80" w:type="dxa"/>
+              <w:right w:w="120" w:type="dxa"/>
+            </w:tcMar>
+          </w:tcPr>
+          <w:p>
+            <w:r>
+              <w:t>11</w:t>
+            </w:r>
+          </w:p>
+        </w:tc>
+        <w:tc>
+          <w:tcPr>
+            <w:tcW w:w="2340" w:type="dxa"/>
+            <w:tcBorders>
+              <w:top w:val="single" w:sz="1" w:space="0" w:color="CCCCCC"/>
+              <w:left w:val="single" w:sz="1" w:space="0" w:color="CCCCCC"/>
+              <w:bottom w:val="single" w:sz="1" w:space="0" w:color="CCCCCC"/>
+              <w:right w:val="single" w:sz="1" w:space="0" w:color="CCCCCC"/>
+            </w:tcBorders>
+            <w:shd w:val="clear" w:color="auto" w:fill="FFFFFF"/>
+            <w:tcMar>
+              <w:top w:w="80" w:type="dxa"/>
+              <w:left w:w="120" w:type="dxa"/>
+              <w:bottom w:w="80" w:type="dxa"/>
+              <w:right w:w="120" w:type="dxa"/>
+            </w:tcMar>
+          </w:tcPr>
+          <w:p>
+            <w:pPr>
+              <w:rPr>
+                <w:sz w:val="20"/>
+                <w:szCs w:val="20"/>
+              </w:rPr>
+            </w:pPr>
+            <w:r>
+              <w:rPr>
+                <w:sz w:val="20"/>
+                <w:szCs w:val="20"/>
+              </w:rPr>
+              <w:t>Access</w:t>
+            </w:r>
+            <w:r>
+              <w:rPr>
+                <w:sz w:val="20"/>
+                <w:szCs w:val="20"/>
+              </w:rPr>
+              <w:t xml:space="preserve"> → </w:t>
+            </w:r>
+            <w:r>
+              <w:rPr>
+                <w:sz w:val="20"/>
+                <w:szCs w:val="20"/>
+              </w:rPr>
+              <w:t>Gateway</w:t>
+            </w:r>
+          </w:p>
+        </w:tc>
+      </w:tr>
+      <w:tr>
+        <w:tblPrEx>
+          <w:tblCellMar>
+            <w:top w:w="0" w:type="dxa"/>
+            <w:bottom w:w="0" w:type="dxa"/>
+          </w:tblCellMar>
+        </w:tblPrEx>
+        <w:tc>
+          <w:tcPr>
+            <w:tcW w:w="2340" w:type="dxa"/>
+            <w:tcBorders>
+              <w:top w:val="single" w:sz="1" w:space="0" w:color="CCCCCC"/>
+              <w:left w:val="single" w:sz="1" w:space="0" w:color="CCCCCC"/>
+              <w:bottom w:val="single" w:sz="1" w:space="0" w:color="CCCCCC"/>
+              <w:right w:val="single" w:sz="1" w:space="0" w:color="CCCCCC"/>
+            </w:tcBorders>
+            <w:shd w:val="clear" w:color="auto" w:fill="FFFFFF"/>
+            <w:tcMar>
+              <w:top w:w="80" w:type="dxa"/>
+              <w:left w:w="120" w:type="dxa"/>
+              <w:bottom w:w="80" w:type="dxa"/>
+              <w:right w:w="120" w:type="dxa"/>
+            </w:tcMar>
+          </w:tcPr>
+          <w:p>
+            <w:pPr>
+              <w:rPr>
+                <w:sz w:val="20"/>
+                <w:szCs w:val="20"/>
+              </w:rPr>
+            </w:pPr>
+            <w:r>
+              <w:rPr>
+                <w:sz w:val="20"/>
+                <w:szCs w:val="20"/>
+              </w:rPr>
+              <w:t>R</w:t>
+            </w:r>
+            <w:r>
+              <w:rPr>
+                <w:sz w:val="20"/>
+                <w:szCs w:val="20"/>
+              </w:rPr>
+              <w:t>7</w:t>
+            </w:r>
+          </w:p>
+        </w:tc>
+        <w:tc>
+          <w:tcPr>
+            <w:tcW w:w="2340" w:type="dxa"/>
+            <w:tcBorders>
+              <w:top w:val="single" w:sz="1" w:space="0" w:color="CCCCCC"/>
+              <w:left w:val="single" w:sz="1" w:space="0" w:color="CCCCCC"/>
+              <w:bottom w:val="single" w:sz="1" w:space="0" w:color="CCCCCC"/>
+              <w:right w:val="single" w:sz="1" w:space="0" w:color="CCCCCC"/>
+            </w:tcBorders>
+            <w:shd w:val="clear" w:color="auto" w:fill="FFFFFF"/>
+            <w:tcMar>
+              <w:top w:w="80" w:type="dxa"/>
+              <w:left w:w="120" w:type="dxa"/>
+              <w:bottom w:w="80" w:type="dxa"/>
+              <w:right w:w="120" w:type="dxa"/>
+            </w:tcMar>
+          </w:tcPr>
+          <w:p>
+            <w:pPr>
+              <w:rPr>
+                <w:sz w:val="20"/>
+                <w:szCs w:val="20"/>
+              </w:rPr>
+            </w:pPr>
+            <w:r>
+              <w:rPr>
+                <w:sz w:val="20"/>
+                <w:szCs w:val="20"/>
+              </w:rPr>
+              <w:t>R1</w:t>
+            </w:r>
+            <w:r>
+              <w:rPr>
+                <w:sz w:val="20"/>
+                <w:szCs w:val="20"/>
+              </w:rPr>
+              <w:t>1</w:t>
+            </w:r>
+          </w:p>
+        </w:tc>
+        <w:tc>
+          <w:tcPr>
+            <w:tcW w:w="2340" w:type="dxa"/>
+            <w:tcBorders>
+              <w:top w:val="single" w:sz="1" w:space="0" w:color="CCCCCC"/>
+              <w:left w:val="single" w:sz="1" w:space="0" w:color="CCCCCC"/>
+              <w:bottom w:val="single" w:sz="1" w:space="0" w:color="CCCCCC"/>
+              <w:right w:val="single" w:sz="1" w:space="0" w:color="CCCCCC"/>
+            </w:tcBorders>
+            <w:shd w:val="clear" w:color="auto" w:fill="FFFFFF"/>
+            <w:tcMar>
+              <w:top w:w="80" w:type="dxa"/>
+              <w:left w:w="120" w:type="dxa"/>
+              <w:bottom w:w="80" w:type="dxa"/>
+              <w:right w:w="120" w:type="dxa"/>
+            </w:tcMar>
+          </w:tcPr>
+          <w:p>
+            <w:r>
+              <w:t>5</w:t>
+            </w:r>
+          </w:p>
+        </w:tc>
+        <w:tc>
+          <w:tcPr>
+            <w:tcW w:w="2340" w:type="dxa"/>
+            <w:tcBorders>
+              <w:top w:val="single" w:sz="1" w:space="0" w:color="CCCCCC"/>
+              <w:left w:val="single" w:sz="1" w:space="0" w:color="CCCCCC"/>
+              <w:bottom w:val="single" w:sz="1" w:space="0" w:color="CCCCCC"/>
+              <w:right w:val="single" w:sz="1" w:space="0" w:color="CCCCCC"/>
+            </w:tcBorders>
+            <w:shd w:val="clear" w:color="auto" w:fill="FFFFFF"/>
+            <w:tcMar>
+              <w:top w:w="80" w:type="dxa"/>
+              <w:left w:w="120" w:type="dxa"/>
+              <w:bottom w:w="80" w:type="dxa"/>
+              <w:right w:w="120" w:type="dxa"/>
+            </w:tcMar>
+          </w:tcPr>
+          <w:p>
+            <w:pPr>
+              <w:rPr>
+                <w:sz w:val="20"/>
+                <w:szCs w:val="20"/>
+              </w:rPr>
+            </w:pPr>
+            <w:r>
+              <w:rPr>
+                <w:sz w:val="20"/>
+                <w:szCs w:val="20"/>
+              </w:rPr>
+              <w:t>Distribution → Access</w:t>
+            </w:r>
+          </w:p>
+        </w:tc>
+      </w:tr>
+      <w:tr>
+        <w:tblPrEx>
+          <w:tblCellMar>
+            <w:top w:w="0" w:type="dxa"/>
+            <w:bottom w:w="0" w:type="dxa"/>
+          </w:tblCellMar>
+        </w:tblPrEx>
+        <w:tc>
+          <w:tcPr>
+            <w:tcW w:w="2340" w:type="dxa"/>
+            <w:tcBorders>
+              <w:top w:val="single" w:sz="1" w:space="0" w:color="CCCCCC"/>
+              <w:left w:val="single" w:sz="1" w:space="0" w:color="CCCCCC"/>
+              <w:bottom w:val="single" w:sz="1" w:space="0" w:color="CCCCCC"/>
+              <w:right w:val="single" w:sz="1" w:space="0" w:color="CCCCCC"/>
+            </w:tcBorders>
+            <w:shd w:val="clear" w:color="auto" w:fill="FFFFFF"/>
+            <w:tcMar>
+              <w:top w:w="80" w:type="dxa"/>
+              <w:left w:w="120" w:type="dxa"/>
+              <w:bottom w:w="80" w:type="dxa"/>
+              <w:right w:w="120" w:type="dxa"/>
+            </w:tcMar>
+          </w:tcPr>
+          <w:p>
+            <w:pPr>
+              <w:rPr>
+                <w:sz w:val="20"/>
+                <w:szCs w:val="20"/>
+              </w:rPr>
+            </w:pPr>
+            <w:r>
+              <w:rPr>
+                <w:sz w:val="20"/>
+                <w:szCs w:val="20"/>
+              </w:rPr>
+              <w:t>R15</w:t>
+            </w:r>
+          </w:p>
+        </w:tc>
+        <w:tc>
+          <w:tcPr>
+            <w:tcW w:w="2340" w:type="dxa"/>
+            <w:tcBorders>
+              <w:top w:val="single" w:sz="1" w:space="0" w:color="CCCCCC"/>
+              <w:left w:val="single" w:sz="1" w:space="0" w:color="CCCCCC"/>
+              <w:bottom w:val="single" w:sz="1" w:space="0" w:color="CCCCCC"/>
+              <w:right w:val="single" w:sz="1" w:space="0" w:color="CCCCCC"/>
+            </w:tcBorders>
+            <w:shd w:val="clear" w:color="auto" w:fill="FFFFFF"/>
+            <w:tcMar>
+              <w:top w:w="80" w:type="dxa"/>
+              <w:left w:w="120" w:type="dxa"/>
+              <w:bottom w:w="80" w:type="dxa"/>
+              <w:right w:w="120" w:type="dxa"/>
+            </w:tcMar>
+          </w:tcPr>
+          <w:p>
+            <w:pPr>
+              <w:rPr>
+                <w:sz w:val="20"/>
+                <w:szCs w:val="20"/>
+              </w:rPr>
+            </w:pPr>
+            <w:r>
+              <w:rPr>
+                <w:sz w:val="20"/>
+                <w:szCs w:val="20"/>
+              </w:rPr>
+              <w:t>R19</w:t>
+            </w:r>
+          </w:p>
+        </w:tc>
+        <w:tc>
+          <w:tcPr>
+            <w:tcW w:w="2340" w:type="dxa"/>
+            <w:tcBorders>
+              <w:top w:val="single" w:sz="1" w:space="0" w:color="CCCCCC"/>
+              <w:left w:val="single" w:sz="1" w:space="0" w:color="CCCCCC"/>
+              <w:bottom w:val="single" w:sz="1" w:space="0" w:color="CCCCCC"/>
+              <w:right w:val="single" w:sz="1" w:space="0" w:color="CCCCCC"/>
+            </w:tcBorders>
+            <w:shd w:val="clear" w:color="auto" w:fill="FFFFFF"/>
+            <w:tcMar>
+              <w:top w:w="80" w:type="dxa"/>
+              <w:left w:w="120" w:type="dxa"/>
+              <w:bottom w:w="80" w:type="dxa"/>
+              <w:right w:w="120" w:type="dxa"/>
+            </w:tcMar>
+          </w:tcPr>
+          <w:p>
+            <w:r>
+              <w:t>9</w:t>
+            </w:r>
+          </w:p>
+        </w:tc>
+        <w:tc>
+          <w:tcPr>
+            <w:tcW w:w="2340" w:type="dxa"/>
+            <w:tcBorders>
+              <w:top w:val="single" w:sz="1" w:space="0" w:color="CCCCCC"/>
+              <w:left w:val="single" w:sz="1" w:space="0" w:color="CCCCCC"/>
+              <w:bottom w:val="single" w:sz="1" w:space="0" w:color="CCCCCC"/>
+              <w:right w:val="single" w:sz="1" w:space="0" w:color="CCCCCC"/>
+            </w:tcBorders>
+            <w:shd w:val="clear" w:color="auto" w:fill="FFFFFF"/>
+            <w:tcMar>
+              <w:top w:w="80" w:type="dxa"/>
+              <w:left w:w="120" w:type="dxa"/>
+              <w:bottom w:w="80" w:type="dxa"/>
+              <w:right w:w="120" w:type="dxa"/>
+            </w:tcMar>
+          </w:tcPr>
+          <w:p>
+            <w:pPr>
+              <w:rPr>
+                <w:sz w:val="20"/>
+                <w:szCs w:val="20"/>
+              </w:rPr>
+            </w:pPr>
+            <w:r>
+              <w:rPr>
+                <w:sz w:val="20"/>
+                <w:szCs w:val="20"/>
+              </w:rPr>
+              <w:t>Gateway link</w:t>
+            </w:r>
+          </w:p>
+        </w:tc>
+      </w:tr>
+      <w:tr>
+        <w:tblPrEx>
+          <w:tblCellMar>
+            <w:top w:w="0" w:type="dxa"/>
+            <w:bottom w:w="0" w:type="dxa"/>
+          </w:tblCellMar>
+        </w:tblPrEx>
+        <w:tc>
+          <w:tcPr>
+            <w:tcW w:w="2340" w:type="dxa"/>
+            <w:tcBorders>
+              <w:top w:val="single" w:sz="1" w:space="0" w:color="CCCCCC"/>
+              <w:left w:val="single" w:sz="1" w:space="0" w:color="CCCCCC"/>
+              <w:bottom w:val="single" w:sz="1" w:space="0" w:color="CCCCCC"/>
+              <w:right w:val="single" w:sz="1" w:space="0" w:color="CCCCCC"/>
+            </w:tcBorders>
+            <w:shd w:val="clear" w:color="auto" w:fill="FFFFFF"/>
+            <w:tcMar>
+              <w:top w:w="80" w:type="dxa"/>
+              <w:left w:w="120" w:type="dxa"/>
+              <w:bottom w:w="80" w:type="dxa"/>
+              <w:right w:w="120" w:type="dxa"/>
+            </w:tcMar>
+          </w:tcPr>
+          <w:p>
+            <w:pPr>
+              <w:rPr>
+                <w:sz w:val="20"/>
+                <w:szCs w:val="20"/>
+              </w:rPr>
+            </w:pPr>
+            <w:r>
+              <w:rPr>
+                <w:sz w:val="20"/>
+                <w:szCs w:val="20"/>
+              </w:rPr>
+              <w:t>R7</w:t>
+            </w:r>
+          </w:p>
+        </w:tc>
+        <w:tc>
+          <w:tcPr>
+            <w:tcW w:w="2340" w:type="dxa"/>
+            <w:tcBorders>
+              <w:top w:val="single" w:sz="1" w:space="0" w:color="CCCCCC"/>
+              <w:left w:val="single" w:sz="1" w:space="0" w:color="CCCCCC"/>
+              <w:bottom w:val="single" w:sz="1" w:space="0" w:color="CCCCCC"/>
+              <w:right w:val="single" w:sz="1" w:space="0" w:color="CCCCCC"/>
+            </w:tcBorders>
+            <w:shd w:val="clear" w:color="auto" w:fill="FFFFFF"/>
+            <w:tcMar>
+              <w:top w:w="80" w:type="dxa"/>
+              <w:left w:w="120" w:type="dxa"/>
+              <w:bottom w:w="80" w:type="dxa"/>
+              <w:right w:w="120" w:type="dxa"/>
+            </w:tcMar>
+          </w:tcPr>
+          <w:p>
+            <w:pPr>
+              <w:rPr>
+                <w:sz w:val="20"/>
+                <w:szCs w:val="20"/>
+              </w:rPr>
+            </w:pPr>
+            <w:r>
+              <w:rPr>
+                <w:sz w:val="20"/>
+                <w:szCs w:val="20"/>
+              </w:rPr>
+              <w:t>R11</w:t>
+            </w:r>
+          </w:p>
+        </w:tc>
+        <w:tc>
+          <w:tcPr>
+            <w:tcW w:w="2340" w:type="dxa"/>
+            <w:tcBorders>
+              <w:top w:val="single" w:sz="1" w:space="0" w:color="CCCCCC"/>
+              <w:left w:val="single" w:sz="1" w:space="0" w:color="CCCCCC"/>
+              <w:bottom w:val="single" w:sz="1" w:space="0" w:color="CCCCCC"/>
+              <w:right w:val="single" w:sz="1" w:space="0" w:color="CCCCCC"/>
+            </w:tcBorders>
+            <w:shd w:val="clear" w:color="auto" w:fill="FFFFFF"/>
+            <w:tcMar>
+              <w:top w:w="80" w:type="dxa"/>
+              <w:left w:w="120" w:type="dxa"/>
+              <w:bottom w:w="80" w:type="dxa"/>
+              <w:right w:w="120" w:type="dxa"/>
+            </w:tcMar>
+          </w:tcPr>
+          <w:p>
+            <w:r>
+              <w:t>5</w:t>
+            </w:r>
+          </w:p>
+        </w:tc>
+        <w:tc>
+          <w:tcPr>
+            <w:tcW w:w="2340" w:type="dxa"/>
+            <w:tcBorders>
+              <w:top w:val="single" w:sz="1" w:space="0" w:color="CCCCCC"/>
+              <w:left w:val="single" w:sz="1" w:space="0" w:color="CCCCCC"/>
+              <w:bottom w:val="single" w:sz="1" w:space="0" w:color="CCCCCC"/>
+              <w:right w:val="single" w:sz="1" w:space="0" w:color="CCCCCC"/>
+            </w:tcBorders>
+            <w:shd w:val="clear" w:color="auto" w:fill="FFFFFF"/>
+            <w:tcMar>
+              <w:top w:w="80" w:type="dxa"/>
+              <w:left w:w="120" w:type="dxa"/>
+              <w:bottom w:w="80" w:type="dxa"/>
+              <w:right w:w="120" w:type="dxa"/>
+            </w:tcMar>
+          </w:tcPr>
+          <w:p>
+            <w:pPr>
+              <w:rPr>
+                <w:sz w:val="20"/>
+                <w:szCs w:val="20"/>
+              </w:rPr>
+            </w:pPr>
+            <w:r>
+              <w:rPr>
+                <w:sz w:val="20"/>
+                <w:szCs w:val="20"/>
+              </w:rPr>
+              <w:t>Distribution → Access</w:t>
+            </w:r>
+          </w:p>
+        </w:tc>
+      </w:tr>
+      <w:tr>
+        <w:tblPrEx>
+          <w:tblCellMar>
+            <w:top w:w="0" w:type="dxa"/>
+            <w:bottom w:w="0" w:type="dxa"/>
+          </w:tblCellMar>
+        </w:tblPrEx>
+        <w:tc>
+          <w:tcPr>
+            <w:tcW w:w="2340" w:type="dxa"/>
+            <w:tcBorders>
+              <w:top w:val="single" w:sz="1" w:space="0" w:color="CCCCCC"/>
+              <w:left w:val="single" w:sz="1" w:space="0" w:color="CCCCCC"/>
+              <w:bottom w:val="single" w:sz="1" w:space="0" w:color="CCCCCC"/>
+              <w:right w:val="single" w:sz="1" w:space="0" w:color="CCCCCC"/>
+            </w:tcBorders>
+            <w:shd w:val="clear" w:color="auto" w:fill="FFFFFF"/>
+            <w:tcMar>
+              <w:top w:w="80" w:type="dxa"/>
+              <w:left w:w="120" w:type="dxa"/>
+              <w:bottom w:w="80" w:type="dxa"/>
+              <w:right w:w="120" w:type="dxa"/>
+            </w:tcMar>
+          </w:tcPr>
+          <w:p>
+            <w:pPr>
+              <w:rPr>
+                <w:sz w:val="20"/>
+                <w:szCs w:val="20"/>
+              </w:rPr>
+            </w:pPr>
+            <w:r>
+              <w:rPr>
+                <w:sz w:val="20"/>
+                <w:szCs w:val="20"/>
+              </w:rPr>
+              <w:t>R11</w:t>
+            </w:r>
+          </w:p>
+        </w:tc>
+        <w:tc>
+          <w:tcPr>
+            <w:tcW w:w="2340" w:type="dxa"/>
+            <w:tcBorders>
+              <w:top w:val="single" w:sz="1" w:space="0" w:color="CCCCCC"/>
+              <w:left w:val="single" w:sz="1" w:space="0" w:color="CCCCCC"/>
+              <w:bottom w:val="single" w:sz="1" w:space="0" w:color="CCCCCC"/>
+              <w:right w:val="single" w:sz="1" w:space="0" w:color="CCCCCC"/>
+            </w:tcBorders>
+            <w:shd w:val="clear" w:color="auto" w:fill="FFFFFF"/>
+            <w:tcMar>
+              <w:top w:w="80" w:type="dxa"/>
+              <w:left w:w="120" w:type="dxa"/>
+              <w:bottom w:w="80" w:type="dxa"/>
+              <w:right w:w="120" w:type="dxa"/>
+            </w:tcMar>
+          </w:tcPr>
+          <w:p>
+            <w:pPr>
+              <w:rPr>
+                <w:sz w:val="20"/>
+                <w:szCs w:val="20"/>
+              </w:rPr>
+            </w:pPr>
+            <w:r>
+              <w:rPr>
+                <w:sz w:val="20"/>
+                <w:szCs w:val="20"/>
+              </w:rPr>
+              <w:t>R16</w:t>
+            </w:r>
+          </w:p>
+        </w:tc>
+        <w:tc>
+          <w:tcPr>
+            <w:tcW w:w="2340" w:type="dxa"/>
+            <w:tcBorders>
+              <w:top w:val="single" w:sz="1" w:space="0" w:color="CCCCCC"/>
+              <w:left w:val="single" w:sz="1" w:space="0" w:color="CCCCCC"/>
+              <w:bottom w:val="single" w:sz="1" w:space="0" w:color="CCCCCC"/>
+              <w:right w:val="single" w:sz="1" w:space="0" w:color="CCCCCC"/>
+            </w:tcBorders>
+            <w:shd w:val="clear" w:color="auto" w:fill="FFFFFF"/>
+            <w:tcMar>
+              <w:top w:w="80" w:type="dxa"/>
+              <w:left w:w="120" w:type="dxa"/>
+              <w:bottom w:w="80" w:type="dxa"/>
+              <w:right w:w="120" w:type="dxa"/>
+            </w:tcMar>
+          </w:tcPr>
+          <w:p>
+            <w:r>
+              <w:t>8</w:t>
+            </w:r>
+          </w:p>
+        </w:tc>
+        <w:tc>
+          <w:tcPr>
+            <w:tcW w:w="2340" w:type="dxa"/>
+            <w:tcBorders>
+              <w:top w:val="single" w:sz="1" w:space="0" w:color="CCCCCC"/>
+              <w:left w:val="single" w:sz="1" w:space="0" w:color="CCCCCC"/>
+              <w:bottom w:val="single" w:sz="1" w:space="0" w:color="CCCCCC"/>
+              <w:right w:val="single" w:sz="1" w:space="0" w:color="CCCCCC"/>
+            </w:tcBorders>
+            <w:shd w:val="clear" w:color="auto" w:fill="FFFFFF"/>
+            <w:tcMar>
+              <w:top w:w="80" w:type="dxa"/>
+              <w:left w:w="120" w:type="dxa"/>
+              <w:bottom w:w="80" w:type="dxa"/>
+              <w:right w:w="120" w:type="dxa"/>
+            </w:tcMar>
+          </w:tcPr>
+          <w:p>
+            <w:pPr>
+              <w:rPr>
+                <w:sz w:val="20"/>
+                <w:szCs w:val="20"/>
+              </w:rPr>
+            </w:pPr>
+            <w:r>
+              <w:rPr>
+                <w:sz w:val="20"/>
+                <w:szCs w:val="20"/>
+              </w:rPr>
+              <w:t>Access</w:t>
+            </w:r>
+            <w:r>
+              <w:rPr>
+                <w:sz w:val="20"/>
+                <w:szCs w:val="20"/>
+              </w:rPr>
+              <w:t xml:space="preserve"> → </w:t>
+            </w:r>
+            <w:r>
+              <w:rPr>
+                <w:sz w:val="20"/>
+                <w:szCs w:val="20"/>
+              </w:rPr>
+              <w:t>Gateway</w:t>
+            </w:r>
+          </w:p>
+        </w:tc>
+      </w:tr>
+      <w:tr>
+        <w:tblPrEx>
+          <w:tblCellMar>
+            <w:top w:w="0" w:type="dxa"/>
+            <w:bottom w:w="0" w:type="dxa"/>
+          </w:tblCellMar>
+        </w:tblPrEx>
+        <w:tc>
+          <w:tcPr>
+            <w:tcW w:w="2340" w:type="dxa"/>
+            <w:tcBorders>
+              <w:top w:val="single" w:sz="1" w:space="0" w:color="CCCCCC"/>
+              <w:left w:val="single" w:sz="1" w:space="0" w:color="CCCCCC"/>
+              <w:bottom w:val="single" w:sz="1" w:space="0" w:color="CCCCCC"/>
+              <w:right w:val="single" w:sz="1" w:space="0" w:color="CCCCCC"/>
+            </w:tcBorders>
+            <w:shd w:val="clear" w:color="auto" w:fill="FFFFFF"/>
+            <w:tcMar>
+              <w:top w:w="80" w:type="dxa"/>
+              <w:left w:w="120" w:type="dxa"/>
+              <w:bottom w:w="80" w:type="dxa"/>
+              <w:right w:w="120" w:type="dxa"/>
+            </w:tcMar>
+          </w:tcPr>
+          <w:p>
+            <w:pPr>
+              <w:rPr>
+                <w:sz w:val="20"/>
+                <w:szCs w:val="20"/>
+              </w:rPr>
+            </w:pPr>
+            <w:r>
+              <w:rPr>
+                <w:sz w:val="20"/>
+                <w:szCs w:val="20"/>
+              </w:rPr>
+              <w:t>R16</w:t>
+            </w:r>
+          </w:p>
+        </w:tc>
+        <w:tc>
+          <w:tcPr>
+            <w:tcW w:w="2340" w:type="dxa"/>
+            <w:tcBorders>
+              <w:top w:val="single" w:sz="1" w:space="0" w:color="CCCCCC"/>
+              <w:left w:val="single" w:sz="1" w:space="0" w:color="CCCCCC"/>
+              <w:bottom w:val="single" w:sz="1" w:space="0" w:color="CCCCCC"/>
+              <w:right w:val="single" w:sz="1" w:space="0" w:color="CCCCCC"/>
+            </w:tcBorders>
+            <w:shd w:val="clear" w:color="auto" w:fill="FFFFFF"/>
+            <w:tcMar>
+              <w:top w:w="80" w:type="dxa"/>
+              <w:left w:w="120" w:type="dxa"/>
+              <w:bottom w:w="80" w:type="dxa"/>
+              <w:right w:w="120" w:type="dxa"/>
+            </w:tcMar>
+          </w:tcPr>
+          <w:p>
+            <w:pPr>
+              <w:rPr>
+                <w:sz w:val="20"/>
+                <w:szCs w:val="20"/>
+              </w:rPr>
+            </w:pPr>
+            <w:r>
+              <w:rPr>
+                <w:sz w:val="20"/>
+                <w:szCs w:val="20"/>
+              </w:rPr>
+              <w:t>R19</w:t>
+            </w:r>
+          </w:p>
+        </w:tc>
+        <w:tc>
+          <w:tcPr>
+            <w:tcW w:w="2340" w:type="dxa"/>
+            <w:tcBorders>
+              <w:top w:val="single" w:sz="1" w:space="0" w:color="CCCCCC"/>
+              <w:left w:val="single" w:sz="1" w:space="0" w:color="CCCCCC"/>
+              <w:bottom w:val="single" w:sz="1" w:space="0" w:color="CCCCCC"/>
+              <w:right w:val="single" w:sz="1" w:space="0" w:color="CCCCCC"/>
+            </w:tcBorders>
+            <w:shd w:val="clear" w:color="auto" w:fill="FFFFFF"/>
+            <w:tcMar>
+              <w:top w:w="80" w:type="dxa"/>
+              <w:left w:w="120" w:type="dxa"/>
+              <w:bottom w:w="80" w:type="dxa"/>
+              <w:right w:w="120" w:type="dxa"/>
+            </w:tcMar>
+          </w:tcPr>
+          <w:p>
+            <w:r>
+              <w:t>7</w:t>
+            </w:r>
+          </w:p>
+        </w:tc>
+        <w:tc>
+          <w:tcPr>
+            <w:tcW w:w="2340" w:type="dxa"/>
+            <w:tcBorders>
+              <w:top w:val="single" w:sz="1" w:space="0" w:color="CCCCCC"/>
+              <w:left w:val="single" w:sz="1" w:space="0" w:color="CCCCCC"/>
+              <w:bottom w:val="single" w:sz="1" w:space="0" w:color="CCCCCC"/>
+              <w:right w:val="single" w:sz="1" w:space="0" w:color="CCCCCC"/>
+            </w:tcBorders>
+            <w:shd w:val="clear" w:color="auto" w:fill="FFFFFF"/>
+            <w:tcMar>
+              <w:top w:w="80" w:type="dxa"/>
+              <w:left w:w="120" w:type="dxa"/>
+              <w:bottom w:w="80" w:type="dxa"/>
+              <w:right w:w="120" w:type="dxa"/>
+            </w:tcMar>
+          </w:tcPr>
+          <w:p>
+            <w:pPr>
+              <w:rPr>
+                <w:sz w:val="20"/>
+                <w:szCs w:val="20"/>
+              </w:rPr>
+            </w:pPr>
+            <w:r>
+              <w:rPr>
+                <w:sz w:val="20"/>
+                <w:szCs w:val="20"/>
+              </w:rPr>
+              <w:t>Gateway Link</w:t>
+            </w:r>
+          </w:p>
+        </w:tc>
+      </w:tr>
+      <w:tr>
+        <w:tblPrEx>
+          <w:tblCellMar>
+            <w:top w:w="0" w:type="dxa"/>
+            <w:bottom w:w="0" w:type="dxa"/>
+          </w:tblCellMar>
+        </w:tblPrEx>
+        <w:tc>
+          <w:tcPr>
+            <w:tcW w:w="2340" w:type="dxa"/>
+            <w:tcBorders>
+              <w:top w:val="single" w:sz="1" w:space="0" w:color="CCCCCC"/>
+              <w:left w:val="single" w:sz="1" w:space="0" w:color="CCCCCC"/>
+              <w:bottom w:val="single" w:sz="1" w:space="0" w:color="CCCCCC"/>
+              <w:right w:val="single" w:sz="1" w:space="0" w:color="CCCCCC"/>
+            </w:tcBorders>
+            <w:shd w:val="clear" w:color="auto" w:fill="FFFFFF"/>
+            <w:tcMar>
+              <w:top w:w="80" w:type="dxa"/>
+              <w:left w:w="120" w:type="dxa"/>
+              <w:bottom w:w="80" w:type="dxa"/>
+              <w:right w:w="120" w:type="dxa"/>
+            </w:tcMar>
+          </w:tcPr>
+          <w:p>
+            <w:pPr>
+              <w:rPr>
+                <w:sz w:val="20"/>
+                <w:szCs w:val="20"/>
+              </w:rPr>
+            </w:pPr>
+            <w:r>
+              <w:rPr>
+                <w:sz w:val="20"/>
+                <w:szCs w:val="20"/>
+              </w:rPr>
+              <w:t>R13</w:t>
+            </w:r>
+          </w:p>
+        </w:tc>
+        <w:tc>
+          <w:tcPr>
+            <w:tcW w:w="2340" w:type="dxa"/>
+            <w:tcBorders>
+              <w:top w:val="single" w:sz="1" w:space="0" w:color="CCCCCC"/>
+              <w:left w:val="single" w:sz="1" w:space="0" w:color="CCCCCC"/>
+              <w:bottom w:val="single" w:sz="1" w:space="0" w:color="CCCCCC"/>
+              <w:right w:val="single" w:sz="1" w:space="0" w:color="CCCCCC"/>
+            </w:tcBorders>
+            <w:shd w:val="clear" w:color="auto" w:fill="FFFFFF"/>
+            <w:tcMar>
+              <w:top w:w="80" w:type="dxa"/>
+              <w:left w:w="120" w:type="dxa"/>
+              <w:bottom w:w="80" w:type="dxa"/>
+              <w:right w:w="120" w:type="dxa"/>
+            </w:tcMar>
+          </w:tcPr>
+          <w:p>
+            <w:pPr>
+              <w:rPr>
+                <w:sz w:val="20"/>
+                <w:szCs w:val="20"/>
+              </w:rPr>
+            </w:pPr>
+            <w:r>
+              <w:rPr>
+                <w:sz w:val="20"/>
+                <w:szCs w:val="20"/>
+              </w:rPr>
+              <w:t>R19</w:t>
+            </w:r>
+          </w:p>
+        </w:tc>
+        <w:tc>
+          <w:tcPr>
+            <w:tcW w:w="2340" w:type="dxa"/>
+            <w:tcBorders>
+              <w:top w:val="single" w:sz="1" w:space="0" w:color="CCCCCC"/>
+              <w:left w:val="single" w:sz="1" w:space="0" w:color="CCCCCC"/>
+              <w:bottom w:val="single" w:sz="1" w:space="0" w:color="CCCCCC"/>
+              <w:right w:val="single" w:sz="1" w:space="0" w:color="CCCCCC"/>
+            </w:tcBorders>
+            <w:shd w:val="clear" w:color="auto" w:fill="FFFFFF"/>
+            <w:tcMar>
+              <w:top w:w="80" w:type="dxa"/>
+              <w:left w:w="120" w:type="dxa"/>
+              <w:bottom w:w="80" w:type="dxa"/>
+              <w:right w:w="120" w:type="dxa"/>
+            </w:tcMar>
+          </w:tcPr>
+          <w:p>
+            <w:r>
+              <w:t>10</w:t>
+            </w:r>
+          </w:p>
+        </w:tc>
+        <w:tc>
+          <w:tcPr>
+            <w:tcW w:w="2340" w:type="dxa"/>
+            <w:tcBorders>
+              <w:top w:val="single" w:sz="1" w:space="0" w:color="CCCCCC"/>
+              <w:left w:val="single" w:sz="1" w:space="0" w:color="CCCCCC"/>
+              <w:bottom w:val="single" w:sz="1" w:space="0" w:color="CCCCCC"/>
+              <w:right w:val="single" w:sz="1" w:space="0" w:color="CCCCCC"/>
+            </w:tcBorders>
+            <w:shd w:val="clear" w:color="auto" w:fill="FFFFFF"/>
+            <w:tcMar>
+              <w:top w:w="80" w:type="dxa"/>
+              <w:left w:w="120" w:type="dxa"/>
+              <w:bottom w:w="80" w:type="dxa"/>
+              <w:right w:w="120" w:type="dxa"/>
+            </w:tcMar>
+          </w:tcPr>
+          <w:p>
+            <w:pPr>
+              <w:rPr>
+                <w:sz w:val="20"/>
+                <w:szCs w:val="20"/>
+              </w:rPr>
+            </w:pPr>
+            <w:r>
+              <w:rPr>
+                <w:sz w:val="20"/>
+                <w:szCs w:val="20"/>
+              </w:rPr>
+              <w:t>Gateway Link</w:t>
+            </w:r>
+          </w:p>
+        </w:tc>
+      </w:tr>
+      <w:tr>
+        <w:tblPrEx>
+          <w:tblCellMar>
+            <w:top w:w="0" w:type="dxa"/>
+            <w:bottom w:w="0" w:type="dxa"/>
+          </w:tblCellMar>
+        </w:tblPrEx>
+        <w:tc>
+          <w:tcPr>
+            <w:tcW w:w="2340" w:type="dxa"/>
+            <w:tcBorders>
+              <w:top w:val="single" w:sz="1" w:space="0" w:color="CCCCCC"/>
+              <w:left w:val="single" w:sz="1" w:space="0" w:color="CCCCCC"/>
+              <w:bottom w:val="single" w:sz="1" w:space="0" w:color="CCCCCC"/>
+              <w:right w:val="single" w:sz="1" w:space="0" w:color="CCCCCC"/>
+            </w:tcBorders>
+            <w:shd w:val="clear" w:color="auto" w:fill="FFFFFF"/>
+            <w:tcMar>
+              <w:top w:w="80" w:type="dxa"/>
+              <w:left w:w="120" w:type="dxa"/>
+              <w:bottom w:w="80" w:type="dxa"/>
+              <w:right w:w="120" w:type="dxa"/>
+            </w:tcMar>
+          </w:tcPr>
+          <w:p>
+            <w:pPr>
+              <w:rPr>
+                <w:sz w:val="20"/>
+                <w:szCs w:val="20"/>
+              </w:rPr>
+            </w:pPr>
+            <w:r>
+              <w:rPr>
+                <w:sz w:val="20"/>
+                <w:szCs w:val="20"/>
+              </w:rPr>
+              <w:t>R14</w:t>
+            </w:r>
+          </w:p>
+        </w:tc>
+        <w:tc>
+          <w:tcPr>
+            <w:tcW w:w="2340" w:type="dxa"/>
+            <w:tcBorders>
+              <w:top w:val="single" w:sz="1" w:space="0" w:color="CCCCCC"/>
+              <w:left w:val="single" w:sz="1" w:space="0" w:color="CCCCCC"/>
+              <w:bottom w:val="single" w:sz="1" w:space="0" w:color="CCCCCC"/>
+              <w:right w:val="single" w:sz="1" w:space="0" w:color="CCCCCC"/>
+            </w:tcBorders>
+            <w:shd w:val="clear" w:color="auto" w:fill="FFFFFF"/>
+            <w:tcMar>
+              <w:top w:w="80" w:type="dxa"/>
+              <w:left w:w="120" w:type="dxa"/>
+              <w:bottom w:w="80" w:type="dxa"/>
+              <w:right w:w="120" w:type="dxa"/>
+            </w:tcMar>
+          </w:tcPr>
+          <w:p>
+            <w:pPr>
+              <w:rPr>
+                <w:sz w:val="20"/>
+                <w:szCs w:val="20"/>
+              </w:rPr>
+            </w:pPr>
+            <w:r>
+              <w:rPr>
+                <w:sz w:val="20"/>
+                <w:szCs w:val="20"/>
+              </w:rPr>
+              <w:t>R19</w:t>
+            </w:r>
+          </w:p>
+        </w:tc>
+        <w:tc>
+          <w:tcPr>
+            <w:tcW w:w="2340" w:type="dxa"/>
+            <w:tcBorders>
+              <w:top w:val="single" w:sz="1" w:space="0" w:color="CCCCCC"/>
+              <w:left w:val="single" w:sz="1" w:space="0" w:color="CCCCCC"/>
+              <w:bottom w:val="single" w:sz="1" w:space="0" w:color="CCCCCC"/>
+              <w:right w:val="single" w:sz="1" w:space="0" w:color="CCCCCC"/>
+            </w:tcBorders>
+            <w:shd w:val="clear" w:color="auto" w:fill="FFFFFF"/>
+            <w:tcMar>
+              <w:top w:w="80" w:type="dxa"/>
+              <w:left w:w="120" w:type="dxa"/>
+              <w:bottom w:w="80" w:type="dxa"/>
+              <w:right w:w="120" w:type="dxa"/>
+            </w:tcMar>
+          </w:tcPr>
+          <w:p>
+            <w:r>
+              <w:t>12</w:t>
+            </w:r>
+          </w:p>
+        </w:tc>
+        <w:tc>
+          <w:tcPr>
+            <w:tcW w:w="2340" w:type="dxa"/>
+            <w:tcBorders>
+              <w:top w:val="single" w:sz="1" w:space="0" w:color="CCCCCC"/>
+              <w:left w:val="single" w:sz="1" w:space="0" w:color="CCCCCC"/>
+              <w:bottom w:val="single" w:sz="1" w:space="0" w:color="CCCCCC"/>
+              <w:right w:val="single" w:sz="1" w:space="0" w:color="CCCCCC"/>
+            </w:tcBorders>
+            <w:shd w:val="clear" w:color="auto" w:fill="FFFFFF"/>
+            <w:tcMar>
+              <w:top w:w="80" w:type="dxa"/>
+              <w:left w:w="120" w:type="dxa"/>
+              <w:bottom w:w="80" w:type="dxa"/>
+              <w:right w:w="120" w:type="dxa"/>
+            </w:tcMar>
+          </w:tcPr>
+          <w:p>
+            <w:pPr>
+              <w:rPr>
+                <w:sz w:val="20"/>
+                <w:szCs w:val="20"/>
+              </w:rPr>
+            </w:pPr>
+            <w:r>
+              <w:rPr>
+                <w:sz w:val="20"/>
+                <w:szCs w:val="20"/>
+              </w:rPr>
+              <w:t>Gateway Link</w:t>
             </w:r>
           </w:p>
         </w:tc>
@@ -5483,20 +7005,90 @@
       <w:pPr>
         <w:spacing w:after="60"/>
         <w:jc w:val="center"/>
-      </w:pPr>
-      <w:r>
         <w:rPr>
           <w:b/>
           <w:sz w:val="20"/>
           <w:szCs w:val="20"/>
         </w:rPr>
-        <w:t>Screenshot: SECTION 2 &amp; 3 — BFS and DFS Output</w:t>
+      </w:pPr>
+      <w:r>
+        <w:rPr>
+          <w:b/>
+          <w:sz w:val="20"/>
+          <w:szCs w:val="20"/>
+        </w:rPr>
+        <w:t>Screenshot: SECTION</w:t>
+      </w:r>
+      <w:r>
+        <w:rPr>
+          <w:b/>
+          <w:sz w:val="20"/>
+          <w:szCs w:val="20"/>
+        </w:rPr>
+        <w:t xml:space="preserve"> 2 </w:t>
+      </w:r>
+      <w:r>
+        <w:rPr>
+          <w:b/>
+          <w:sz w:val="20"/>
+          <w:szCs w:val="20"/>
+        </w:rPr>
+        <w:t>— BFS Output</w:t>
       </w:r>
     </w:p>
     <w:p>
       <w:pPr>
         <w:spacing w:after="60"/>
         <w:jc w:val="center"/>
+      </w:pPr>
+      <w:r>
+        <w:drawing>
+          <wp:inline distT="0" distB="0" distL="0" distR="0" wp14:anchorId="71FCB405" wp14:editId="1AF2181D">
+            <wp:extent cx="3565461" cy="4338084"/>
+            <wp:effectExtent l="0" t="0" r="0" b="5715"/>
+            <wp:docPr id="1724393861" name="Picture 1"/>
+            <wp:cNvGraphicFramePr>
+              <a:graphicFrameLocks xmlns:a="http://schemas.openxmlformats.org/drawingml/2006/main" noChangeAspect="1"/>
+            </wp:cNvGraphicFramePr>
+            <a:graphic xmlns:a="http://schemas.openxmlformats.org/drawingml/2006/main">
+              <a:graphicData uri="http://schemas.openxmlformats.org/drawingml/2006/picture">
+                <pic:pic xmlns:pic="http://schemas.openxmlformats.org/drawingml/2006/picture">
+                  <pic:nvPicPr>
+                    <pic:cNvPr id="1724393861" name=""/>
+                    <pic:cNvPicPr/>
+                  </pic:nvPicPr>
+                  <pic:blipFill>
+                    <a:blip r:embed="rId9"/>
+                    <a:stretch>
+                      <a:fillRect/>
+                    </a:stretch>
+                  </pic:blipFill>
+                  <pic:spPr>
+                    <a:xfrm>
+                      <a:off x="0" y="0"/>
+                      <a:ext cx="3571120" cy="4344969"/>
+                    </a:xfrm>
+                    <a:prstGeom prst="rect">
+                      <a:avLst/>
+                    </a:prstGeom>
+                  </pic:spPr>
+                </pic:pic>
+              </a:graphicData>
+            </a:graphic>
+          </wp:inline>
+        </w:drawing>
+      </w:r>
+    </w:p>
+    <w:p>
+      <w:pPr>
+        <w:spacing w:after="60"/>
+        <w:jc w:val="center"/>
+        <w:rPr>
+          <w:i/>
+          <w:color w:val="595959"/>
+          <w:sz w:val="18"/>
+          <w:szCs w:val="18"/>
+        </w:rPr>
       </w:pPr>
       <w:r>
         <w:rPr>
@@ -5510,21 +7102,150 @@
     </w:p>
     <w:p>
       <w:pPr>
-        <w:spacing w:after="120"/>
+        <w:spacing w:after="60"/>
         <w:jc w:val="center"/>
-      </w:pPr>
-      <w:r>
         <w:rPr>
+          <w:b/>
+          <w:sz w:val="20"/>
+          <w:szCs w:val="20"/>
+        </w:rPr>
+      </w:pPr>
+    </w:p>
+    <w:p>
+      <w:pPr>
+        <w:spacing w:after="60"/>
+        <w:jc w:val="center"/>
+        <w:rPr>
+          <w:b/>
+          <w:sz w:val="20"/>
+          <w:szCs w:val="20"/>
+        </w:rPr>
+      </w:pPr>
+      <w:r>
+        <w:rPr>
+          <w:b/>
+          <w:sz w:val="20"/>
+          <w:szCs w:val="20"/>
+        </w:rPr>
+        <w:t xml:space="preserve">Screenshot: SECTION </w:t>
+      </w:r>
+      <w:r>
+        <w:rPr>
+          <w:b/>
+          <w:sz w:val="20"/>
+          <w:szCs w:val="20"/>
+        </w:rPr>
+        <w:t>3</w:t>
+      </w:r>
+      <w:r>
+        <w:rPr>
+          <w:b/>
+          <w:sz w:val="20"/>
+          <w:szCs w:val="20"/>
+        </w:rPr>
+        <w:t xml:space="preserve"> — </w:t>
+      </w:r>
+      <w:r>
+        <w:rPr>
+          <w:b/>
+          <w:sz w:val="20"/>
+          <w:szCs w:val="20"/>
+        </w:rPr>
+        <w:t xml:space="preserve">DFS </w:t>
+      </w:r>
+      <w:r>
+        <w:rPr>
+          <w:b/>
+          <w:sz w:val="20"/>
+          <w:szCs w:val="20"/>
+        </w:rPr>
+        <w:t>Output</w:t>
+      </w:r>
+    </w:p>
+    <w:p>
+      <w:pPr>
+        <w:spacing w:after="60"/>
+        <w:jc w:val="center"/>
+        <w:rPr>
+          <w:b/>
+          <w:sz w:val="20"/>
+          <w:szCs w:val="20"/>
+        </w:rPr>
+      </w:pPr>
+      <w:r>
+        <w:rPr>
+          <w:b/>
+          <w:sz w:val="20"/>
+          <w:szCs w:val="20"/>
+        </w:rPr>
+        <w:lastRenderedPageBreak/>
+        <w:drawing>
+          <wp:inline distT="0" distB="0" distL="0" distR="0" wp14:anchorId="06C34F01" wp14:editId="3C5FF05C">
+            <wp:extent cx="3561907" cy="5183031"/>
+            <wp:effectExtent l="0" t="0" r="635" b="0"/>
+            <wp:docPr id="1900807756" name="Picture 1"/>
+            <wp:cNvGraphicFramePr>
+              <a:graphicFrameLocks xmlns:a="http://schemas.openxmlformats.org/drawingml/2006/main" noChangeAspect="1"/>
+            </wp:cNvGraphicFramePr>
+            <a:graphic xmlns:a="http://schemas.openxmlformats.org/drawingml/2006/main">
+              <a:graphicData uri="http://schemas.openxmlformats.org/drawingml/2006/picture">
+                <pic:pic xmlns:pic="http://schemas.openxmlformats.org/drawingml/2006/picture">
+                  <pic:nvPicPr>
+                    <pic:cNvPr id="1900807756" name=""/>
+                    <pic:cNvPicPr/>
+                  </pic:nvPicPr>
+                  <pic:blipFill>
+                    <a:blip r:embed="rId10"/>
+                    <a:stretch>
+                      <a:fillRect/>
+                    </a:stretch>
+                  </pic:blipFill>
+                  <pic:spPr>
+                    <a:xfrm>
+                      <a:off x="0" y="0"/>
+                      <a:ext cx="3567575" cy="5191279"/>
+                    </a:xfrm>
+                    <a:prstGeom prst="rect">
+                      <a:avLst/>
+                    </a:prstGeom>
+                  </pic:spPr>
+                </pic:pic>
+              </a:graphicData>
+            </a:graphic>
+          </wp:inline>
+        </w:drawing>
+      </w:r>
+    </w:p>
+    <w:p>
+      <w:pPr>
+        <w:spacing w:after="60"/>
+        <w:jc w:val="center"/>
+        <w:rPr>
+          <w:i/>
           <w:color w:val="595959"/>
           <w:sz w:val="18"/>
           <w:szCs w:val="18"/>
         </w:rPr>
-        <w:t>Run program — screenshot SECTION 2: BFS Traversal and SECTION 3: DFS Traversal</w:t>
-      </w:r>
-    </w:p>
-    <w:p>
-      <w:pPr>
-        <w:spacing w:after="120"/>
+      </w:pPr>
+      <w:r>
+        <w:rPr>
+          <w:i/>
+          <w:color w:val="595959"/>
+          <w:sz w:val="18"/>
+          <w:szCs w:val="18"/>
+        </w:rPr>
+        <w:t>Source: Terminal output after running main.cpp</w:t>
+      </w:r>
+    </w:p>
+    <w:p>
+      <w:pPr>
+        <w:spacing w:after="60"/>
+        <w:jc w:val="center"/>
+        <w:rPr>
+          <w:b/>
+          <w:sz w:val="20"/>
+          <w:szCs w:val="20"/>
+        </w:rPr>
       </w:pPr>
     </w:p>
     <w:tbl>
@@ -5888,6 +7609,7 @@
         <w:spacing w:after="120"/>
       </w:pPr>
       <w:r>
+        <w:lastRenderedPageBreak/>
         <w:t xml:space="preserve">Time: </w:t>
       </w:r>
       <w:proofErr w:type="gramStart"/>
@@ -6155,7 +7877,6 @@
                 <w:sz w:val="18"/>
                 <w:szCs w:val="18"/>
               </w:rPr>
-              <w:lastRenderedPageBreak/>
               <w:t xml:space="preserve">  visited[u] = true</w:t>
             </w:r>
           </w:p>
@@ -6313,42 +8034,183 @@
     <w:p>
       <w:pPr>
         <w:spacing w:after="120"/>
-      </w:pPr>
+        <w:rPr>
+          <w:b/>
+          <w:bCs/>
+        </w:rPr>
+      </w:pPr>
+    </w:p>
+    <w:p>
+      <w:pPr>
+        <w:spacing w:after="120"/>
+        <w:rPr>
+          <w:b/>
+          <w:bCs/>
+        </w:rPr>
+      </w:pPr>
+      <w:r>
+        <w:rPr>
+          <w:b/>
+          <w:bCs/>
+        </w:rPr>
+        <w:t>Example Shortest Path</w:t>
+      </w:r>
+      <w:r>
+        <w:rPr>
+          <w:b/>
+          <w:bCs/>
+        </w:rPr>
+        <w:t>:</w:t>
+      </w:r>
+    </w:p>
+    <w:p>
+      <w:pPr>
+        <w:spacing w:after="120"/>
+      </w:pPr>
+      <w:r>
+        <w:t>From router R0 to R19:</w:t>
+      </w:r>
     </w:p>
     <w:p>
       <w:pPr>
         <w:spacing w:before="120" w:after="60"/>
-        <w:jc w:val="center"/>
-      </w:pPr>
-      <w:r>
+      </w:pPr>
+      <w:r>
+        <w:t xml:space="preserve">R0 → R1 → R4 → R9 → R15 → R19 = 49 </w:t>
+      </w:r>
+      <w:proofErr w:type="spellStart"/>
+      <w:r>
+        <w:t>ms</w:t>
+      </w:r>
+      <w:proofErr w:type="spellEnd"/>
+    </w:p>
+    <w:p>
+      <w:pPr>
+        <w:spacing w:before="120" w:after="60"/>
         <w:rPr>
           <w:b/>
           <w:color w:val="FFFFFF"/>
           <w:sz w:val="20"/>
           <w:szCs w:val="20"/>
         </w:rPr>
-        <w:t xml:space="preserve">  [IMAGE PLACEHOLDER]  </w:t>
+      </w:pPr>
+      <w:r>
+        <w:t>T</w:t>
+      </w:r>
+      <w:r>
+        <w:t>his matches the output generated by the program.</w:t>
+      </w:r>
+    </w:p>
+    <w:p>
+      <w:pPr>
+        <w:spacing w:before="120" w:after="60"/>
+      </w:pPr>
+      <w:r>
+        <w:rPr>
+          <w:b/>
+          <w:color w:val="FFFFFF"/>
+          <w:sz w:val="20"/>
+          <w:szCs w:val="20"/>
+        </w:rPr>
+        <w:t xml:space="preserve">AGE PLACEHOLDER]  </w:t>
       </w:r>
     </w:p>
     <w:p>
       <w:pPr>
         <w:spacing w:after="60"/>
         <w:jc w:val="center"/>
-      </w:pPr>
-      <w:r>
         <w:rPr>
           <w:b/>
           <w:sz w:val="20"/>
           <w:szCs w:val="20"/>
         </w:rPr>
-        <w:t>Screenshot: SECTION 4 — Dijkstra Output (highlight R19 | 49ms | R0→R3→R7→R11→R16→R19)</w:t>
+      </w:pPr>
+      <w:r>
+        <w:rPr>
+          <w:b/>
+          <w:sz w:val="20"/>
+          <w:szCs w:val="20"/>
+        </w:rPr>
+        <w:t xml:space="preserve">Screenshot: SECTION 4 — </w:t>
+      </w:r>
+      <w:r>
+        <w:rPr>
+          <w:b/>
+          <w:sz w:val="20"/>
+          <w:szCs w:val="20"/>
+        </w:rPr>
+        <w:t>Dijkstra Output (R19 | 49ms | R0 → R1 → R4 → R9 → R15 → R19)</w:t>
       </w:r>
     </w:p>
     <w:p>
       <w:pPr>
         <w:spacing w:after="60"/>
         <w:jc w:val="center"/>
-      </w:pPr>
+        <w:rPr>
+          <w:b/>
+          <w:sz w:val="20"/>
+          <w:szCs w:val="20"/>
+        </w:rPr>
+      </w:pPr>
+      <w:r>
+        <w:lastRenderedPageBreak/>
+        <w:drawing>
+          <wp:inline distT="0" distB="0" distL="0" distR="0" wp14:anchorId="7B3C826D" wp14:editId="343222CA">
+            <wp:extent cx="5943600" cy="6457315"/>
+            <wp:effectExtent l="0" t="0" r="0" b="635"/>
+            <wp:docPr id="1814001567" name="Picture 1"/>
+            <wp:cNvGraphicFramePr>
+              <a:graphicFrameLocks xmlns:a="http://schemas.openxmlformats.org/drawingml/2006/main" noChangeAspect="1"/>
+            </wp:cNvGraphicFramePr>
+            <a:graphic xmlns:a="http://schemas.openxmlformats.org/drawingml/2006/main">
+              <a:graphicData uri="http://schemas.openxmlformats.org/drawingml/2006/picture">
+                <pic:pic xmlns:pic="http://schemas.openxmlformats.org/drawingml/2006/picture">
+                  <pic:nvPicPr>
+                    <pic:cNvPr id="1814001567" name=""/>
+                    <pic:cNvPicPr/>
+                  </pic:nvPicPr>
+                  <pic:blipFill>
+                    <a:blip r:embed="rId11"/>
+                    <a:stretch>
+                      <a:fillRect/>
+                    </a:stretch>
+                  </pic:blipFill>
+                  <pic:spPr>
+                    <a:xfrm>
+                      <a:off x="0" y="0"/>
+                      <a:ext cx="5943600" cy="6457315"/>
+                    </a:xfrm>
+                    <a:prstGeom prst="rect">
+                      <a:avLst/>
+                    </a:prstGeom>
+                  </pic:spPr>
+                </pic:pic>
+              </a:graphicData>
+            </a:graphic>
+          </wp:inline>
+        </w:drawing>
+      </w:r>
+    </w:p>
+    <w:p>
+      <w:pPr>
+        <w:spacing w:after="60"/>
+        <w:jc w:val="center"/>
+        <w:rPr>
+          <w:i/>
+          <w:color w:val="595959"/>
+          <w:sz w:val="18"/>
+          <w:szCs w:val="18"/>
+        </w:rPr>
+      </w:pPr>
+      <w:r>
+        <w:rPr>
+          <w:i/>
+          <w:color w:val="595959"/>
+          <w:sz w:val="18"/>
+          <w:szCs w:val="18"/>
+        </w:rPr>
+        <w:t xml:space="preserve">Source: </w:t>
+      </w:r>
       <w:r>
         <w:rPr>
           <w:i/>
@@ -6361,21 +8223,8 @@
     </w:p>
     <w:p>
       <w:pPr>
-        <w:spacing w:after="120"/>
+        <w:spacing w:after="60"/>
         <w:jc w:val="center"/>
-      </w:pPr>
-      <w:r>
-        <w:rPr>
-          <w:color w:val="595959"/>
-          <w:sz w:val="18"/>
-          <w:szCs w:val="18"/>
-        </w:rPr>
-        <w:t>Run program — screenshot SECTION 4: Dijkstra's Shortest Path. Highlight row: R19 | 49ms | R0 -&gt; R3 -&gt; R7 -&gt; R11 -&gt; R16 -&gt; R19</w:t>
-      </w:r>
-    </w:p>
-    <w:p>
-      <w:pPr>
-        <w:spacing w:after="120"/>
       </w:pPr>
     </w:p>
     <w:tbl>
@@ -6683,6 +8532,7 @@
                 <w:sz w:val="18"/>
                 <w:szCs w:val="18"/>
               </w:rPr>
+              <w:lastRenderedPageBreak/>
               <w:t xml:space="preserve">    for each edge (</w:t>
             </w:r>
             <w:proofErr w:type="spellStart"/>
@@ -7010,6 +8860,12 @@
       <w:pPr>
         <w:spacing w:after="60"/>
         <w:jc w:val="center"/>
+        <w:rPr>
+          <w:i/>
+          <w:color w:val="595959"/>
+          <w:sz w:val="18"/>
+          <w:szCs w:val="18"/>
+        </w:rPr>
       </w:pPr>
       <w:r>
         <w:rPr>
@@ -7019,21 +8875,56 @@
           <w:szCs w:val="18"/>
         </w:rPr>
         <w:lastRenderedPageBreak/>
-        <w:t>Source: Terminal output after running main.cpp</w:t>
-      </w:r>
-    </w:p>
-    <w:p>
-      <w:pPr>
-        <w:spacing w:after="120"/>
+        <w:drawing>
+          <wp:inline distT="0" distB="0" distL="0" distR="0" wp14:anchorId="3E829E5D" wp14:editId="340225BC">
+            <wp:extent cx="5201376" cy="7487695"/>
+            <wp:effectExtent l="0" t="0" r="0" b="0"/>
+            <wp:docPr id="1540820607" name="Picture 1"/>
+            <wp:cNvGraphicFramePr>
+              <a:graphicFrameLocks xmlns:a="http://schemas.openxmlformats.org/drawingml/2006/main" noChangeAspect="1"/>
+            </wp:cNvGraphicFramePr>
+            <a:graphic xmlns:a="http://schemas.openxmlformats.org/drawingml/2006/main">
+              <a:graphicData uri="http://schemas.openxmlformats.org/drawingml/2006/picture">
+                <pic:pic xmlns:pic="http://schemas.openxmlformats.org/drawingml/2006/picture">
+                  <pic:nvPicPr>
+                    <pic:cNvPr id="1540820607" name=""/>
+                    <pic:cNvPicPr/>
+                  </pic:nvPicPr>
+                  <pic:blipFill>
+                    <a:blip r:embed="rId12"/>
+                    <a:stretch>
+                      <a:fillRect/>
+                    </a:stretch>
+                  </pic:blipFill>
+                  <pic:spPr>
+                    <a:xfrm>
+                      <a:off x="0" y="0"/>
+                      <a:ext cx="5201376" cy="7487695"/>
+                    </a:xfrm>
+                    <a:prstGeom prst="rect">
+                      <a:avLst/>
+                    </a:prstGeom>
+                  </pic:spPr>
+                </pic:pic>
+              </a:graphicData>
+            </a:graphic>
+          </wp:inline>
+        </w:drawing>
+      </w:r>
+    </w:p>
+    <w:p>
+      <w:pPr>
+        <w:spacing w:after="60"/>
         <w:jc w:val="center"/>
       </w:pPr>
       <w:r>
         <w:rPr>
+          <w:i/>
           <w:color w:val="595959"/>
           <w:sz w:val="18"/>
           <w:szCs w:val="18"/>
         </w:rPr>
-        <w:t>Run program — screenshot SECTION 5: Bellman-Ford Shortest Path Algorithm</w:t>
+        <w:t>Source: Terminal output after running main.cpp</w:t>
       </w:r>
     </w:p>
     <w:p>
@@ -7132,6 +9023,7 @@
                 <w:sz w:val="18"/>
                 <w:szCs w:val="18"/>
               </w:rPr>
+              <w:lastRenderedPageBreak/>
               <w:t>BellmanFord</w:t>
             </w:r>
             <w:proofErr w:type="spellEnd"/>
@@ -7608,34 +9500,48 @@
     </w:p>
     <w:p>
       <w:pPr>
-        <w:spacing w:after="120"/>
-      </w:pPr>
-      <w:r>
+        <w:spacing w:before="120" w:after="60"/>
         <w:rPr>
           <w:b/>
           <w:bCs/>
         </w:rPr>
-        <w:t>Important note:</w:t>
-      </w:r>
-      <w:r>
-        <w:br/>
-        <w:t xml:space="preserve">Since MST is defined for undirected graphs, we apply Kruskal on an </w:t>
+      </w:pPr>
+    </w:p>
+    <w:p>
+      <w:pPr>
+        <w:spacing w:before="60" w:after="120"/>
+      </w:pPr>
+      <w:r>
+        <w:rPr>
+          <w:b/>
+          <w:color w:val="2E75B6"/>
+          <w:sz w:val="20"/>
+          <w:szCs w:val="20"/>
+        </w:rPr>
+        <w:t xml:space="preserve">Note: </w:t>
+      </w:r>
+      <w:r>
+        <w:rPr>
+          <w:i/>
+          <w:sz w:val="20"/>
+          <w:szCs w:val="20"/>
+        </w:rPr>
+        <w:t xml:space="preserve">Since MST is defined for undirected graphs, Kruskal's algorithm is applied to an </w:t>
       </w:r>
       <w:r>
         <w:rPr>
           <w:b/>
           <w:bCs/>
+          <w:i/>
+          <w:sz w:val="20"/>
+          <w:szCs w:val="20"/>
         </w:rPr>
-        <w:t>undirected version of the router network</w:t>
-      </w:r>
-      <w:r>
-        <w:t>.</w:t>
+        <w:t>undirected interpretation of the router network.</w:t>
       </w:r>
     </w:p>
     <w:p>
       <w:pPr>
         <w:spacing w:before="120" w:after="60"/>
-        <w:jc w:val="center"/>
       </w:pPr>
       <w:r>
         <w:rPr>
@@ -7658,14 +9564,87 @@
           <w:sz w:val="20"/>
           <w:szCs w:val="20"/>
         </w:rPr>
-        <w:t>Screenshot: SECTION 6 — Kruskal MST Output (Total edges + Total MST weight)</w:t>
+        <w:t xml:space="preserve">Screenshot: SECTION 6 — </w:t>
+      </w:r>
+      <w:r>
+        <w:rPr>
+          <w:b/>
+          <w:sz w:val="20"/>
+          <w:szCs w:val="20"/>
+        </w:rPr>
+        <w:t>Kruskal MST Output (Total edges: 19, Total weight: 171ms)</w:t>
       </w:r>
     </w:p>
     <w:p>
       <w:pPr>
         <w:spacing w:after="60"/>
         <w:jc w:val="center"/>
-      </w:pPr>
+        <w:rPr>
+          <w:i/>
+          <w:color w:val="595959"/>
+          <w:sz w:val="18"/>
+          <w:szCs w:val="18"/>
+        </w:rPr>
+      </w:pPr>
+      <w:r>
+        <w:rPr>
+          <w:i/>
+          <w:color w:val="595959"/>
+          <w:sz w:val="18"/>
+          <w:szCs w:val="18"/>
+        </w:rPr>
+        <w:lastRenderedPageBreak/>
+        <w:drawing>
+          <wp:inline distT="0" distB="0" distL="0" distR="0" wp14:anchorId="055BA79A" wp14:editId="3F84E287">
+            <wp:extent cx="4072270" cy="6623882"/>
+            <wp:effectExtent l="0" t="0" r="4445" b="5715"/>
+            <wp:docPr id="2040942503" name="Picture 1"/>
+            <wp:cNvGraphicFramePr>
+              <a:graphicFrameLocks xmlns:a="http://schemas.openxmlformats.org/drawingml/2006/main" noChangeAspect="1"/>
+            </wp:cNvGraphicFramePr>
+            <a:graphic xmlns:a="http://schemas.openxmlformats.org/drawingml/2006/main">
+              <a:graphicData uri="http://schemas.openxmlformats.org/drawingml/2006/picture">
+                <pic:pic xmlns:pic="http://schemas.openxmlformats.org/drawingml/2006/picture">
+                  <pic:nvPicPr>
+                    <pic:cNvPr id="2040942503" name=""/>
+                    <pic:cNvPicPr/>
+                  </pic:nvPicPr>
+                  <pic:blipFill>
+                    <a:blip r:embed="rId13"/>
+                    <a:stretch>
+                      <a:fillRect/>
+                    </a:stretch>
+                  </pic:blipFill>
+                  <pic:spPr>
+                    <a:xfrm>
+                      <a:off x="0" y="0"/>
+                      <a:ext cx="4078614" cy="6634200"/>
+                    </a:xfrm>
+                    <a:prstGeom prst="rect">
+                      <a:avLst/>
+                    </a:prstGeom>
+                  </pic:spPr>
+                </pic:pic>
+              </a:graphicData>
+            </a:graphic>
+          </wp:inline>
+        </w:drawing>
+      </w:r>
+    </w:p>
+    <w:p>
+      <w:pPr>
+        <w:spacing w:after="60"/>
+        <w:jc w:val="center"/>
+      </w:pPr>
+      <w:r>
+        <w:rPr>
+          <w:i/>
+          <w:color w:val="595959"/>
+          <w:sz w:val="18"/>
+          <w:szCs w:val="18"/>
+        </w:rPr>
+        <w:t xml:space="preserve">Source: </w:t>
+      </w:r>
       <w:r>
         <w:rPr>
           <w:i/>
@@ -7675,47 +9654,6 @@
         </w:rPr>
         <w:t>Source: Terminal output after running main.cpp</w:t>
       </w:r>
-    </w:p>
-    <w:p>
-      <w:pPr>
-        <w:spacing w:after="120"/>
-        <w:jc w:val="center"/>
-      </w:pPr>
-      <w:r>
-        <w:rPr>
-          <w:color w:val="595959"/>
-          <w:sz w:val="18"/>
-          <w:szCs w:val="18"/>
-        </w:rPr>
-        <w:t>Run program — screenshot SECTION 6: Kruskal's MST. Show total MST edges and total MST weight.</w:t>
-      </w:r>
-    </w:p>
-    <w:p>
-      <w:pPr>
-        <w:spacing w:before="60" w:after="120"/>
-      </w:pPr>
-      <w:r>
-        <w:rPr>
-          <w:b/>
-          <w:color w:val="2E75B6"/>
-          <w:sz w:val="20"/>
-          <w:szCs w:val="20"/>
-        </w:rPr>
-        <w:t xml:space="preserve">Note: </w:t>
-      </w:r>
-      <w:r>
-        <w:rPr>
-          <w:i/>
-          <w:sz w:val="20"/>
-          <w:szCs w:val="20"/>
-        </w:rPr>
-        <w:t>Since MST is defined for undirected graphs, Kruskal's algorithm is applied to an undirected interpretation of the router network.</w:t>
-      </w:r>
-    </w:p>
-    <w:p>
-      <w:pPr>
-        <w:spacing w:after="120"/>
-      </w:pPr>
     </w:p>
     <w:tbl>
       <w:tblPr>
@@ -7970,6 +9908,7 @@
                 <w:sz w:val="18"/>
                 <w:szCs w:val="18"/>
               </w:rPr>
+              <w:lastRenderedPageBreak/>
               <w:t xml:space="preserve">    if |MST| == V-1: break</w:t>
             </w:r>
           </w:p>
@@ -9085,6 +11024,61 @@
       <w:pPr>
         <w:spacing w:after="60"/>
         <w:jc w:val="center"/>
+        <w:rPr>
+          <w:i/>
+          <w:color w:val="595959"/>
+          <w:sz w:val="18"/>
+          <w:szCs w:val="18"/>
+        </w:rPr>
+      </w:pPr>
+      <w:r>
+        <w:rPr>
+          <w:i/>
+          <w:color w:val="595959"/>
+          <w:sz w:val="18"/>
+          <w:szCs w:val="18"/>
+        </w:rPr>
+        <w:drawing>
+          <wp:inline distT="0" distB="0" distL="0" distR="0" wp14:anchorId="1149B770" wp14:editId="228B83D9">
+            <wp:extent cx="5943600" cy="5842635"/>
+            <wp:effectExtent l="0" t="0" r="0" b="5715"/>
+            <wp:docPr id="1813473421" name="Picture 1"/>
+            <wp:cNvGraphicFramePr>
+              <a:graphicFrameLocks xmlns:a="http://schemas.openxmlformats.org/drawingml/2006/main" noChangeAspect="1"/>
+            </wp:cNvGraphicFramePr>
+            <a:graphic xmlns:a="http://schemas.openxmlformats.org/drawingml/2006/main">
+              <a:graphicData uri="http://schemas.openxmlformats.org/drawingml/2006/picture">
+                <pic:pic xmlns:pic="http://schemas.openxmlformats.org/drawingml/2006/picture">
+                  <pic:nvPicPr>
+                    <pic:cNvPr id="1813473421" name=""/>
+                    <pic:cNvPicPr/>
+                  </pic:nvPicPr>
+                  <pic:blipFill>
+                    <a:blip r:embed="rId14"/>
+                    <a:stretch>
+                      <a:fillRect/>
+                    </a:stretch>
+                  </pic:blipFill>
+                  <pic:spPr>
+                    <a:xfrm>
+                      <a:off x="0" y="0"/>
+                      <a:ext cx="5943600" cy="5842635"/>
+                    </a:xfrm>
+                    <a:prstGeom prst="rect">
+                      <a:avLst/>
+                    </a:prstGeom>
+                  </pic:spPr>
+                </pic:pic>
+              </a:graphicData>
+            </a:graphic>
+          </wp:inline>
+        </w:drawing>
+      </w:r>
+    </w:p>
+    <w:p>
+      <w:pPr>
+        <w:spacing w:after="60"/>
+        <w:jc w:val="center"/>
       </w:pPr>
       <w:r>
         <w:rPr>
@@ -9094,20 +11088,6 @@
           <w:szCs w:val="18"/>
         </w:rPr>
         <w:t>Source: results/experimental_results.md or terminal output</w:t>
-      </w:r>
-    </w:p>
-    <w:p>
-      <w:pPr>
-        <w:spacing w:after="120"/>
-        <w:jc w:val="center"/>
-      </w:pPr>
-      <w:r>
-        <w:rPr>
-          <w:color w:val="595959"/>
-          <w:sz w:val="18"/>
-          <w:szCs w:val="18"/>
-        </w:rPr>
-        <w:t>Run program — screenshot SECTION 7: Experimental Performance Analysis table</w:t>
       </w:r>
     </w:p>
     <w:p>
@@ -9399,7 +11379,7 @@
                 <w:sz w:val="18"/>
                 <w:szCs w:val="18"/>
               </w:rPr>
-              <w:t>&lt; 1 µs</w:t>
+              <w:t>0.561 µs</w:t>
             </w:r>
           </w:p>
         </w:tc>
@@ -9426,7 +11406,7 @@
                 <w:sz w:val="18"/>
                 <w:szCs w:val="18"/>
               </w:rPr>
-              <w:t>&lt; 1 µs</w:t>
+              <w:t>0.231 µs</w:t>
             </w:r>
           </w:p>
         </w:tc>
@@ -9453,7 +11433,7 @@
                 <w:sz w:val="18"/>
                 <w:szCs w:val="18"/>
               </w:rPr>
-              <w:t>2 µs</w:t>
+              <w:t>0.260 µs</w:t>
             </w:r>
           </w:p>
         </w:tc>
@@ -9480,7 +11460,7 @@
                 <w:sz w:val="18"/>
                 <w:szCs w:val="18"/>
               </w:rPr>
-              <w:t>8 µs</w:t>
+              <w:t>1.644 µs</w:t>
             </w:r>
           </w:p>
         </w:tc>
@@ -9569,7 +11549,7 @@
                 <w:sz w:val="18"/>
                 <w:szCs w:val="18"/>
               </w:rPr>
-              <w:t>&lt; 1 µs</w:t>
+              <w:t>0.250 µs</w:t>
             </w:r>
           </w:p>
         </w:tc>
@@ -9596,7 +11576,7 @@
                 <w:sz w:val="18"/>
                 <w:szCs w:val="18"/>
               </w:rPr>
-              <w:t>&lt; 1 µs</w:t>
+              <w:t>0.180 µs</w:t>
             </w:r>
           </w:p>
         </w:tc>
@@ -9623,7 +11603,7 @@
                 <w:sz w:val="18"/>
                 <w:szCs w:val="18"/>
               </w:rPr>
-              <w:t>2 µs</w:t>
+              <w:t>0.361 µs</w:t>
             </w:r>
           </w:p>
         </w:tc>
@@ -9650,7 +11630,7 @@
                 <w:sz w:val="18"/>
                 <w:szCs w:val="18"/>
               </w:rPr>
-              <w:t>7 µs</w:t>
+              <w:t>1.623 µs</w:t>
             </w:r>
           </w:p>
         </w:tc>
@@ -9773,7 +11753,7 @@
                 <w:sz w:val="18"/>
                 <w:szCs w:val="18"/>
               </w:rPr>
-              <w:t>3 µs</w:t>
+              <w:t>0.461 µs</w:t>
             </w:r>
           </w:p>
         </w:tc>
@@ -9800,7 +11780,7 @@
                 <w:sz w:val="18"/>
                 <w:szCs w:val="18"/>
               </w:rPr>
-              <w:t>9 µs</w:t>
+              <w:t>0.471 µs</w:t>
             </w:r>
           </w:p>
         </w:tc>
@@ -9827,7 +11807,7 @@
                 <w:sz w:val="18"/>
                 <w:szCs w:val="18"/>
               </w:rPr>
-              <w:t>18 µs</w:t>
+              <w:t>1.112 µs</w:t>
             </w:r>
           </w:p>
         </w:tc>
@@ -9854,7 +11834,7 @@
                 <w:sz w:val="18"/>
                 <w:szCs w:val="18"/>
               </w:rPr>
-              <w:t>210 µs</w:t>
+              <w:t>3.317 µs</w:t>
             </w:r>
           </w:p>
         </w:tc>
@@ -9889,6 +11869,7 @@
                 <w:sz w:val="18"/>
                 <w:szCs w:val="18"/>
               </w:rPr>
+              <w:lastRenderedPageBreak/>
               <w:t>Bellman-Ford</w:t>
             </w:r>
           </w:p>
@@ -9943,7 +11924,7 @@
                 <w:sz w:val="18"/>
                 <w:szCs w:val="18"/>
               </w:rPr>
-              <w:t>8 µs</w:t>
+              <w:t>0.170 µs</w:t>
             </w:r>
           </w:p>
         </w:tc>
@@ -9970,7 +11951,7 @@
                 <w:sz w:val="18"/>
                 <w:szCs w:val="18"/>
               </w:rPr>
-              <w:t>35 µs</w:t>
+              <w:t>0.140 µs</w:t>
             </w:r>
           </w:p>
         </w:tc>
@@ -9997,7 +11978,7 @@
                 <w:sz w:val="18"/>
                 <w:szCs w:val="18"/>
               </w:rPr>
-              <w:t>120 µs</w:t>
+              <w:t>0.611 µs</w:t>
             </w:r>
           </w:p>
         </w:tc>
@@ -10024,7 +12005,7 @@
                 <w:sz w:val="18"/>
                 <w:szCs w:val="18"/>
               </w:rPr>
-              <w:t>2800 µs</w:t>
+              <w:t>1.644 µs</w:t>
             </w:r>
           </w:p>
         </w:tc>
@@ -10122,7 +12103,7 @@
                 <w:sz w:val="18"/>
                 <w:szCs w:val="18"/>
               </w:rPr>
-              <w:t>2 µs</w:t>
+              <w:t>0.541 µs</w:t>
             </w:r>
           </w:p>
         </w:tc>
@@ -10149,7 +12130,7 @@
                 <w:sz w:val="18"/>
                 <w:szCs w:val="18"/>
               </w:rPr>
-              <w:t>7 µs</w:t>
+              <w:t>1.172 µs</w:t>
             </w:r>
           </w:p>
         </w:tc>
@@ -10176,7 +12157,7 @@
                 <w:sz w:val="18"/>
                 <w:szCs w:val="18"/>
               </w:rPr>
-              <w:t>15 µs</w:t>
+              <w:t>2.194 µs</w:t>
             </w:r>
           </w:p>
         </w:tc>
@@ -10203,7 +12184,7 @@
                 <w:sz w:val="18"/>
                 <w:szCs w:val="18"/>
               </w:rPr>
-              <w:t>175 µs</w:t>
+              <w:t>50.466 µs</w:t>
             </w:r>
           </w:p>
         </w:tc>
@@ -10219,8 +12200,14 @@
         <w:spacing w:after="120"/>
       </w:pPr>
       <w:r>
-        <w:t xml:space="preserve">Results were measured using C++ </w:t>
-      </w:r>
+        <w:t>Results were measured using C++</w:t>
+      </w:r>
+    </w:p>
+    <w:p>
+      <w:pPr>
+        <w:spacing w:after="120"/>
+        <w:ind w:firstLine="720"/>
+      </w:pPr>
       <w:proofErr w:type="gramStart"/>
       <w:r>
         <w:t>chrono::</w:t>
@@ -10232,13 +12219,65 @@
       </w:r>
       <w:proofErr w:type="spellEnd"/>
       <w:r>
-        <w:t xml:space="preserve"> on a 20-router directed graph with 33 edges. As expected, BFS and DFS are fastest due to their O(V+E) linear complexity. Dijkstra is slower than Bellman-Ford on our small dataset due to heap overhead, but Dijkstra scales much better on larger graphs.</w:t>
+        <w:t xml:space="preserve"> </w:t>
       </w:r>
     </w:p>
     <w:p>
       <w:pPr>
         <w:spacing w:after="120"/>
       </w:pPr>
+      <w:r>
+        <w:t>on a 20-router directed graph with 33 edges. As expected, BFS and DFS are fastest due to their O(V+E) linear complexity.</w:t>
+      </w:r>
+    </w:p>
+    <w:p>
+      <w:pPr>
+        <w:spacing w:after="120"/>
+      </w:pPr>
+    </w:p>
+    <w:p>
+      <w:pPr>
+        <w:pStyle w:val="ListParagraph"/>
+        <w:numPr>
+          <w:ilvl w:val="0"/>
+          <w:numId w:val="12"/>
+        </w:numPr>
+        <w:spacing w:after="120"/>
+      </w:pPr>
+      <w:r>
+        <w:t xml:space="preserve">All algorithms perform efficiently at this scale, with BFS/DFS being fastest. </w:t>
+      </w:r>
+    </w:p>
+    <w:p>
+      <w:pPr>
+        <w:pStyle w:val="ListParagraph"/>
+        <w:numPr>
+          <w:ilvl w:val="0"/>
+          <w:numId w:val="12"/>
+        </w:numPr>
+        <w:spacing w:after="120"/>
+      </w:pPr>
+      <w:r>
+        <w:t xml:space="preserve">Kruskal shows noticeable growth on dense graphs due to sorting overhead. </w:t>
+      </w:r>
+    </w:p>
+    <w:p>
+      <w:pPr>
+        <w:pStyle w:val="ListParagraph"/>
+        <w:numPr>
+          <w:ilvl w:val="0"/>
+          <w:numId w:val="12"/>
+        </w:numPr>
+        <w:spacing w:after="120"/>
+      </w:pPr>
+      <w:r>
+        <w:t>Differences between Dijkstra and Bellman-Ford are minimal at this graph size.</w:t>
+      </w:r>
+    </w:p>
+    <w:p>
+      <w:pPr>
+        <w:spacing w:after="120"/>
+      </w:pPr>
     </w:p>
     <w:p>
       <w:pPr>
@@ -10253,15 +12292,39 @@
         <w:spacing w:after="120"/>
       </w:pPr>
       <w:r>
-        <w:t>Our 20-router graph is moderately sparse (33 edges vs. maximum of 380 for a complete directed graph). On sparse graphs, Dijkstra significantly outperforms Bellman-Ford because fewer edge relaxations are needed. On dense graphs approaching E = V², Bellman-Ford's O(V×E) = O(V³) becomes prohibitive while Dijkstra's O((V+</w:t>
+        <w:t>Our 20-router graph is moderately sparse (33 edges vs. a maximum of 380 for a complete directed graph).</w:t>
+      </w:r>
+    </w:p>
+    <w:p>
+      <w:pPr>
+        <w:spacing w:after="120"/>
+      </w:pPr>
+      <w:r>
+        <w:t>For experimental analysis, larger graphs were generated in both sparse and dense configurations. The dense case approaches complete graph behavior, where the number of edges grows significantly relative to nodes.</w:t>
+      </w:r>
+    </w:p>
+    <w:p>
+      <w:pPr>
+        <w:spacing w:after="120"/>
+      </w:pPr>
+      <w:r>
+        <w:t xml:space="preserve">On sparse graphs, Dijkstra performs significantly better than Bellman-Ford since fewer edge relaxations are required. On dense graphs, Bellman-Ford becomes much slower due to its </w:t>
       </w:r>
       <w:proofErr w:type="gramStart"/>
       <w:r>
-        <w:t>E)log</w:t>
+        <w:t>O(</w:t>
       </w:r>
       <w:proofErr w:type="gramEnd"/>
       <w:r>
-        <w:t xml:space="preserve"> V) remains manageable.</w:t>
+        <w:t xml:space="preserve">V × E) complexity, while Dijkstra remains more efficient with </w:t>
+      </w:r>
+      <w:proofErr w:type="gramStart"/>
+      <w:r>
+        <w:t>O(</w:t>
+      </w:r>
+      <w:proofErr w:type="gramEnd"/>
+      <w:r>
+        <w:t>(V + E) log V).</w:t>
       </w:r>
     </w:p>
     <w:p>
@@ -10294,7 +12357,15 @@
         <w:spacing w:after="120"/>
       </w:pPr>
       <w:r>
-        <w:t xml:space="preserve">BFS and DFS are the fastest since they’re linear </w:t>
+        <w:t xml:space="preserve">BFS and DFS scale linearly with </w:t>
+      </w:r>
+      <w:proofErr w:type="gramStart"/>
+      <w:r>
+        <w:t>O(</w:t>
+      </w:r>
+      <w:proofErr w:type="gramEnd"/>
+      <w:r>
+        <w:t>V + E) and show minimal variation across densities</w:t>
       </w:r>
     </w:p>
     <w:p>
@@ -10306,7 +12377,10 @@
         <w:spacing w:after="120"/>
       </w:pPr>
       <w:r>
-        <w:t xml:space="preserve">Dijkstra scales much better than Bellman-Ford </w:t>
+        <w:t>Dijkstra scales much better than Bellman-Ford as graph size increases</w:t>
+      </w:r>
+      <w:r>
+        <w:t xml:space="preserve"> </w:t>
       </w:r>
     </w:p>
     <w:p>
@@ -10318,7 +12392,7 @@
         <w:spacing w:after="120"/>
       </w:pPr>
       <w:r>
-        <w:t xml:space="preserve">Bellman-Ford becomes very slow on dense graphs </w:t>
+        <w:t>Bellman-Ford becomes significantly slower on dense graphs</w:t>
       </w:r>
     </w:p>
     <w:p>
@@ -10330,13 +12404,16 @@
         <w:spacing w:after="120"/>
       </w:pPr>
       <w:r>
-        <w:t xml:space="preserve">Kruskal depends heavily on number of edges </w:t>
-      </w:r>
-    </w:p>
-    <w:p>
-      <w:pPr>
-        <w:spacing w:after="120"/>
-      </w:pPr>
+        <w:t xml:space="preserve">Kruskal’s performance depends on the number of edges and grows with </w:t>
+      </w:r>
+      <w:proofErr w:type="gramStart"/>
+      <w:r>
+        <w:t>O(</w:t>
+      </w:r>
+      <w:proofErr w:type="gramEnd"/>
+      <w:r>
+        <w:t>E log E)</w:t>
+      </w:r>
     </w:p>
     <w:p>
       <w:pPr>
@@ -10685,32 +12762,99 @@
       </w:r>
     </w:p>
     <w:p>
-      <w:pPr>
-        <w:spacing w:after="120"/>
-      </w:pPr>
-      <w:r>
-        <w:t xml:space="preserve">A notable finding from our experiment was that Dijkstra and Bellman-Ford produced identical shortest-path results on our dataset — confirming correctness of both implementations. The MST total weight (115 </w:t>
+      <w:r>
+        <w:t>A notable finding from our experiment was that Dijkstra and Bellman-Ford produced identical shortest-path distances on our dataset, confirming correctness of both implementations.</w:t>
+      </w:r>
+    </w:p>
+    <w:p/>
+    <w:p>
+      <w:r>
+        <w:t>The shortest path from R0 to R19 is:</w:t>
+      </w:r>
+      <w:r>
+        <w:t xml:space="preserve"> </w:t>
+      </w:r>
+      <w:r>
+        <w:rPr>
+          <w:b/>
+          <w:bCs/>
+        </w:rPr>
+        <w:t xml:space="preserve">R0 → R1 → R4 → R9 → R15 → R19 = 49 </w:t>
       </w:r>
       <w:proofErr w:type="spellStart"/>
       <w:r>
+        <w:rPr>
+          <w:b/>
+          <w:bCs/>
+        </w:rPr>
         <w:t>ms</w:t>
       </w:r>
       <w:proofErr w:type="spellEnd"/>
-      <w:r>
-        <w:t xml:space="preserve">) was substantially less than any individual long path (e.g., R0 → R3 → R7 → R11 → R16 → R19 = 49 </w:t>
+    </w:p>
+    <w:p>
+      <w:pPr>
+        <w:rPr>
+          <w:b/>
+          <w:bCs/>
+        </w:rPr>
+      </w:pPr>
+    </w:p>
+    <w:p>
+      <w:r>
+        <w:t xml:space="preserve">The Minimum Spanning Tree contains </w:t>
+      </w:r>
+      <w:r>
+        <w:rPr>
+          <w:b/>
+          <w:bCs/>
+        </w:rPr>
+        <w:t xml:space="preserve">19 edges with a total weight of 171 </w:t>
       </w:r>
       <w:proofErr w:type="spellStart"/>
       <w:r>
+        <w:rPr>
+          <w:b/>
+          <w:bCs/>
+        </w:rPr>
         <w:t>ms</w:t>
       </w:r>
       <w:proofErr w:type="spellEnd"/>
       <w:r>
-        <w:t xml:space="preserve"> by Dijkstra), demonstrating how the MST backbone minimizes total infrastructure cost while individual paths minimize per-packet latency — two distinct but complementary optimization goals.</w:t>
-      </w:r>
-    </w:p>
-    <w:p>
-      <w:r>
-        <w:br w:type="page"/>
+        <w:t>, representing the minimum-cost backbone required to connect all routers.</w:t>
+      </w:r>
+    </w:p>
+    <w:p/>
+    <w:p>
+      <w:r>
+        <w:t>This highlights the difference between the two optimization goals:</w:t>
+      </w:r>
+    </w:p>
+    <w:p/>
+    <w:p>
+      <w:pPr>
+        <w:pStyle w:val="ListParagraph"/>
+        <w:numPr>
+          <w:ilvl w:val="0"/>
+          <w:numId w:val="2"/>
+        </w:numPr>
+        <w:spacing w:after="60"/>
+      </w:pPr>
+      <w:r>
+        <w:lastRenderedPageBreak/>
+        <w:t>Shortest path minimizes latency for a single route</w:t>
+      </w:r>
+    </w:p>
+    <w:p>
+      <w:pPr>
+        <w:pStyle w:val="ListParagraph"/>
+        <w:numPr>
+          <w:ilvl w:val="0"/>
+          <w:numId w:val="2"/>
+        </w:numPr>
+        <w:spacing w:after="60"/>
+      </w:pPr>
+      <w:r>
+        <w:t>MST minimizes total infrastructure cost across the entire network</w:t>
       </w:r>
     </w:p>
     <w:p>
@@ -10718,7 +12862,6 @@
         <w:pStyle w:val="Heading1"/>
       </w:pPr>
       <w:r>
-        <w:lastRenderedPageBreak/>
         <w:t>8. Conclusion</w:t>
       </w:r>
     </w:p>
@@ -10822,8 +12965,8 @@
       </w:r>
     </w:p>
     <w:sectPr>
-      <w:headerReference w:type="default" r:id="rId8"/>
-      <w:footerReference w:type="default" r:id="rId9"/>
+      <w:headerReference w:type="default" r:id="rId15"/>
+      <w:footerReference w:type="default" r:id="rId16"/>
       <w:pgSz w:w="12240" w:h="15840"/>
       <w:pgMar w:top="1440" w:right="1440" w:bottom="1440" w:left="1440" w:header="708" w:footer="708" w:gutter="0"/>
       <w:cols w:space="720"/>
@@ -10973,7 +13116,39 @@
         <w:sz w:val="18"/>
         <w:szCs w:val="18"/>
       </w:rPr>
-      <w:t>Internet Router Network – Graph Algorithm Analysis | COT-4400</w:t>
+      <w:t>Internet Router Network – Graph Algorithm Analysis | COT</w:t>
+    </w:r>
+    <w:r>
+      <w:rPr>
+        <w:color w:val="555555"/>
+        <w:sz w:val="18"/>
+        <w:szCs w:val="18"/>
+      </w:rPr>
+      <w:t xml:space="preserve"> </w:t>
+    </w:r>
+    <w:r>
+      <w:rPr>
+        <w:color w:val="555555"/>
+        <w:sz w:val="18"/>
+        <w:szCs w:val="18"/>
+      </w:rPr>
+      <w:t>-</w:t>
+    </w:r>
+    <w:r>
+      <w:rPr>
+        <w:color w:val="555555"/>
+        <w:sz w:val="18"/>
+        <w:szCs w:val="18"/>
+      </w:rPr>
+      <w:t xml:space="preserve"> </w:t>
+    </w:r>
+    <w:r>
+      <w:rPr>
+        <w:color w:val="555555"/>
+        <w:sz w:val="18"/>
+        <w:szCs w:val="18"/>
+      </w:rPr>
+      <w:t>4400</w:t>
     </w:r>
   </w:p>
 </w:hdr>
@@ -13423,6 +15598,48 @@
       <w:szCs w:val="24"/>
     </w:rPr>
   </w:style>
+  <w:style w:type="paragraph" w:styleId="Header">
+    <w:name w:val="header"/>
+    <w:basedOn w:val="Normal"/>
+    <w:link w:val="HeaderChar"/>
+    <w:uiPriority w:val="99"/>
+    <w:unhideWhenUsed/>
+    <w:rsid w:val="001936AB"/>
+    <w:pPr>
+      <w:tabs>
+        <w:tab w:val="center" w:pos="4680"/>
+        <w:tab w:val="right" w:pos="9360"/>
+      </w:tabs>
+    </w:pPr>
+  </w:style>
+  <w:style w:type="character" w:customStyle="1" w:styleId="HeaderChar">
+    <w:name w:val="Header Char"/>
+    <w:basedOn w:val="DefaultParagraphFont"/>
+    <w:link w:val="Header"/>
+    <w:uiPriority w:val="99"/>
+    <w:rsid w:val="001936AB"/>
+  </w:style>
+  <w:style w:type="paragraph" w:styleId="Footer">
+    <w:name w:val="footer"/>
+    <w:basedOn w:val="Normal"/>
+    <w:link w:val="FooterChar"/>
+    <w:uiPriority w:val="99"/>
+    <w:unhideWhenUsed/>
+    <w:rsid w:val="001936AB"/>
+    <w:pPr>
+      <w:tabs>
+        <w:tab w:val="center" w:pos="4680"/>
+        <w:tab w:val="right" w:pos="9360"/>
+      </w:tabs>
+    </w:pPr>
+  </w:style>
+  <w:style w:type="character" w:customStyle="1" w:styleId="FooterChar">
+    <w:name w:val="Footer Char"/>
+    <w:basedOn w:val="DefaultParagraphFont"/>
+    <w:link w:val="Footer"/>
+    <w:uiPriority w:val="99"/>
+    <w:rsid w:val="001936AB"/>
+  </w:style>
 </w:styles>
 </file>
 
